--- a/KlycyaSilva-2026558.docx
+++ b/KlycyaSilva-2026558.docx
@@ -2,6 +2,67 @@
 <file path=word/document.xml><?xml version="1.0" encoding="utf-8"?>
 <w:document xmlns:wpc="http://schemas.microsoft.com/office/word/2010/wordprocessingCanvas" xmlns:cx="http://schemas.microsoft.com/office/drawing/2014/chartex" xmlns:cx1="http://schemas.microsoft.com/office/drawing/2015/9/8/chartex" xmlns:cx2="http://schemas.microsoft.com/office/drawing/2015/10/21/chartex" xmlns:cx3="http://schemas.microsoft.com/office/drawing/2016/5/9/chartex" xmlns:cx4="http://schemas.microsoft.com/office/drawing/2016/5/10/chartex" xmlns:cx5="http://schemas.microsoft.com/office/drawing/2016/5/11/chartex" xmlns:cx6="http://schemas.microsoft.com/office/drawing/2016/5/12/chartex" xmlns:cx7="http://schemas.microsoft.com/office/drawing/2016/5/13/chartex" xmlns:cx8="http://schemas.microsoft.com/office/drawing/2016/5/14/chartex" xmlns:mc="http://schemas.openxmlformats.org/markup-compatibility/2006" xmlns:aink="http://schemas.microsoft.com/office/drawing/2016/ink" xmlns:am3d="http://schemas.microsoft.com/office/drawing/2017/model3d" xmlns:o="urn:schemas-microsoft-com:office:office" xmlns:oel="http://schemas.microsoft.com/office/2019/extlst" xmlns:r="http://schemas.openxmlformats.org/officeDocument/2006/relationships" xmlns:m="http://schemas.openxmlformats.org/officeDocument/2006/math" xmlns:v="urn:schemas-microsoft-com:vml" xmlns:wp14="http://schemas.microsoft.com/office/word/2010/wordprocessingDrawing" xmlns:wp="http://schemas.openxmlformats.org/drawingml/2006/wordprocessingDrawing" xmlns:w10="urn:schemas-microsoft-com:office:word" xmlns:w="http://schemas.openxmlformats.org/wordprocessingml/2006/main" xmlns:w14="http://schemas.microsoft.com/office/word/2010/wordml" xmlns:w15="http://schemas.microsoft.com/office/word/2012/wordml" xmlns:w16cex="http://schemas.microsoft.com/office/word/2018/wordml/cex" xmlns:w16cid="http://schemas.microsoft.com/office/word/2016/wordml/cid" xmlns:w16="http://schemas.microsoft.com/office/word/2018/wordml" xmlns:w16sdtdh="http://schemas.microsoft.com/office/word/2020/wordml/sdtdatahash" xmlns:w16se="http://schemas.microsoft.com/office/word/2015/wordml/symex" xmlns:wpg="http://schemas.microsoft.com/office/word/2010/wordprocessingGroup" xmlns:wpi="http://schemas.microsoft.com/office/word/2010/wordprocessingInk" xmlns:wne="http://schemas.microsoft.com/office/word/2006/wordml" xmlns:wps="http://schemas.microsoft.com/office/word/2010/wordprocessingShape" mc:Ignorable="w14 w15 w16se w16cid w16 w16cex w16sdtdh wp14">
   <w:body>
+    <w:p>
+      <w:pPr>
+        <w:rPr>
+          <w:b/>
+          <w:bCs/>
+          <w:color w:val="156082" w:themeColor="accent1"/>
+          <w:sz w:val="36"/>
+          <w:szCs w:val="36"/>
+        </w:rPr>
+      </w:pPr>
+      <w:r>
+        <w:rPr>
+          <w:b/>
+          <w:bCs/>
+          <w:color w:val="156082" w:themeColor="accent1"/>
+          <w:sz w:val="36"/>
+          <w:szCs w:val="36"/>
+        </w:rPr>
+        <w:t xml:space="preserve">                                                                   </w:t>
+      </w:r>
+      <w:r>
+        <w:rPr>
+          <w:noProof/>
+        </w:rPr>
+        <w:drawing>
+          <wp:inline distT="0" distB="0" distL="0" distR="0" wp14:anchorId="2BA6F50D" wp14:editId="3F13D07C">
+            <wp:extent cx="2206625" cy="762000"/>
+            <wp:effectExtent l="0" t="0" r="3175" b="0"/>
+            <wp:docPr id="1728545883" name="image1.png" descr="A logo for college computing&#10;&#10;Description automatically generated"/>
+            <wp:cNvGraphicFramePr/>
+            <a:graphic xmlns:a="http://schemas.openxmlformats.org/drawingml/2006/main">
+              <a:graphicData uri="http://schemas.openxmlformats.org/drawingml/2006/picture">
+                <pic:pic xmlns:pic="http://schemas.openxmlformats.org/drawingml/2006/picture">
+                  <pic:nvPicPr>
+                    <pic:cNvPr id="1728545883" name="image1.png" descr="A logo for college computing&#10;&#10;Description automatically generated"/>
+                    <pic:cNvPicPr/>
+                  </pic:nvPicPr>
+                  <pic:blipFill>
+                    <a:blip r:embed="rId12"/>
+                    <a:srcRect/>
+                    <a:stretch>
+                      <a:fillRect/>
+                    </a:stretch>
+                  </pic:blipFill>
+                  <pic:spPr>
+                    <a:xfrm>
+                      <a:off x="0" y="0"/>
+                      <a:ext cx="2206625" cy="762000"/>
+                    </a:xfrm>
+                    <a:prstGeom prst="rect">
+                      <a:avLst/>
+                    </a:prstGeom>
+                    <a:ln/>
+                  </pic:spPr>
+                </pic:pic>
+              </a:graphicData>
+            </a:graphic>
+          </wp:inline>
+        </w:drawing>
+      </w:r>
+    </w:p>
     <w:p>
       <w:pPr>
         <w:rPr>
@@ -221,7 +282,27 @@
           <w:sz w:val="36"/>
           <w:szCs w:val="36"/>
         </w:rPr>
-        <w:t xml:space="preserve">            </w:t>
+        <w:t xml:space="preserve">        </w:t>
+      </w:r>
+      <w:r>
+        <w:rPr>
+          <w:b/>
+          <w:bCs/>
+          <w:color w:val="156082" w:themeColor="accent1"/>
+          <w:sz w:val="36"/>
+          <w:szCs w:val="36"/>
+        </w:rPr>
+        <w:t xml:space="preserve">    </w:t>
+      </w:r>
+      <w:r>
+        <w:rPr>
+          <w:b/>
+          <w:bCs/>
+          <w:color w:val="156082" w:themeColor="accent1"/>
+          <w:sz w:val="36"/>
+          <w:szCs w:val="36"/>
+        </w:rPr>
+        <w:t xml:space="preserve">    </w:t>
       </w:r>
     </w:p>
     <w:tbl>
@@ -282,8 +363,29 @@
                 <w:sz w:val="32"/>
                 <w:szCs w:val="32"/>
               </w:rPr>
-              <w:t xml:space="preserve">    </w:t>
-            </w:r>
+              <w:t xml:space="preserve">  </w:t>
+            </w:r>
+          </w:p>
+        </w:tc>
+        <w:tc>
+          <w:tcPr>
+            <w:tcW w:w="5759" w:type="dxa"/>
+            <w:tcBorders>
+              <w:top w:val="nil"/>
+              <w:left w:val="nil"/>
+              <w:bottom w:val="nil"/>
+              <w:right w:val="nil"/>
+            </w:tcBorders>
+          </w:tcPr>
+          <w:p>
+            <w:pPr>
+              <w:spacing w:line="480" w:lineRule="auto"/>
+              <w:rPr>
+                <w:color w:val="000000"/>
+                <w:sz w:val="32"/>
+                <w:szCs w:val="32"/>
+              </w:rPr>
+            </w:pPr>
             <w:r>
               <w:rPr>
                 <w:i/>
@@ -293,27 +395,6 @@
               </w:rPr>
               <w:t>Klycya Silva</w:t>
             </w:r>
-          </w:p>
-        </w:tc>
-        <w:tc>
-          <w:tcPr>
-            <w:tcW w:w="5759" w:type="dxa"/>
-            <w:tcBorders>
-              <w:top w:val="nil"/>
-              <w:left w:val="nil"/>
-              <w:bottom w:val="nil"/>
-              <w:right w:val="nil"/>
-            </w:tcBorders>
-          </w:tcPr>
-          <w:p>
-            <w:pPr>
-              <w:spacing w:line="480" w:lineRule="auto"/>
-              <w:rPr>
-                <w:color w:val="000000"/>
-                <w:sz w:val="32"/>
-                <w:szCs w:val="32"/>
-              </w:rPr>
-            </w:pPr>
           </w:p>
         </w:tc>
       </w:tr>
@@ -344,9 +425,25 @@
               <w:t>Student Number</w:t>
             </w:r>
           </w:p>
+        </w:tc>
+        <w:tc>
+          <w:tcPr>
+            <w:tcW w:w="5759" w:type="dxa"/>
+            <w:tcBorders>
+              <w:top w:val="nil"/>
+              <w:left w:val="nil"/>
+              <w:bottom w:val="nil"/>
+              <w:right w:val="nil"/>
+            </w:tcBorders>
+          </w:tcPr>
           <w:p>
             <w:pPr>
               <w:spacing w:line="480" w:lineRule="auto"/>
+              <w:rPr>
+                <w:color w:val="000000"/>
+                <w:sz w:val="32"/>
+                <w:szCs w:val="32"/>
+              </w:rPr>
             </w:pPr>
             <w:r>
               <w:rPr>
@@ -359,27 +456,6 @@
             </w:r>
           </w:p>
         </w:tc>
-        <w:tc>
-          <w:tcPr>
-            <w:tcW w:w="5759" w:type="dxa"/>
-            <w:tcBorders>
-              <w:top w:val="nil"/>
-              <w:left w:val="nil"/>
-              <w:bottom w:val="nil"/>
-              <w:right w:val="nil"/>
-            </w:tcBorders>
-          </w:tcPr>
-          <w:p>
-            <w:pPr>
-              <w:spacing w:line="480" w:lineRule="auto"/>
-              <w:rPr>
-                <w:color w:val="000000"/>
-                <w:sz w:val="32"/>
-                <w:szCs w:val="32"/>
-              </w:rPr>
-            </w:pPr>
-          </w:p>
-        </w:tc>
       </w:tr>
       <w:tr>
         <w:tc>
@@ -397,7 +473,6 @@
             <w:pPr>
               <w:spacing w:line="480" w:lineRule="auto"/>
               <w:rPr>
-                <w:ins w:id="0" w:author="naomie mboma" w:date="2026-04-19T22:07:00Z"/>
                 <w:i/>
                 <w:color w:val="156082"/>
                 <w:sz w:val="32"/>
@@ -415,9 +490,52 @@
               <w:t>Module Title</w:t>
             </w:r>
           </w:p>
+        </w:tc>
+        <w:tc>
+          <w:tcPr>
+            <w:tcW w:w="5759" w:type="dxa"/>
+            <w:tcBorders>
+              <w:top w:val="nil"/>
+              <w:left w:val="nil"/>
+              <w:bottom w:val="nil"/>
+              <w:right w:val="nil"/>
+            </w:tcBorders>
+          </w:tcPr>
           <w:p>
             <w:pPr>
               <w:spacing w:line="480" w:lineRule="auto"/>
+              <w:rPr>
+                <w:color w:val="000000"/>
+                <w:sz w:val="32"/>
+                <w:szCs w:val="32"/>
+              </w:rPr>
+            </w:pPr>
+            <w:r>
+              <w:rPr>
+                <w:i/>
+                <w:iCs/>
+                <w:sz w:val="32"/>
+                <w:szCs w:val="32"/>
+              </w:rPr>
+              <w:t>Strategic</w:t>
+            </w:r>
+            <w:r>
+              <w:rPr>
+                <w:sz w:val="32"/>
+                <w:szCs w:val="32"/>
+              </w:rPr>
+              <w:t xml:space="preserve"> </w:t>
+            </w:r>
+            <w:r>
+              <w:rPr>
+                <w:i/>
+                <w:iCs/>
+                <w:sz w:val="32"/>
+                <w:szCs w:val="32"/>
+              </w:rPr>
+              <w:t xml:space="preserve">Thinking  </w:t>
+            </w:r>
+            <w:r>
               <w:rPr>
                 <w:i/>
                 <w:iCs/>
@@ -425,18 +543,22 @@
                 <w:sz w:val="32"/>
                 <w:szCs w:val="32"/>
               </w:rPr>
-            </w:pPr>
+              <w:t xml:space="preserve"> </w:t>
+            </w:r>
             <w:r>
               <w:rPr>
                 <w:i/>
                 <w:iCs/>
+                <w:color w:val="83CAEB" w:themeColor="accent1" w:themeTint="66"/>
                 <w:sz w:val="32"/>
                 <w:szCs w:val="32"/>
               </w:rPr>
-              <w:t>Strategic</w:t>
-            </w:r>
-            <w:r>
-              <w:rPr>
+              <w:t xml:space="preserve"> </w:t>
+            </w:r>
+            <w:r>
+              <w:rPr>
+                <w:rFonts w:ascii="Arial" w:eastAsia="Arial" w:hAnsi="Arial" w:cs="Arial"/>
+                <w:color w:val="83CAEB" w:themeColor="accent1" w:themeTint="66"/>
                 <w:sz w:val="32"/>
                 <w:szCs w:val="32"/>
               </w:rPr>
@@ -444,23 +566,32 @@
             </w:r>
             <w:r>
               <w:rPr>
-                <w:i/>
-                <w:iCs/>
                 <w:sz w:val="32"/>
                 <w:szCs w:val="32"/>
               </w:rPr>
-              <w:t>Thinking</w:t>
-            </w:r>
-            <w:r>
-              <w:rPr>
-                <w:i/>
-                <w:iCs/>
-                <w:sz w:val="32"/>
-                <w:szCs w:val="32"/>
-              </w:rPr>
-              <w:t xml:space="preserve">  </w:t>
-            </w:r>
-            <w:r>
+              <w:t xml:space="preserve"> </w:t>
+            </w:r>
+          </w:p>
+        </w:tc>
+      </w:tr>
+      <w:tr>
+        <w:trPr>
+          <w:trHeight w:val="432"/>
+        </w:trPr>
+        <w:tc>
+          <w:tcPr>
+            <w:tcW w:w="3312" w:type="dxa"/>
+            <w:tcBorders>
+              <w:top w:val="nil"/>
+              <w:left w:val="nil"/>
+              <w:bottom w:val="nil"/>
+              <w:right w:val="nil"/>
+            </w:tcBorders>
+            <w:hideMark/>
+          </w:tcPr>
+          <w:p>
+            <w:pPr>
+              <w:spacing w:line="480" w:lineRule="auto"/>
               <w:rPr>
                 <w:i/>
                 <w:iCs/>
@@ -468,76 +599,8 @@
                 <w:sz w:val="32"/>
                 <w:szCs w:val="32"/>
               </w:rPr>
-              <w:t xml:space="preserve"> </w:t>
-            </w:r>
-            <w:r>
-              <w:rPr>
-                <w:i/>
-                <w:iCs/>
-                <w:color w:val="83CAEB" w:themeColor="accent1" w:themeTint="66"/>
-                <w:sz w:val="32"/>
-                <w:szCs w:val="32"/>
-              </w:rPr>
-              <w:t xml:space="preserve"> </w:t>
-            </w:r>
-            <w:r>
-              <w:rPr>
-                <w:rFonts w:ascii="Arial" w:eastAsia="Arial" w:hAnsi="Arial" w:cs="Arial"/>
-                <w:color w:val="83CAEB" w:themeColor="accent1" w:themeTint="66"/>
-                <w:sz w:val="32"/>
-                <w:szCs w:val="32"/>
-              </w:rPr>
-              <w:t xml:space="preserve"> </w:t>
-            </w:r>
-            <w:r>
-              <w:rPr>
-                <w:sz w:val="32"/>
-                <w:szCs w:val="32"/>
-              </w:rPr>
-              <w:t xml:space="preserve"> </w:t>
-            </w:r>
-          </w:p>
-        </w:tc>
-        <w:tc>
-          <w:tcPr>
-            <w:tcW w:w="5759" w:type="dxa"/>
-            <w:tcBorders>
-              <w:top w:val="nil"/>
-              <w:left w:val="nil"/>
-              <w:bottom w:val="nil"/>
-              <w:right w:val="nil"/>
-            </w:tcBorders>
-          </w:tcPr>
-          <w:p>
-            <w:pPr>
-              <w:spacing w:line="480" w:lineRule="auto"/>
-              <w:rPr>
-                <w:color w:val="000000"/>
-                <w:sz w:val="32"/>
-                <w:szCs w:val="32"/>
-              </w:rPr>
-            </w:pPr>
-          </w:p>
-        </w:tc>
-      </w:tr>
-      <w:tr>
-        <w:trPr>
-          <w:trHeight w:val="432"/>
-        </w:trPr>
-        <w:tc>
-          <w:tcPr>
-            <w:tcW w:w="3312" w:type="dxa"/>
-            <w:tcBorders>
-              <w:top w:val="nil"/>
-              <w:left w:val="nil"/>
-              <w:bottom w:val="nil"/>
-              <w:right w:val="nil"/>
-            </w:tcBorders>
-            <w:hideMark/>
-          </w:tcPr>
-          <w:p>
-            <w:pPr>
-              <w:spacing w:line="480" w:lineRule="auto"/>
+            </w:pPr>
+            <w:r>
               <w:rPr>
                 <w:i/>
                 <w:iCs/>
@@ -545,7 +608,8 @@
                 <w:sz w:val="32"/>
                 <w:szCs w:val="32"/>
               </w:rPr>
-            </w:pPr>
+              <w:t>Assessment Title</w:t>
+            </w:r>
             <w:r>
               <w:rPr>
                 <w:i/>
@@ -554,8 +618,63 @@
                 <w:sz w:val="32"/>
                 <w:szCs w:val="32"/>
               </w:rPr>
-              <w:t>Assessment Title</w:t>
-            </w:r>
+              <w:t xml:space="preserve">   </w:t>
+            </w:r>
+          </w:p>
+        </w:tc>
+        <w:tc>
+          <w:tcPr>
+            <w:tcW w:w="5759" w:type="dxa"/>
+            <w:tcBorders>
+              <w:top w:val="nil"/>
+              <w:left w:val="nil"/>
+              <w:bottom w:val="nil"/>
+              <w:right w:val="nil"/>
+            </w:tcBorders>
+          </w:tcPr>
+          <w:p>
+            <w:pPr>
+              <w:spacing w:line="480" w:lineRule="auto"/>
+              <w:rPr>
+                <w:color w:val="000000"/>
+                <w:sz w:val="32"/>
+                <w:szCs w:val="32"/>
+              </w:rPr>
+            </w:pPr>
+            <w:r>
+              <w:rPr>
+                <w:i/>
+                <w:iCs/>
+                <w:sz w:val="32"/>
+                <w:szCs w:val="32"/>
+              </w:rPr>
+              <w:t>CA1–Capstone Project Proposal</w:t>
+            </w:r>
+          </w:p>
+        </w:tc>
+      </w:tr>
+      <w:tr>
+        <w:tc>
+          <w:tcPr>
+            <w:tcW w:w="3312" w:type="dxa"/>
+            <w:tcBorders>
+              <w:top w:val="nil"/>
+              <w:left w:val="nil"/>
+              <w:bottom w:val="nil"/>
+              <w:right w:val="nil"/>
+            </w:tcBorders>
+            <w:hideMark/>
+          </w:tcPr>
+          <w:p>
+            <w:pPr>
+              <w:spacing w:line="480" w:lineRule="auto"/>
+              <w:rPr>
+                <w:i/>
+                <w:color w:val="156082"/>
+                <w:sz w:val="32"/>
+                <w:szCs w:val="32"/>
+              </w:rPr>
+            </w:pPr>
             <w:r>
               <w:rPr>
                 <w:i/>
@@ -564,12 +683,37 @@
                 <w:sz w:val="32"/>
                 <w:szCs w:val="32"/>
               </w:rPr>
-              <w:t xml:space="preserve">   </w:t>
-            </w:r>
-          </w:p>
+              <w:t>Lecturer/Supervisor</w:t>
+            </w:r>
+            <w:r>
+              <w:rPr>
+                <w:i/>
+                <w:color w:val="156082"/>
+                <w:sz w:val="32"/>
+                <w:szCs w:val="32"/>
+              </w:rPr>
+              <w:t xml:space="preserve"> </w:t>
+            </w:r>
+          </w:p>
+        </w:tc>
+        <w:tc>
+          <w:tcPr>
+            <w:tcW w:w="5759" w:type="dxa"/>
+            <w:tcBorders>
+              <w:top w:val="nil"/>
+              <w:left w:val="nil"/>
+              <w:bottom w:val="nil"/>
+              <w:right w:val="nil"/>
+            </w:tcBorders>
+          </w:tcPr>
           <w:p>
             <w:pPr>
               <w:spacing w:line="480" w:lineRule="auto"/>
+              <w:rPr>
+                <w:color w:val="000000"/>
+                <w:sz w:val="32"/>
+                <w:szCs w:val="32"/>
+              </w:rPr>
             </w:pPr>
             <w:r>
               <w:rPr>
@@ -577,57 +721,10 @@
                 <w:iCs/>
                 <w:sz w:val="32"/>
                 <w:szCs w:val="32"/>
-              </w:rPr>
-              <w:t xml:space="preserve">CA1–Capstone </w:t>
-            </w:r>
-            <w:r>
-              <w:rPr>
-                <w:i/>
-                <w:iCs/>
-                <w:sz w:val="32"/>
-                <w:szCs w:val="32"/>
-              </w:rPr>
-              <w:t>Project</w:t>
-            </w:r>
-            <w:r>
-              <w:rPr>
-                <w:i/>
-                <w:iCs/>
-                <w:sz w:val="32"/>
-                <w:szCs w:val="32"/>
-              </w:rPr>
-              <w:t xml:space="preserve"> </w:t>
-            </w:r>
-            <w:r>
-              <w:rPr>
-                <w:i/>
-                <w:iCs/>
-                <w:sz w:val="32"/>
-                <w:szCs w:val="32"/>
-              </w:rPr>
-              <w:t>Proposal</w:t>
-            </w:r>
-          </w:p>
-        </w:tc>
-        <w:tc>
-          <w:tcPr>
-            <w:tcW w:w="5759" w:type="dxa"/>
-            <w:tcBorders>
-              <w:top w:val="nil"/>
-              <w:left w:val="nil"/>
-              <w:bottom w:val="nil"/>
-              <w:right w:val="nil"/>
-            </w:tcBorders>
-          </w:tcPr>
-          <w:p>
-            <w:pPr>
-              <w:spacing w:line="480" w:lineRule="auto"/>
-              <w:rPr>
-                <w:color w:val="000000"/>
-                <w:sz w:val="32"/>
-                <w:szCs w:val="32"/>
-              </w:rPr>
-            </w:pPr>
+                <w:lang w:val="fr-FR"/>
+              </w:rPr>
+              <w:t>Taufique Ahmed</w:t>
+            </w:r>
           </w:p>
         </w:tc>
       </w:tr>
@@ -654,6 +751,78 @@
               </w:rPr>
             </w:pPr>
             <w:r>
+              <w:rPr>
+                <w:i/>
+                <w:color w:val="156082"/>
+                <w:sz w:val="32"/>
+                <w:szCs w:val="32"/>
+              </w:rPr>
+              <w:t>Assessment Due Date</w:t>
+            </w:r>
+            <w:r>
+              <w:rPr>
+                <w:i/>
+                <w:color w:val="156082"/>
+                <w:sz w:val="32"/>
+                <w:szCs w:val="32"/>
+              </w:rPr>
+              <w:t xml:space="preserve"> </w:t>
+            </w:r>
+          </w:p>
+        </w:tc>
+        <w:tc>
+          <w:tcPr>
+            <w:tcW w:w="5759" w:type="dxa"/>
+            <w:tcBorders>
+              <w:top w:val="nil"/>
+              <w:left w:val="nil"/>
+              <w:bottom w:val="nil"/>
+              <w:right w:val="nil"/>
+            </w:tcBorders>
+          </w:tcPr>
+          <w:p>
+            <w:pPr>
+              <w:spacing w:line="480" w:lineRule="auto"/>
+              <w:rPr>
+                <w:color w:val="000000"/>
+                <w:sz w:val="32"/>
+                <w:szCs w:val="32"/>
+              </w:rPr>
+            </w:pPr>
+            <w:r>
+              <w:rPr>
+                <w:i/>
+                <w:sz w:val="32"/>
+                <w:szCs w:val="32"/>
+              </w:rPr>
+              <w:t>21</w:t>
+            </w:r>
+            <w:r>
+              <w:rPr>
+                <w:i/>
+                <w:sz w:val="32"/>
+                <w:szCs w:val="32"/>
+              </w:rPr>
+              <w:t>/09/2026</w:t>
+            </w:r>
+          </w:p>
+        </w:tc>
+      </w:tr>
+      <w:tr>
+        <w:tc>
+          <w:tcPr>
+            <w:tcW w:w="3312" w:type="dxa"/>
+            <w:tcBorders>
+              <w:top w:val="nil"/>
+              <w:left w:val="nil"/>
+              <w:bottom w:val="nil"/>
+              <w:right w:val="nil"/>
+            </w:tcBorders>
+            <w:hideMark/>
+          </w:tcPr>
+          <w:p>
+            <w:pPr>
+              <w:spacing w:line="480" w:lineRule="auto"/>
               <w:rPr>
                 <w:i/>
                 <w:iCs/>
@@ -661,143 +830,88 @@
                 <w:sz w:val="32"/>
                 <w:szCs w:val="32"/>
               </w:rPr>
-              <w:t>Lecturer/Supervisor</w:t>
-            </w:r>
+            </w:pPr>
             <w:r>
               <w:rPr>
                 <w:i/>
-                <w:color w:val="156082"/>
+                <w:iCs/>
+                <w:color w:val="156082" w:themeColor="accent1"/>
                 <w:sz w:val="32"/>
                 <w:szCs w:val="32"/>
               </w:rPr>
-              <w:t xml:space="preserve"> </w:t>
+              <w:t xml:space="preserve">Date of </w:t>
             </w:r>
             <w:r>
               <w:rPr>
                 <w:i/>
                 <w:iCs/>
+                <w:color w:val="156082" w:themeColor="accent1"/>
                 <w:sz w:val="32"/>
                 <w:szCs w:val="32"/>
-                <w:lang w:val="fr-FR"/>
-              </w:rPr>
-              <w:t>Taufique Ahmed</w:t>
-            </w:r>
-          </w:p>
-        </w:tc>
-        <w:tc>
-          <w:tcPr>
-            <w:tcW w:w="5759" w:type="dxa"/>
-            <w:tcBorders>
-              <w:top w:val="nil"/>
-              <w:left w:val="nil"/>
-              <w:bottom w:val="nil"/>
-              <w:right w:val="nil"/>
-            </w:tcBorders>
-          </w:tcPr>
+              </w:rPr>
+              <w:t xml:space="preserve">Submission </w:t>
+            </w:r>
+          </w:p>
           <w:p>
             <w:pPr>
               <w:spacing w:line="480" w:lineRule="auto"/>
               <w:rPr>
-                <w:color w:val="000000"/>
+                <w:i/>
+                <w:iCs/>
+                <w:color w:val="156082" w:themeColor="accent1"/>
                 <w:sz w:val="32"/>
                 <w:szCs w:val="32"/>
               </w:rPr>
             </w:pPr>
           </w:p>
-        </w:tc>
-      </w:tr>
-      <w:tr>
-        <w:tc>
-          <w:tcPr>
-            <w:tcW w:w="3312" w:type="dxa"/>
-            <w:tcBorders>
-              <w:top w:val="nil"/>
-              <w:left w:val="nil"/>
-              <w:bottom w:val="nil"/>
-              <w:right w:val="nil"/>
-            </w:tcBorders>
-            <w:hideMark/>
-          </w:tcPr>
           <w:p>
             <w:pPr>
               <w:spacing w:line="480" w:lineRule="auto"/>
               <w:rPr>
                 <w:i/>
-                <w:color w:val="156082"/>
+                <w:iCs/>
+                <w:color w:val="156082" w:themeColor="accent1"/>
                 <w:sz w:val="32"/>
                 <w:szCs w:val="32"/>
               </w:rPr>
             </w:pPr>
-            <w:r>
+          </w:p>
+          <w:p>
+            <w:pPr>
+              <w:spacing w:line="480" w:lineRule="auto"/>
               <w:rPr>
                 <w:i/>
-                <w:color w:val="156082"/>
+                <w:iCs/>
+                <w:color w:val="156082" w:themeColor="accent1"/>
                 <w:sz w:val="32"/>
                 <w:szCs w:val="32"/>
               </w:rPr>
-              <w:t>Assessment Due Date</w:t>
-            </w:r>
-            <w:r>
+            </w:pPr>
+          </w:p>
+          <w:p>
+            <w:pPr>
+              <w:spacing w:line="480" w:lineRule="auto"/>
               <w:rPr>
                 <w:i/>
-                <w:color w:val="156082"/>
+                <w:iCs/>
+                <w:color w:val="156082" w:themeColor="accent1"/>
                 <w:sz w:val="32"/>
                 <w:szCs w:val="32"/>
               </w:rPr>
-              <w:t xml:space="preserve"> </w:t>
-            </w:r>
-            <w:r>
+            </w:pPr>
+          </w:p>
+          <w:p>
+            <w:pPr>
+              <w:spacing w:line="480" w:lineRule="auto"/>
               <w:rPr>
                 <w:i/>
+                <w:iCs/>
+                <w:color w:val="156082" w:themeColor="accent1"/>
                 <w:sz w:val="32"/>
                 <w:szCs w:val="32"/>
               </w:rPr>
-              <w:t>21</w:t>
-            </w:r>
-            <w:r>
-              <w:rPr>
-                <w:i/>
-                <w:sz w:val="32"/>
-                <w:szCs w:val="32"/>
-              </w:rPr>
-              <w:t>/09/2026</w:t>
-            </w:r>
-          </w:p>
-        </w:tc>
-        <w:tc>
-          <w:tcPr>
-            <w:tcW w:w="5759" w:type="dxa"/>
-            <w:tcBorders>
-              <w:top w:val="nil"/>
-              <w:left w:val="nil"/>
-              <w:bottom w:val="nil"/>
-              <w:right w:val="nil"/>
-            </w:tcBorders>
-          </w:tcPr>
-          <w:p>
-            <w:pPr>
-              <w:spacing w:line="480" w:lineRule="auto"/>
-              <w:rPr>
-                <w:color w:val="000000"/>
-                <w:sz w:val="32"/>
-                <w:szCs w:val="32"/>
-              </w:rPr>
-            </w:pPr>
-          </w:p>
-        </w:tc>
-      </w:tr>
-      <w:tr>
-        <w:tc>
-          <w:tcPr>
-            <w:tcW w:w="3312" w:type="dxa"/>
-            <w:tcBorders>
-              <w:top w:val="nil"/>
-              <w:left w:val="nil"/>
-              <w:bottom w:val="nil"/>
-              <w:right w:val="nil"/>
-            </w:tcBorders>
-            <w:hideMark/>
-          </w:tcPr>
+            </w:pPr>
+          </w:p>
           <w:p>
             <w:pPr>
               <w:spacing w:line="480" w:lineRule="auto"/>
@@ -809,36 +923,37 @@
                 <w:szCs w:val="32"/>
               </w:rPr>
             </w:pPr>
+          </w:p>
+        </w:tc>
+        <w:tc>
+          <w:tcPr>
+            <w:tcW w:w="5759" w:type="dxa"/>
+            <w:tcBorders>
+              <w:top w:val="nil"/>
+              <w:left w:val="nil"/>
+              <w:bottom w:val="nil"/>
+              <w:right w:val="nil"/>
+            </w:tcBorders>
+          </w:tcPr>
+          <w:p>
+            <w:pPr>
+              <w:spacing w:line="480" w:lineRule="auto"/>
+              <w:rPr>
+                <w:color w:val="000000"/>
+                <w:sz w:val="32"/>
+                <w:szCs w:val="32"/>
+              </w:rPr>
+            </w:pPr>
             <w:r>
               <w:rPr>
                 <w:i/>
                 <w:iCs/>
-                <w:color w:val="156082" w:themeColor="accent1"/>
+                <w:color w:val="000000" w:themeColor="text1"/>
                 <w:sz w:val="32"/>
                 <w:szCs w:val="32"/>
               </w:rPr>
-              <w:t xml:space="preserve">Date of </w:t>
-            </w:r>
-            <w:proofErr w:type="gramStart"/>
-            <w:r>
-              <w:rPr>
-                <w:i/>
-                <w:iCs/>
-                <w:color w:val="156082" w:themeColor="accent1"/>
-                <w:sz w:val="32"/>
-                <w:szCs w:val="32"/>
-              </w:rPr>
-              <w:t>Submission</w:t>
-            </w:r>
-            <w:r>
-              <w:rPr>
-                <w:i/>
-                <w:iCs/>
-                <w:color w:val="156082" w:themeColor="accent1"/>
-                <w:sz w:val="32"/>
-                <w:szCs w:val="32"/>
-              </w:rPr>
-              <w:t xml:space="preserve">  </w:t>
+              <w:lastRenderedPageBreak/>
+              <w:t>23</w:t>
             </w:r>
             <w:r>
               <w:rPr>
@@ -847,39 +962,8 @@
                 <w:sz w:val="32"/>
                 <w:szCs w:val="32"/>
               </w:rPr>
-              <w:t>23</w:t>
-            </w:r>
-            <w:proofErr w:type="gramEnd"/>
-            <w:r>
-              <w:rPr>
-                <w:i/>
-                <w:iCs/>
-                <w:sz w:val="32"/>
-                <w:szCs w:val="32"/>
-              </w:rPr>
               <w:t>/10/2026</w:t>
             </w:r>
-          </w:p>
-        </w:tc>
-        <w:tc>
-          <w:tcPr>
-            <w:tcW w:w="5759" w:type="dxa"/>
-            <w:tcBorders>
-              <w:top w:val="nil"/>
-              <w:left w:val="nil"/>
-              <w:bottom w:val="nil"/>
-              <w:right w:val="nil"/>
-            </w:tcBorders>
-          </w:tcPr>
-          <w:p>
-            <w:pPr>
-              <w:spacing w:line="480" w:lineRule="auto"/>
-              <w:rPr>
-                <w:color w:val="000000"/>
-                <w:sz w:val="32"/>
-                <w:szCs w:val="32"/>
-              </w:rPr>
-            </w:pPr>
           </w:p>
         </w:tc>
       </w:tr>
@@ -900,7 +984,6 @@
           <w:sz w:val="32"/>
           <w:szCs w:val="32"/>
         </w:rPr>
-        <w:lastRenderedPageBreak/>
         <w:t>Use of AI Tools</w:t>
       </w:r>
     </w:p>
@@ -975,13 +1058,27 @@
         </w:rPr>
         <w:t xml:space="preserve">future publication. The IA have been </w:t>
       </w:r>
+      <w:r>
+        <w:rPr>
+          <w:sz w:val="28"/>
+          <w:szCs w:val="28"/>
+        </w:rPr>
+        <w:t>used</w:t>
+      </w:r>
+      <w:r>
+        <w:rPr>
+          <w:sz w:val="28"/>
+          <w:szCs w:val="28"/>
+        </w:rPr>
+        <w:t xml:space="preserve"> to </w:t>
+      </w:r>
       <w:proofErr w:type="gramStart"/>
       <w:r>
         <w:rPr>
           <w:sz w:val="28"/>
           <w:szCs w:val="28"/>
         </w:rPr>
-        <w:t>use</w:t>
+        <w:t>completed</w:t>
       </w:r>
       <w:proofErr w:type="gramEnd"/>
       <w:r>
@@ -989,7 +1086,21 @@
           <w:sz w:val="28"/>
           <w:szCs w:val="28"/>
         </w:rPr>
-        <w:t xml:space="preserve"> to completed the logic think about the proposal and help how better find the better way to prove the idea. </w:t>
+        <w:t xml:space="preserve"> the logic think about the proposal and help how </w:t>
+      </w:r>
+      <w:r>
+        <w:rPr>
+          <w:sz w:val="28"/>
+          <w:szCs w:val="28"/>
+        </w:rPr>
+        <w:t xml:space="preserve">to </w:t>
+      </w:r>
+      <w:r>
+        <w:rPr>
+          <w:sz w:val="28"/>
+          <w:szCs w:val="28"/>
+        </w:rPr>
+        <w:t xml:space="preserve">find the better way to prove the idea. </w:t>
       </w:r>
     </w:p>
     <w:p>
@@ -1050,7 +1161,25 @@
           <w:sz w:val="24"/>
           <w:szCs w:val="24"/>
         </w:rPr>
-        <w:t>Supply chain have been affected with f</w:t>
+        <w:t>Supply chain ha</w:t>
+      </w:r>
+      <w:r>
+        <w:rPr>
+          <w:rFonts w:ascii="Aptos" w:eastAsia="Aptos" w:hAnsi="Aptos" w:cs="Aptos"/>
+          <w:color w:val="000000" w:themeColor="text1"/>
+          <w:sz w:val="24"/>
+          <w:szCs w:val="24"/>
+        </w:rPr>
+        <w:t xml:space="preserve">s </w:t>
+      </w:r>
+      <w:r>
+        <w:rPr>
+          <w:rFonts w:ascii="Aptos" w:eastAsia="Aptos" w:hAnsi="Aptos" w:cs="Aptos"/>
+          <w:color w:val="000000" w:themeColor="text1"/>
+          <w:sz w:val="24"/>
+          <w:szCs w:val="24"/>
+        </w:rPr>
+        <w:t>been affected with f</w:t>
       </w:r>
       <w:r>
         <w:rPr>
@@ -1148,26 +1277,6 @@
         <w:t>Contents</w:t>
       </w:r>
     </w:p>
-    <w:p>
-      <w:pPr>
-        <w:keepNext/>
-        <w:keepLines/>
-        <w:pBdr>
-          <w:top w:val="nil"/>
-          <w:left w:val="nil"/>
-          <w:bottom w:val="nil"/>
-          <w:right w:val="nil"/>
-          <w:between w:val="nil"/>
-        </w:pBdr>
-        <w:spacing w:before="240" w:after="0" w:line="240" w:lineRule="auto"/>
-        <w:rPr>
-          <w:rFonts w:ascii="Play" w:eastAsia="Play" w:hAnsi="Play" w:cs="Play"/>
-          <w:color w:val="0F4761"/>
-          <w:sz w:val="32"/>
-          <w:szCs w:val="32"/>
-        </w:rPr>
-      </w:pPr>
-    </w:p>
     <w:sdt>
       <w:sdtPr>
         <w:rPr>
@@ -1195,12 +1304,6 @@
           <w:pPr>
             <w:pStyle w:val="TOCHeading"/>
           </w:pPr>
-          <w:r>
-            <w:rPr>
-              <w:lang w:val="en-GB"/>
-            </w:rPr>
-            <w:t>Contents</w:t>
-          </w:r>
         </w:p>
         <w:p>
           <w:pPr>
@@ -2116,7 +2219,7 @@
     <w:p>
       <w:pPr>
         <w:sectPr>
-          <w:footerReference w:type="default" r:id="rId12"/>
+          <w:footerReference w:type="default" r:id="rId13"/>
           <w:pgSz w:w="11906" w:h="16838"/>
           <w:pgMar w:top="1440" w:right="1440" w:bottom="1440" w:left="1440" w:header="708" w:footer="708" w:gutter="0"/>
           <w:cols w:space="720"/>
@@ -2128,12 +2231,12 @@
         <w:pStyle w:val="Heading1"/>
         <w:spacing w:after="0"/>
       </w:pPr>
-      <w:bookmarkStart w:id="1" w:name="_Toc243317719"/>
+      <w:bookmarkStart w:id="0" w:name="_Toc243317719"/>
       <w:r>
         <w:lastRenderedPageBreak/>
         <w:t>Introduction</w:t>
       </w:r>
-      <w:bookmarkEnd w:id="1"/>
+      <w:bookmarkEnd w:id="0"/>
     </w:p>
     <w:p>
       <w:pPr>
@@ -2212,7 +2315,7 @@
         <w:pStyle w:val="Heading1"/>
         <w:spacing w:before="0"/>
       </w:pPr>
-      <w:bookmarkStart w:id="2" w:name="_Toc243317720"/>
+      <w:bookmarkStart w:id="1" w:name="_Toc243317720"/>
       <w:r>
         <w:t xml:space="preserve">Problem </w:t>
       </w:r>
@@ -2222,7 +2325,7 @@
       <w:r>
         <w:t>efinition</w:t>
       </w:r>
-      <w:bookmarkEnd w:id="2"/>
+      <w:bookmarkEnd w:id="1"/>
       <w:r>
         <w:t xml:space="preserve"> </w:t>
       </w:r>
@@ -2251,11 +2354,11 @@
         <w:pStyle w:val="Heading1"/>
         <w:spacing w:before="0"/>
       </w:pPr>
-      <w:bookmarkStart w:id="3" w:name="_Toc243317721"/>
+      <w:bookmarkStart w:id="2" w:name="_Toc243317721"/>
       <w:r>
         <w:t>Aim and Objectives</w:t>
       </w:r>
-      <w:bookmarkEnd w:id="3"/>
+      <w:bookmarkEnd w:id="2"/>
     </w:p>
     <w:p>
       <w:pPr>
@@ -2280,11 +2383,11 @@
       <w:pPr>
         <w:pStyle w:val="Heading2"/>
       </w:pPr>
-      <w:bookmarkStart w:id="4" w:name="_Toc243317722"/>
+      <w:bookmarkStart w:id="3" w:name="_Toc243317722"/>
       <w:r>
         <w:t>Specific Objectives</w:t>
       </w:r>
-      <w:bookmarkEnd w:id="4"/>
+      <w:bookmarkEnd w:id="3"/>
     </w:p>
     <w:p/>
     <w:p>
@@ -2391,12 +2494,12 @@
         <w:pStyle w:val="Heading1"/>
         <w:spacing w:before="0"/>
       </w:pPr>
-      <w:bookmarkStart w:id="5" w:name="_Toc243317723"/>
+      <w:bookmarkStart w:id="4" w:name="_Toc243317723"/>
       <w:r>
         <w:lastRenderedPageBreak/>
         <w:t>Scope</w:t>
       </w:r>
-      <w:bookmarkEnd w:id="5"/>
+      <w:bookmarkEnd w:id="4"/>
     </w:p>
     <w:p>
       <w:pPr>
@@ -2471,11 +2574,11 @@
         <w:pStyle w:val="Heading1"/>
         <w:spacing w:before="0"/>
       </w:pPr>
-      <w:bookmarkStart w:id="6" w:name="_Toc243317724"/>
+      <w:bookmarkStart w:id="5" w:name="_Toc243317724"/>
       <w:r>
         <w:t>Methodology</w:t>
       </w:r>
-      <w:bookmarkEnd w:id="6"/>
+      <w:bookmarkEnd w:id="5"/>
     </w:p>
     <w:p>
       <w:pPr>
@@ -2718,11 +2821,11 @@
         <w:pStyle w:val="Heading1"/>
         <w:spacing w:before="0"/>
       </w:pPr>
-      <w:bookmarkStart w:id="7" w:name="_Toc243317725"/>
+      <w:bookmarkStart w:id="6" w:name="_Toc243317725"/>
       <w:r>
         <w:t>Data Sources</w:t>
       </w:r>
-      <w:bookmarkEnd w:id="7"/>
+      <w:bookmarkEnd w:id="6"/>
       <w:r>
         <w:t xml:space="preserve"> </w:t>
       </w:r>
@@ -2793,12 +2896,12 @@
         <w:pStyle w:val="Heading1"/>
         <w:spacing w:before="0"/>
       </w:pPr>
-      <w:bookmarkStart w:id="8" w:name="_Toc243317726"/>
+      <w:bookmarkStart w:id="7" w:name="_Toc243317726"/>
       <w:r>
         <w:lastRenderedPageBreak/>
         <w:t>Expected Deliverables</w:t>
       </w:r>
-      <w:bookmarkEnd w:id="8"/>
+      <w:bookmarkEnd w:id="7"/>
     </w:p>
     <w:p>
       <w:pPr>
@@ -2845,14 +2948,14 @@
         <w:pStyle w:val="Heading1"/>
         <w:spacing w:before="0"/>
       </w:pPr>
-      <w:bookmarkStart w:id="9" w:name="_Toc243317727"/>
+      <w:bookmarkStart w:id="8" w:name="_Toc243317727"/>
       <w:r>
         <w:t xml:space="preserve">Project Timeline using </w:t>
       </w:r>
       <w:r>
         <w:t>Gantt Chart</w:t>
       </w:r>
-      <w:bookmarkEnd w:id="9"/>
+      <w:bookmarkEnd w:id="8"/>
     </w:p>
     <w:p>
       <w:pPr>
@@ -11221,25 +11324,44 @@
     </w:p>
     <w:p>
       <w:pPr>
+        <w:pStyle w:val="Heading1"/>
+        <w:spacing w:before="0"/>
+      </w:pPr>
+      <w:r>
+        <w:t>Ethical and Legal Considerations</w:t>
+      </w:r>
+    </w:p>
+    <w:p>
+      <w:pPr>
+        <w:rPr>
+          <w:rFonts w:ascii="Arial" w:eastAsia="Arial" w:hAnsi="Arial" w:cs="Arial"/>
+          <w:color w:val="000000" w:themeColor="text1"/>
+          <w:sz w:val="16"/>
+          <w:szCs w:val="16"/>
+        </w:rPr>
+      </w:pPr>
+    </w:p>
+    <w:p>
+      <w:pPr>
         <w:spacing w:before="240" w:after="240"/>
         <w:rPr>
           <w:rFonts w:ascii="Aptos" w:eastAsia="Aptos" w:hAnsi="Aptos" w:cs="Aptos"/>
           <w:color w:val="000000" w:themeColor="text1"/>
           <w:sz w:val="24"/>
           <w:szCs w:val="24"/>
-        </w:rPr>
-      </w:pPr>
-    </w:p>
-    <w:p>
-      <w:pPr>
-        <w:spacing w:before="240" w:after="240"/>
+          <w:lang w:val="en-US"/>
+        </w:rPr>
+      </w:pPr>
+      <w:r>
         <w:rPr>
           <w:rFonts w:ascii="Aptos" w:eastAsia="Aptos" w:hAnsi="Aptos" w:cs="Aptos"/>
           <w:color w:val="000000" w:themeColor="text1"/>
           <w:sz w:val="24"/>
           <w:szCs w:val="24"/>
-        </w:rPr>
-      </w:pPr>
+          <w:lang w:val="en-US"/>
+        </w:rPr>
+        <w:t xml:space="preserve">This Capstone project proposal the information will use is public available academic literature and official statistical datasets from sources such as the Central Statistics Office (CSO) Ireland. The CSO provides its statistical information free of charge under the Creative Commons Attribution (CC BY 4.0) license, which permits reuse subject to appropriate acknowledgement. </w:t>
+      </w:r>
     </w:p>
     <w:p>
       <w:pPr>
@@ -11251,21 +11373,19 @@
           <w:szCs w:val="24"/>
         </w:rPr>
       </w:pPr>
-    </w:p>
-    <w:p>
-      <w:pPr>
-        <w:spacing w:before="240" w:after="240"/>
+      <w:r>
         <w:rPr>
           <w:rFonts w:ascii="Aptos" w:eastAsia="Aptos" w:hAnsi="Aptos" w:cs="Aptos"/>
           <w:color w:val="000000" w:themeColor="text1"/>
           <w:sz w:val="24"/>
           <w:szCs w:val="24"/>
-        </w:rPr>
-      </w:pPr>
+          <w:lang w:val="en-US"/>
+        </w:rPr>
+        <w:t>Relevant academic studies will be reviewed and properly referenced using the Harvard referencing style. All datasets will be referenced.</w:t>
+      </w:r>
     </w:p>
     <w:p>
       <w:pPr>
-        <w:spacing w:before="240" w:after="240"/>
         <w:rPr>
           <w:rFonts w:ascii="Aptos" w:eastAsia="Aptos" w:hAnsi="Aptos" w:cs="Aptos"/>
           <w:color w:val="000000" w:themeColor="text1"/>
@@ -11373,20 +11493,28 @@
         </w:rPr>
       </w:pPr>
     </w:p>
-    <w:p/>
-    <w:p/>
-    <w:p/>
+    <w:p>
+      <w:pPr>
+        <w:spacing w:before="240" w:after="240"/>
+        <w:rPr>
+          <w:rFonts w:ascii="Aptos" w:eastAsia="Aptos" w:hAnsi="Aptos" w:cs="Aptos"/>
+          <w:color w:val="000000" w:themeColor="text1"/>
+          <w:sz w:val="24"/>
+          <w:szCs w:val="24"/>
+        </w:rPr>
+      </w:pPr>
+    </w:p>
     <w:p/>
     <w:p>
       <w:pPr>
         <w:pStyle w:val="Heading1"/>
       </w:pPr>
-      <w:bookmarkStart w:id="10" w:name="_Toc243317729"/>
+      <w:bookmarkStart w:id="9" w:name="_Toc243317729"/>
       <w:r>
         <w:lastRenderedPageBreak/>
         <w:t>References</w:t>
       </w:r>
-      <w:bookmarkEnd w:id="10"/>
+      <w:bookmarkEnd w:id="9"/>
     </w:p>
     <w:p/>
     <w:p>
@@ -11396,7 +11524,7 @@
         </w:rPr>
         <w:t xml:space="preserve">Please list all the references you have used in your assignment alphabetically and in the Harvard style. You can find information on how to correctly reference in Harvard at this link: </w:t>
       </w:r>
-      <w:hyperlink r:id="rId13">
+      <w:hyperlink r:id="rId14">
         <w:r>
           <w:rPr>
             <w:rStyle w:val="Hyperlink"/>
@@ -11413,7 +11541,7 @@
       </w:pPr>
     </w:p>
     <w:p>
-      <w:hyperlink r:id="rId14">
+      <w:hyperlink r:id="rId15">
         <w:r>
           <w:rPr>
             <w:rStyle w:val="Hyperlink"/>
@@ -11423,7 +11551,7 @@
       </w:hyperlink>
     </w:p>
     <w:p>
-      <w:hyperlink r:id="rId15">
+      <w:hyperlink r:id="rId16">
         <w:r>
           <w:rPr>
             <w:rStyle w:val="Hyperlink"/>
@@ -11433,7 +11561,7 @@
       </w:hyperlink>
     </w:p>
     <w:p>
-      <w:hyperlink r:id="rId16">
+      <w:hyperlink r:id="rId17">
         <w:r>
           <w:rPr>
             <w:rStyle w:val="Hyperlink"/>
@@ -11443,7 +11571,7 @@
       </w:hyperlink>
     </w:p>
     <w:p>
-      <w:hyperlink r:id="rId17">
+      <w:hyperlink r:id="rId18">
         <w:r>
           <w:rPr>
             <w:rStyle w:val="Hyperlink"/>
@@ -11453,7 +11581,7 @@
       </w:hyperlink>
     </w:p>
     <w:p>
-      <w:hyperlink r:id="rId18">
+      <w:hyperlink r:id="rId19">
         <w:r>
           <w:rPr>
             <w:rStyle w:val="Hyperlink"/>
@@ -11501,14 +11629,14 @@
       <w:pPr>
         <w:pStyle w:val="Heading1"/>
       </w:pPr>
-      <w:bookmarkStart w:id="11" w:name="_heading=h.kfkjs3rwl2c1" w:colFirst="0" w:colLast="0"/>
-      <w:bookmarkStart w:id="12" w:name="_Toc243317730"/>
-      <w:bookmarkEnd w:id="11"/>
+      <w:bookmarkStart w:id="10" w:name="_heading=h.kfkjs3rwl2c1" w:colFirst="0" w:colLast="0"/>
+      <w:bookmarkStart w:id="11" w:name="_Toc243317730"/>
+      <w:bookmarkEnd w:id="10"/>
       <w:r>
         <w:lastRenderedPageBreak/>
         <w:t>Appendix</w:t>
       </w:r>
-      <w:bookmarkEnd w:id="12"/>
+      <w:bookmarkEnd w:id="11"/>
     </w:p>
     <w:p/>
     <w:p>
@@ -11793,7 +11921,7 @@
       </w:pPr>
     </w:p>
     <w:sectPr>
-      <w:footerReference w:type="default" r:id="rId19"/>
+      <w:footerReference w:type="default" r:id="rId20"/>
       <w:pgSz w:w="11906" w:h="16838"/>
       <w:pgMar w:top="1440" w:right="1440" w:bottom="1440" w:left="1440" w:header="708" w:footer="708" w:gutter="0"/>
       <w:pgNumType w:start="1"/>
@@ -13032,14 +13160,6 @@
     <w:abstractNumId w:val="4"/>
   </w:num>
 </w:numbering>
-</file>
-
-<file path=word/people.xml><?xml version="1.0" encoding="utf-8"?>
-<w15:people xmlns:wpc="http://schemas.microsoft.com/office/word/2010/wordprocessingCanvas" xmlns:cx="http://schemas.microsoft.com/office/drawing/2014/chartex" xmlns:cx1="http://schemas.microsoft.com/office/drawing/2015/9/8/chartex" xmlns:cx2="http://schemas.microsoft.com/office/drawing/2015/10/21/chartex" xmlns:cx3="http://schemas.microsoft.com/office/drawing/2016/5/9/chartex" xmlns:cx4="http://schemas.microsoft.com/office/drawing/2016/5/10/chartex" xmlns:cx5="http://schemas.microsoft.com/office/drawing/2016/5/11/chartex" xmlns:cx6="http://schemas.microsoft.com/office/drawing/2016/5/12/chartex" xmlns:cx7="http://schemas.microsoft.com/office/drawing/2016/5/13/chartex" xmlns:cx8="http://schemas.microsoft.com/office/drawing/2016/5/14/chartex" xmlns:mc="http://schemas.openxmlformats.org/markup-compatibility/2006" xmlns:aink="http://schemas.microsoft.com/office/drawing/2016/ink" xmlns:am3d="http://schemas.microsoft.com/office/drawing/2017/model3d" xmlns:o="urn:schemas-microsoft-com:office:office" xmlns:oel="http://schemas.microsoft.com/office/2019/extlst" xmlns:r="http://schemas.openxmlformats.org/officeDocument/2006/relationships" xmlns:m="http://schemas.openxmlformats.org/officeDocument/2006/math" xmlns:v="urn:schemas-microsoft-com:vml" xmlns:wp14="http://schemas.microsoft.com/office/word/2010/wordprocessingDrawing" xmlns:wp="http://schemas.openxmlformats.org/drawingml/2006/wordprocessingDrawing" xmlns:w10="urn:schemas-microsoft-com:office:word" xmlns:w="http://schemas.openxmlformats.org/wordprocessingml/2006/main" xmlns:w14="http://schemas.microsoft.com/office/word/2010/wordml" xmlns:w15="http://schemas.microsoft.com/office/word/2012/wordml" xmlns:w16cex="http://schemas.microsoft.com/office/word/2018/wordml/cex" xmlns:w16cid="http://schemas.microsoft.com/office/word/2016/wordml/cid" xmlns:w16="http://schemas.microsoft.com/office/word/2018/wordml" xmlns:w16sdtdh="http://schemas.microsoft.com/office/word/2020/wordml/sdtdatahash" xmlns:w16se="http://schemas.microsoft.com/office/word/2015/wordml/symex" xmlns:wpg="http://schemas.microsoft.com/office/word/2010/wordprocessingGroup" xmlns:wpi="http://schemas.microsoft.com/office/word/2010/wordprocessingInk" xmlns:wne="http://schemas.microsoft.com/office/word/2006/wordml" xmlns:wps="http://schemas.microsoft.com/office/word/2010/wordprocessingShape" mc:Ignorable="w14 w15 w16se w16cid w16 w16cex w16sdtdh wp14">
-  <w15:person w15:author="naomie mboma">
-    <w15:presenceInfo w15:providerId="Windows Live" w15:userId="a58694736b7c72bf"/>
-  </w15:person>
-</w15:people>
 </file>
 
 <file path=word/styles.xml><?xml version="1.0" encoding="utf-8"?>
@@ -14451,16 +14571,17 @@
 </file>
 
 <file path=customXml/item1.xml><?xml version="1.0" encoding="utf-8"?>
-<?mso-contentType ?>
-<FormTemplates xmlns="http://schemas.microsoft.com/sharepoint/v3/contenttype/forms">
-  <Display>DocumentLibraryForm</Display>
-  <Edit>DocumentLibraryForm</Edit>
-  <New>DocumentLibraryForm</New>
-</FormTemplates>
+<p:properties xmlns:p="http://schemas.microsoft.com/office/2006/metadata/properties" xmlns:xsi="http://www.w3.org/2001/XMLSchema-instance" xmlns:pc="http://schemas.microsoft.com/office/infopath/2007/PartnerControls">
+  <documentManagement>
+    <_activity xmlns="b16a9495-4dfd-42d3-807b-98cb11f03b43" xsi:nil="true"/>
+  </documentManagement>
+</p:properties>
 </file>
 
 <file path=customXml/item2.xml><?xml version="1.0" encoding="utf-8"?>
-<b:Sources xmlns:b="http://schemas.openxmlformats.org/officeDocument/2006/bibliography" xmlns="http://schemas.openxmlformats.org/officeDocument/2006/bibliography" SelectedStyle="\APASixthEditionOfficeOnline.xsl" StyleName="APA" Version="6"/>
+<go:gDocsCustomXmlDataStorage xmlns:go="http://customooxmlschemas.google.com/" xmlns:r="http://schemas.openxmlformats.org/officeDocument/2006/relationships" uri="GoogleDocsCustomDataVersion2">
+  <go:docsCustomData xmlns:go="http://customooxmlschemas.google.com/" roundtripDataSignature="AMtx7miehlgh2pzFvkmpnhkVaeODs3Wnuw==">CgMxLjAyCGguZ2pkZ3hzMgloLjMwajB6bGwyCWguMWZvYjl0ZTIJaC4zem55c2g3MgloLjJldDkycDAyDmgua2ZranMzcndsMmMxOAByITF6bEVRVXYyWkdtTjZWemdfYk5uaGpmb0x1c2hhYUo3dw==</go:docsCustomData>
+</go:gDocsCustomXmlDataStorage>
 </file>
 
 <file path=customXml/item3.xml><?xml version="1.0" encoding="utf-8"?>
@@ -14614,31 +14735,33 @@
 </file>
 
 <file path=customXml/item4.xml><?xml version="1.0" encoding="utf-8"?>
-<go:gDocsCustomXmlDataStorage xmlns:go="http://customooxmlschemas.google.com/" xmlns:r="http://schemas.openxmlformats.org/officeDocument/2006/relationships" uri="GoogleDocsCustomDataVersion2">
-  <go:docsCustomData xmlns:go="http://customooxmlschemas.google.com/" roundtripDataSignature="AMtx7miehlgh2pzFvkmpnhkVaeODs3Wnuw==">CgMxLjAyCGguZ2pkZ3hzMgloLjMwajB6bGwyCWguMWZvYjl0ZTIJaC4zem55c2g3MgloLjJldDkycDAyDmgua2ZranMzcndsMmMxOAByITF6bEVRVXYyWkdtTjZWemdfYk5uaGpmb0x1c2hhYUo3dw==</go:docsCustomData>
-</go:gDocsCustomXmlDataStorage>
+<b:Sources xmlns:b="http://schemas.openxmlformats.org/officeDocument/2006/bibliography" xmlns="http://schemas.openxmlformats.org/officeDocument/2006/bibliography" SelectedStyle="\APASixthEditionOfficeOnline.xsl" StyleName="APA" Version="6"/>
 </file>
 
 <file path=customXml/item5.xml><?xml version="1.0" encoding="utf-8"?>
-<p:properties xmlns:p="http://schemas.microsoft.com/office/2006/metadata/properties" xmlns:xsi="http://www.w3.org/2001/XMLSchema-instance" xmlns:pc="http://schemas.microsoft.com/office/infopath/2007/PartnerControls">
-  <documentManagement>
-    <_activity xmlns="b16a9495-4dfd-42d3-807b-98cb11f03b43" xsi:nil="true"/>
-  </documentManagement>
-</p:properties>
+<?mso-contentType ?>
+<FormTemplates xmlns="http://schemas.microsoft.com/sharepoint/v3/contenttype/forms">
+  <Display>DocumentLibraryForm</Display>
+  <Edit>DocumentLibraryForm</Edit>
+  <New>DocumentLibraryForm</New>
+</FormTemplates>
 </file>
 
 <file path=customXml/itemProps1.xml><?xml version="1.0" encoding="utf-8"?>
-<ds:datastoreItem xmlns:ds="http://schemas.openxmlformats.org/officeDocument/2006/customXml" ds:itemID="{AD64260C-1345-4C21-A804-B9FBE7B91489}">
+<ds:datastoreItem xmlns:ds="http://schemas.openxmlformats.org/officeDocument/2006/customXml" ds:itemID="{D51EB97A-8C7A-4EE1-A3AD-E57FDBFA6BEE}">
   <ds:schemaRefs>
-    <ds:schemaRef ds:uri="http://schemas.microsoft.com/sharepoint/v3/contenttype/forms"/>
+    <ds:schemaRef ds:uri="http://schemas.microsoft.com/office/2006/metadata/properties"/>
+    <ds:schemaRef ds:uri="http://schemas.microsoft.com/office/infopath/2007/PartnerControls"/>
+    <ds:schemaRef ds:uri="b16a9495-4dfd-42d3-807b-98cb11f03b43"/>
   </ds:schemaRefs>
 </ds:datastoreItem>
 </file>
 
 <file path=customXml/itemProps2.xml><?xml version="1.0" encoding="utf-8"?>
-<ds:datastoreItem xmlns:ds="http://schemas.openxmlformats.org/officeDocument/2006/customXml" ds:itemID="{A5C61161-19E4-4D42-A5DA-EC591AFE0A7D}">
+<ds:datastoreItem xmlns:ds="http://schemas.openxmlformats.org/officeDocument/2006/customXml" ds:itemID="{11111111-1234-1234-1234-123412341234}">
   <ds:schemaRefs>
-    <ds:schemaRef ds:uri="http://schemas.openxmlformats.org/officeDocument/2006/bibliography"/>
+    <ds:schemaRef ds:uri="http://customooxmlschemas.google.com/"/>
+    <ds:schemaRef ds:uri="http://schemas.openxmlformats.org/officeDocument/2006/relationships"/>
   </ds:schemaRefs>
 </ds:datastoreItem>
 </file>
@@ -14662,20 +14785,17 @@
 </file>
 
 <file path=customXml/itemProps4.xml><?xml version="1.0" encoding="utf-8"?>
-<ds:datastoreItem xmlns:ds="http://schemas.openxmlformats.org/officeDocument/2006/customXml" ds:itemID="{11111111-1234-1234-1234-123412341234}">
+<ds:datastoreItem xmlns:ds="http://schemas.openxmlformats.org/officeDocument/2006/customXml" ds:itemID="{A5C61161-19E4-4D42-A5DA-EC591AFE0A7D}">
   <ds:schemaRefs>
-    <ds:schemaRef ds:uri="http://customooxmlschemas.google.com/"/>
-    <ds:schemaRef ds:uri="http://schemas.openxmlformats.org/officeDocument/2006/relationships"/>
+    <ds:schemaRef ds:uri="http://schemas.openxmlformats.org/officeDocument/2006/bibliography"/>
   </ds:schemaRefs>
 </ds:datastoreItem>
 </file>
 
 <file path=customXml/itemProps5.xml><?xml version="1.0" encoding="utf-8"?>
-<ds:datastoreItem xmlns:ds="http://schemas.openxmlformats.org/officeDocument/2006/customXml" ds:itemID="{D51EB97A-8C7A-4EE1-A3AD-E57FDBFA6BEE}">
+<ds:datastoreItem xmlns:ds="http://schemas.openxmlformats.org/officeDocument/2006/customXml" ds:itemID="{AD64260C-1345-4C21-A804-B9FBE7B91489}">
   <ds:schemaRefs>
-    <ds:schemaRef ds:uri="http://schemas.microsoft.com/office/2006/metadata/properties"/>
-    <ds:schemaRef ds:uri="http://schemas.microsoft.com/office/infopath/2007/PartnerControls"/>
-    <ds:schemaRef ds:uri="b16a9495-4dfd-42d3-807b-98cb11f03b43"/>
+    <ds:schemaRef ds:uri="http://schemas.microsoft.com/sharepoint/v3/contenttype/forms"/>
   </ds:schemaRefs>
 </ds:datastoreItem>
 </file>
--- a/KlycyaSilva-2026558.docx
+++ b/KlycyaSilva-2026558.docx
@@ -918,6 +918,18 @@
               <w:rPr>
                 <w:i/>
                 <w:iCs/>
+                <w:color w:val="156082" w:themeColor="accent1"/>
+                <w:sz w:val="32"/>
+                <w:szCs w:val="32"/>
+              </w:rPr>
+            </w:pPr>
+          </w:p>
+          <w:p>
+            <w:pPr>
+              <w:spacing w:line="480" w:lineRule="auto"/>
+              <w:rPr>
+                <w:i/>
+                <w:iCs/>
                 <w:color w:val="156082"/>
                 <w:sz w:val="32"/>
                 <w:szCs w:val="32"/>
@@ -1151,7 +1163,6 @@
           <w:color w:val="000000" w:themeColor="text1"/>
           <w:sz w:val="24"/>
           <w:szCs w:val="24"/>
-          <w:lang w:val="en-US"/>
         </w:rPr>
       </w:pPr>
       <w:r>
@@ -1161,7 +1172,7 @@
           <w:sz w:val="24"/>
           <w:szCs w:val="24"/>
         </w:rPr>
-        <w:t>Supply chain ha</w:t>
+        <w:t xml:space="preserve">Supply chain </w:t>
       </w:r>
       <w:r>
         <w:rPr>
@@ -1170,7 +1181,7 @@
           <w:sz w:val="24"/>
           <w:szCs w:val="24"/>
         </w:rPr>
-        <w:t xml:space="preserve">s </w:t>
+        <w:t xml:space="preserve">disruptions, including </w:t>
       </w:r>
       <w:r>
         <w:rPr>
@@ -1179,7 +1190,7 @@
           <w:sz w:val="24"/>
           <w:szCs w:val="24"/>
         </w:rPr>
-        <w:t>been affected with f</w:t>
+        <w:t>transportation routes, delivery delays,</w:t>
       </w:r>
       <w:r>
         <w:rPr>
@@ -1188,7 +1199,7 @@
           <w:sz w:val="24"/>
           <w:szCs w:val="24"/>
         </w:rPr>
-        <w:t xml:space="preserve">actors such as transportation routes, delivery delays, logistical challenges, geopolitical events and unexpected disruptions can affect </w:t>
+        <w:t xml:space="preserve"> unexpected</w:t>
       </w:r>
       <w:r>
         <w:rPr>
@@ -1197,7 +1208,7 @@
           <w:sz w:val="24"/>
           <w:szCs w:val="24"/>
         </w:rPr>
-        <w:t>the</w:t>
+        <w:t xml:space="preserve"> logistical challenges, geopolitical eve</w:t>
       </w:r>
       <w:r>
         <w:rPr>
@@ -1206,7 +1217,154 @@
           <w:sz w:val="24"/>
           <w:szCs w:val="24"/>
         </w:rPr>
-        <w:t xml:space="preserve"> costs and, consequently, consumer prices. Understanding these factors is essential for businesses seeking to improve their operational efficiency while remaining competitive in the market.</w:t>
+        <w:t xml:space="preserve">nts, </w:t>
+      </w:r>
+      <w:r>
+        <w:rPr>
+          <w:rFonts w:ascii="Aptos" w:eastAsia="Aptos" w:hAnsi="Aptos" w:cs="Aptos"/>
+          <w:color w:val="000000" w:themeColor="text1"/>
+          <w:sz w:val="24"/>
+          <w:szCs w:val="24"/>
+        </w:rPr>
+        <w:t xml:space="preserve">can affect </w:t>
+      </w:r>
+      <w:r>
+        <w:rPr>
+          <w:rFonts w:ascii="Aptos" w:eastAsia="Aptos" w:hAnsi="Aptos" w:cs="Aptos"/>
+          <w:color w:val="000000" w:themeColor="text1"/>
+          <w:sz w:val="24"/>
+          <w:szCs w:val="24"/>
+        </w:rPr>
+        <w:t>the</w:t>
+      </w:r>
+      <w:r>
+        <w:rPr>
+          <w:rFonts w:ascii="Aptos" w:eastAsia="Aptos" w:hAnsi="Aptos" w:cs="Aptos"/>
+          <w:color w:val="000000" w:themeColor="text1"/>
+          <w:sz w:val="24"/>
+          <w:szCs w:val="24"/>
+        </w:rPr>
+        <w:t xml:space="preserve"> </w:t>
+      </w:r>
+      <w:r>
+        <w:rPr>
+          <w:rFonts w:ascii="Aptos" w:eastAsia="Aptos" w:hAnsi="Aptos" w:cs="Aptos"/>
+          <w:color w:val="000000" w:themeColor="text1"/>
+          <w:sz w:val="24"/>
+          <w:szCs w:val="24"/>
+        </w:rPr>
+        <w:t>costs</w:t>
+      </w:r>
+      <w:r>
+        <w:rPr>
+          <w:rFonts w:ascii="Aptos" w:eastAsia="Aptos" w:hAnsi="Aptos" w:cs="Aptos"/>
+          <w:color w:val="000000" w:themeColor="text1"/>
+          <w:sz w:val="24"/>
+          <w:szCs w:val="24"/>
+        </w:rPr>
+        <w:t>, product availability</w:t>
+      </w:r>
+      <w:r>
+        <w:rPr>
+          <w:rFonts w:ascii="Aptos" w:eastAsia="Aptos" w:hAnsi="Aptos" w:cs="Aptos"/>
+          <w:color w:val="000000" w:themeColor="text1"/>
+          <w:sz w:val="24"/>
+          <w:szCs w:val="24"/>
+        </w:rPr>
+        <w:t xml:space="preserve"> </w:t>
+      </w:r>
+      <w:r>
+        <w:rPr>
+          <w:rFonts w:ascii="Aptos" w:eastAsia="Aptos" w:hAnsi="Aptos" w:cs="Aptos"/>
+          <w:color w:val="000000" w:themeColor="text1"/>
+          <w:sz w:val="24"/>
+          <w:szCs w:val="24"/>
+        </w:rPr>
+        <w:t xml:space="preserve">and </w:t>
+      </w:r>
+      <w:r>
+        <w:rPr>
+          <w:rFonts w:ascii="Aptos" w:eastAsia="Aptos" w:hAnsi="Aptos" w:cs="Aptos"/>
+          <w:color w:val="000000" w:themeColor="text1"/>
+          <w:sz w:val="24"/>
+          <w:szCs w:val="24"/>
+        </w:rPr>
+        <w:t>consequently, consumer prices.</w:t>
+      </w:r>
+      <w:r>
+        <w:rPr>
+          <w:rFonts w:ascii="Aptos" w:eastAsia="Aptos" w:hAnsi="Aptos" w:cs="Aptos"/>
+          <w:color w:val="000000" w:themeColor="text1"/>
+          <w:sz w:val="24"/>
+          <w:szCs w:val="24"/>
+        </w:rPr>
+        <w:t xml:space="preserve"> In Ireland </w:t>
+      </w:r>
+      <w:r>
+        <w:rPr>
+          <w:rFonts w:ascii="Aptos" w:eastAsia="Aptos" w:hAnsi="Aptos" w:cs="Aptos"/>
+          <w:color w:val="000000" w:themeColor="text1"/>
+          <w:sz w:val="24"/>
+          <w:szCs w:val="24"/>
+        </w:rPr>
+        <w:t>understanding</w:t>
+      </w:r>
+      <w:r>
+        <w:rPr>
+          <w:rFonts w:ascii="Aptos" w:eastAsia="Aptos" w:hAnsi="Aptos" w:cs="Aptos"/>
+          <w:color w:val="000000" w:themeColor="text1"/>
+          <w:sz w:val="24"/>
+          <w:szCs w:val="24"/>
+        </w:rPr>
+        <w:t xml:space="preserve"> these factors is essential for businesses seeking to improve their operational efficiency while remaining competitive in the market.</w:t>
+      </w:r>
+    </w:p>
+    <w:p>
+      <w:pPr>
+        <w:spacing w:before="240" w:after="240"/>
+        <w:rPr>
+          <w:rFonts w:ascii="Aptos" w:eastAsia="Aptos" w:hAnsi="Aptos" w:cs="Aptos"/>
+          <w:color w:val="000000" w:themeColor="text1"/>
+          <w:sz w:val="24"/>
+          <w:szCs w:val="24"/>
+          <w:lang w:val="en-US"/>
+        </w:rPr>
+      </w:pPr>
+      <w:r>
+        <w:rPr>
+          <w:rFonts w:ascii="Aptos" w:eastAsia="Aptos" w:hAnsi="Aptos" w:cs="Aptos"/>
+          <w:color w:val="000000" w:themeColor="text1"/>
+          <w:sz w:val="24"/>
+          <w:szCs w:val="24"/>
+        </w:rPr>
+        <w:t xml:space="preserve">This project aims </w:t>
+      </w:r>
+      <w:r>
+        <w:rPr>
+          <w:rFonts w:ascii="Aptos" w:eastAsia="Aptos" w:hAnsi="Aptos" w:cs="Aptos"/>
+          <w:color w:val="000000" w:themeColor="text1"/>
+          <w:sz w:val="24"/>
+          <w:szCs w:val="24"/>
+        </w:rPr>
+        <w:t>will</w:t>
+      </w:r>
+      <w:r>
+        <w:rPr>
+          <w:rFonts w:ascii="Aptos" w:eastAsia="Aptos" w:hAnsi="Aptos" w:cs="Aptos"/>
+          <w:color w:val="000000" w:themeColor="text1"/>
+          <w:sz w:val="24"/>
+          <w:szCs w:val="24"/>
+        </w:rPr>
+        <w:t xml:space="preserve"> investigate how supply chain disruptions </w:t>
+      </w:r>
+      <w:r>
+        <w:rPr>
+          <w:rFonts w:ascii="Aptos" w:eastAsia="Aptos" w:hAnsi="Aptos" w:cs="Aptos"/>
+          <w:color w:val="000000" w:themeColor="text1"/>
+          <w:sz w:val="24"/>
+          <w:szCs w:val="24"/>
+        </w:rPr>
+        <w:t xml:space="preserve">may influence consumer price in Ireland using Data Analytics techniques. The findings may help improve understanding of the factors contributing to consumer price increases and support better decision in supply management in Ireland. </w:t>
       </w:r>
     </w:p>
     <w:p>

--- a/KlycyaSilva-2026558.docx
+++ b/KlycyaSilva-2026558.docx
@@ -1084,15 +1084,13 @@
         </w:rPr>
         <w:t xml:space="preserve"> to </w:t>
       </w:r>
-      <w:proofErr w:type="gramStart"/>
       <w:r>
         <w:rPr>
           <w:sz w:val="28"/>
           <w:szCs w:val="28"/>
         </w:rPr>
-        <w:t>completed</w:t>
+        <w:t>complete</w:t>
       </w:r>
-      <w:proofErr w:type="gramEnd"/>
       <w:r>
         <w:rPr>
           <w:sz w:val="28"/>
@@ -1123,8 +1121,6 @@
         </w:rPr>
       </w:pPr>
     </w:p>
-    <w:p/>
-    <w:p/>
     <w:p/>
     <w:p/>
     <w:p>
@@ -1399,13 +1395,6 @@
     <w:p/>
     <w:p/>
     <w:p/>
-    <w:p/>
-    <w:p/>
-    <w:p/>
-    <w:p/>
-    <w:p/>
-    <w:p/>
-    <w:p/>
     <w:p>
       <w:pPr>
         <w:keepNext/>
@@ -1432,6 +1421,7 @@
           <w:sz w:val="32"/>
           <w:szCs w:val="32"/>
         </w:rPr>
+        <w:lastRenderedPageBreak/>
         <w:t>Contents</w:t>
       </w:r>
     </w:p>
@@ -2414,7 +2404,52 @@
           <w:sz w:val="24"/>
           <w:szCs w:val="24"/>
         </w:rPr>
-        <w:t>The supply chain is important for meeting market demand and making sure goods reach customers on time. An efficient supply chain can help companies reduce transport and delivery costs, use less fuel and reduce emissions, helping to protect the environment.</w:t>
+        <w:t>S</w:t>
+      </w:r>
+      <w:r>
+        <w:rPr>
+          <w:rFonts w:ascii="Aptos" w:eastAsia="Aptos" w:hAnsi="Aptos" w:cs="Aptos"/>
+          <w:color w:val="000000" w:themeColor="text1"/>
+          <w:sz w:val="24"/>
+          <w:szCs w:val="24"/>
+        </w:rPr>
+        <w:t xml:space="preserve">upply chain is important for meeting market demand and making sure goods reach customers on time. An efficient supply chain </w:t>
+      </w:r>
+      <w:r>
+        <w:rPr>
+          <w:rFonts w:ascii="Aptos" w:eastAsia="Aptos" w:hAnsi="Aptos" w:cs="Aptos"/>
+          <w:color w:val="000000" w:themeColor="text1"/>
+          <w:sz w:val="24"/>
+          <w:szCs w:val="24"/>
+        </w:rPr>
+        <w:t xml:space="preserve">management </w:t>
+      </w:r>
+      <w:r>
+        <w:rPr>
+          <w:rFonts w:ascii="Aptos" w:eastAsia="Aptos" w:hAnsi="Aptos" w:cs="Aptos"/>
+          <w:color w:val="000000" w:themeColor="text1"/>
+          <w:sz w:val="24"/>
+          <w:szCs w:val="24"/>
+        </w:rPr>
+        <w:t xml:space="preserve">can help companies reduce transport and delivery costs, </w:t>
+      </w:r>
+      <w:r>
+        <w:rPr>
+          <w:rFonts w:ascii="Aptos" w:eastAsia="Aptos" w:hAnsi="Aptos" w:cs="Aptos"/>
+          <w:color w:val="000000" w:themeColor="text1"/>
+          <w:sz w:val="24"/>
+          <w:szCs w:val="24"/>
+        </w:rPr>
+        <w:t xml:space="preserve">improve operations to </w:t>
+      </w:r>
+      <w:r>
+        <w:rPr>
+          <w:rFonts w:ascii="Aptos" w:eastAsia="Aptos" w:hAnsi="Aptos" w:cs="Aptos"/>
+          <w:color w:val="000000" w:themeColor="text1"/>
+          <w:sz w:val="24"/>
+          <w:szCs w:val="24"/>
+        </w:rPr>
+        <w:t>use less fuel and reduce emissions, helping to protect the environment.</w:t>
       </w:r>
     </w:p>
     <w:p>
@@ -2435,7 +2470,63 @@
           <w:sz w:val="24"/>
           <w:szCs w:val="24"/>
         </w:rPr>
-        <w:t>However, the supply chain can also affect the final price paid by consumers. Transport costs, delivery delays, changes in transport routes, political events and other unexpected problems can increase business costs and lead to higher prices for customers.</w:t>
+        <w:t>However, supply chain can also affect the final price paid by consumers. Transport costs, delivery delays, changes in transport routes, political events and other unexpected problems can increase business costs and lead to higher prices for customers.</w:t>
+      </w:r>
+    </w:p>
+    <w:p>
+      <w:pPr>
+        <w:spacing w:before="240" w:after="240"/>
+        <w:rPr>
+          <w:rFonts w:ascii="Aptos" w:eastAsia="Aptos" w:hAnsi="Aptos" w:cs="Aptos"/>
+          <w:color w:val="000000" w:themeColor="text1"/>
+          <w:sz w:val="24"/>
+          <w:szCs w:val="24"/>
+        </w:rPr>
+      </w:pPr>
+      <w:r>
+        <w:rPr>
+          <w:rFonts w:ascii="Aptos" w:eastAsia="Aptos" w:hAnsi="Aptos" w:cs="Aptos"/>
+          <w:color w:val="000000" w:themeColor="text1"/>
+          <w:sz w:val="24"/>
+          <w:szCs w:val="24"/>
+        </w:rPr>
+        <w:t>In Ireland r</w:t>
+      </w:r>
+      <w:r>
+        <w:rPr>
+          <w:rFonts w:ascii="Aptos" w:eastAsia="Aptos" w:hAnsi="Aptos" w:cs="Aptos"/>
+          <w:color w:val="000000" w:themeColor="text1"/>
+          <w:sz w:val="24"/>
+          <w:szCs w:val="24"/>
+        </w:rPr>
+        <w:t xml:space="preserve">ecent changes in food prices and consumer spending highlight the importance of understanding the factors </w:t>
+      </w:r>
+      <w:r>
+        <w:rPr>
+          <w:rFonts w:ascii="Aptos" w:eastAsia="Aptos" w:hAnsi="Aptos" w:cs="Aptos"/>
+          <w:color w:val="000000" w:themeColor="text1"/>
+          <w:sz w:val="24"/>
+          <w:szCs w:val="24"/>
+        </w:rPr>
+        <w:t>i</w:t>
+      </w:r>
+      <w:r>
+        <w:rPr>
+          <w:rFonts w:ascii="Aptos" w:eastAsia="Aptos" w:hAnsi="Aptos" w:cs="Aptos"/>
+          <w:color w:val="000000" w:themeColor="text1"/>
+          <w:sz w:val="24"/>
+          <w:szCs w:val="24"/>
+        </w:rPr>
+        <w:t>nfluence the cost of everyday goods. Taxes, geopolitical developments, transportation costs and other economic factors can all contribute to price fluctuations</w:t>
+      </w:r>
+      <w:r>
+        <w:rPr>
+          <w:rFonts w:ascii="Aptos" w:eastAsia="Aptos" w:hAnsi="Aptos" w:cs="Aptos"/>
+          <w:color w:val="000000" w:themeColor="text1"/>
+          <w:sz w:val="24"/>
+          <w:szCs w:val="24"/>
+        </w:rPr>
+        <w:t>.</w:t>
       </w:r>
     </w:p>
     <w:p>
@@ -2456,7 +2547,7 @@
           <w:sz w:val="24"/>
           <w:szCs w:val="24"/>
         </w:rPr>
-        <w:t>Recent changes in food prices and consumer spending highlight the importance of understanding the factors that influence the cost of everyday goods. Taxes, geopolitical developments, transportation costs and other economic factors can all contribute to price fluctuations</w:t>
+        <w:t>Data Analytics can help identify price trends and investigate relationship between these factors and consumer price changes</w:t>
       </w:r>
       <w:r>
         <w:rPr>
@@ -2465,7 +2556,7 @@
           <w:sz w:val="24"/>
           <w:szCs w:val="24"/>
         </w:rPr>
-        <w:t>.</w:t>
+        <w:t xml:space="preserve">. By analysing public Irish data, this project aims to improve understanding how supply chain disruptions factors may be associate with changes in consumer prices. </w:t>
       </w:r>
     </w:p>
     <w:p>
@@ -2504,7 +2595,70 @@
           <w:sz w:val="24"/>
           <w:szCs w:val="24"/>
         </w:rPr>
-        <w:t xml:space="preserve">This project proposes a predictive model that estimates how supply chain disruptions, such as transport delays, higher freight costs and energy price shocks, translate into consumer price increases in Ireland. By forecasting this impact in advance, the model can support decisions on how to reduce its effect on end customers, for example through scenario analysis of alternative routes, suppliers or stock levels. </w:t>
+        <w:t xml:space="preserve">This project proposes a predictive model </w:t>
+      </w:r>
+      <w:r>
+        <w:rPr>
+          <w:rFonts w:ascii="Aptos" w:eastAsia="Aptos" w:hAnsi="Aptos" w:cs="Aptos"/>
+          <w:color w:val="000000" w:themeColor="text1"/>
+          <w:sz w:val="24"/>
+          <w:szCs w:val="24"/>
+        </w:rPr>
+        <w:t>use Data Analysis to investigation</w:t>
+      </w:r>
+      <w:r>
+        <w:rPr>
+          <w:rFonts w:ascii="Aptos" w:eastAsia="Aptos" w:hAnsi="Aptos" w:cs="Aptos"/>
+          <w:color w:val="000000" w:themeColor="text1"/>
+          <w:sz w:val="24"/>
+          <w:szCs w:val="24"/>
+        </w:rPr>
+        <w:t xml:space="preserve"> how supply chain disruptions, such as transport delays, higher freight costs and energy price shocks, increases </w:t>
+      </w:r>
+      <w:r>
+        <w:rPr>
+          <w:rFonts w:ascii="Aptos" w:eastAsia="Aptos" w:hAnsi="Aptos" w:cs="Aptos"/>
+          <w:color w:val="000000" w:themeColor="text1"/>
+          <w:sz w:val="24"/>
+          <w:szCs w:val="24"/>
+        </w:rPr>
+        <w:t xml:space="preserve">prices </w:t>
+      </w:r>
+      <w:r>
+        <w:rPr>
+          <w:rFonts w:ascii="Aptos" w:eastAsia="Aptos" w:hAnsi="Aptos" w:cs="Aptos"/>
+          <w:color w:val="000000" w:themeColor="text1"/>
+          <w:sz w:val="24"/>
+          <w:szCs w:val="24"/>
+        </w:rPr>
+        <w:t xml:space="preserve">in Ireland. By </w:t>
+      </w:r>
+      <w:r>
+        <w:rPr>
+          <w:rFonts w:ascii="Aptos" w:eastAsia="Aptos" w:hAnsi="Aptos" w:cs="Aptos"/>
+          <w:color w:val="000000" w:themeColor="text1"/>
+          <w:sz w:val="24"/>
+          <w:szCs w:val="24"/>
+        </w:rPr>
+        <w:t>using publicly available data from Central Statistics Office (CSO), and other relevant source, the project might explore historical trends whether the available data can support a predictive model</w:t>
+      </w:r>
+      <w:r>
+        <w:rPr>
+          <w:rFonts w:ascii="Aptos" w:eastAsia="Aptos" w:hAnsi="Aptos" w:cs="Aptos"/>
+          <w:color w:val="000000" w:themeColor="text1"/>
+          <w:sz w:val="24"/>
+          <w:szCs w:val="24"/>
+        </w:rPr>
+        <w:t>.</w:t>
+      </w:r>
+      <w:r>
+        <w:rPr>
+          <w:rFonts w:ascii="Aptos" w:eastAsia="Aptos" w:hAnsi="Aptos" w:cs="Aptos"/>
+          <w:color w:val="000000" w:themeColor="text1"/>
+          <w:sz w:val="24"/>
+          <w:szCs w:val="24"/>
+        </w:rPr>
+        <w:t xml:space="preserve"> </w:t>
       </w:r>
     </w:p>
     <w:p>
@@ -2618,6 +2772,7 @@
           <w:sz w:val="24"/>
           <w:szCs w:val="24"/>
         </w:rPr>
+        <w:lastRenderedPageBreak/>
         <w:t>To build and compare a baseline model with machine learning models (Linear Regression and Random Forest)</w:t>
       </w:r>
     </w:p>
@@ -2654,7 +2809,6 @@
       </w:pPr>
       <w:bookmarkStart w:id="4" w:name="_Toc243317723"/>
       <w:r>
-        <w:lastRenderedPageBreak/>
         <w:t>Scope</w:t>
       </w:r>
       <w:bookmarkEnd w:id="4"/>
@@ -2981,6 +3135,7 @@
       </w:pPr>
       <w:bookmarkStart w:id="6" w:name="_Toc243317725"/>
       <w:r>
+        <w:lastRenderedPageBreak/>
         <w:t>Data Sources</w:t>
       </w:r>
       <w:bookmarkEnd w:id="6"/>
@@ -3056,7 +3211,6 @@
       </w:pPr>
       <w:bookmarkStart w:id="7" w:name="_Toc243317726"/>
       <w:r>
-        <w:lastRenderedPageBreak/>
         <w:t>Expected Deliverables</w:t>
       </w:r>
       <w:bookmarkEnd w:id="7"/>
@@ -9080,6 +9234,7 @@
                 <w:sz w:val="18"/>
                 <w:szCs w:val="18"/>
               </w:rPr>
+              <w:lastRenderedPageBreak/>
               <w:t>13</w:t>
             </w:r>
           </w:p>
@@ -10811,7 +10966,6 @@
                 <w:sz w:val="18"/>
                 <w:szCs w:val="18"/>
               </w:rPr>
-              <w:lastRenderedPageBreak/>
               <w:t>17</w:t>
             </w:r>
           </w:p>
@@ -11217,19 +11371,6 @@
         </w:tc>
       </w:tr>
     </w:tbl>
-    <w:p>
-      <w:pPr>
-        <w:spacing w:before="200" w:after="80"/>
-        <w:rPr>
-          <w:rFonts w:ascii="Arial" w:eastAsia="Arial" w:hAnsi="Arial" w:cs="Arial"/>
-          <w:b/>
-          <w:bCs/>
-          <w:color w:val="000000" w:themeColor="text1"/>
-          <w:sz w:val="20"/>
-          <w:szCs w:val="20"/>
-        </w:rPr>
-      </w:pPr>
-    </w:p>
     <w:p>
       <w:pPr>
         <w:spacing w:before="200" w:after="80"/>
@@ -11482,6 +11623,16 @@
     </w:p>
     <w:p>
       <w:pPr>
+        <w:rPr>
+          <w:rFonts w:ascii="Aptos" w:eastAsia="Aptos" w:hAnsi="Aptos" w:cs="Aptos"/>
+          <w:color w:val="000000" w:themeColor="text1"/>
+          <w:sz w:val="24"/>
+          <w:szCs w:val="24"/>
+        </w:rPr>
+      </w:pPr>
+    </w:p>
+    <w:p>
+      <w:pPr>
         <w:pStyle w:val="Heading1"/>
         <w:spacing w:before="0"/>
       </w:pPr>
@@ -11491,16 +11642,6 @@
     </w:p>
     <w:p>
       <w:pPr>
-        <w:rPr>
-          <w:rFonts w:ascii="Arial" w:eastAsia="Arial" w:hAnsi="Arial" w:cs="Arial"/>
-          <w:color w:val="000000" w:themeColor="text1"/>
-          <w:sz w:val="16"/>
-          <w:szCs w:val="16"/>
-        </w:rPr>
-      </w:pPr>
-    </w:p>
-    <w:p>
-      <w:pPr>
         <w:spacing w:before="240" w:after="240"/>
         <w:rPr>
           <w:rFonts w:ascii="Aptos" w:eastAsia="Aptos" w:hAnsi="Aptos" w:cs="Aptos"/>
@@ -11669,42 +11810,41 @@
       </w:pPr>
       <w:bookmarkStart w:id="9" w:name="_Toc243317729"/>
       <w:r>
-        <w:lastRenderedPageBreak/>
         <w:t>References</w:t>
       </w:r>
       <w:bookmarkEnd w:id="9"/>
     </w:p>
     <w:p/>
     <w:p>
-      <w:r>
+      <w:pPr>
         <w:rPr>
           <w:color w:val="FF0000"/>
         </w:rPr>
-        <w:t xml:space="preserve">Please list all the references you have used in your assignment alphabetically and in the Harvard style. You can find information on how to correctly reference in Harvard at this link: </w:t>
-      </w:r>
+      </w:pPr>
+    </w:p>
+    <w:p>
+      <w:pPr>
+        <w:rPr>
+          <w:rStyle w:val="Hyperlink"/>
+        </w:rPr>
+      </w:pPr>
       <w:hyperlink r:id="rId14">
         <w:r>
           <w:rPr>
             <w:rStyle w:val="Hyperlink"/>
           </w:rPr>
-          <w:t>https://library.cct.ie/referencing/harvard</w:t>
+          <w:t>https://www.rte.ie/brainstorm/2026/1005/1594013-ireland-food-prices-groceries-inflation-climate-shipping-war-how-to-shop-well-now/</w:t>
         </w:r>
       </w:hyperlink>
     </w:p>
-    <w:p>
-      <w:pPr>
-        <w:rPr>
-          <w:color w:val="FF0000"/>
-        </w:rPr>
-      </w:pPr>
-    </w:p>
+    <w:p/>
     <w:p>
       <w:hyperlink r:id="rId15">
         <w:r>
           <w:rPr>
             <w:rStyle w:val="Hyperlink"/>
           </w:rPr>
-          <w:t>https://www.rte.ie/brainstorm/2026/1005/1594013-ireland-food-prices-groceries-inflation-climate-shipping-war-how-to-shop-well-now/</w:t>
+          <w:t>https://norma.ncirl.ie/9924/1/shashidarvemula.pdf</w:t>
         </w:r>
       </w:hyperlink>
     </w:p>
@@ -11714,7 +11854,7 @@
           <w:rPr>
             <w:rStyle w:val="Hyperlink"/>
           </w:rPr>
-          <w:t>https://norma.ncirl.ie/9924/1/shashidarvemula.pdf</w:t>
+          <w:t>https://www.centralbank.ie/publication/research-publications/staff-insights/tracing-energy-shocks-through-the-irish-supply-chain--a-new-monitoring-framework</w:t>
         </w:r>
       </w:hyperlink>
     </w:p>
@@ -11724,22 +11864,12 @@
           <w:rPr>
             <w:rStyle w:val="Hyperlink"/>
           </w:rPr>
-          <w:t>https://www.centralbank.ie/publication/research-publications/staff-insights/tracing-energy-shocks-through-the-irish-supply-chain--a-new-monitoring-framework</w:t>
+          <w:t>https://researchrepository.universityofgalway.ie/server/api/core/bitstreams/27a12c65-48a4-4b49-bd75-fd505b5c38fc/content</w:t>
         </w:r>
       </w:hyperlink>
     </w:p>
     <w:p>
       <w:hyperlink r:id="rId18">
-        <w:r>
-          <w:rPr>
-            <w:rStyle w:val="Hyperlink"/>
-          </w:rPr>
-          <w:t>https://researchrepository.universityofgalway.ie/server/api/core/bitstreams/27a12c65-48a4-4b49-bd75-fd505b5c38fc/content</w:t>
-        </w:r>
-      </w:hyperlink>
-    </w:p>
-    <w:p>
-      <w:hyperlink r:id="rId19">
         <w:r>
           <w:rPr>
             <w:rStyle w:val="Hyperlink"/>
@@ -11791,7 +11921,6 @@
       <w:bookmarkStart w:id="11" w:name="_Toc243317730"/>
       <w:bookmarkEnd w:id="10"/>
       <w:r>
-        <w:lastRenderedPageBreak/>
         <w:t>Appendix</w:t>
       </w:r>
       <w:bookmarkEnd w:id="11"/>
@@ -12079,7 +12208,7 @@
       </w:pPr>
     </w:p>
     <w:sectPr>
-      <w:footerReference w:type="default" r:id="rId20"/>
+      <w:footerReference w:type="default" r:id="rId19"/>
       <w:pgSz w:w="11906" w:h="16838"/>
       <w:pgMar w:top="1440" w:right="1440" w:bottom="1440" w:left="1440" w:header="708" w:footer="708" w:gutter="0"/>
       <w:pgNumType w:start="1"/>

--- a/KlycyaSilva-2026558.docx
+++ b/KlycyaSilva-2026558.docx
@@ -3626,7 +3626,6 @@
                 <w:szCs w:val="18"/>
               </w:rPr>
             </w:pPr>
-            <w:proofErr w:type="spellStart"/>
             <w:r>
               <w:rPr>
                 <w:rFonts w:ascii="Arial" w:eastAsia="Arial" w:hAnsi="Arial" w:cs="Arial"/>
@@ -3638,7 +3637,6 @@
               </w:rPr>
               <w:t>Fev</w:t>
             </w:r>
-            <w:proofErr w:type="spellEnd"/>
           </w:p>
         </w:tc>
         <w:tc>
@@ -11837,9 +11835,63 @@
         </w:r>
       </w:hyperlink>
     </w:p>
-    <w:p/>
     <w:p>
-      <w:hyperlink r:id="rId15">
+      <w:pPr>
+        <w:rPr>
+          <w:color w:val="467886" w:themeColor="hyperlink"/>
+          <w:u w:val="single"/>
+        </w:rPr>
+      </w:pPr>
+      <w:hyperlink r:id="rId15" w:history="1">
+        <w:r>
+          <w:rPr>
+            <w:rStyle w:val="Hyperlink"/>
+          </w:rPr>
+          <w:t> </w:t>
+        </w:r>
+        <w:r>
+          <w:rPr>
+            <w:rStyle w:val="Hyperlink"/>
+            <w:b/>
+            <w:bCs/>
+          </w:rPr>
+          <w:t>Thia Hennessy</w:t>
+        </w:r>
+      </w:hyperlink>
+    </w:p>
+    <w:p>
+      <w:pPr>
+        <w:rPr>
+          <w:color w:val="000000" w:themeColor="text1"/>
+        </w:rPr>
+      </w:pPr>
+      <w:r>
+        <w:rPr>
+          <w:color w:val="000000" w:themeColor="text1"/>
+        </w:rPr>
+        <w:t>Hennessy,Thia,A.(2026)’</w:t>
+      </w:r>
+      <w:r>
+        <w:rPr>
+          <w:color w:val="000000" w:themeColor="text1"/>
+        </w:rPr>
+        <w:t>Why Irish food prices are rising again</w:t>
+      </w:r>
+      <w:r>
+        <w:rPr>
+          <w:color w:val="000000" w:themeColor="text1"/>
+        </w:rPr>
+        <w:t>’</w:t>
+      </w:r>
+      <w:r>
+        <w:rPr>
+          <w:color w:val="000000" w:themeColor="text1"/>
+        </w:rPr>
+        <w:t>,RTE</w:t>
+      </w:r>
+    </w:p>
+    <w:p>
+      <w:hyperlink r:id="rId16">
         <w:r>
           <w:rPr>
             <w:rStyle w:val="Hyperlink"/>
@@ -11849,7 +11901,7 @@
       </w:hyperlink>
     </w:p>
     <w:p>
-      <w:hyperlink r:id="rId16">
+      <w:hyperlink r:id="rId17">
         <w:r>
           <w:rPr>
             <w:rStyle w:val="Hyperlink"/>
@@ -11859,7 +11911,7 @@
       </w:hyperlink>
     </w:p>
     <w:p>
-      <w:hyperlink r:id="rId17">
+      <w:hyperlink r:id="rId18">
         <w:r>
           <w:rPr>
             <w:rStyle w:val="Hyperlink"/>
@@ -11869,7 +11921,7 @@
       </w:hyperlink>
     </w:p>
     <w:p>
-      <w:hyperlink r:id="rId18">
+      <w:hyperlink r:id="rId19">
         <w:r>
           <w:rPr>
             <w:rStyle w:val="Hyperlink"/>
@@ -11934,67 +11986,7 @@
           <w:sz w:val="24"/>
           <w:szCs w:val="24"/>
         </w:rPr>
-        <w:t xml:space="preserve">com base no que </w:t>
-      </w:r>
-      <w:proofErr w:type="spellStart"/>
-      <w:r>
-        <w:rPr>
-          <w:rFonts w:ascii="system-ui" w:eastAsia="system-ui" w:hAnsi="system-ui" w:cs="system-ui"/>
-          <w:color w:val="0C274A"/>
-          <w:sz w:val="24"/>
-          <w:szCs w:val="24"/>
-        </w:rPr>
-        <w:t>conversamos</w:t>
-      </w:r>
-      <w:proofErr w:type="spellEnd"/>
-      <w:r>
-        <w:rPr>
-          <w:rFonts w:ascii="system-ui" w:eastAsia="system-ui" w:hAnsi="system-ui" w:cs="system-ui"/>
-          <w:color w:val="0C274A"/>
-          <w:sz w:val="24"/>
-          <w:szCs w:val="24"/>
-        </w:rPr>
-        <w:t xml:space="preserve">, com base no Capstone project o que </w:t>
-      </w:r>
-      <w:proofErr w:type="spellStart"/>
-      <w:r>
-        <w:rPr>
-          <w:rFonts w:ascii="system-ui" w:eastAsia="system-ui" w:hAnsi="system-ui" w:cs="system-ui"/>
-          <w:color w:val="0C274A"/>
-          <w:sz w:val="24"/>
-          <w:szCs w:val="24"/>
-        </w:rPr>
-        <w:t>acha</w:t>
-      </w:r>
-      <w:proofErr w:type="spellEnd"/>
-      <w:r>
-        <w:rPr>
-          <w:rFonts w:ascii="system-ui" w:eastAsia="system-ui" w:hAnsi="system-ui" w:cs="system-ui"/>
-          <w:color w:val="0C274A"/>
-          <w:sz w:val="24"/>
-          <w:szCs w:val="24"/>
-        </w:rPr>
-        <w:t xml:space="preserve"> do </w:t>
-      </w:r>
-      <w:proofErr w:type="spellStart"/>
-      <w:r>
-        <w:rPr>
-          <w:rFonts w:ascii="system-ui" w:eastAsia="system-ui" w:hAnsi="system-ui" w:cs="system-ui"/>
-          <w:color w:val="0C274A"/>
-          <w:sz w:val="24"/>
-          <w:szCs w:val="24"/>
-        </w:rPr>
-        <w:t>tema</w:t>
-      </w:r>
-      <w:proofErr w:type="spellEnd"/>
-      <w:r>
-        <w:rPr>
-          <w:rFonts w:ascii="system-ui" w:eastAsia="system-ui" w:hAnsi="system-ui" w:cs="system-ui"/>
-          <w:color w:val="0C274A"/>
-          <w:sz w:val="24"/>
-          <w:szCs w:val="24"/>
-        </w:rPr>
-        <w:t xml:space="preserve"> Predicting Logistics Bottlenecks: A Data-Driven Analysis of Supply Chain Delays</w:t>
+        <w:t>com base no que conversamos, com base no Capstone project o que acha do tema Predicting Logistics Bottlenecks: A Data-Driven Analysis of Supply Chain Delays</w:t>
       </w:r>
     </w:p>
     <w:p>
@@ -12208,7 +12200,7 @@
       </w:pPr>
     </w:p>
     <w:sectPr>
-      <w:footerReference w:type="default" r:id="rId19"/>
+      <w:footerReference w:type="default" r:id="rId20"/>
       <w:pgSz w:w="11906" w:h="16838"/>
       <w:pgMar w:top="1440" w:right="1440" w:bottom="1440" w:left="1440" w:header="708" w:footer="708" w:gutter="0"/>
       <w:pgNumType w:start="1"/>
@@ -14049,7 +14041,6 @@
   <w:style w:type="character" w:default="1" w:styleId="DefaultParagraphFont">
     <w:name w:val="Default Paragraph Font"/>
     <w:uiPriority w:val="1"/>
-    <w:semiHidden/>
     <w:unhideWhenUsed/>
   </w:style>
   <w:style w:type="table" w:default="1" w:styleId="TableNormal">
@@ -14558,6 +14549,18 @@
     <w:pPr>
       <w:spacing w:after="0" w:line="240" w:lineRule="auto"/>
     </w:pPr>
+  </w:style>
+  <w:style w:type="character" w:styleId="UnresolvedMention">
+    <w:name w:val="Unresolved Mention"/>
+    <w:basedOn w:val="DefaultParagraphFont"/>
+    <w:uiPriority w:val="99"/>
+    <w:semiHidden/>
+    <w:unhideWhenUsed/>
+    <w:rsid w:val="00CE5878"/>
+    <w:rPr>
+      <w:color w:val="605E5C"/>
+      <w:shd w:val="clear" w:color="auto" w:fill="E1DFDD"/>
+    </w:rPr>
   </w:style>
 </w:styles>
 </file>

--- a/KlycyaSilva-2026558.docx
+++ b/KlycyaSilva-2026558.docx
@@ -3626,6 +3626,7 @@
                 <w:szCs w:val="18"/>
               </w:rPr>
             </w:pPr>
+            <w:proofErr w:type="spellStart"/>
             <w:r>
               <w:rPr>
                 <w:rFonts w:ascii="Arial" w:eastAsia="Arial" w:hAnsi="Arial" w:cs="Arial"/>
@@ -3637,6 +3638,7 @@
               </w:rPr>
               <w:t>Fev</w:t>
             </w:r>
+            <w:proofErr w:type="spellEnd"/>
           </w:p>
         </w:tc>
         <w:tc>
@@ -11838,59 +11840,93 @@
     <w:p>
       <w:pPr>
         <w:rPr>
-          <w:color w:val="467886" w:themeColor="hyperlink"/>
-          <w:u w:val="single"/>
-        </w:rPr>
-      </w:pPr>
+          <w:rStyle w:val="Hyperlink"/>
+        </w:rPr>
+      </w:pPr>
+      <w:r>
+        <w:rPr>
+          <w:color w:val="000000" w:themeColor="text1"/>
+        </w:rPr>
+        <w:t>Hennessy</w:t>
+      </w:r>
+      <w:r>
+        <w:rPr>
+          <w:color w:val="000000" w:themeColor="text1"/>
+        </w:rPr>
+        <w:t>, Thia (2026, 05</w:t>
+      </w:r>
+      <w:r>
+        <w:rPr>
+          <w:color w:val="000000" w:themeColor="text1"/>
+          <w:vertAlign w:val="superscript"/>
+        </w:rPr>
+        <w:t>th</w:t>
+      </w:r>
+      <w:r>
+        <w:rPr>
+          <w:color w:val="000000" w:themeColor="text1"/>
+        </w:rPr>
+        <w:t xml:space="preserve"> October)</w:t>
+      </w:r>
+      <w:r>
+        <w:rPr>
+          <w:color w:val="000000" w:themeColor="text1"/>
+        </w:rPr>
+        <w:t xml:space="preserve"> Irish</w:t>
+      </w:r>
+      <w:r>
+        <w:rPr>
+          <w:color w:val="000000" w:themeColor="text1"/>
+        </w:rPr>
+        <w:t xml:space="preserve"> food prices are rising again</w:t>
+      </w:r>
+      <w:r>
+        <w:rPr>
+          <w:color w:val="000000" w:themeColor="text1"/>
+        </w:rPr>
+        <w:t>. RTE. Available at:</w:t>
+      </w:r>
       <w:hyperlink r:id="rId15" w:history="1">
         <w:r>
           <w:rPr>
             <w:rStyle w:val="Hyperlink"/>
+            <w:color w:val="000000" w:themeColor="text1"/>
           </w:rPr>
-          <w:t> </w:t>
-        </w:r>
-        <w:r>
-          <w:rPr>
-            <w:rStyle w:val="Hyperlink"/>
-            <w:b/>
-            <w:bCs/>
-          </w:rPr>
-          <w:t>Thia Hennessy</w:t>
+          <w:t>https://www.rte.ie/brainstorm/2026/1005/1594013-ireland-food-prices-groceries-inflation-climate-shipping-war-how-to-shop-well-now/</w:t>
         </w:r>
       </w:hyperlink>
-    </w:p>
-    <w:p>
-      <w:pPr>
-        <w:rPr>
-          <w:color w:val="000000" w:themeColor="text1"/>
-        </w:rPr>
-      </w:pPr>
       <w:r>
-        <w:rPr>
-          <w:color w:val="000000" w:themeColor="text1"/>
-        </w:rPr>
-        <w:t>Hennessy,Thia,A.(2026)’</w:t>
+        <w:t xml:space="preserve">(Accessed : </w:t>
       </w:r>
       <w:r>
-        <w:rPr>
-          <w:color w:val="000000" w:themeColor="text1"/>
-        </w:rPr>
-        <w:t>Why Irish food prices are rising again</w:t>
+        <w:t>10</w:t>
       </w:r>
       <w:r>
         <w:rPr>
-          <w:color w:val="000000" w:themeColor="text1"/>
-        </w:rPr>
-        <w:t>’</w:t>
+          <w:vertAlign w:val="superscript"/>
+        </w:rPr>
+        <w:t>th</w:t>
       </w:r>
       <w:r>
-        <w:rPr>
-          <w:color w:val="000000" w:themeColor="text1"/>
-        </w:rPr>
-        <w:t>,RTE</w:t>
+        <w:t xml:space="preserve"> October</w:t>
+      </w:r>
+      <w:r>
+        <w:t xml:space="preserve"> 2026).</w:t>
       </w:r>
     </w:p>
     <w:p>
+      <w:pPr>
+        <w:rPr>
+          <w:color w:val="000000" w:themeColor="text1"/>
+        </w:rPr>
+      </w:pPr>
+    </w:p>
+    <w:p>
+      <w:pPr>
+        <w:rPr>
+          <w:rStyle w:val="Hyperlink"/>
+        </w:rPr>
+      </w:pPr>
       <w:hyperlink r:id="rId16">
         <w:r>
           <w:rPr>
@@ -11900,7 +11936,13 @@
         </w:r>
       </w:hyperlink>
     </w:p>
+    <w:p/>
     <w:p>
+      <w:pPr>
+        <w:rPr>
+          <w:rStyle w:val="Hyperlink"/>
+        </w:rPr>
+      </w:pPr>
       <w:hyperlink r:id="rId17">
         <w:r>
           <w:rPr>
@@ -11910,6 +11952,7 @@
         </w:r>
       </w:hyperlink>
     </w:p>
+    <w:p/>
     <w:p>
       <w:hyperlink r:id="rId18">
         <w:r>
@@ -11986,7 +12029,67 @@
           <w:sz w:val="24"/>
           <w:szCs w:val="24"/>
         </w:rPr>
-        <w:t>com base no que conversamos, com base no Capstone project o que acha do tema Predicting Logistics Bottlenecks: A Data-Driven Analysis of Supply Chain Delays</w:t>
+        <w:t xml:space="preserve">com base no que </w:t>
+      </w:r>
+      <w:proofErr w:type="spellStart"/>
+      <w:r>
+        <w:rPr>
+          <w:rFonts w:ascii="system-ui" w:eastAsia="system-ui" w:hAnsi="system-ui" w:cs="system-ui"/>
+          <w:color w:val="0C274A"/>
+          <w:sz w:val="24"/>
+          <w:szCs w:val="24"/>
+        </w:rPr>
+        <w:t>conversamos</w:t>
+      </w:r>
+      <w:proofErr w:type="spellEnd"/>
+      <w:r>
+        <w:rPr>
+          <w:rFonts w:ascii="system-ui" w:eastAsia="system-ui" w:hAnsi="system-ui" w:cs="system-ui"/>
+          <w:color w:val="0C274A"/>
+          <w:sz w:val="24"/>
+          <w:szCs w:val="24"/>
+        </w:rPr>
+        <w:t xml:space="preserve">, com base no Capstone project o que </w:t>
+      </w:r>
+      <w:proofErr w:type="spellStart"/>
+      <w:r>
+        <w:rPr>
+          <w:rFonts w:ascii="system-ui" w:eastAsia="system-ui" w:hAnsi="system-ui" w:cs="system-ui"/>
+          <w:color w:val="0C274A"/>
+          <w:sz w:val="24"/>
+          <w:szCs w:val="24"/>
+        </w:rPr>
+        <w:t>acha</w:t>
+      </w:r>
+      <w:proofErr w:type="spellEnd"/>
+      <w:r>
+        <w:rPr>
+          <w:rFonts w:ascii="system-ui" w:eastAsia="system-ui" w:hAnsi="system-ui" w:cs="system-ui"/>
+          <w:color w:val="0C274A"/>
+          <w:sz w:val="24"/>
+          <w:szCs w:val="24"/>
+        </w:rPr>
+        <w:t xml:space="preserve"> do </w:t>
+      </w:r>
+      <w:proofErr w:type="spellStart"/>
+      <w:r>
+        <w:rPr>
+          <w:rFonts w:ascii="system-ui" w:eastAsia="system-ui" w:hAnsi="system-ui" w:cs="system-ui"/>
+          <w:color w:val="0C274A"/>
+          <w:sz w:val="24"/>
+          <w:szCs w:val="24"/>
+        </w:rPr>
+        <w:t>tema</w:t>
+      </w:r>
+      <w:proofErr w:type="spellEnd"/>
+      <w:r>
+        <w:rPr>
+          <w:rFonts w:ascii="system-ui" w:eastAsia="system-ui" w:hAnsi="system-ui" w:cs="system-ui"/>
+          <w:color w:val="0C274A"/>
+          <w:sz w:val="24"/>
+          <w:szCs w:val="24"/>
+        </w:rPr>
+        <w:t xml:space="preserve"> Predicting Logistics Bottlenecks: A Data-Driven Analysis of Supply Chain Delays</w:t>
       </w:r>
     </w:p>
     <w:p>

--- a/KlycyaSilva-2026558.docx
+++ b/KlycyaSilva-2026558.docx
@@ -272,37 +272,7 @@
           <w:sz w:val="36"/>
           <w:szCs w:val="36"/>
         </w:rPr>
-        <w:t>Assessment Cover Page</w:t>
-      </w:r>
-      <w:r>
-        <w:rPr>
-          <w:b/>
-          <w:bCs/>
-          <w:color w:val="156082" w:themeColor="accent1"/>
-          <w:sz w:val="36"/>
-          <w:szCs w:val="36"/>
-        </w:rPr>
-        <w:t xml:space="preserve">        </w:t>
-      </w:r>
-      <w:r>
-        <w:rPr>
-          <w:b/>
-          <w:bCs/>
-          <w:color w:val="156082" w:themeColor="accent1"/>
-          <w:sz w:val="36"/>
-          <w:szCs w:val="36"/>
-        </w:rPr>
-        <w:t xml:space="preserve">    </w:t>
-      </w:r>
-      <w:r>
-        <w:rPr>
-          <w:b/>
-          <w:bCs/>
-          <w:color w:val="156082" w:themeColor="accent1"/>
-          <w:sz w:val="36"/>
-          <w:szCs w:val="36"/>
-        </w:rPr>
-        <w:t xml:space="preserve">    </w:t>
+        <w:t xml:space="preserve">Assessment </w:t>
       </w:r>
     </w:p>
     <w:tbl>
@@ -634,21 +604,27 @@
           </w:tcPr>
           <w:p>
             <w:pPr>
-              <w:spacing w:line="480" w:lineRule="auto"/>
-              <w:rPr>
-                <w:color w:val="000000"/>
+              <w:rPr>
                 <w:sz w:val="32"/>
                 <w:szCs w:val="32"/>
               </w:rPr>
             </w:pPr>
             <w:r>
               <w:rPr>
-                <w:i/>
-                <w:iCs/>
                 <w:sz w:val="32"/>
                 <w:szCs w:val="32"/>
               </w:rPr>
-              <w:t>CA1–Capstone Project Proposal</w:t>
+              <w:t>Predicting</w:t>
+            </w:r>
+            <w:r>
+              <w:t xml:space="preserve"> </w:t>
+            </w:r>
+            <w:r>
+              <w:rPr>
+                <w:sz w:val="32"/>
+                <w:szCs w:val="32"/>
+              </w:rPr>
+              <w:t xml:space="preserve">the Consumer Price Impact of Supply Chain Disruptions in Ireland </w:t>
             </w:r>
           </w:p>
         </w:tc>
@@ -11739,7 +11715,6 @@
     </w:p>
     <w:p>
       <w:pPr>
-        <w:spacing w:before="240" w:after="240"/>
         <w:rPr>
           <w:rFonts w:ascii="Aptos" w:eastAsia="Aptos" w:hAnsi="Aptos" w:cs="Aptos"/>
           <w:color w:val="000000" w:themeColor="text1"/>
@@ -11748,61 +11723,6 @@
         </w:rPr>
       </w:pPr>
     </w:p>
-    <w:p>
-      <w:pPr>
-        <w:spacing w:before="240" w:after="240"/>
-        <w:rPr>
-          <w:rFonts w:ascii="Aptos" w:eastAsia="Aptos" w:hAnsi="Aptos" w:cs="Aptos"/>
-          <w:color w:val="000000" w:themeColor="text1"/>
-          <w:sz w:val="24"/>
-          <w:szCs w:val="24"/>
-        </w:rPr>
-      </w:pPr>
-    </w:p>
-    <w:p>
-      <w:pPr>
-        <w:spacing w:before="240" w:after="240"/>
-        <w:rPr>
-          <w:rFonts w:ascii="Aptos" w:eastAsia="Aptos" w:hAnsi="Aptos" w:cs="Aptos"/>
-          <w:color w:val="000000" w:themeColor="text1"/>
-          <w:sz w:val="24"/>
-          <w:szCs w:val="24"/>
-        </w:rPr>
-      </w:pPr>
-    </w:p>
-    <w:p>
-      <w:pPr>
-        <w:spacing w:before="240" w:after="240"/>
-        <w:rPr>
-          <w:rFonts w:ascii="Aptos" w:eastAsia="Aptos" w:hAnsi="Aptos" w:cs="Aptos"/>
-          <w:color w:val="000000" w:themeColor="text1"/>
-          <w:sz w:val="24"/>
-          <w:szCs w:val="24"/>
-        </w:rPr>
-      </w:pPr>
-    </w:p>
-    <w:p>
-      <w:pPr>
-        <w:spacing w:before="240" w:after="240"/>
-        <w:rPr>
-          <w:rFonts w:ascii="Aptos" w:eastAsia="Aptos" w:hAnsi="Aptos" w:cs="Aptos"/>
-          <w:color w:val="000000" w:themeColor="text1"/>
-          <w:sz w:val="24"/>
-          <w:szCs w:val="24"/>
-        </w:rPr>
-      </w:pPr>
-    </w:p>
-    <w:p>
-      <w:pPr>
-        <w:spacing w:before="240" w:after="240"/>
-        <w:rPr>
-          <w:rFonts w:ascii="Aptos" w:eastAsia="Aptos" w:hAnsi="Aptos" w:cs="Aptos"/>
-          <w:color w:val="000000" w:themeColor="text1"/>
-          <w:sz w:val="24"/>
-          <w:szCs w:val="24"/>
-        </w:rPr>
-      </w:pPr>
-    </w:p>
     <w:p/>
     <w:p>
       <w:pPr>
@@ -11810,6 +11730,7 @@
       </w:pPr>
       <w:bookmarkStart w:id="9" w:name="_Toc243317729"/>
       <w:r>
+        <w:lastRenderedPageBreak/>
         <w:t>References</w:t>
       </w:r>
       <w:bookmarkEnd w:id="9"/>
@@ -11917,17 +11838,32 @@
     <w:p>
       <w:pPr>
         <w:rPr>
-          <w:color w:val="000000" w:themeColor="text1"/>
-        </w:rPr>
-      </w:pPr>
+          <w:rStyle w:val="Hyperlink"/>
+        </w:rPr>
+      </w:pPr>
+      <w:hyperlink r:id="rId16">
+        <w:r>
+          <w:rPr>
+            <w:rStyle w:val="Hyperlink"/>
+          </w:rPr>
+          <w:t>https://www.rte.ie/brainstorm/2026/1005/1594013-ireland-food-prices-groceries-inflation-climate-shipping-war-how-to-shop-well-now/</w:t>
+        </w:r>
+      </w:hyperlink>
     </w:p>
     <w:p>
       <w:pPr>
         <w:rPr>
+          <w:color w:val="000000" w:themeColor="text1"/>
+        </w:rPr>
+      </w:pPr>
+    </w:p>
+    <w:p>
+      <w:pPr>
+        <w:rPr>
           <w:rStyle w:val="Hyperlink"/>
         </w:rPr>
       </w:pPr>
-      <w:hyperlink r:id="rId16">
+      <w:hyperlink r:id="rId17">
         <w:r>
           <w:rPr>
             <w:rStyle w:val="Hyperlink"/>
@@ -11943,7 +11879,7 @@
           <w:rStyle w:val="Hyperlink"/>
         </w:rPr>
       </w:pPr>
-      <w:hyperlink r:id="rId17">
+      <w:hyperlink r:id="rId18">
         <w:r>
           <w:rPr>
             <w:rStyle w:val="Hyperlink"/>
@@ -11954,7 +11890,7 @@
     </w:p>
     <w:p/>
     <w:p>
-      <w:hyperlink r:id="rId18">
+      <w:hyperlink r:id="rId19">
         <w:r>
           <w:rPr>
             <w:rStyle w:val="Hyperlink"/>
@@ -11964,7 +11900,7 @@
       </w:hyperlink>
     </w:p>
     <w:p>
-      <w:hyperlink r:id="rId19">
+      <w:hyperlink r:id="rId20">
         <w:r>
           <w:rPr>
             <w:rStyle w:val="Hyperlink"/>
@@ -12004,10 +11940,6 @@
     <w:p/>
     <w:p/>
     <w:p/>
-    <w:p/>
-    <w:p/>
-    <w:p/>
-    <w:p/>
     <w:p>
       <w:pPr>
         <w:pStyle w:val="Heading1"/>
@@ -12016,6 +11948,7 @@
       <w:bookmarkStart w:id="11" w:name="_Toc243317730"/>
       <w:bookmarkEnd w:id="10"/>
       <w:r>
+        <w:lastRenderedPageBreak/>
         <w:t>Appendix</w:t>
       </w:r>
       <w:bookmarkEnd w:id="11"/>
@@ -12303,7 +12236,7 @@
       </w:pPr>
     </w:p>
     <w:sectPr>
-      <w:footerReference w:type="default" r:id="rId20"/>
+      <w:footerReference w:type="default" r:id="rId21"/>
       <w:pgSz w:w="11906" w:h="16838"/>
       <w:pgMar w:top="1440" w:right="1440" w:bottom="1440" w:left="1440" w:header="708" w:footer="708" w:gutter="0"/>
       <w:pgNumType w:start="1"/>

--- a/KlycyaSilva-2026558.docx
+++ b/KlycyaSilva-2026558.docx
@@ -11838,32 +11838,17 @@
     <w:p>
       <w:pPr>
         <w:rPr>
-          <w:rStyle w:val="Hyperlink"/>
-        </w:rPr>
-      </w:pPr>
-      <w:hyperlink r:id="rId16">
-        <w:r>
-          <w:rPr>
-            <w:rStyle w:val="Hyperlink"/>
-          </w:rPr>
-          <w:t>https://www.rte.ie/brainstorm/2026/1005/1594013-ireland-food-prices-groceries-inflation-climate-shipping-war-how-to-shop-well-now/</w:t>
-        </w:r>
-      </w:hyperlink>
+          <w:color w:val="000000" w:themeColor="text1"/>
+        </w:rPr>
+      </w:pPr>
     </w:p>
     <w:p>
       <w:pPr>
         <w:rPr>
-          <w:color w:val="000000" w:themeColor="text1"/>
-        </w:rPr>
-      </w:pPr>
-    </w:p>
-    <w:p>
-      <w:pPr>
-        <w:rPr>
           <w:rStyle w:val="Hyperlink"/>
         </w:rPr>
       </w:pPr>
-      <w:hyperlink r:id="rId17">
+      <w:hyperlink r:id="rId16">
         <w:r>
           <w:rPr>
             <w:rStyle w:val="Hyperlink"/>
@@ -11879,7 +11864,7 @@
           <w:rStyle w:val="Hyperlink"/>
         </w:rPr>
       </w:pPr>
-      <w:hyperlink r:id="rId18">
+      <w:hyperlink r:id="rId17">
         <w:r>
           <w:rPr>
             <w:rStyle w:val="Hyperlink"/>
@@ -11887,6 +11872,63 @@
           <w:t>https://www.centralbank.ie/publication/research-publications/staff-insights/tracing-energy-shocks-through-the-irish-supply-chain--a-new-monitoring-framework</w:t>
         </w:r>
       </w:hyperlink>
+    </w:p>
+    <w:p>
+      <w:pPr>
+        <w:rPr>
+          <w:rStyle w:val="Hyperlink"/>
+          <w:color w:val="000000" w:themeColor="text1"/>
+          <w:u w:val="none"/>
+        </w:rPr>
+      </w:pPr>
+      <w:r>
+        <w:rPr>
+          <w:color w:val="000000" w:themeColor="text1"/>
+        </w:rPr>
+        <w:t xml:space="preserve">Bourke, K. and Rice, J. (2026) ‘Tracing energy shocks through the Irish supply chain: A new monitoring framework’, </w:t>
+      </w:r>
+      <w:r>
+        <w:rPr>
+          <w:i/>
+          <w:iCs/>
+          <w:color w:val="000000" w:themeColor="text1"/>
+        </w:rPr>
+        <w:t>Central Bank of Ireland</w:t>
+      </w:r>
+      <w:r>
+        <w:rPr>
+          <w:color w:val="000000" w:themeColor="text1"/>
+        </w:rPr>
+        <w:t xml:space="preserve">. Available at: </w:t>
+      </w:r>
+      <w:hyperlink r:id="rId18" w:tgtFrame="_blank" w:history="1">
+        <w:r>
+          <w:rPr>
+            <w:rStyle w:val="Hyperlink"/>
+            <w:color w:val="000000" w:themeColor="text1"/>
+            <w:u w:val="none"/>
+          </w:rPr>
+          <w:t>https://www.centralbank.ie/publication/research-publications/staff-insights/tracing-energy-shocks-through-the-irish-supply-chain--a-new-monitoring-framework </w:t>
+        </w:r>
+      </w:hyperlink>
+      <w:r>
+        <w:rPr>
+          <w:color w:val="000000" w:themeColor="text1"/>
+        </w:rPr>
+        <w:t xml:space="preserve"> (Accessed: </w:t>
+      </w:r>
+      <w:r>
+        <w:rPr>
+          <w:color w:val="000000" w:themeColor="text1"/>
+        </w:rPr>
+        <w:t>24 September</w:t>
+      </w:r>
+      <w:r>
+        <w:rPr>
+          <w:color w:val="000000" w:themeColor="text1"/>
+        </w:rPr>
+        <w:t xml:space="preserve"> 2026).</w:t>
+      </w:r>
     </w:p>
     <w:p/>
     <w:p>
@@ -11948,7 +11990,6 @@
       <w:bookmarkStart w:id="11" w:name="_Toc243317730"/>
       <w:bookmarkEnd w:id="10"/>
       <w:r>
-        <w:lastRenderedPageBreak/>
         <w:t>Appendix</w:t>
       </w:r>
       <w:bookmarkEnd w:id="11"/>
@@ -12133,11 +12174,9 @@
           <w:szCs w:val="24"/>
           <w:lang w:val="pt-BR"/>
         </w:rPr>
-        <w:t>Tem várias consumer price index como saber qual é a certa ? A CPI consumer price index que você falou não existe e sim CPA e CPM mas elas tem informações de tabaco e álcool</w:t>
-      </w:r>
-    </w:p>
-    <w:p>
-      <w:pPr>
+        <w:t xml:space="preserve">Tem várias consumer price index como saber qual é a certa ? A CPI consumer price index que você falou não existe e sim CPA e CPM mas elas </w:t>
+      </w:r>
+      <w:r>
         <w:rPr>
           <w:rFonts w:ascii="system-ui" w:eastAsia="system-ui" w:hAnsi="system-ui" w:cs="system-ui"/>
           <w:color w:val="0C274A"/>
@@ -12145,14 +12184,8 @@
           <w:szCs w:val="24"/>
           <w:lang w:val="pt-BR"/>
         </w:rPr>
-      </w:pPr>
-    </w:p>
-    <w:p>
-      <w:pPr>
-        <w:rPr>
-          <w:lang w:val="pt-BR"/>
-        </w:rPr>
-      </w:pPr>
+        <w:t xml:space="preserve">so </w:t>
+      </w:r>
       <w:r>
         <w:rPr>
           <w:rFonts w:ascii="system-ui" w:eastAsia="system-ui" w:hAnsi="system-ui" w:cs="system-ui"/>
@@ -12161,7 +12194,7 @@
           <w:szCs w:val="24"/>
           <w:lang w:val="pt-BR"/>
         </w:rPr>
-        <w:t>eu nao preciso de informacao de transporte ja que o trabalho e demonstrar o impacto no consumidor dercorrente do transporte</w:t>
+        <w:t>tem informações de tabaco e álcool</w:t>
       </w:r>
     </w:p>
     <w:p>
@@ -12189,7 +12222,7 @@
           <w:szCs w:val="24"/>
           <w:lang w:val="pt-BR"/>
         </w:rPr>
-        <w:t>Como fica a metodologia do meu trabalho , Posso incluir trabalhos publicados ou artigos na minha metodologia</w:t>
+        <w:t>eu nao preciso de informacao de transporte ja que o trabalho e demonstrar o impacto no consumidor dercorrente do transporte</w:t>
       </w:r>
     </w:p>
     <w:p>
@@ -12217,12 +12250,40 @@
           <w:szCs w:val="24"/>
           <w:lang w:val="pt-BR"/>
         </w:rPr>
-        <w:t>Com base no meu projeto primeira e segunda parte o que precisa ir como topico no grafico de gantt</w:t>
+        <w:t>Como fica a metodologia do meu trabalho , Posso incluir trabalhos publicados ou artigos na minha metodologia</w:t>
       </w:r>
     </w:p>
     <w:p>
       <w:pPr>
         <w:rPr>
+          <w:rFonts w:ascii="system-ui" w:eastAsia="system-ui" w:hAnsi="system-ui" w:cs="system-ui"/>
+          <w:color w:val="0C274A"/>
+          <w:sz w:val="24"/>
+          <w:szCs w:val="24"/>
+          <w:lang w:val="pt-BR"/>
+        </w:rPr>
+      </w:pPr>
+    </w:p>
+    <w:p>
+      <w:pPr>
+        <w:rPr>
+          <w:lang w:val="pt-BR"/>
+        </w:rPr>
+      </w:pPr>
+      <w:r>
+        <w:rPr>
+          <w:rFonts w:ascii="system-ui" w:eastAsia="system-ui" w:hAnsi="system-ui" w:cs="system-ui"/>
+          <w:color w:val="0C274A"/>
+          <w:sz w:val="24"/>
+          <w:szCs w:val="24"/>
+          <w:lang w:val="pt-BR"/>
+        </w:rPr>
+        <w:t>Com base no meu projeto primeira e segunda parte o que precisa ir como topico no grafico de gantt</w:t>
+      </w:r>
+    </w:p>
+    <w:p>
+      <w:pPr>
+        <w:rPr>
           <w:color w:val="FF0000"/>
           <w:lang w:val="pt-BR"/>
         </w:rPr>
@@ -12234,6 +12295,12 @@
           <w:lang w:val="pt-BR"/>
         </w:rPr>
       </w:pPr>
+      <w:r>
+        <w:rPr>
+          <w:lang w:val="pt-BR"/>
+        </w:rPr>
+        <w:t>Verifica a gramatica do meu texto</w:t>
+      </w:r>
     </w:p>
     <w:sectPr>
       <w:footerReference w:type="default" r:id="rId21"/>

--- a/KlycyaSilva-2026558.docx
+++ b/KlycyaSilva-2026558.docx
@@ -11942,6 +11942,11 @@
       </w:hyperlink>
     </w:p>
     <w:p>
+      <w:pPr>
+        <w:rPr>
+          <w:rStyle w:val="Hyperlink"/>
+        </w:rPr>
+      </w:pPr>
       <w:hyperlink r:id="rId20">
         <w:r>
           <w:rPr>
@@ -11950,6 +11955,60 @@
           <w:t>https://enterprise.gov.ie/en/publications/publication-files/expert-group-on-global-value-and-supply-chains-final-report.pdf</w:t>
         </w:r>
       </w:hyperlink>
+    </w:p>
+    <w:p>
+      <w:pPr>
+        <w:rPr>
+          <w:color w:val="000000" w:themeColor="text1"/>
+        </w:rPr>
+      </w:pPr>
+      <w:r>
+        <w:rPr>
+          <w:color w:val="000000" w:themeColor="text1"/>
+        </w:rPr>
+        <w:t xml:space="preserve">Department of Enterprise, Trade and Employment (2024) </w:t>
+      </w:r>
+      <w:r>
+        <w:rPr>
+          <w:i/>
+          <w:iCs/>
+          <w:color w:val="000000" w:themeColor="text1"/>
+        </w:rPr>
+        <w:t>Expert Group on Global Value and Supply Chains: Final Report</w:t>
+      </w:r>
+      <w:r>
+        <w:rPr>
+          <w:color w:val="000000" w:themeColor="text1"/>
+        </w:rPr>
+        <w:t xml:space="preserve">. Dublin: Government of Ireland. Available at: </w:t>
+      </w:r>
+      <w:hyperlink r:id="rId21" w:tgtFrame="_blank" w:history="1">
+        <w:r>
+          <w:rPr>
+            <w:rStyle w:val="Hyperlink"/>
+            <w:color w:val="000000" w:themeColor="text1"/>
+          </w:rPr>
+          <w:t>https://enterprise.gov.ie/en/publications/publication-files/expert-group-on-global-value-and-supply-chains-final-report.pdf </w:t>
+        </w:r>
+      </w:hyperlink>
+      <w:r>
+        <w:rPr>
+          <w:color w:val="000000" w:themeColor="text1"/>
+        </w:rPr>
+        <w:t xml:space="preserve"> (Accessed: </w:t>
+      </w:r>
+      <w:r>
+        <w:rPr>
+          <w:color w:val="000000" w:themeColor="text1"/>
+        </w:rPr>
+        <w:t>24 September</w:t>
+      </w:r>
+      <w:r>
+        <w:rPr>
+          <w:color w:val="000000" w:themeColor="text1"/>
+        </w:rPr>
+        <w:t xml:space="preserve"> 2026)</w:t>
+      </w:r>
     </w:p>
     <w:p/>
     <w:p>
@@ -12303,7 +12362,7 @@
       </w:r>
     </w:p>
     <w:sectPr>
-      <w:footerReference w:type="default" r:id="rId21"/>
+      <w:footerReference w:type="default" r:id="rId22"/>
       <w:pgSz w:w="11906" w:h="16838"/>
       <w:pgMar w:top="1440" w:right="1440" w:bottom="1440" w:left="1440" w:header="708" w:footer="708" w:gutter="0"/>
       <w:pgNumType w:start="1"/>

--- a/KlycyaSilva-2026558.docx
+++ b/KlycyaSilva-2026558.docx
@@ -3602,7 +3602,6 @@
                 <w:szCs w:val="18"/>
               </w:rPr>
             </w:pPr>
-            <w:proofErr w:type="spellStart"/>
             <w:r>
               <w:rPr>
                 <w:rFonts w:ascii="Arial" w:eastAsia="Arial" w:hAnsi="Arial" w:cs="Arial"/>
@@ -3614,7 +3613,6 @@
               </w:rPr>
               <w:t>Fev</w:t>
             </w:r>
-            <w:proofErr w:type="spellEnd"/>
           </w:p>
         </w:tc>
         <w:tc>
@@ -11749,21 +11747,6 @@
           <w:rStyle w:val="Hyperlink"/>
         </w:rPr>
       </w:pPr>
-      <w:hyperlink r:id="rId14">
-        <w:r>
-          <w:rPr>
-            <w:rStyle w:val="Hyperlink"/>
-          </w:rPr>
-          <w:t>https://www.rte.ie/brainstorm/2026/1005/1594013-ireland-food-prices-groceries-inflation-climate-shipping-war-how-to-shop-well-now/</w:t>
-        </w:r>
-      </w:hyperlink>
-    </w:p>
-    <w:p>
-      <w:pPr>
-        <w:rPr>
-          <w:rStyle w:val="Hyperlink"/>
-        </w:rPr>
-      </w:pPr>
       <w:r>
         <w:rPr>
           <w:color w:val="000000" w:themeColor="text1"/>
@@ -11774,26 +11757,25 @@
         <w:rPr>
           <w:color w:val="000000" w:themeColor="text1"/>
         </w:rPr>
-        <w:t>, Thia (2026, 05</w:t>
+        <w:t>, Thia (2026)</w:t>
       </w:r>
       <w:r>
         <w:rPr>
           <w:color w:val="000000" w:themeColor="text1"/>
-          <w:vertAlign w:val="superscript"/>
-        </w:rPr>
-        <w:t>th</w:t>
+        </w:rPr>
+        <w:t xml:space="preserve"> </w:t>
       </w:r>
       <w:r>
         <w:rPr>
           <w:color w:val="000000" w:themeColor="text1"/>
         </w:rPr>
-        <w:t xml:space="preserve"> October)</w:t>
+        <w:t>‘</w:t>
       </w:r>
       <w:r>
         <w:rPr>
           <w:color w:val="000000" w:themeColor="text1"/>
         </w:rPr>
-        <w:t xml:space="preserve"> Irish</w:t>
+        <w:t>Irish</w:t>
       </w:r>
       <w:r>
         <w:rPr>
@@ -11805,9 +11787,35 @@
         <w:rPr>
           <w:color w:val="000000" w:themeColor="text1"/>
         </w:rPr>
-        <w:t>. RTE. Available at:</w:t>
-      </w:r>
-      <w:hyperlink r:id="rId15" w:history="1">
+        <w:t>’</w:t>
+      </w:r>
+      <w:r>
+        <w:rPr>
+          <w:color w:val="000000" w:themeColor="text1"/>
+        </w:rPr>
+        <w:t xml:space="preserve">. </w:t>
+      </w:r>
+      <w:r>
+        <w:rPr>
+          <w:i/>
+          <w:iCs/>
+          <w:color w:val="000000" w:themeColor="text1"/>
+        </w:rPr>
+        <w:t>RTÉ Brainstorm</w:t>
+      </w:r>
+      <w:r>
+        <w:rPr>
+          <w:color w:val="000000" w:themeColor="text1"/>
+        </w:rPr>
+        <w:t>, 05 October.</w:t>
+      </w:r>
+      <w:r>
+        <w:rPr>
+          <w:color w:val="000000" w:themeColor="text1"/>
+        </w:rPr>
+        <w:t xml:space="preserve"> Available at:</w:t>
+      </w:r>
+      <w:hyperlink r:id="rId14" w:history="1">
         <w:r>
           <w:rPr>
             <w:rStyle w:val="Hyperlink"/>
@@ -11820,16 +11828,7 @@
         <w:t xml:space="preserve">(Accessed : </w:t>
       </w:r>
       <w:r>
-        <w:t>10</w:t>
-      </w:r>
-      <w:r>
-        <w:rPr>
-          <w:vertAlign w:val="superscript"/>
-        </w:rPr>
-        <w:t>th</w:t>
-      </w:r>
-      <w:r>
-        <w:t xml:space="preserve"> October</w:t>
+        <w:t>10 October</w:t>
       </w:r>
       <w:r>
         <w:t xml:space="preserve"> 2026).</w:t>
@@ -11848,7 +11847,7 @@
           <w:rStyle w:val="Hyperlink"/>
         </w:rPr>
       </w:pPr>
-      <w:hyperlink r:id="rId16">
+      <w:hyperlink r:id="rId15">
         <w:r>
           <w:rPr>
             <w:rStyle w:val="Hyperlink"/>
@@ -11864,7 +11863,7 @@
           <w:rStyle w:val="Hyperlink"/>
         </w:rPr>
       </w:pPr>
-      <w:hyperlink r:id="rId17">
+      <w:hyperlink r:id="rId16">
         <w:r>
           <w:rPr>
             <w:rStyle w:val="Hyperlink"/>
@@ -11901,7 +11900,7 @@
         </w:rPr>
         <w:t xml:space="preserve">. Available at: </w:t>
       </w:r>
-      <w:hyperlink r:id="rId18" w:tgtFrame="_blank" w:history="1">
+      <w:hyperlink r:id="rId17" w:tgtFrame="_blank" w:history="1">
         <w:r>
           <w:rPr>
             <w:rStyle w:val="Hyperlink"/>
@@ -11932,7 +11931,7 @@
     </w:p>
     <w:p/>
     <w:p>
-      <w:hyperlink r:id="rId19">
+      <w:hyperlink r:id="rId18">
         <w:r>
           <w:rPr>
             <w:rStyle w:val="Hyperlink"/>
@@ -11947,7 +11946,7 @@
           <w:rStyle w:val="Hyperlink"/>
         </w:rPr>
       </w:pPr>
-      <w:hyperlink r:id="rId20">
+      <w:hyperlink r:id="rId19">
         <w:r>
           <w:rPr>
             <w:rStyle w:val="Hyperlink"/>
@@ -11982,7 +11981,7 @@
         </w:rPr>
         <w:t xml:space="preserve">. Dublin: Government of Ireland. Available at: </w:t>
       </w:r>
-      <w:hyperlink r:id="rId21" w:tgtFrame="_blank" w:history="1">
+      <w:hyperlink r:id="rId20" w:tgtFrame="_blank" w:history="1">
         <w:r>
           <w:rPr>
             <w:rStyle w:val="Hyperlink"/>
@@ -12062,67 +12061,7 @@
           <w:sz w:val="24"/>
           <w:szCs w:val="24"/>
         </w:rPr>
-        <w:t xml:space="preserve">com base no que </w:t>
-      </w:r>
-      <w:proofErr w:type="spellStart"/>
-      <w:r>
-        <w:rPr>
-          <w:rFonts w:ascii="system-ui" w:eastAsia="system-ui" w:hAnsi="system-ui" w:cs="system-ui"/>
-          <w:color w:val="0C274A"/>
-          <w:sz w:val="24"/>
-          <w:szCs w:val="24"/>
-        </w:rPr>
-        <w:t>conversamos</w:t>
-      </w:r>
-      <w:proofErr w:type="spellEnd"/>
-      <w:r>
-        <w:rPr>
-          <w:rFonts w:ascii="system-ui" w:eastAsia="system-ui" w:hAnsi="system-ui" w:cs="system-ui"/>
-          <w:color w:val="0C274A"/>
-          <w:sz w:val="24"/>
-          <w:szCs w:val="24"/>
-        </w:rPr>
-        <w:t xml:space="preserve">, com base no Capstone project o que </w:t>
-      </w:r>
-      <w:proofErr w:type="spellStart"/>
-      <w:r>
-        <w:rPr>
-          <w:rFonts w:ascii="system-ui" w:eastAsia="system-ui" w:hAnsi="system-ui" w:cs="system-ui"/>
-          <w:color w:val="0C274A"/>
-          <w:sz w:val="24"/>
-          <w:szCs w:val="24"/>
-        </w:rPr>
-        <w:t>acha</w:t>
-      </w:r>
-      <w:proofErr w:type="spellEnd"/>
-      <w:r>
-        <w:rPr>
-          <w:rFonts w:ascii="system-ui" w:eastAsia="system-ui" w:hAnsi="system-ui" w:cs="system-ui"/>
-          <w:color w:val="0C274A"/>
-          <w:sz w:val="24"/>
-          <w:szCs w:val="24"/>
-        </w:rPr>
-        <w:t xml:space="preserve"> do </w:t>
-      </w:r>
-      <w:proofErr w:type="spellStart"/>
-      <w:r>
-        <w:rPr>
-          <w:rFonts w:ascii="system-ui" w:eastAsia="system-ui" w:hAnsi="system-ui" w:cs="system-ui"/>
-          <w:color w:val="0C274A"/>
-          <w:sz w:val="24"/>
-          <w:szCs w:val="24"/>
-        </w:rPr>
-        <w:t>tema</w:t>
-      </w:r>
-      <w:proofErr w:type="spellEnd"/>
-      <w:r>
-        <w:rPr>
-          <w:rFonts w:ascii="system-ui" w:eastAsia="system-ui" w:hAnsi="system-ui" w:cs="system-ui"/>
-          <w:color w:val="0C274A"/>
-          <w:sz w:val="24"/>
-          <w:szCs w:val="24"/>
-        </w:rPr>
-        <w:t xml:space="preserve"> Predicting Logistics Bottlenecks: A Data-Driven Analysis of Supply Chain Delays</w:t>
+        <w:t>com base no que conversamos, com base no Capstone project o que acha do tema Predicting Logistics Bottlenecks: A Data-Driven Analysis of Supply Chain Delays</w:t>
       </w:r>
     </w:p>
     <w:p>
@@ -12362,7 +12301,7 @@
       </w:r>
     </w:p>
     <w:sectPr>
-      <w:footerReference w:type="default" r:id="rId22"/>
+      <w:footerReference w:type="default" r:id="rId21"/>
       <w:pgSz w:w="11906" w:h="16838"/>
       <w:pgMar w:top="1440" w:right="1440" w:bottom="1440" w:left="1440" w:header="708" w:footer="708" w:gutter="0"/>
       <w:pgNumType w:start="1"/>

--- a/KlycyaSilva-2026558.docx
+++ b/KlycyaSilva-2026558.docx
@@ -11837,40 +11837,71 @@
     <w:p>
       <w:pPr>
         <w:rPr>
-          <w:color w:val="000000" w:themeColor="text1"/>
-        </w:rPr>
-      </w:pPr>
-    </w:p>
-    <w:p>
-      <w:pPr>
-        <w:rPr>
           <w:rStyle w:val="Hyperlink"/>
-        </w:rPr>
-      </w:pPr>
-      <w:hyperlink r:id="rId15">
+          <w:color w:val="000000" w:themeColor="text1"/>
+          <w:u w:val="none"/>
+        </w:rPr>
+      </w:pPr>
+      <w:r>
+        <w:rPr>
+          <w:color w:val="000000" w:themeColor="text1"/>
+        </w:rPr>
+        <w:t xml:space="preserve">Vemula, Shashidar. (2026) </w:t>
+      </w:r>
+      <w:r>
+        <w:rPr>
+          <w:i/>
+          <w:iCs/>
+          <w:color w:val="000000" w:themeColor="text1"/>
+        </w:rPr>
+        <w:t>Predicting Retail Supply Chain Disruptions Using Graph-Based Machine Learning Models</w:t>
+      </w:r>
+      <w:r>
+        <w:rPr>
+          <w:color w:val="000000" w:themeColor="text1"/>
+        </w:rPr>
+        <w:t xml:space="preserve">. MSc project. National College of Ireland. Available at: </w:t>
+      </w:r>
+      <w:hyperlink r:id="rId15" w:tgtFrame="_blank" w:history="1">
         <w:r>
           <w:rPr>
             <w:rStyle w:val="Hyperlink"/>
+            <w:color w:val="000000" w:themeColor="text1"/>
+            <w:u w:val="none"/>
           </w:rPr>
-          <w:t>https://norma.ncirl.ie/9924/1/shashidarvemula.pdf</w:t>
+          <w:t>https://norma.ncirl.ie/9924/1/shashidarvemula.pdf </w:t>
         </w:r>
       </w:hyperlink>
-    </w:p>
-    <w:p/>
-    <w:p>
-      <w:pPr>
-        <w:rPr>
-          <w:rStyle w:val="Hyperlink"/>
-        </w:rPr>
-      </w:pPr>
-      <w:hyperlink r:id="rId16">
-        <w:r>
-          <w:rPr>
-            <w:rStyle w:val="Hyperlink"/>
-          </w:rPr>
-          <w:t>https://www.centralbank.ie/publication/research-publications/staff-insights/tracing-energy-shocks-through-the-irish-supply-chain--a-new-monitoring-framework</w:t>
-        </w:r>
-      </w:hyperlink>
+      <w:r>
+        <w:rPr>
+          <w:color w:val="000000" w:themeColor="text1"/>
+        </w:rPr>
+        <w:t xml:space="preserve"> (Accessed: </w:t>
+      </w:r>
+      <w:r>
+        <w:rPr>
+          <w:color w:val="000000" w:themeColor="text1"/>
+        </w:rPr>
+        <w:t>28</w:t>
+      </w:r>
+      <w:r>
+        <w:rPr>
+          <w:color w:val="000000" w:themeColor="text1"/>
+        </w:rPr>
+        <w:t xml:space="preserve"> </w:t>
+      </w:r>
+      <w:r>
+        <w:rPr>
+          <w:color w:val="000000" w:themeColor="text1"/>
+        </w:rPr>
+        <w:t>September</w:t>
+      </w:r>
+      <w:r>
+        <w:rPr>
+          <w:color w:val="000000" w:themeColor="text1"/>
+        </w:rPr>
+        <w:t xml:space="preserve"> 2026).</w:t>
+      </w:r>
     </w:p>
     <w:p>
       <w:pPr>
@@ -11900,7 +11931,7 @@
         </w:rPr>
         <w:t xml:space="preserve">. Available at: </w:t>
       </w:r>
-      <w:hyperlink r:id="rId17" w:tgtFrame="_blank" w:history="1">
+      <w:hyperlink r:id="rId16" w:tgtFrame="_blank" w:history="1">
         <w:r>
           <w:rPr>
             <w:rStyle w:val="Hyperlink"/>
@@ -11931,41 +11962,86 @@
     </w:p>
     <w:p/>
     <w:p>
-      <w:hyperlink r:id="rId18">
+      <w:pPr>
+        <w:rPr>
+          <w:color w:val="000000" w:themeColor="text1"/>
+        </w:rPr>
+      </w:pPr>
+      <w:r>
+        <w:rPr>
+          <w:color w:val="000000" w:themeColor="text1"/>
+        </w:rPr>
+        <w:t xml:space="preserve">Department of Enterprise, Trade and Employment (2024) </w:t>
+      </w:r>
+      <w:r>
+        <w:rPr>
+          <w:i/>
+          <w:iCs/>
+          <w:color w:val="000000" w:themeColor="text1"/>
+        </w:rPr>
+        <w:t>Expert Group on Global Value and Supply Chains: Final Report</w:t>
+      </w:r>
+      <w:r>
+        <w:rPr>
+          <w:color w:val="000000" w:themeColor="text1"/>
+        </w:rPr>
+        <w:t xml:space="preserve">. Dublin: Government of Ireland. Available at: </w:t>
+      </w:r>
+      <w:hyperlink r:id="rId17" w:tgtFrame="_blank" w:history="1">
+        <w:r>
+          <w:rPr>
+            <w:rStyle w:val="Hyperlink"/>
+            <w:color w:val="000000" w:themeColor="text1"/>
+            <w:u w:val="none"/>
+          </w:rPr>
+          <w:t>https://enterprise.gov.ie/en/publications/publication-files/expert-group-on-global-value-and-supply-chains-final-report.pdf </w:t>
+        </w:r>
+      </w:hyperlink>
+      <w:r>
+        <w:rPr>
+          <w:color w:val="000000" w:themeColor="text1"/>
+        </w:rPr>
+        <w:t xml:space="preserve"> (Accessed: </w:t>
+      </w:r>
+      <w:r>
+        <w:rPr>
+          <w:color w:val="000000" w:themeColor="text1"/>
+        </w:rPr>
+        <w:t>24 September</w:t>
+      </w:r>
+      <w:r>
+        <w:rPr>
+          <w:color w:val="000000" w:themeColor="text1"/>
+        </w:rPr>
+        <w:t xml:space="preserve"> 2026)</w:t>
+      </w:r>
+    </w:p>
+    <w:p>
+      <w:pPr>
+        <w:rPr>
+          <w:color w:val="000000" w:themeColor="text1"/>
+        </w:rPr>
+      </w:pPr>
+      <w:hyperlink r:id="rId18" w:history="1">
         <w:r>
           <w:rPr>
             <w:rStyle w:val="Hyperlink"/>
           </w:rPr>
-          <w:t>https://researchrepository.universityofgalway.ie/server/api/core/bitstreams/27a12c65-48a4-4b49-bd75-fd505b5c38fc/content</w:t>
+          <w:t>https://cepr.org/voxeu/columns/price-delay-how-supply-chain-disruptions-spread-consumer-prices</w:t>
         </w:r>
       </w:hyperlink>
     </w:p>
     <w:p>
       <w:pPr>
         <w:rPr>
-          <w:rStyle w:val="Hyperlink"/>
-        </w:rPr>
-      </w:pPr>
-      <w:hyperlink r:id="rId19">
-        <w:r>
-          <w:rPr>
-            <w:rStyle w:val="Hyperlink"/>
-          </w:rPr>
-          <w:t>https://enterprise.gov.ie/en/publications/publication-files/expert-group-on-global-value-and-supply-chains-final-report.pdf</w:t>
-        </w:r>
-      </w:hyperlink>
-    </w:p>
-    <w:p>
-      <w:pPr>
-        <w:rPr>
-          <w:color w:val="000000" w:themeColor="text1"/>
-        </w:rPr>
-      </w:pPr>
-      <w:r>
-        <w:rPr>
-          <w:color w:val="000000" w:themeColor="text1"/>
-        </w:rPr>
-        <w:t xml:space="preserve">Department of Enterprise, Trade and Employment (2024) </w:t>
+          <w:color w:val="000000" w:themeColor="text1"/>
+        </w:rPr>
+      </w:pPr>
+      <w:r>
+        <w:rPr>
+          <w:color w:val="000000" w:themeColor="text1"/>
+        </w:rPr>
+        <w:t>Baslandze, S. and Fuchs, S. (2026) ‘The price of delay: How supply chain disruptions spread into consumer prices’</w:t>
       </w:r>
       <w:r>
         <w:rPr>
@@ -11973,21 +12049,21 @@
           <w:iCs/>
           <w:color w:val="000000" w:themeColor="text1"/>
         </w:rPr>
-        <w:t>Expert Group on Global Value and Supply Chains: Final Report</w:t>
-      </w:r>
-      <w:r>
-        <w:rPr>
-          <w:color w:val="000000" w:themeColor="text1"/>
-        </w:rPr>
-        <w:t xml:space="preserve">. Dublin: Government of Ireland. Available at: </w:t>
-      </w:r>
-      <w:hyperlink r:id="rId20" w:tgtFrame="_blank" w:history="1">
+        <w:t>, CEPR</w:t>
+      </w:r>
+      <w:r>
+        <w:rPr>
+          <w:color w:val="000000" w:themeColor="text1"/>
+        </w:rPr>
+        <w:t xml:space="preserve">, 2 July. Available at: </w:t>
+      </w:r>
+      <w:hyperlink r:id="rId19" w:tgtFrame="_blank" w:history="1">
         <w:r>
           <w:rPr>
             <w:rStyle w:val="Hyperlink"/>
             <w:color w:val="000000" w:themeColor="text1"/>
           </w:rPr>
-          <w:t>https://enterprise.gov.ie/en/publications/publication-files/expert-group-on-global-value-and-supply-chains-final-report.pdf </w:t>
+          <w:t>https://cepr.org/voxeu/columns/price-delay-how-supply-chain-disruptions-spread-consumer-prices </w:t>
         </w:r>
       </w:hyperlink>
       <w:r>
@@ -12000,14 +12076,51 @@
         <w:rPr>
           <w:color w:val="000000" w:themeColor="text1"/>
         </w:rPr>
-        <w:t>24 September</w:t>
-      </w:r>
-      <w:r>
-        <w:rPr>
-          <w:color w:val="000000" w:themeColor="text1"/>
-        </w:rPr>
-        <w:t xml:space="preserve"> 2026)</w:t>
-      </w:r>
+        <w:t>02</w:t>
+      </w:r>
+      <w:r>
+        <w:rPr>
+          <w:color w:val="000000" w:themeColor="text1"/>
+        </w:rPr>
+        <w:t xml:space="preserve"> October 2026). </w:t>
+      </w:r>
+    </w:p>
+    <w:p>
+      <w:pPr>
+        <w:rPr>
+          <w:color w:val="000000" w:themeColor="text1"/>
+        </w:rPr>
+      </w:pPr>
+      <w:hyperlink r:id="rId20" w:history="1">
+        <w:r>
+          <w:rPr>
+            <w:rStyle w:val="Hyperlink"/>
+          </w:rPr>
+          <w:t>https://www.econstor.eu/bitstream/10419/268227/1/1830479091.pdf</w:t>
+        </w:r>
+      </w:hyperlink>
+    </w:p>
+    <w:p>
+      <w:pPr>
+        <w:rPr>
+          <w:color w:val="000000" w:themeColor="text1"/>
+        </w:rPr>
+      </w:pPr>
+      <w:hyperlink r:id="rId21" w:history="1">
+        <w:r>
+          <w:rPr>
+            <w:rStyle w:val="Hyperlink"/>
+          </w:rPr>
+          <w:t>https://irishbusinessnews.ie/irish-price-inflation-analysis-five-year-consumer-cost-surge/</w:t>
+        </w:r>
+      </w:hyperlink>
+    </w:p>
+    <w:p>
+      <w:pPr>
+        <w:rPr>
+          <w:color w:val="000000" w:themeColor="text1"/>
+        </w:rPr>
+      </w:pPr>
     </w:p>
     <w:p/>
     <w:p>
@@ -12301,7 +12414,7 @@
       </w:r>
     </w:p>
     <w:sectPr>
-      <w:footerReference w:type="default" r:id="rId21"/>
+      <w:footerReference w:type="default" r:id="rId22"/>
       <w:pgSz w:w="11906" w:h="16838"/>
       <w:pgMar w:top="1440" w:right="1440" w:bottom="1440" w:left="1440" w:header="708" w:footer="708" w:gutter="0"/>
       <w:pgNumType w:start="1"/>

--- a/KlycyaSilva-2026558.docx
+++ b/KlycyaSilva-2026558.docx
@@ -11906,9 +11906,7 @@
     <w:p>
       <w:pPr>
         <w:rPr>
-          <w:rStyle w:val="Hyperlink"/>
-          <w:color w:val="000000" w:themeColor="text1"/>
-          <w:u w:val="none"/>
+          <w:color w:val="000000" w:themeColor="text1"/>
         </w:rPr>
       </w:pPr>
       <w:r>
@@ -11960,7 +11958,6 @@
         <w:t xml:space="preserve"> 2026).</w:t>
       </w:r>
     </w:p>
-    <w:p/>
     <w:p>
       <w:pPr>
         <w:rPr>
@@ -12015,6 +12012,12 @@
         </w:rPr>
         <w:t xml:space="preserve"> 2026)</w:t>
       </w:r>
+      <w:r>
+        <w:rPr>
+          <w:color w:val="000000" w:themeColor="text1"/>
+        </w:rPr>
+        <w:t xml:space="preserve">. </w:t>
+      </w:r>
     </w:p>
     <w:p>
       <w:pPr>
@@ -12022,14 +12025,54 @@
           <w:color w:val="000000" w:themeColor="text1"/>
         </w:rPr>
       </w:pPr>
-      <w:hyperlink r:id="rId18" w:history="1">
+      <w:r>
+        <w:rPr>
+          <w:color w:val="000000" w:themeColor="text1"/>
+        </w:rPr>
+        <w:t>Baslandze, S. and Fuchs, S. (2026) ‘The price of delay: How supply chain disruptions spread into consumer prices’</w:t>
+      </w:r>
+      <w:r>
+        <w:rPr>
+          <w:i/>
+          <w:iCs/>
+          <w:color w:val="000000" w:themeColor="text1"/>
+        </w:rPr>
+        <w:t>, CEPR</w:t>
+      </w:r>
+      <w:r>
+        <w:rPr>
+          <w:color w:val="000000" w:themeColor="text1"/>
+        </w:rPr>
+        <w:t xml:space="preserve">, 2 July. Available at: </w:t>
+      </w:r>
+      <w:hyperlink r:id="rId18" w:tgtFrame="_blank" w:history="1">
         <w:r>
           <w:rPr>
             <w:rStyle w:val="Hyperlink"/>
+            <w:color w:val="000000" w:themeColor="text1"/>
+            <w:u w:val="none"/>
           </w:rPr>
-          <w:t>https://cepr.org/voxeu/columns/price-delay-how-supply-chain-disruptions-spread-consumer-prices</w:t>
+          <w:t>https://cepr.org/voxeu/columns/price-delay-how-supply-chain-disruptions-spread-consumer-prices </w:t>
         </w:r>
       </w:hyperlink>
+      <w:r>
+        <w:rPr>
+          <w:color w:val="000000" w:themeColor="text1"/>
+        </w:rPr>
+        <w:t xml:space="preserve"> (Accessed: </w:t>
+      </w:r>
+      <w:r>
+        <w:rPr>
+          <w:color w:val="000000" w:themeColor="text1"/>
+        </w:rPr>
+        <w:t>02</w:t>
+      </w:r>
+      <w:r>
+        <w:rPr>
+          <w:color w:val="000000" w:themeColor="text1"/>
+        </w:rPr>
+        <w:t xml:space="preserve"> October 2026). </w:t>
+      </w:r>
     </w:p>
     <w:p>
       <w:pPr>
@@ -12041,7 +12084,7 @@
         <w:rPr>
           <w:color w:val="000000" w:themeColor="text1"/>
         </w:rPr>
-        <w:t>Baslandze, S. and Fuchs, S. (2026) ‘The price of delay: How supply chain disruptions spread into consumer prices’</w:t>
+        <w:t xml:space="preserve">Finck, D. and Tillmann, P. (2023) </w:t>
       </w:r>
       <w:r>
         <w:rPr>
@@ -12049,21 +12092,22 @@
           <w:iCs/>
           <w:color w:val="000000" w:themeColor="text1"/>
         </w:rPr>
-        <w:t>, CEPR</w:t>
-      </w:r>
-      <w:r>
-        <w:rPr>
-          <w:color w:val="000000" w:themeColor="text1"/>
-        </w:rPr>
-        <w:t xml:space="preserve">, 2 July. Available at: </w:t>
+        <w:t>The macroeconomic effects of global supply chain disruptions</w:t>
+      </w:r>
+      <w:r>
+        <w:rPr>
+          <w:color w:val="000000" w:themeColor="text1"/>
+        </w:rPr>
+        <w:t xml:space="preserve">. IMFS Working Paper Series, No. 178. Frankfurt am Main: Institute for Monetary and Financial Stability, Goethe University Frankfurt. Available at: </w:t>
       </w:r>
       <w:hyperlink r:id="rId19" w:tgtFrame="_blank" w:history="1">
         <w:r>
           <w:rPr>
             <w:rStyle w:val="Hyperlink"/>
             <w:color w:val="000000" w:themeColor="text1"/>
+            <w:u w:val="none"/>
           </w:rPr>
-          <w:t>https://cepr.org/voxeu/columns/price-delay-how-supply-chain-disruptions-spread-consumer-prices </w:t>
+          <w:t>https://www.econstor.eu/bitstream/10419/268227/1/1830479091.pdf </w:t>
         </w:r>
       </w:hyperlink>
       <w:r>
@@ -12076,13 +12120,19 @@
         <w:rPr>
           <w:color w:val="000000" w:themeColor="text1"/>
         </w:rPr>
-        <w:t>02</w:t>
-      </w:r>
-      <w:r>
-        <w:rPr>
-          <w:color w:val="000000" w:themeColor="text1"/>
-        </w:rPr>
-        <w:t xml:space="preserve"> October 2026). </w:t>
+        <w:t xml:space="preserve">02 </w:t>
+      </w:r>
+      <w:r>
+        <w:rPr>
+          <w:color w:val="000000" w:themeColor="text1"/>
+        </w:rPr>
+        <w:t>October 2026)</w:t>
+      </w:r>
+      <w:r>
+        <w:rPr>
+          <w:color w:val="000000" w:themeColor="text1"/>
+        </w:rPr>
+        <w:t>.</w:t>
       </w:r>
     </w:p>
     <w:p>
@@ -12091,29 +12141,40 @@
           <w:color w:val="000000" w:themeColor="text1"/>
         </w:rPr>
       </w:pPr>
-      <w:hyperlink r:id="rId20" w:history="1">
+      <w:r>
+        <w:rPr>
+          <w:color w:val="000000" w:themeColor="text1"/>
+        </w:rPr>
+        <w:t xml:space="preserve">Irish Business News (2026) ‘Irish price inflation analysis: Five-year consumer cost surge examined’, 16 May. Available at: </w:t>
+      </w:r>
+      <w:hyperlink r:id="rId20" w:tgtFrame="_blank" w:history="1">
         <w:r>
           <w:rPr>
             <w:rStyle w:val="Hyperlink"/>
+            <w:color w:val="000000" w:themeColor="text1"/>
+            <w:u w:val="none"/>
           </w:rPr>
-          <w:t>https://www.econstor.eu/bitstream/10419/268227/1/1830479091.pdf</w:t>
+          <w:t>https://irishbusinessnews.ie/irish-price-inflation-analysis-five-year-consumer-cost-surge/ </w:t>
         </w:r>
       </w:hyperlink>
-    </w:p>
-    <w:p>
-      <w:pPr>
-        <w:rPr>
-          <w:color w:val="000000" w:themeColor="text1"/>
-        </w:rPr>
-      </w:pPr>
-      <w:hyperlink r:id="rId21" w:history="1">
-        <w:r>
-          <w:rPr>
-            <w:rStyle w:val="Hyperlink"/>
-          </w:rPr>
-          <w:t>https://irishbusinessnews.ie/irish-price-inflation-analysis-five-year-consumer-cost-surge/</w:t>
-        </w:r>
-      </w:hyperlink>
+      <w:r>
+        <w:rPr>
+          <w:color w:val="000000" w:themeColor="text1"/>
+        </w:rPr>
+        <w:t xml:space="preserve"> (Accessed: </w:t>
+      </w:r>
+      <w:r>
+        <w:rPr>
+          <w:color w:val="000000" w:themeColor="text1"/>
+        </w:rPr>
+        <w:t>10</w:t>
+      </w:r>
+      <w:r>
+        <w:rPr>
+          <w:color w:val="000000" w:themeColor="text1"/>
+        </w:rPr>
+        <w:t xml:space="preserve"> October 2026).</w:t>
+      </w:r>
     </w:p>
     <w:p>
       <w:pPr>
@@ -12414,7 +12475,7 @@
       </w:r>
     </w:p>
     <w:sectPr>
-      <w:footerReference w:type="default" r:id="rId22"/>
+      <w:footerReference w:type="default" r:id="rId21"/>
       <w:pgSz w:w="11906" w:h="16838"/>
       <w:pgMar w:top="1440" w:right="1440" w:bottom="1440" w:left="1440" w:header="708" w:footer="708" w:gutter="0"/>
       <w:pgNumType w:start="1"/>

--- a/KlycyaSilva-2026558.docx
+++ b/KlycyaSilva-2026558.docx
@@ -3602,6 +3602,7 @@
                 <w:szCs w:val="18"/>
               </w:rPr>
             </w:pPr>
+            <w:proofErr w:type="spellStart"/>
             <w:r>
               <w:rPr>
                 <w:rFonts w:ascii="Arial" w:eastAsia="Arial" w:hAnsi="Arial" w:cs="Arial"/>
@@ -3613,6 +3614,7 @@
               </w:rPr>
               <w:t>Fev</w:t>
             </w:r>
+            <w:proofErr w:type="spellEnd"/>
           </w:p>
         </w:tc>
         <w:tc>
@@ -11737,63 +11739,16 @@
     <w:p>
       <w:pPr>
         <w:rPr>
-          <w:color w:val="FF0000"/>
-        </w:rPr>
-      </w:pPr>
-    </w:p>
-    <w:p>
-      <w:pPr>
-        <w:rPr>
           <w:rStyle w:val="Hyperlink"/>
-        </w:rPr>
-      </w:pPr>
-      <w:r>
-        <w:rPr>
-          <w:color w:val="000000" w:themeColor="text1"/>
-        </w:rPr>
-        <w:t>Hennessy</w:t>
-      </w:r>
-      <w:r>
-        <w:rPr>
-          <w:color w:val="000000" w:themeColor="text1"/>
-        </w:rPr>
-        <w:t>, Thia (2026)</w:t>
-      </w:r>
-      <w:r>
-        <w:rPr>
-          <w:color w:val="000000" w:themeColor="text1"/>
-        </w:rPr>
-        <w:t xml:space="preserve"> </w:t>
-      </w:r>
-      <w:r>
-        <w:rPr>
-          <w:color w:val="000000" w:themeColor="text1"/>
-        </w:rPr>
-        <w:t>‘</w:t>
-      </w:r>
-      <w:r>
-        <w:rPr>
-          <w:color w:val="000000" w:themeColor="text1"/>
-        </w:rPr>
-        <w:t>Irish</w:t>
-      </w:r>
-      <w:r>
-        <w:rPr>
-          <w:color w:val="000000" w:themeColor="text1"/>
-        </w:rPr>
-        <w:t xml:space="preserve"> food prices are rising again</w:t>
-      </w:r>
-      <w:r>
-        <w:rPr>
-          <w:color w:val="000000" w:themeColor="text1"/>
-        </w:rPr>
-        <w:t>’</w:t>
-      </w:r>
-      <w:r>
-        <w:rPr>
-          <w:color w:val="000000" w:themeColor="text1"/>
-        </w:rPr>
-        <w:t xml:space="preserve">. </w:t>
+          <w:color w:val="000000" w:themeColor="text1"/>
+          <w:u w:val="none"/>
+        </w:rPr>
+      </w:pPr>
+      <w:r>
+        <w:rPr>
+          <w:color w:val="000000" w:themeColor="text1"/>
+        </w:rPr>
+        <w:t>Baslandze, S. and Fuchs, S. (2026) ‘The price of delay: How supply chain disruptions spread into consumer prices’</w:t>
       </w:r>
       <w:r>
         <w:rPr>
@@ -11801,75 +11756,22 @@
           <w:iCs/>
           <w:color w:val="000000" w:themeColor="text1"/>
         </w:rPr>
-        <w:t>RTÉ Brainstorm</w:t>
-      </w:r>
-      <w:r>
-        <w:rPr>
-          <w:color w:val="000000" w:themeColor="text1"/>
-        </w:rPr>
-        <w:t>, 05 October.</w:t>
-      </w:r>
-      <w:r>
-        <w:rPr>
-          <w:color w:val="000000" w:themeColor="text1"/>
-        </w:rPr>
-        <w:t xml:space="preserve"> Available at:</w:t>
-      </w:r>
-      <w:hyperlink r:id="rId14" w:history="1">
-        <w:r>
-          <w:rPr>
-            <w:rStyle w:val="Hyperlink"/>
-            <w:color w:val="000000" w:themeColor="text1"/>
-          </w:rPr>
-          <w:t>https://www.rte.ie/brainstorm/2026/1005/1594013-ireland-food-prices-groceries-inflation-climate-shipping-war-how-to-shop-well-now/</w:t>
-        </w:r>
-      </w:hyperlink>
-      <w:r>
-        <w:t xml:space="preserve">(Accessed : </w:t>
-      </w:r>
-      <w:r>
-        <w:t>10 October</w:t>
-      </w:r>
-      <w:r>
-        <w:t xml:space="preserve"> 2026).</w:t>
-      </w:r>
-    </w:p>
-    <w:p>
-      <w:pPr>
-        <w:rPr>
-          <w:rStyle w:val="Hyperlink"/>
-          <w:color w:val="000000" w:themeColor="text1"/>
-          <w:u w:val="none"/>
-        </w:rPr>
-      </w:pPr>
-      <w:r>
-        <w:rPr>
-          <w:color w:val="000000" w:themeColor="text1"/>
-        </w:rPr>
-        <w:t xml:space="preserve">Vemula, Shashidar. (2026) </w:t>
-      </w:r>
-      <w:r>
-        <w:rPr>
-          <w:i/>
-          <w:iCs/>
-          <w:color w:val="000000" w:themeColor="text1"/>
-        </w:rPr>
-        <w:t>Predicting Retail Supply Chain Disruptions Using Graph-Based Machine Learning Models</w:t>
-      </w:r>
-      <w:r>
-        <w:rPr>
-          <w:color w:val="000000" w:themeColor="text1"/>
-        </w:rPr>
-        <w:t xml:space="preserve">. MSc project. National College of Ireland. Available at: </w:t>
-      </w:r>
-      <w:hyperlink r:id="rId15" w:tgtFrame="_blank" w:history="1">
+        <w:t>, CEPR</w:t>
+      </w:r>
+      <w:r>
+        <w:rPr>
+          <w:color w:val="000000" w:themeColor="text1"/>
+        </w:rPr>
+        <w:t xml:space="preserve">, 2 July. Available at: </w:t>
+      </w:r>
+      <w:hyperlink r:id="rId14" w:tgtFrame="_blank" w:history="1">
         <w:r>
           <w:rPr>
             <w:rStyle w:val="Hyperlink"/>
             <w:color w:val="000000" w:themeColor="text1"/>
             <w:u w:val="none"/>
           </w:rPr>
-          <w:t>https://norma.ncirl.ie/9924/1/shashidarvemula.pdf </w:t>
+          <w:t>https://cepr.org/voxeu/columns/price-delay-how-supply-chain-disruptions-spread-consumer-prices </w:t>
         </w:r>
       </w:hyperlink>
       <w:r>
@@ -11882,25 +11784,13 @@
         <w:rPr>
           <w:color w:val="000000" w:themeColor="text1"/>
         </w:rPr>
-        <w:t>28</w:t>
-      </w:r>
-      <w:r>
-        <w:rPr>
-          <w:color w:val="000000" w:themeColor="text1"/>
-        </w:rPr>
-        <w:t xml:space="preserve"> </w:t>
-      </w:r>
-      <w:r>
-        <w:rPr>
-          <w:color w:val="000000" w:themeColor="text1"/>
-        </w:rPr>
-        <w:t>September</w:t>
-      </w:r>
-      <w:r>
-        <w:rPr>
-          <w:color w:val="000000" w:themeColor="text1"/>
-        </w:rPr>
-        <w:t xml:space="preserve"> 2026).</w:t>
+        <w:t>02</w:t>
+      </w:r>
+      <w:r>
+        <w:rPr>
+          <w:color w:val="000000" w:themeColor="text1"/>
+        </w:rPr>
+        <w:t xml:space="preserve"> October 2026). </w:t>
       </w:r>
     </w:p>
     <w:p>
@@ -11929,7 +11819,7 @@
         </w:rPr>
         <w:t xml:space="preserve">. Available at: </w:t>
       </w:r>
-      <w:hyperlink r:id="rId16" w:tgtFrame="_blank" w:history="1">
+      <w:hyperlink r:id="rId15" w:tgtFrame="_blank" w:history="1">
         <w:r>
           <w:rPr>
             <w:rStyle w:val="Hyperlink"/>
@@ -11956,6 +11846,61 @@
           <w:color w:val="000000" w:themeColor="text1"/>
         </w:rPr>
         <w:t xml:space="preserve"> 2026).</w:t>
+      </w:r>
+    </w:p>
+    <w:p>
+      <w:pPr>
+        <w:rPr>
+          <w:color w:val="000000" w:themeColor="text1"/>
+        </w:rPr>
+      </w:pPr>
+      <w:r>
+        <w:rPr>
+          <w:color w:val="000000" w:themeColor="text1"/>
+        </w:rPr>
+        <w:t xml:space="preserve">Central Statistics Office (CSO) (2026) </w:t>
+      </w:r>
+      <w:r>
+        <w:rPr>
+          <w:i/>
+          <w:iCs/>
+          <w:color w:val="000000" w:themeColor="text1"/>
+        </w:rPr>
+        <w:t>Consumer Price Index August 2026</w:t>
+      </w:r>
+      <w:r>
+        <w:rPr>
+          <w:color w:val="000000" w:themeColor="text1"/>
+        </w:rPr>
+        <w:t xml:space="preserve">. 10 September. Available at: </w:t>
+      </w:r>
+      <w:hyperlink r:id="rId16" w:tgtFrame="_blank" w:history="1">
+        <w:r>
+          <w:rPr>
+            <w:rStyle w:val="Hyperlink"/>
+            <w:color w:val="000000" w:themeColor="text1"/>
+            <w:u w:val="none"/>
+          </w:rPr>
+          <w:t>https://www.cso.ie/en/releasesandpublications/ep/p-cpi/consumerpriceindexaugust2026/ </w:t>
+        </w:r>
+      </w:hyperlink>
+      <w:r>
+        <w:rPr>
+          <w:color w:val="000000" w:themeColor="text1"/>
+        </w:rPr>
+        <w:t xml:space="preserve"> (Accessed: </w:t>
+      </w:r>
+      <w:r>
+        <w:rPr>
+          <w:color w:val="000000" w:themeColor="text1"/>
+        </w:rPr>
+        <w:t>24</w:t>
+      </w:r>
+      <w:r>
+        <w:rPr>
+          <w:color w:val="000000" w:themeColor="text1"/>
+        </w:rPr>
+        <w:t xml:space="preserve"> October 2026).</w:t>
       </w:r>
     </w:p>
     <w:p>
@@ -12029,7 +11974,7 @@
         <w:rPr>
           <w:color w:val="000000" w:themeColor="text1"/>
         </w:rPr>
-        <w:t>Baslandze, S. and Fuchs, S. (2026) ‘The price of delay: How supply chain disruptions spread into consumer prices’</w:t>
+        <w:t xml:space="preserve">Finck, D. and Tillmann, P. (2023) </w:t>
       </w:r>
       <w:r>
         <w:rPr>
@@ -12037,70 +11982,15 @@
           <w:iCs/>
           <w:color w:val="000000" w:themeColor="text1"/>
         </w:rPr>
-        <w:t>, CEPR</w:t>
-      </w:r>
-      <w:r>
-        <w:rPr>
-          <w:color w:val="000000" w:themeColor="text1"/>
-        </w:rPr>
-        <w:t xml:space="preserve">, 2 July. Available at: </w:t>
+        <w:t>The macroeconomic effects of global supply chain disruptions</w:t>
+      </w:r>
+      <w:r>
+        <w:rPr>
+          <w:color w:val="000000" w:themeColor="text1"/>
+        </w:rPr>
+        <w:t xml:space="preserve">. IMFS Working Paper Series, No. 178. Frankfurt am Main: Institute for Monetary and Financial Stability, Goethe University Frankfurt. Available at: </w:t>
       </w:r>
       <w:hyperlink r:id="rId18" w:tgtFrame="_blank" w:history="1">
-        <w:r>
-          <w:rPr>
-            <w:rStyle w:val="Hyperlink"/>
-            <w:color w:val="000000" w:themeColor="text1"/>
-            <w:u w:val="none"/>
-          </w:rPr>
-          <w:t>https://cepr.org/voxeu/columns/price-delay-how-supply-chain-disruptions-spread-consumer-prices </w:t>
-        </w:r>
-      </w:hyperlink>
-      <w:r>
-        <w:rPr>
-          <w:color w:val="000000" w:themeColor="text1"/>
-        </w:rPr>
-        <w:t xml:space="preserve"> (Accessed: </w:t>
-      </w:r>
-      <w:r>
-        <w:rPr>
-          <w:color w:val="000000" w:themeColor="text1"/>
-        </w:rPr>
-        <w:t>02</w:t>
-      </w:r>
-      <w:r>
-        <w:rPr>
-          <w:color w:val="000000" w:themeColor="text1"/>
-        </w:rPr>
-        <w:t xml:space="preserve"> October 2026). </w:t>
-      </w:r>
-    </w:p>
-    <w:p>
-      <w:pPr>
-        <w:rPr>
-          <w:color w:val="000000" w:themeColor="text1"/>
-        </w:rPr>
-      </w:pPr>
-      <w:r>
-        <w:rPr>
-          <w:color w:val="000000" w:themeColor="text1"/>
-        </w:rPr>
-        <w:t xml:space="preserve">Finck, D. and Tillmann, P. (2023) </w:t>
-      </w:r>
-      <w:r>
-        <w:rPr>
-          <w:i/>
-          <w:iCs/>
-          <w:color w:val="000000" w:themeColor="text1"/>
-        </w:rPr>
-        <w:t>The macroeconomic effects of global supply chain disruptions</w:t>
-      </w:r>
-      <w:r>
-        <w:rPr>
-          <w:color w:val="000000" w:themeColor="text1"/>
-        </w:rPr>
-        <w:t xml:space="preserve">. IMFS Working Paper Series, No. 178. Frankfurt am Main: Institute for Monetary and Financial Stability, Goethe University Frankfurt. Available at: </w:t>
-      </w:r>
-      <w:hyperlink r:id="rId19" w:tgtFrame="_blank" w:history="1">
         <w:r>
           <w:rPr>
             <w:rStyle w:val="Hyperlink"/>
@@ -12133,6 +12023,83 @@
           <w:color w:val="000000" w:themeColor="text1"/>
         </w:rPr>
         <w:t>.</w:t>
+      </w:r>
+    </w:p>
+    <w:p>
+      <w:r>
+        <w:rPr>
+          <w:color w:val="000000" w:themeColor="text1"/>
+        </w:rPr>
+        <w:t>Hennessy</w:t>
+      </w:r>
+      <w:r>
+        <w:rPr>
+          <w:color w:val="000000" w:themeColor="text1"/>
+        </w:rPr>
+        <w:t>, Thia (2026)</w:t>
+      </w:r>
+      <w:r>
+        <w:rPr>
+          <w:color w:val="000000" w:themeColor="text1"/>
+        </w:rPr>
+        <w:t xml:space="preserve"> </w:t>
+      </w:r>
+      <w:r>
+        <w:rPr>
+          <w:color w:val="000000" w:themeColor="text1"/>
+        </w:rPr>
+        <w:t>‘</w:t>
+      </w:r>
+      <w:r>
+        <w:rPr>
+          <w:color w:val="000000" w:themeColor="text1"/>
+        </w:rPr>
+        <w:t>Irish</w:t>
+      </w:r>
+      <w:r>
+        <w:rPr>
+          <w:color w:val="000000" w:themeColor="text1"/>
+        </w:rPr>
+        <w:t xml:space="preserve"> food prices are rising again</w:t>
+      </w:r>
+      <w:r>
+        <w:rPr>
+          <w:color w:val="000000" w:themeColor="text1"/>
+        </w:rPr>
+        <w:t xml:space="preserve">’. </w:t>
+      </w:r>
+      <w:r>
+        <w:rPr>
+          <w:i/>
+          <w:iCs/>
+          <w:color w:val="000000" w:themeColor="text1"/>
+        </w:rPr>
+        <w:t>RTÉ Brainstorm</w:t>
+      </w:r>
+      <w:r>
+        <w:rPr>
+          <w:color w:val="000000" w:themeColor="text1"/>
+        </w:rPr>
+        <w:t xml:space="preserve">, 05 October. Available </w:t>
+      </w:r>
+      <w:r>
+        <w:rPr>
+          <w:color w:val="000000" w:themeColor="text1"/>
+        </w:rPr>
+        <w:t>at:</w:t>
+      </w:r>
+      <w:hyperlink r:id="rId19" w:history="1">
+        <w:r>
+          <w:rPr>
+            <w:rStyle w:val="Hyperlink"/>
+            <w:color w:val="000000" w:themeColor="text1"/>
+            <w:u w:val="none"/>
+          </w:rPr>
+          <w:t>https://www.rte.ie/brainstorm/2026/1005/1594013-ireland-food-prices-groceries-inflation-climate-shipping-war-how-to-shop-well-now/</w:t>
+        </w:r>
+      </w:hyperlink>
+      <w:r>
+        <w:t>(Accessed : 10 October 2026).</w:t>
       </w:r>
     </w:p>
     <w:p>
@@ -12182,6 +12149,73 @@
           <w:color w:val="000000" w:themeColor="text1"/>
         </w:rPr>
       </w:pPr>
+      <w:r>
+        <w:rPr>
+          <w:color w:val="000000" w:themeColor="text1"/>
+        </w:rPr>
+        <w:t xml:space="preserve">Vemula, Shashidar. (2026) </w:t>
+      </w:r>
+      <w:r>
+        <w:rPr>
+          <w:i/>
+          <w:iCs/>
+          <w:color w:val="000000" w:themeColor="text1"/>
+        </w:rPr>
+        <w:t>Predicting Retail Supply Chain Disruptions Using Graph-Based Machine Learning Models</w:t>
+      </w:r>
+      <w:r>
+        <w:rPr>
+          <w:color w:val="000000" w:themeColor="text1"/>
+        </w:rPr>
+        <w:t xml:space="preserve">. MSc project. National College of Ireland. Available at: </w:t>
+      </w:r>
+      <w:hyperlink r:id="rId21" w:tgtFrame="_blank" w:history="1">
+        <w:r>
+          <w:rPr>
+            <w:rStyle w:val="Hyperlink"/>
+            <w:color w:val="000000" w:themeColor="text1"/>
+            <w:u w:val="none"/>
+          </w:rPr>
+          <w:t>https://norma.ncirl.ie/9924/1/shashidarvemula.pdf </w:t>
+        </w:r>
+      </w:hyperlink>
+      <w:r>
+        <w:rPr>
+          <w:color w:val="000000" w:themeColor="text1"/>
+        </w:rPr>
+        <w:t xml:space="preserve"> (Accessed: </w:t>
+      </w:r>
+      <w:r>
+        <w:rPr>
+          <w:color w:val="000000" w:themeColor="text1"/>
+        </w:rPr>
+        <w:t>28</w:t>
+      </w:r>
+      <w:r>
+        <w:rPr>
+          <w:color w:val="000000" w:themeColor="text1"/>
+        </w:rPr>
+        <w:t xml:space="preserve"> </w:t>
+      </w:r>
+      <w:r>
+        <w:rPr>
+          <w:color w:val="000000" w:themeColor="text1"/>
+        </w:rPr>
+        <w:t>September</w:t>
+      </w:r>
+      <w:r>
+        <w:rPr>
+          <w:color w:val="000000" w:themeColor="text1"/>
+        </w:rPr>
+        <w:t xml:space="preserve"> 2026).</w:t>
+      </w:r>
+    </w:p>
+    <w:p>
+      <w:pPr>
+        <w:rPr>
+          <w:color w:val="000000" w:themeColor="text1"/>
+        </w:rPr>
+      </w:pPr>
     </w:p>
     <w:p/>
     <w:p>
@@ -12206,14 +12240,6 @@
       </w:pPr>
     </w:p>
     <w:p/>
-    <w:p/>
-    <w:p/>
-    <w:p/>
-    <w:p/>
-    <w:p/>
-    <w:p/>
-    <w:p/>
-    <w:p/>
     <w:p>
       <w:pPr>
         <w:pStyle w:val="Heading1"/>
@@ -12221,6 +12247,11 @@
       <w:bookmarkStart w:id="10" w:name="_heading=h.kfkjs3rwl2c1" w:colFirst="0" w:colLast="0"/>
       <w:bookmarkStart w:id="11" w:name="_Toc243317730"/>
       <w:bookmarkEnd w:id="10"/>
+    </w:p>
+    <w:p>
+      <w:pPr>
+        <w:pStyle w:val="Heading1"/>
+      </w:pPr>
       <w:r>
         <w:t>Appendix</w:t>
       </w:r>
@@ -12235,7 +12266,67 @@
           <w:sz w:val="24"/>
           <w:szCs w:val="24"/>
         </w:rPr>
-        <w:t>com base no que conversamos, com base no Capstone project o que acha do tema Predicting Logistics Bottlenecks: A Data-Driven Analysis of Supply Chain Delays</w:t>
+        <w:t xml:space="preserve">com base no que </w:t>
+      </w:r>
+      <w:proofErr w:type="spellStart"/>
+      <w:r>
+        <w:rPr>
+          <w:rFonts w:ascii="system-ui" w:eastAsia="system-ui" w:hAnsi="system-ui" w:cs="system-ui"/>
+          <w:color w:val="0C274A"/>
+          <w:sz w:val="24"/>
+          <w:szCs w:val="24"/>
+        </w:rPr>
+        <w:t>conversamos</w:t>
+      </w:r>
+      <w:proofErr w:type="spellEnd"/>
+      <w:r>
+        <w:rPr>
+          <w:rFonts w:ascii="system-ui" w:eastAsia="system-ui" w:hAnsi="system-ui" w:cs="system-ui"/>
+          <w:color w:val="0C274A"/>
+          <w:sz w:val="24"/>
+          <w:szCs w:val="24"/>
+        </w:rPr>
+        <w:t xml:space="preserve">, com base no Capstone project o que </w:t>
+      </w:r>
+      <w:proofErr w:type="spellStart"/>
+      <w:r>
+        <w:rPr>
+          <w:rFonts w:ascii="system-ui" w:eastAsia="system-ui" w:hAnsi="system-ui" w:cs="system-ui"/>
+          <w:color w:val="0C274A"/>
+          <w:sz w:val="24"/>
+          <w:szCs w:val="24"/>
+        </w:rPr>
+        <w:t>acha</w:t>
+      </w:r>
+      <w:proofErr w:type="spellEnd"/>
+      <w:r>
+        <w:rPr>
+          <w:rFonts w:ascii="system-ui" w:eastAsia="system-ui" w:hAnsi="system-ui" w:cs="system-ui"/>
+          <w:color w:val="0C274A"/>
+          <w:sz w:val="24"/>
+          <w:szCs w:val="24"/>
+        </w:rPr>
+        <w:t xml:space="preserve"> do </w:t>
+      </w:r>
+      <w:proofErr w:type="spellStart"/>
+      <w:r>
+        <w:rPr>
+          <w:rFonts w:ascii="system-ui" w:eastAsia="system-ui" w:hAnsi="system-ui" w:cs="system-ui"/>
+          <w:color w:val="0C274A"/>
+          <w:sz w:val="24"/>
+          <w:szCs w:val="24"/>
+        </w:rPr>
+        <w:t>tema</w:t>
+      </w:r>
+      <w:proofErr w:type="spellEnd"/>
+      <w:r>
+        <w:rPr>
+          <w:rFonts w:ascii="system-ui" w:eastAsia="system-ui" w:hAnsi="system-ui" w:cs="system-ui"/>
+          <w:color w:val="0C274A"/>
+          <w:sz w:val="24"/>
+          <w:szCs w:val="24"/>
+        </w:rPr>
+        <w:t xml:space="preserve"> Predicting Logistics Bottlenecks: A Data-Driven Analysis of Supply Chain Delays</w:t>
       </w:r>
     </w:p>
     <w:p>
@@ -12474,8 +12565,28 @@
         <w:t>Verifica a gramatica do meu texto</w:t>
       </w:r>
     </w:p>
+    <w:p>
+      <w:pPr>
+        <w:rPr>
+          <w:lang w:val="pt-BR"/>
+        </w:rPr>
+      </w:pPr>
+    </w:p>
+    <w:p>
+      <w:pPr>
+        <w:rPr>
+          <w:lang w:val="pt-BR"/>
+        </w:rPr>
+      </w:pPr>
+      <w:r>
+        <w:rPr>
+          <w:lang w:val="pt-BR"/>
+        </w:rPr>
+        <w:t xml:space="preserve">Translate my pompt to english </w:t>
+      </w:r>
+    </w:p>
     <w:sectPr>
-      <w:footerReference w:type="default" r:id="rId21"/>
+      <w:footerReference w:type="default" r:id="rId22"/>
       <w:pgSz w:w="11906" w:h="16838"/>
       <w:pgMar w:top="1440" w:right="1440" w:bottom="1440" w:left="1440" w:header="708" w:footer="708" w:gutter="0"/>
       <w:pgNumType w:start="1"/>

--- a/KlycyaSilva-2026558.docx
+++ b/KlycyaSilva-2026558.docx
@@ -12338,32 +12338,144 @@
           <w:szCs w:val="24"/>
         </w:rPr>
       </w:pPr>
-    </w:p>
-    <w:p>
-      <w:pPr>
-        <w:rPr>
-          <w:lang w:val="pt-BR"/>
-        </w:rPr>
-      </w:pPr>
+      <w:proofErr w:type="gramStart"/>
       <w:r>
         <w:rPr>
           <w:rFonts w:ascii="system-ui" w:eastAsia="system-ui" w:hAnsi="system-ui" w:cs="system-ui"/>
           <w:color w:val="0C274A"/>
           <w:sz w:val="24"/>
           <w:szCs w:val="24"/>
-          <w:lang w:val="pt-BR"/>
-        </w:rPr>
-        <w:t xml:space="preserve">e a Predicting the Consumer Impact of Supply Chain Disruptions e possivel ser um tema de publicacao </w:t>
-      </w:r>
-    </w:p>
-    <w:p>
-      <w:pPr>
+        </w:rPr>
+        <w:t>Google(</w:t>
+      </w:r>
+      <w:proofErr w:type="gramEnd"/>
+      <w:r>
         <w:rPr>
           <w:rFonts w:ascii="system-ui" w:eastAsia="system-ui" w:hAnsi="system-ui" w:cs="system-ui"/>
           <w:color w:val="0C274A"/>
           <w:sz w:val="24"/>
           <w:szCs w:val="24"/>
-          <w:lang w:val="pt-BR"/>
+        </w:rPr>
+        <w:t xml:space="preserve">2024) </w:t>
+      </w:r>
+      <w:r>
+        <w:rPr>
+          <w:rFonts w:ascii="system-ui" w:eastAsia="system-ui" w:hAnsi="system-ui" w:cs="system-ui"/>
+          <w:i/>
+          <w:iCs/>
+          <w:color w:val="0C274A"/>
+          <w:sz w:val="24"/>
+          <w:szCs w:val="24"/>
+        </w:rPr>
+        <w:t>Gemini (Version X)</w:t>
+      </w:r>
+      <w:r>
+        <w:rPr>
+          <w:rFonts w:ascii="system-ui" w:eastAsia="system-ui" w:hAnsi="system-ui" w:cs="system-ui"/>
+          <w:color w:val="0C274A"/>
+          <w:sz w:val="24"/>
+          <w:szCs w:val="24"/>
+        </w:rPr>
+        <w:t>. Artificial intelligence model. Google DeepMind. (Accessed: 5 March 2024). See appendix for prompt used and text generated.</w:t>
+      </w:r>
+    </w:p>
+    <w:p>
+      <w:pPr>
+        <w:rPr>
+          <w:rFonts w:ascii="system-ui" w:eastAsia="system-ui" w:hAnsi="system-ui" w:cs="system-ui"/>
+          <w:color w:val="0C274A"/>
+          <w:sz w:val="24"/>
+          <w:szCs w:val="24"/>
+        </w:rPr>
+      </w:pPr>
+      <w:r>
+        <w:rPr>
+          <w:rFonts w:ascii="system-ui" w:eastAsia="system-ui" w:hAnsi="system-ui" w:cs="system-ui"/>
+          <w:color w:val="0C274A"/>
+          <w:sz w:val="24"/>
+          <w:szCs w:val="24"/>
+        </w:rPr>
+        <w:t xml:space="preserve">OpenAI (2026) ChatGPT. Artificial intelligence model. </w:t>
+      </w:r>
+    </w:p>
+    <w:p>
+      <w:r>
+        <w:rPr>
+          <w:rFonts w:ascii="system-ui" w:eastAsia="system-ui" w:hAnsi="system-ui" w:cs="system-ui"/>
+          <w:color w:val="0C274A"/>
+          <w:sz w:val="24"/>
+          <w:szCs w:val="24"/>
+        </w:rPr>
+        <w:t xml:space="preserve">e a Predicting the Consumer Impact of Supply Chain Disruptions e </w:t>
+      </w:r>
+      <w:proofErr w:type="spellStart"/>
+      <w:r>
+        <w:rPr>
+          <w:rFonts w:ascii="system-ui" w:eastAsia="system-ui" w:hAnsi="system-ui" w:cs="system-ui"/>
+          <w:color w:val="0C274A"/>
+          <w:sz w:val="24"/>
+          <w:szCs w:val="24"/>
+        </w:rPr>
+        <w:t>possivel</w:t>
+      </w:r>
+      <w:proofErr w:type="spellEnd"/>
+      <w:r>
+        <w:rPr>
+          <w:rFonts w:ascii="system-ui" w:eastAsia="system-ui" w:hAnsi="system-ui" w:cs="system-ui"/>
+          <w:color w:val="0C274A"/>
+          <w:sz w:val="24"/>
+          <w:szCs w:val="24"/>
+        </w:rPr>
+        <w:t xml:space="preserve"> ser um </w:t>
+      </w:r>
+      <w:proofErr w:type="spellStart"/>
+      <w:r>
+        <w:rPr>
+          <w:rFonts w:ascii="system-ui" w:eastAsia="system-ui" w:hAnsi="system-ui" w:cs="system-ui"/>
+          <w:color w:val="0C274A"/>
+          <w:sz w:val="24"/>
+          <w:szCs w:val="24"/>
+        </w:rPr>
+        <w:t>tema</w:t>
+      </w:r>
+      <w:proofErr w:type="spellEnd"/>
+      <w:r>
+        <w:rPr>
+          <w:rFonts w:ascii="system-ui" w:eastAsia="system-ui" w:hAnsi="system-ui" w:cs="system-ui"/>
+          <w:color w:val="0C274A"/>
+          <w:sz w:val="24"/>
+          <w:szCs w:val="24"/>
+        </w:rPr>
+        <w:t xml:space="preserve"> de </w:t>
+      </w:r>
+      <w:proofErr w:type="spellStart"/>
+      <w:r>
+        <w:rPr>
+          <w:rFonts w:ascii="system-ui" w:eastAsia="system-ui" w:hAnsi="system-ui" w:cs="system-ui"/>
+          <w:color w:val="0C274A"/>
+          <w:sz w:val="24"/>
+          <w:szCs w:val="24"/>
+        </w:rPr>
+        <w:t>publicacao</w:t>
+      </w:r>
+      <w:proofErr w:type="spellEnd"/>
+      <w:r>
+        <w:rPr>
+          <w:rFonts w:ascii="system-ui" w:eastAsia="system-ui" w:hAnsi="system-ui" w:cs="system-ui"/>
+          <w:color w:val="0C274A"/>
+          <w:sz w:val="24"/>
+          <w:szCs w:val="24"/>
+        </w:rPr>
+        <w:t xml:space="preserve"> </w:t>
+      </w:r>
+    </w:p>
+    <w:p>
+      <w:pPr>
+        <w:rPr>
+          <w:rFonts w:ascii="system-ui" w:eastAsia="system-ui" w:hAnsi="system-ui" w:cs="system-ui"/>
+          <w:color w:val="0C274A"/>
+          <w:sz w:val="24"/>
+          <w:szCs w:val="24"/>
         </w:rPr>
       </w:pPr>
     </w:p>

--- a/KlycyaSilva-2026558.docx
+++ b/KlycyaSilva-2026558.docx
@@ -12259,77 +12259,6 @@
     </w:p>
     <w:p/>
     <w:p>
-      <w:r>
-        <w:rPr>
-          <w:rFonts w:ascii="system-ui" w:eastAsia="system-ui" w:hAnsi="system-ui" w:cs="system-ui"/>
-          <w:color w:val="0C274A"/>
-          <w:sz w:val="24"/>
-          <w:szCs w:val="24"/>
-        </w:rPr>
-        <w:t xml:space="preserve">com base no que </w:t>
-      </w:r>
-      <w:proofErr w:type="spellStart"/>
-      <w:r>
-        <w:rPr>
-          <w:rFonts w:ascii="system-ui" w:eastAsia="system-ui" w:hAnsi="system-ui" w:cs="system-ui"/>
-          <w:color w:val="0C274A"/>
-          <w:sz w:val="24"/>
-          <w:szCs w:val="24"/>
-        </w:rPr>
-        <w:t>conversamos</w:t>
-      </w:r>
-      <w:proofErr w:type="spellEnd"/>
-      <w:r>
-        <w:rPr>
-          <w:rFonts w:ascii="system-ui" w:eastAsia="system-ui" w:hAnsi="system-ui" w:cs="system-ui"/>
-          <w:color w:val="0C274A"/>
-          <w:sz w:val="24"/>
-          <w:szCs w:val="24"/>
-        </w:rPr>
-        <w:t xml:space="preserve">, com base no Capstone project o que </w:t>
-      </w:r>
-      <w:proofErr w:type="spellStart"/>
-      <w:r>
-        <w:rPr>
-          <w:rFonts w:ascii="system-ui" w:eastAsia="system-ui" w:hAnsi="system-ui" w:cs="system-ui"/>
-          <w:color w:val="0C274A"/>
-          <w:sz w:val="24"/>
-          <w:szCs w:val="24"/>
-        </w:rPr>
-        <w:t>acha</w:t>
-      </w:r>
-      <w:proofErr w:type="spellEnd"/>
-      <w:r>
-        <w:rPr>
-          <w:rFonts w:ascii="system-ui" w:eastAsia="system-ui" w:hAnsi="system-ui" w:cs="system-ui"/>
-          <w:color w:val="0C274A"/>
-          <w:sz w:val="24"/>
-          <w:szCs w:val="24"/>
-        </w:rPr>
-        <w:t xml:space="preserve"> do </w:t>
-      </w:r>
-      <w:proofErr w:type="spellStart"/>
-      <w:r>
-        <w:rPr>
-          <w:rFonts w:ascii="system-ui" w:eastAsia="system-ui" w:hAnsi="system-ui" w:cs="system-ui"/>
-          <w:color w:val="0C274A"/>
-          <w:sz w:val="24"/>
-          <w:szCs w:val="24"/>
-        </w:rPr>
-        <w:t>tema</w:t>
-      </w:r>
-      <w:proofErr w:type="spellEnd"/>
-      <w:r>
-        <w:rPr>
-          <w:rFonts w:ascii="system-ui" w:eastAsia="system-ui" w:hAnsi="system-ui" w:cs="system-ui"/>
-          <w:color w:val="0C274A"/>
-          <w:sz w:val="24"/>
-          <w:szCs w:val="24"/>
-        </w:rPr>
-        <w:t xml:space="preserve"> Predicting Logistics Bottlenecks: A Data-Driven Analysis of Supply Chain Delays</w:t>
-      </w:r>
-    </w:p>
-    <w:p>
       <w:pPr>
         <w:rPr>
           <w:rFonts w:ascii="system-ui" w:eastAsia="system-ui" w:hAnsi="system-ui" w:cs="system-ui"/>
@@ -12384,8 +12313,6 @@
         <w:rPr>
           <w:rFonts w:ascii="system-ui" w:eastAsia="system-ui" w:hAnsi="system-ui" w:cs="system-ui"/>
           <w:color w:val="0C274A"/>
-          <w:sz w:val="24"/>
-          <w:szCs w:val="24"/>
         </w:rPr>
       </w:pPr>
       <w:r>
@@ -12397,6 +12324,119 @@
         </w:rPr>
         <w:t xml:space="preserve">OpenAI (2026) ChatGPT. Artificial intelligence model. </w:t>
       </w:r>
+      <w:r>
+        <w:rPr>
+          <w:rFonts w:ascii="system-ui" w:eastAsia="system-ui" w:hAnsi="system-ui" w:cs="system-ui"/>
+          <w:color w:val="0C274A"/>
+          <w:sz w:val="24"/>
+          <w:szCs w:val="24"/>
+        </w:rPr>
+        <w:t>‘</w:t>
+      </w:r>
+      <w:r>
+        <w:rPr>
+          <w:rFonts w:ascii="system-ui" w:eastAsia="system-ui" w:hAnsi="system-ui" w:cs="system-ui"/>
+          <w:color w:val="0C274A"/>
+        </w:rPr>
+        <w:t>What do you think of the topic “Predicting Logistics Bottlenecks: A Data-Driven Analysis of Supply Chain Delays” for my Capstone Project, considering our previous discussions about the project’s first and second parts?’</w:t>
+      </w:r>
+    </w:p>
+    <w:p>
+      <w:pPr>
+        <w:rPr>
+          <w:rFonts w:ascii="system-ui" w:eastAsia="system-ui" w:hAnsi="system-ui" w:cs="system-ui"/>
+          <w:color w:val="0C274A"/>
+          <w:sz w:val="24"/>
+          <w:szCs w:val="24"/>
+        </w:rPr>
+      </w:pPr>
+      <w:r>
+        <w:rPr>
+          <w:rFonts w:ascii="system-ui" w:eastAsia="system-ui" w:hAnsi="system-ui" w:cs="system-ui"/>
+          <w:color w:val="0C274A"/>
+          <w:sz w:val="24"/>
+          <w:szCs w:val="24"/>
+        </w:rPr>
+        <w:t>OpenAI (2026) ChatGPT</w:t>
+      </w:r>
+      <w:r>
+        <w:rPr>
+          <w:rFonts w:ascii="system-ui" w:eastAsia="system-ui" w:hAnsi="system-ui" w:cs="system-ui"/>
+          <w:color w:val="0C274A"/>
+          <w:sz w:val="24"/>
+          <w:szCs w:val="24"/>
+        </w:rPr>
+        <w:t xml:space="preserve">. Artificial intelligence model. </w:t>
+      </w:r>
+      <w:r>
+        <w:rPr>
+          <w:rFonts w:ascii="system-ui" w:eastAsia="system-ui" w:hAnsi="system-ui" w:cs="system-ui"/>
+          <w:color w:val="0C274A"/>
+          <w:sz w:val="24"/>
+          <w:szCs w:val="24"/>
+        </w:rPr>
+        <w:t xml:space="preserve">‘Is “Predicting the Consumer Impact of Supply Chain Disruptions” </w:t>
+      </w:r>
+      <w:proofErr w:type="spellStart"/>
+      <w:proofErr w:type="gramStart"/>
+      <w:r>
+        <w:rPr>
+          <w:rFonts w:ascii="system-ui" w:eastAsia="system-ui" w:hAnsi="system-ui" w:cs="system-ui"/>
+          <w:color w:val="0C274A"/>
+          <w:sz w:val="24"/>
+          <w:szCs w:val="24"/>
+        </w:rPr>
+        <w:t>a</w:t>
+      </w:r>
+      <w:proofErr w:type="spellEnd"/>
+      <w:proofErr w:type="gramEnd"/>
+      <w:r>
+        <w:rPr>
+          <w:rFonts w:ascii="system-ui" w:eastAsia="system-ui" w:hAnsi="system-ui" w:cs="system-ui"/>
+          <w:color w:val="0C274A"/>
+          <w:sz w:val="24"/>
+          <w:szCs w:val="24"/>
+        </w:rPr>
+        <w:t xml:space="preserve"> </w:t>
+      </w:r>
+      <w:r>
+        <w:rPr>
+          <w:rFonts w:ascii="system-ui" w:eastAsia="system-ui" w:hAnsi="system-ui" w:cs="system-ui"/>
+          <w:color w:val="0C274A"/>
+          <w:sz w:val="24"/>
+          <w:szCs w:val="24"/>
+        </w:rPr>
+        <w:t>interesting</w:t>
+      </w:r>
+      <w:r>
+        <w:rPr>
+          <w:rFonts w:ascii="system-ui" w:eastAsia="system-ui" w:hAnsi="system-ui" w:cs="system-ui"/>
+          <w:color w:val="0C274A"/>
+          <w:sz w:val="24"/>
+          <w:szCs w:val="24"/>
+        </w:rPr>
+        <w:t xml:space="preserve"> topic for academic publication?’</w:t>
+      </w:r>
+    </w:p>
+    <w:p>
+      <w:pPr>
+        <w:rPr>
+          <w:rFonts w:ascii="system-ui" w:eastAsia="system-ui" w:hAnsi="system-ui" w:cs="system-ui"/>
+          <w:color w:val="0C274A"/>
+          <w:sz w:val="24"/>
+          <w:szCs w:val="24"/>
+        </w:rPr>
+      </w:pPr>
+    </w:p>
+    <w:p>
+      <w:pPr>
+        <w:rPr>
+          <w:rFonts w:ascii="system-ui" w:eastAsia="system-ui" w:hAnsi="system-ui" w:cs="system-ui"/>
+          <w:color w:val="0C274A"/>
+          <w:sz w:val="24"/>
+          <w:szCs w:val="24"/>
+        </w:rPr>
+      </w:pPr>
     </w:p>
     <w:p>
       <w:r>

--- a/KlycyaSilva-2026558.docx
+++ b/KlycyaSilva-2026558.docx
@@ -11839,7 +11839,19 @@
         <w:rPr>
           <w:color w:val="000000" w:themeColor="text1"/>
         </w:rPr>
-        <w:t>24 September</w:t>
+        <w:t>2</w:t>
+      </w:r>
+      <w:r>
+        <w:rPr>
+          <w:color w:val="000000" w:themeColor="text1"/>
+        </w:rPr>
+        <w:t>8</w:t>
+      </w:r>
+      <w:r>
+        <w:rPr>
+          <w:color w:val="000000" w:themeColor="text1"/>
+        </w:rPr>
+        <w:t xml:space="preserve"> September</w:t>
       </w:r>
       <w:r>
         <w:rPr>
@@ -11894,7 +11906,7 @@
         <w:rPr>
           <w:color w:val="000000" w:themeColor="text1"/>
         </w:rPr>
-        <w:t>24</w:t>
+        <w:t>02</w:t>
       </w:r>
       <w:r>
         <w:rPr>
@@ -11949,7 +11961,19 @@
         <w:rPr>
           <w:color w:val="000000" w:themeColor="text1"/>
         </w:rPr>
-        <w:t>24 September</w:t>
+        <w:t>2</w:t>
+      </w:r>
+      <w:r>
+        <w:rPr>
+          <w:color w:val="000000" w:themeColor="text1"/>
+        </w:rPr>
+        <w:t xml:space="preserve">9 </w:t>
+      </w:r>
+      <w:r>
+        <w:rPr>
+          <w:color w:val="000000" w:themeColor="text1"/>
+        </w:rPr>
+        <w:t>September</w:t>
       </w:r>
       <w:r>
         <w:rPr>
@@ -12189,13 +12213,13 @@
         <w:rPr>
           <w:color w:val="000000" w:themeColor="text1"/>
         </w:rPr>
-        <w:t>28</w:t>
-      </w:r>
-      <w:r>
-        <w:rPr>
-          <w:color w:val="000000" w:themeColor="text1"/>
-        </w:rPr>
-        <w:t xml:space="preserve"> </w:t>
+        <w:t>2</w:t>
+      </w:r>
+      <w:r>
+        <w:rPr>
+          <w:color w:val="000000" w:themeColor="text1"/>
+        </w:rPr>
+        <w:t xml:space="preserve">9 </w:t>
       </w:r>
       <w:r>
         <w:rPr>
@@ -12225,21 +12249,6 @@
         </w:rPr>
       </w:pPr>
     </w:p>
-    <w:p>
-      <w:pPr>
-        <w:rPr>
-          <w:color w:val="FF0000"/>
-        </w:rPr>
-      </w:pPr>
-    </w:p>
-    <w:p>
-      <w:pPr>
-        <w:rPr>
-          <w:color w:val="FF0000"/>
-        </w:rPr>
-      </w:pPr>
-    </w:p>
-    <w:p/>
     <w:p>
       <w:pPr>
         <w:pStyle w:val="Heading1"/>
@@ -12248,26 +12257,24 @@
       <w:bookmarkStart w:id="11" w:name="_Toc243317730"/>
       <w:bookmarkEnd w:id="10"/>
     </w:p>
+    <w:p/>
     <w:p>
       <w:pPr>
         <w:pStyle w:val="Heading1"/>
       </w:pPr>
       <w:r>
+        <w:lastRenderedPageBreak/>
         <w:t>Appendix</w:t>
       </w:r>
       <w:bookmarkEnd w:id="11"/>
     </w:p>
-    <w:p/>
     <w:p>
       <w:pPr>
         <w:rPr>
           <w:rFonts w:ascii="system-ui" w:eastAsia="system-ui" w:hAnsi="system-ui" w:cs="system-ui"/>
           <w:color w:val="0C274A"/>
-          <w:sz w:val="24"/>
-          <w:szCs w:val="24"/>
-        </w:rPr>
-      </w:pPr>
-      <w:proofErr w:type="gramStart"/>
+        </w:rPr>
+      </w:pPr>
       <w:r>
         <w:rPr>
           <w:rFonts w:ascii="system-ui" w:eastAsia="system-ui" w:hAnsi="system-ui" w:cs="system-ui"/>
@@ -12275,9 +12282,17 @@
           <w:sz w:val="24"/>
           <w:szCs w:val="24"/>
         </w:rPr>
-        <w:t>Google(</w:t>
-      </w:r>
-      <w:proofErr w:type="gramEnd"/>
+        <w:t>OpenAI (2026) ChatGPT. Artificial intelligence model.</w:t>
+      </w:r>
+      <w:r>
+        <w:rPr>
+          <w:rFonts w:ascii="Times New Roman" w:hAnsi="Times New Roman" w:cs="Times New Roman"/>
+          <w:color w:val="000000"/>
+          <w:sz w:val="24"/>
+          <w:szCs w:val="24"/>
+        </w:rPr>
+        <w:t xml:space="preserve"> </w:t>
+      </w:r>
       <w:r>
         <w:rPr>
           <w:rFonts w:ascii="system-ui" w:eastAsia="system-ui" w:hAnsi="system-ui" w:cs="system-ui"/>
@@ -12285,18 +12300,7 @@
           <w:sz w:val="24"/>
           <w:szCs w:val="24"/>
         </w:rPr>
-        <w:t xml:space="preserve">2024) </w:t>
-      </w:r>
-      <w:r>
-        <w:rPr>
-          <w:rFonts w:ascii="system-ui" w:eastAsia="system-ui" w:hAnsi="system-ui" w:cs="system-ui"/>
-          <w:i/>
-          <w:iCs/>
-          <w:color w:val="0C274A"/>
-          <w:sz w:val="24"/>
-          <w:szCs w:val="24"/>
-        </w:rPr>
-        <w:t>Gemini (Version X)</w:t>
+        <w:t xml:space="preserve">(Accessed: </w:t>
       </w:r>
       <w:r>
         <w:rPr>
@@ -12305,7 +12309,57 @@
           <w:sz w:val="24"/>
           <w:szCs w:val="24"/>
         </w:rPr>
-        <w:t>. Artificial intelligence model. Google DeepMind. (Accessed: 5 March 2024). See appendix for prompt used and text generated.</w:t>
+        <w:t>29 September 2026</w:t>
+      </w:r>
+      <w:r>
+        <w:rPr>
+          <w:rFonts w:ascii="system-ui" w:eastAsia="system-ui" w:hAnsi="system-ui" w:cs="system-ui"/>
+          <w:color w:val="0C274A"/>
+          <w:sz w:val="24"/>
+          <w:szCs w:val="24"/>
+        </w:rPr>
+        <w:t>)</w:t>
+      </w:r>
+      <w:r>
+        <w:rPr>
+          <w:rFonts w:ascii="system-ui" w:eastAsia="system-ui" w:hAnsi="system-ui" w:cs="system-ui"/>
+          <w:color w:val="0C274A"/>
+          <w:sz w:val="24"/>
+          <w:szCs w:val="24"/>
+        </w:rPr>
+        <w:t>.</w:t>
+      </w:r>
+      <w:r>
+        <w:rPr>
+          <w:rFonts w:ascii="system-ui" w:eastAsia="system-ui" w:hAnsi="system-ui" w:cs="system-ui"/>
+          <w:color w:val="0C274A"/>
+          <w:sz w:val="24"/>
+          <w:szCs w:val="24"/>
+        </w:rPr>
+        <w:t xml:space="preserve"> </w:t>
+      </w:r>
+      <w:r>
+        <w:rPr>
+          <w:rFonts w:ascii="system-ui" w:eastAsia="system-ui" w:hAnsi="system-ui" w:cs="system-ui"/>
+          <w:color w:val="0C274A"/>
+          <w:sz w:val="24"/>
+          <w:szCs w:val="24"/>
+        </w:rPr>
+        <w:t xml:space="preserve"> </w:t>
+      </w:r>
+      <w:r>
+        <w:rPr>
+          <w:rFonts w:ascii="system-ui" w:eastAsia="system-ui" w:hAnsi="system-ui" w:cs="system-ui"/>
+          <w:color w:val="0C274A"/>
+        </w:rPr>
+        <w:t>What do you think of the topic “Predicting Logistics Bottlenecks: A Data-Driven Analysis of Supply Chain Delays” for my Capstone Project, considering our previous discussions about the project’s first and second parts?’</w:t>
+      </w:r>
+      <w:r>
+        <w:rPr>
+          <w:rFonts w:ascii="system-ui" w:eastAsia="system-ui" w:hAnsi="system-ui" w:cs="system-ui"/>
+          <w:color w:val="0C274A"/>
+        </w:rPr>
+        <w:t>.</w:t>
       </w:r>
     </w:p>
     <w:p>
@@ -12313,6 +12367,8 @@
         <w:rPr>
           <w:rFonts w:ascii="system-ui" w:eastAsia="system-ui" w:hAnsi="system-ui" w:cs="system-ui"/>
           <w:color w:val="0C274A"/>
+          <w:sz w:val="24"/>
+          <w:szCs w:val="24"/>
         </w:rPr>
       </w:pPr>
       <w:r>
@@ -12322,7 +12378,7 @@
           <w:sz w:val="24"/>
           <w:szCs w:val="24"/>
         </w:rPr>
-        <w:t xml:space="preserve">OpenAI (2026) ChatGPT. Artificial intelligence model. </w:t>
+        <w:t>OpenAI (2026) ChatGPT</w:t>
       </w:r>
       <w:r>
         <w:rPr>
@@ -12331,14 +12387,106 @@
           <w:sz w:val="24"/>
           <w:szCs w:val="24"/>
         </w:rPr>
-        <w:t>‘</w:t>
+        <w:t xml:space="preserve">. Artificial intelligence model. </w:t>
       </w:r>
       <w:r>
         <w:rPr>
           <w:rFonts w:ascii="system-ui" w:eastAsia="system-ui" w:hAnsi="system-ui" w:cs="system-ui"/>
           <w:color w:val="0C274A"/>
-        </w:rPr>
-        <w:t>What do you think of the topic “Predicting Logistics Bottlenecks: A Data-Driven Analysis of Supply Chain Delays” for my Capstone Project, considering our previous discussions about the project’s first and second parts?’</w:t>
+          <w:sz w:val="24"/>
+          <w:szCs w:val="24"/>
+        </w:rPr>
+        <w:t xml:space="preserve">(Accessed: </w:t>
+      </w:r>
+      <w:r>
+        <w:rPr>
+          <w:rFonts w:ascii="system-ui" w:eastAsia="system-ui" w:hAnsi="system-ui" w:cs="system-ui"/>
+          <w:color w:val="0C274A"/>
+          <w:sz w:val="24"/>
+          <w:szCs w:val="24"/>
+        </w:rPr>
+        <w:t>29 September 2026</w:t>
+      </w:r>
+      <w:r>
+        <w:rPr>
+          <w:rFonts w:ascii="system-ui" w:eastAsia="system-ui" w:hAnsi="system-ui" w:cs="system-ui"/>
+          <w:color w:val="0C274A"/>
+          <w:sz w:val="24"/>
+          <w:szCs w:val="24"/>
+        </w:rPr>
+        <w:t>)</w:t>
+      </w:r>
+      <w:r>
+        <w:rPr>
+          <w:rFonts w:ascii="system-ui" w:eastAsia="system-ui" w:hAnsi="system-ui" w:cs="system-ui"/>
+          <w:color w:val="0C274A"/>
+          <w:sz w:val="24"/>
+          <w:szCs w:val="24"/>
+        </w:rPr>
+        <w:t>.</w:t>
+      </w:r>
+      <w:r>
+        <w:rPr>
+          <w:rFonts w:ascii="system-ui" w:eastAsia="system-ui" w:hAnsi="system-ui" w:cs="system-ui"/>
+          <w:color w:val="0C274A"/>
+          <w:sz w:val="24"/>
+          <w:szCs w:val="24"/>
+        </w:rPr>
+        <w:t xml:space="preserve"> </w:t>
+      </w:r>
+      <w:r>
+        <w:rPr>
+          <w:rFonts w:ascii="system-ui" w:eastAsia="system-ui" w:hAnsi="system-ui" w:cs="system-ui"/>
+          <w:color w:val="0C274A"/>
+          <w:sz w:val="24"/>
+          <w:szCs w:val="24"/>
+        </w:rPr>
+        <w:t xml:space="preserve"> </w:t>
+      </w:r>
+      <w:r>
+        <w:rPr>
+          <w:rFonts w:ascii="system-ui" w:eastAsia="system-ui" w:hAnsi="system-ui" w:cs="system-ui"/>
+          <w:color w:val="0C274A"/>
+          <w:sz w:val="24"/>
+          <w:szCs w:val="24"/>
+        </w:rPr>
+        <w:t xml:space="preserve">‘Is “Predicting the Consumer Impact of Supply Chain Disruptions” </w:t>
+      </w:r>
+      <w:r>
+        <w:rPr>
+          <w:rFonts w:ascii="system-ui" w:eastAsia="system-ui" w:hAnsi="system-ui" w:cs="system-ui"/>
+          <w:color w:val="0C274A"/>
+          <w:sz w:val="24"/>
+          <w:szCs w:val="24"/>
+        </w:rPr>
+        <w:t>an</w:t>
+      </w:r>
+      <w:r>
+        <w:rPr>
+          <w:rFonts w:ascii="system-ui" w:eastAsia="system-ui" w:hAnsi="system-ui" w:cs="system-ui"/>
+          <w:color w:val="0C274A"/>
+          <w:sz w:val="24"/>
+          <w:szCs w:val="24"/>
+        </w:rPr>
+        <w:t xml:space="preserve"> </w:t>
+      </w:r>
+      <w:r>
+        <w:rPr>
+          <w:rFonts w:ascii="system-ui" w:eastAsia="system-ui" w:hAnsi="system-ui" w:cs="system-ui"/>
+          <w:color w:val="0C274A"/>
+          <w:sz w:val="24"/>
+          <w:szCs w:val="24"/>
+        </w:rPr>
+        <w:t>interesting</w:t>
+      </w:r>
+      <w:r>
+        <w:rPr>
+          <w:rFonts w:ascii="system-ui" w:eastAsia="system-ui" w:hAnsi="system-ui" w:cs="system-ui"/>
+          <w:color w:val="0C274A"/>
+          <w:sz w:val="24"/>
+          <w:szCs w:val="24"/>
+        </w:rPr>
+        <w:t xml:space="preserve"> topic for academic publication?’</w:t>
       </w:r>
     </w:p>
     <w:p>
@@ -12346,8 +12494,6 @@
         <w:rPr>
           <w:rFonts w:ascii="system-ui" w:eastAsia="system-ui" w:hAnsi="system-ui" w:cs="system-ui"/>
           <w:color w:val="0C274A"/>
-          <w:sz w:val="24"/>
-          <w:szCs w:val="24"/>
         </w:rPr>
       </w:pPr>
       <w:r>
@@ -12366,7 +12512,7 @@
           <w:sz w:val="24"/>
           <w:szCs w:val="24"/>
         </w:rPr>
-        <w:t xml:space="preserve">. Artificial intelligence model. </w:t>
+        <w:t>. Artificial intelligence model.</w:t>
       </w:r>
       <w:r>
         <w:rPr>
@@ -12375,10 +12521,8 @@
           <w:sz w:val="24"/>
           <w:szCs w:val="24"/>
         </w:rPr>
-        <w:t xml:space="preserve">‘Is “Predicting the Consumer Impact of Supply Chain Disruptions” </w:t>
-      </w:r>
-      <w:proofErr w:type="spellStart"/>
-      <w:proofErr w:type="gramStart"/>
+        <w:t xml:space="preserve"> </w:t>
+      </w:r>
       <w:r>
         <w:rPr>
           <w:rFonts w:ascii="system-ui" w:eastAsia="system-ui" w:hAnsi="system-ui" w:cs="system-ui"/>
@@ -12386,10 +12530,8 @@
           <w:sz w:val="24"/>
           <w:szCs w:val="24"/>
         </w:rPr>
-        <w:t>a</w:t>
-      </w:r>
-      <w:proofErr w:type="spellEnd"/>
-      <w:proofErr w:type="gramEnd"/>
+        <w:t xml:space="preserve">(Accessed: </w:t>
+      </w:r>
       <w:r>
         <w:rPr>
           <w:rFonts w:ascii="system-ui" w:eastAsia="system-ui" w:hAnsi="system-ui" w:cs="system-ui"/>
@@ -12397,7 +12539,7 @@
           <w:sz w:val="24"/>
           <w:szCs w:val="24"/>
         </w:rPr>
-        <w:t xml:space="preserve"> </w:t>
+        <w:t>29 September 2026</w:t>
       </w:r>
       <w:r>
         <w:rPr>
@@ -12406,7 +12548,7 @@
           <w:sz w:val="24"/>
           <w:szCs w:val="24"/>
         </w:rPr>
-        <w:t>interesting</w:t>
+        <w:t>)</w:t>
       </w:r>
       <w:r>
         <w:rPr>
@@ -12415,7 +12557,23 @@
           <w:sz w:val="24"/>
           <w:szCs w:val="24"/>
         </w:rPr>
-        <w:t xml:space="preserve"> topic for academic publication?’</w:t>
+        <w:t>.</w:t>
+      </w:r>
+      <w:r>
+        <w:rPr>
+          <w:rFonts w:ascii="system-ui" w:eastAsia="system-ui" w:hAnsi="system-ui" w:cs="system-ui"/>
+          <w:color w:val="0C274A"/>
+          <w:sz w:val="24"/>
+          <w:szCs w:val="24"/>
+        </w:rPr>
+        <w:t xml:space="preserve"> </w:t>
+      </w:r>
+      <w:r>
+        <w:rPr>
+          <w:rFonts w:ascii="system-ui" w:eastAsia="system-ui" w:hAnsi="system-ui" w:cs="system-ui"/>
+          <w:color w:val="0C274A"/>
+        </w:rPr>
+        <w:t>What are the most reliable data sources for researching the consumer price impact of supply chain disruptions in Ireland?</w:t>
       </w:r>
     </w:p>
     <w:p>
@@ -12423,32 +12581,200 @@
         <w:rPr>
           <w:rFonts w:ascii="system-ui" w:eastAsia="system-ui" w:hAnsi="system-ui" w:cs="system-ui"/>
           <w:color w:val="0C274A"/>
-          <w:sz w:val="24"/>
-          <w:szCs w:val="24"/>
-        </w:rPr>
-      </w:pPr>
+        </w:rPr>
+      </w:pPr>
+      <w:r>
+        <w:rPr>
+          <w:rFonts w:ascii="system-ui" w:eastAsia="system-ui" w:hAnsi="system-ui" w:cs="system-ui"/>
+          <w:color w:val="0C274A"/>
+          <w:sz w:val="24"/>
+          <w:szCs w:val="24"/>
+        </w:rPr>
+        <w:t>OpenAI (2026) ChatGPT</w:t>
+      </w:r>
+      <w:r>
+        <w:rPr>
+          <w:rFonts w:ascii="system-ui" w:eastAsia="system-ui" w:hAnsi="system-ui" w:cs="system-ui"/>
+          <w:color w:val="0C274A"/>
+          <w:sz w:val="24"/>
+          <w:szCs w:val="24"/>
+        </w:rPr>
+        <w:t>. Artificial intelligence model.</w:t>
+      </w:r>
+      <w:r>
+        <w:rPr>
+          <w:rFonts w:ascii="system-ui" w:eastAsia="system-ui" w:hAnsi="system-ui" w:cs="system-ui"/>
+          <w:color w:val="0C274A"/>
+          <w:sz w:val="24"/>
+          <w:szCs w:val="24"/>
+        </w:rPr>
+        <w:t xml:space="preserve"> (Accessed: </w:t>
+      </w:r>
+      <w:r>
+        <w:rPr>
+          <w:rFonts w:ascii="system-ui" w:eastAsia="system-ui" w:hAnsi="system-ui" w:cs="system-ui"/>
+          <w:color w:val="0C274A"/>
+          <w:sz w:val="24"/>
+          <w:szCs w:val="24"/>
+        </w:rPr>
+        <w:t>30</w:t>
+      </w:r>
+      <w:r>
+        <w:rPr>
+          <w:rFonts w:ascii="system-ui" w:eastAsia="system-ui" w:hAnsi="system-ui" w:cs="system-ui"/>
+          <w:color w:val="0C274A"/>
+          <w:sz w:val="24"/>
+          <w:szCs w:val="24"/>
+        </w:rPr>
+        <w:t xml:space="preserve"> September 2026</w:t>
+      </w:r>
+      <w:r>
+        <w:rPr>
+          <w:rFonts w:ascii="system-ui" w:eastAsia="system-ui" w:hAnsi="system-ui" w:cs="system-ui"/>
+          <w:color w:val="0C274A"/>
+          <w:sz w:val="24"/>
+          <w:szCs w:val="24"/>
+        </w:rPr>
+        <w:t>)</w:t>
+      </w:r>
+      <w:r>
+        <w:rPr>
+          <w:rFonts w:ascii="system-ui" w:eastAsia="system-ui" w:hAnsi="system-ui" w:cs="system-ui"/>
+          <w:color w:val="0C274A"/>
+          <w:sz w:val="24"/>
+          <w:szCs w:val="24"/>
+        </w:rPr>
+        <w:t>.</w:t>
+      </w:r>
+      <w:r>
+        <w:rPr>
+          <w:rFonts w:ascii="Times New Roman" w:eastAsia="Times New Roman" w:hAnsi="Times New Roman" w:cs="Times New Roman"/>
+          <w:sz w:val="24"/>
+          <w:szCs w:val="24"/>
+          <w:lang w:eastAsia="zh-CN"/>
+        </w:rPr>
+        <w:t xml:space="preserve"> </w:t>
+      </w:r>
+      <w:r>
+        <w:rPr>
+          <w:rFonts w:ascii="system-ui" w:eastAsia="system-ui" w:hAnsi="system-ui" w:cs="system-ui"/>
+          <w:color w:val="0C274A"/>
+        </w:rPr>
+        <w:t>How can I identify the correct Consumer Price Index dataset from the available CSO datasets, given that the CPA and CPM datasets appear to contain information mainly about alcohol and tobacco</w:t>
+      </w:r>
     </w:p>
     <w:p>
       <w:pPr>
         <w:rPr>
           <w:rFonts w:ascii="system-ui" w:eastAsia="system-ui" w:hAnsi="system-ui" w:cs="system-ui"/>
           <w:color w:val="0C274A"/>
-          <w:sz w:val="24"/>
-          <w:szCs w:val="24"/>
-        </w:rPr>
-      </w:pPr>
+        </w:rPr>
+      </w:pPr>
+      <w:r>
+        <w:rPr>
+          <w:rFonts w:ascii="system-ui" w:eastAsia="system-ui" w:hAnsi="system-ui" w:cs="system-ui"/>
+          <w:color w:val="0C274A"/>
+          <w:sz w:val="24"/>
+          <w:szCs w:val="24"/>
+        </w:rPr>
+        <w:t>Anthropic</w:t>
+      </w:r>
+      <w:r>
+        <w:rPr>
+          <w:rFonts w:ascii="system-ui" w:eastAsia="system-ui" w:hAnsi="system-ui" w:cs="system-ui"/>
+          <w:color w:val="0C274A"/>
+          <w:sz w:val="24"/>
+          <w:szCs w:val="24"/>
+        </w:rPr>
+        <w:t xml:space="preserve"> </w:t>
+      </w:r>
+      <w:r>
+        <w:rPr>
+          <w:rFonts w:ascii="system-ui" w:eastAsia="system-ui" w:hAnsi="system-ui" w:cs="system-ui"/>
+          <w:color w:val="0C274A"/>
+          <w:sz w:val="24"/>
+          <w:szCs w:val="24"/>
+        </w:rPr>
+        <w:t xml:space="preserve">(2026) </w:t>
+      </w:r>
+      <w:r>
+        <w:rPr>
+          <w:rFonts w:ascii="system-ui" w:eastAsia="system-ui" w:hAnsi="system-ui" w:cs="system-ui"/>
+          <w:color w:val="0C274A"/>
+          <w:sz w:val="24"/>
+          <w:szCs w:val="24"/>
+        </w:rPr>
+        <w:t>Claude</w:t>
+      </w:r>
+      <w:r>
+        <w:rPr>
+          <w:rFonts w:ascii="system-ui" w:eastAsia="system-ui" w:hAnsi="system-ui" w:cs="system-ui"/>
+          <w:color w:val="0C274A"/>
+          <w:sz w:val="24"/>
+          <w:szCs w:val="24"/>
+        </w:rPr>
+        <w:t>. Artificial intelligence model.</w:t>
+      </w:r>
+      <w:r>
+        <w:rPr>
+          <w:rFonts w:ascii="system-ui" w:eastAsia="system-ui" w:hAnsi="system-ui" w:cs="system-ui"/>
+          <w:color w:val="0C274A"/>
+          <w:sz w:val="24"/>
+          <w:szCs w:val="24"/>
+        </w:rPr>
+        <w:t xml:space="preserve"> (Accessed: </w:t>
+      </w:r>
+      <w:r>
+        <w:rPr>
+          <w:rFonts w:ascii="system-ui" w:eastAsia="system-ui" w:hAnsi="system-ui" w:cs="system-ui"/>
+          <w:color w:val="0C274A"/>
+          <w:sz w:val="24"/>
+          <w:szCs w:val="24"/>
+        </w:rPr>
+        <w:t>30 September 2026</w:t>
+      </w:r>
+      <w:r>
+        <w:rPr>
+          <w:rFonts w:ascii="system-ui" w:eastAsia="system-ui" w:hAnsi="system-ui" w:cs="system-ui"/>
+          <w:color w:val="0C274A"/>
+          <w:sz w:val="24"/>
+          <w:szCs w:val="24"/>
+        </w:rPr>
+        <w:t>)</w:t>
+      </w:r>
+      <w:r>
+        <w:rPr>
+          <w:rFonts w:ascii="system-ui" w:eastAsia="system-ui" w:hAnsi="system-ui" w:cs="system-ui"/>
+          <w:color w:val="0C274A"/>
+          <w:sz w:val="24"/>
+          <w:szCs w:val="24"/>
+        </w:rPr>
+        <w:t>.</w:t>
+      </w:r>
+      <w:r>
+        <w:rPr>
+          <w:rFonts w:ascii="Times New Roman" w:eastAsia="Times New Roman" w:hAnsi="Times New Roman" w:cs="Times New Roman"/>
+          <w:sz w:val="24"/>
+          <w:szCs w:val="24"/>
+          <w:lang w:eastAsia="zh-CN"/>
+        </w:rPr>
+        <w:t xml:space="preserve"> </w:t>
+      </w:r>
+      <w:r>
+        <w:rPr>
+          <w:rFonts w:ascii="system-ui" w:eastAsia="system-ui" w:hAnsi="system-ui" w:cs="system-ui"/>
+          <w:color w:val="0C274A"/>
+        </w:rPr>
+        <w:t>Do I need to download all the available datasets for my project, or should I focus on a smaller number of relevant datasets</w:t>
+      </w:r>
     </w:p>
     <w:p>
-      <w:r>
+      <w:pPr>
         <w:rPr>
           <w:rFonts w:ascii="system-ui" w:eastAsia="system-ui" w:hAnsi="system-ui" w:cs="system-ui"/>
           <w:color w:val="0C274A"/>
-          <w:sz w:val="24"/>
-          <w:szCs w:val="24"/>
-        </w:rPr>
-        <w:t xml:space="preserve">e a Predicting the Consumer Impact of Supply Chain Disruptions e </w:t>
-      </w:r>
-      <w:proofErr w:type="spellStart"/>
+        </w:rPr>
+      </w:pPr>
       <w:r>
         <w:rPr>
           <w:rFonts w:ascii="system-ui" w:eastAsia="system-ui" w:hAnsi="system-ui" w:cs="system-ui"/>
@@ -12456,9 +12782,8 @@
           <w:sz w:val="24"/>
           <w:szCs w:val="24"/>
         </w:rPr>
-        <w:t>possivel</w:t>
-      </w:r>
-      <w:proofErr w:type="spellEnd"/>
+        <w:t>OpenAI (2026) ChatGPT</w:t>
+      </w:r>
       <w:r>
         <w:rPr>
           <w:rFonts w:ascii="system-ui" w:eastAsia="system-ui" w:hAnsi="system-ui" w:cs="system-ui"/>
@@ -12466,9 +12791,8 @@
           <w:sz w:val="24"/>
           <w:szCs w:val="24"/>
         </w:rPr>
-        <w:t xml:space="preserve"> ser um </w:t>
-      </w:r>
-      <w:proofErr w:type="spellStart"/>
+        <w:t>. Artificial intelligence model.</w:t>
+      </w:r>
       <w:r>
         <w:rPr>
           <w:rFonts w:ascii="system-ui" w:eastAsia="system-ui" w:hAnsi="system-ui" w:cs="system-ui"/>
@@ -12476,9 +12800,8 @@
           <w:sz w:val="24"/>
           <w:szCs w:val="24"/>
         </w:rPr>
-        <w:t>tema</w:t>
-      </w:r>
-      <w:proofErr w:type="spellEnd"/>
+        <w:t xml:space="preserve"> (Accessed: </w:t>
+      </w:r>
       <w:r>
         <w:rPr>
           <w:rFonts w:ascii="system-ui" w:eastAsia="system-ui" w:hAnsi="system-ui" w:cs="system-ui"/>
@@ -12486,9 +12809,8 @@
           <w:sz w:val="24"/>
           <w:szCs w:val="24"/>
         </w:rPr>
-        <w:t xml:space="preserve"> de </w:t>
-      </w:r>
-      <w:proofErr w:type="spellStart"/>
+        <w:t>30 September 2026</w:t>
+      </w:r>
       <w:r>
         <w:rPr>
           <w:rFonts w:ascii="system-ui" w:eastAsia="system-ui" w:hAnsi="system-ui" w:cs="system-ui"/>
@@ -12496,9 +12818,8 @@
           <w:sz w:val="24"/>
           <w:szCs w:val="24"/>
         </w:rPr>
-        <w:t>publicacao</w:t>
-      </w:r>
-      <w:proofErr w:type="spellEnd"/>
+        <w:t>)</w:t>
+      </w:r>
       <w:r>
         <w:rPr>
           <w:rFonts w:ascii="system-ui" w:eastAsia="system-ui" w:hAnsi="system-ui" w:cs="system-ui"/>
@@ -12506,7 +12827,23 @@
           <w:sz w:val="24"/>
           <w:szCs w:val="24"/>
         </w:rPr>
+        <w:t>.</w:t>
+      </w:r>
+      <w:r>
+        <w:rPr>
+          <w:rFonts w:ascii="Times New Roman" w:eastAsia="Times New Roman" w:hAnsi="Times New Roman" w:cs="Times New Roman"/>
+          <w:sz w:val="24"/>
+          <w:szCs w:val="24"/>
+          <w:lang w:eastAsia="zh-CN"/>
+        </w:rPr>
         <w:t xml:space="preserve"> </w:t>
+      </w:r>
+      <w:r>
+        <w:rPr>
+          <w:rFonts w:ascii="system-ui" w:eastAsia="system-ui" w:hAnsi="system-ui" w:cs="system-ui"/>
+          <w:color w:val="0C274A"/>
+        </w:rPr>
+        <w:t>Do I need transport data if my research focuses on demonstrating the impact of transport-related supply chain disruptions on consumers?</w:t>
       </w:r>
     </w:p>
     <w:p>
@@ -12514,55 +12851,32 @@
         <w:rPr>
           <w:rFonts w:ascii="system-ui" w:eastAsia="system-ui" w:hAnsi="system-ui" w:cs="system-ui"/>
           <w:color w:val="0C274A"/>
-          <w:sz w:val="24"/>
-          <w:szCs w:val="24"/>
         </w:rPr>
       </w:pPr>
     </w:p>
     <w:p>
       <w:pPr>
         <w:rPr>
-          <w:lang w:val="pt-BR"/>
-        </w:rPr>
-      </w:pPr>
-      <w:r>
-        <w:rPr>
           <w:rFonts w:ascii="system-ui" w:eastAsia="system-ui" w:hAnsi="system-ui" w:cs="system-ui"/>
           <w:color w:val="0C274A"/>
-          <w:sz w:val="24"/>
-          <w:szCs w:val="24"/>
-          <w:lang w:val="pt-BR"/>
-        </w:rPr>
-        <w:t xml:space="preserve">Quais sao as fontes confiaveis para esses dados </w:t>
-      </w:r>
+        </w:rPr>
+      </w:pPr>
     </w:p>
     <w:p>
       <w:pPr>
         <w:rPr>
           <w:rFonts w:ascii="system-ui" w:eastAsia="system-ui" w:hAnsi="system-ui" w:cs="system-ui"/>
           <w:color w:val="0C274A"/>
-          <w:sz w:val="24"/>
-          <w:szCs w:val="24"/>
-          <w:lang w:val="pt-BR"/>
         </w:rPr>
       </w:pPr>
     </w:p>
     <w:p>
       <w:pPr>
         <w:rPr>
-          <w:lang w:val="pt-BR"/>
-        </w:rPr>
-      </w:pPr>
-      <w:r>
-        <w:rPr>
           <w:rFonts w:ascii="system-ui" w:eastAsia="system-ui" w:hAnsi="system-ui" w:cs="system-ui"/>
           <w:color w:val="0C274A"/>
-          <w:sz w:val="24"/>
-          <w:szCs w:val="24"/>
-          <w:lang w:val="pt-BR"/>
-        </w:rPr>
-        <w:t>mas eu preciso baixar todas esses dados eu estou confusa em qual focar</w:t>
-      </w:r>
+        </w:rPr>
+      </w:pPr>
     </w:p>
     <w:p>
       <w:pPr>
@@ -12571,24 +12885,181 @@
           <w:color w:val="0C274A"/>
           <w:sz w:val="24"/>
           <w:szCs w:val="24"/>
-          <w:lang w:val="pt-BR"/>
         </w:rPr>
       </w:pPr>
     </w:p>
     <w:p>
       <w:pPr>
         <w:rPr>
-          <w:lang w:val="pt-BR"/>
-        </w:rPr>
-      </w:pPr>
-      <w:r>
-        <w:rPr>
           <w:rFonts w:ascii="system-ui" w:eastAsia="system-ui" w:hAnsi="system-ui" w:cs="system-ui"/>
           <w:color w:val="0C274A"/>
           <w:sz w:val="24"/>
           <w:szCs w:val="24"/>
+        </w:rPr>
+      </w:pPr>
+    </w:p>
+    <w:p>
+      <w:pPr>
+        <w:rPr>
+          <w:rFonts w:ascii="system-ui" w:eastAsia="system-ui" w:hAnsi="system-ui" w:cs="system-ui"/>
+          <w:color w:val="0C274A"/>
+          <w:sz w:val="24"/>
+          <w:szCs w:val="24"/>
+        </w:rPr>
+      </w:pPr>
+    </w:p>
+    <w:p>
+      <w:r>
+        <w:rPr>
+          <w:rFonts w:ascii="system-ui" w:eastAsia="system-ui" w:hAnsi="system-ui" w:cs="system-ui"/>
+          <w:color w:val="0C274A"/>
+          <w:sz w:val="24"/>
+          <w:szCs w:val="24"/>
+        </w:rPr>
+        <w:t xml:space="preserve">e a Predicting the Consumer Impact of Supply Chain Disruptions e </w:t>
+      </w:r>
+      <w:proofErr w:type="spellStart"/>
+      <w:r>
+        <w:rPr>
+          <w:rFonts w:ascii="system-ui" w:eastAsia="system-ui" w:hAnsi="system-ui" w:cs="system-ui"/>
+          <w:color w:val="0C274A"/>
+          <w:sz w:val="24"/>
+          <w:szCs w:val="24"/>
+        </w:rPr>
+        <w:t>possivel</w:t>
+      </w:r>
+      <w:proofErr w:type="spellEnd"/>
+      <w:r>
+        <w:rPr>
+          <w:rFonts w:ascii="system-ui" w:eastAsia="system-ui" w:hAnsi="system-ui" w:cs="system-ui"/>
+          <w:color w:val="0C274A"/>
+          <w:sz w:val="24"/>
+          <w:szCs w:val="24"/>
+        </w:rPr>
+        <w:t xml:space="preserve"> ser um </w:t>
+      </w:r>
+      <w:proofErr w:type="spellStart"/>
+      <w:r>
+        <w:rPr>
+          <w:rFonts w:ascii="system-ui" w:eastAsia="system-ui" w:hAnsi="system-ui" w:cs="system-ui"/>
+          <w:color w:val="0C274A"/>
+          <w:sz w:val="24"/>
+          <w:szCs w:val="24"/>
+        </w:rPr>
+        <w:t>tema</w:t>
+      </w:r>
+      <w:proofErr w:type="spellEnd"/>
+      <w:r>
+        <w:rPr>
+          <w:rFonts w:ascii="system-ui" w:eastAsia="system-ui" w:hAnsi="system-ui" w:cs="system-ui"/>
+          <w:color w:val="0C274A"/>
+          <w:sz w:val="24"/>
+          <w:szCs w:val="24"/>
+        </w:rPr>
+        <w:t xml:space="preserve"> de </w:t>
+      </w:r>
+      <w:proofErr w:type="spellStart"/>
+      <w:r>
+        <w:rPr>
+          <w:rFonts w:ascii="system-ui" w:eastAsia="system-ui" w:hAnsi="system-ui" w:cs="system-ui"/>
+          <w:color w:val="0C274A"/>
+          <w:sz w:val="24"/>
+          <w:szCs w:val="24"/>
+        </w:rPr>
+        <w:t>publicacao</w:t>
+      </w:r>
+      <w:proofErr w:type="spellEnd"/>
+      <w:r>
+        <w:rPr>
+          <w:rFonts w:ascii="system-ui" w:eastAsia="system-ui" w:hAnsi="system-ui" w:cs="system-ui"/>
+          <w:color w:val="0C274A"/>
+          <w:sz w:val="24"/>
+          <w:szCs w:val="24"/>
+        </w:rPr>
+        <w:t xml:space="preserve"> </w:t>
+      </w:r>
+    </w:p>
+    <w:p>
+      <w:pPr>
+        <w:rPr>
+          <w:rFonts w:ascii="system-ui" w:eastAsia="system-ui" w:hAnsi="system-ui" w:cs="system-ui"/>
+          <w:color w:val="0C274A"/>
+          <w:sz w:val="24"/>
+          <w:szCs w:val="24"/>
+        </w:rPr>
+      </w:pPr>
+    </w:p>
+    <w:p>
+      <w:pPr>
+        <w:rPr>
           <w:lang w:val="pt-BR"/>
         </w:rPr>
+      </w:pPr>
+      <w:r>
+        <w:rPr>
+          <w:rFonts w:ascii="system-ui" w:eastAsia="system-ui" w:hAnsi="system-ui" w:cs="system-ui"/>
+          <w:color w:val="0C274A"/>
+          <w:sz w:val="24"/>
+          <w:szCs w:val="24"/>
+          <w:lang w:val="pt-BR"/>
+        </w:rPr>
+        <w:t xml:space="preserve">Quais sao as fontes confiaveis para esses dados </w:t>
+      </w:r>
+    </w:p>
+    <w:p>
+      <w:pPr>
+        <w:rPr>
+          <w:rFonts w:ascii="system-ui" w:eastAsia="system-ui" w:hAnsi="system-ui" w:cs="system-ui"/>
+          <w:color w:val="0C274A"/>
+          <w:sz w:val="24"/>
+          <w:szCs w:val="24"/>
+          <w:lang w:val="pt-BR"/>
+        </w:rPr>
+      </w:pPr>
+    </w:p>
+    <w:p>
+      <w:pPr>
+        <w:rPr>
+          <w:lang w:val="pt-BR"/>
+        </w:rPr>
+      </w:pPr>
+      <w:r>
+        <w:rPr>
+          <w:rFonts w:ascii="system-ui" w:eastAsia="system-ui" w:hAnsi="system-ui" w:cs="system-ui"/>
+          <w:color w:val="0C274A"/>
+          <w:sz w:val="24"/>
+          <w:szCs w:val="24"/>
+          <w:lang w:val="pt-BR"/>
+        </w:rPr>
+        <w:t>mas eu preciso baixar todas esses dados eu estou confusa em qual focar</w:t>
+      </w:r>
+    </w:p>
+    <w:p>
+      <w:pPr>
+        <w:rPr>
+          <w:rFonts w:ascii="system-ui" w:eastAsia="system-ui" w:hAnsi="system-ui" w:cs="system-ui"/>
+          <w:color w:val="0C274A"/>
+          <w:sz w:val="24"/>
+          <w:szCs w:val="24"/>
+          <w:lang w:val="pt-BR"/>
+        </w:rPr>
+      </w:pPr>
+    </w:p>
+    <w:p>
+      <w:pPr>
+        <w:rPr>
+          <w:lang w:val="pt-BR"/>
+        </w:rPr>
+      </w:pPr>
+      <w:r>
+        <w:rPr>
+          <w:rFonts w:ascii="system-ui" w:eastAsia="system-ui" w:hAnsi="system-ui" w:cs="system-ui"/>
+          <w:color w:val="0C274A"/>
+          <w:sz w:val="24"/>
+          <w:szCs w:val="24"/>
+          <w:lang w:val="pt-BR"/>
+        </w:rPr>
+        <w:lastRenderedPageBreak/>
         <w:t xml:space="preserve">Tem várias consumer price index como saber qual é a certa ? A CPI consumer price index que você falou não existe e sim CPA e CPM mas elas </w:t>
       </w:r>
       <w:r>

--- a/KlycyaSilva-2026558.docx
+++ b/KlycyaSilva-2026558.docx
@@ -3602,7 +3602,6 @@
                 <w:szCs w:val="18"/>
               </w:rPr>
             </w:pPr>
-            <w:proofErr w:type="spellStart"/>
             <w:r>
               <w:rPr>
                 <w:rFonts w:ascii="Arial" w:eastAsia="Arial" w:hAnsi="Arial" w:cs="Arial"/>
@@ -3614,7 +3613,6 @@
               </w:rPr>
               <w:t>Fev</w:t>
             </w:r>
-            <w:proofErr w:type="spellEnd"/>
           </w:p>
         </w:tc>
         <w:tc>
@@ -12782,7 +12780,7 @@
           <w:sz w:val="24"/>
           <w:szCs w:val="24"/>
         </w:rPr>
-        <w:t>OpenAI (2026) ChatGPT</w:t>
+        <w:t xml:space="preserve">Anthropic </w:t>
       </w:r>
       <w:r>
         <w:rPr>
@@ -12791,7 +12789,7 @@
           <w:sz w:val="24"/>
           <w:szCs w:val="24"/>
         </w:rPr>
-        <w:t>. Artificial intelligence model.</w:t>
+        <w:t xml:space="preserve">(2026) </w:t>
       </w:r>
       <w:r>
         <w:rPr>
@@ -12800,7 +12798,7 @@
           <w:sz w:val="24"/>
           <w:szCs w:val="24"/>
         </w:rPr>
-        <w:t xml:space="preserve"> (Accessed: </w:t>
+        <w:t>Claude</w:t>
       </w:r>
       <w:r>
         <w:rPr>
@@ -12809,7 +12807,7 @@
           <w:sz w:val="24"/>
           <w:szCs w:val="24"/>
         </w:rPr>
-        <w:t>30 September 2026</w:t>
+        <w:t>. Artificial intelligence model.</w:t>
       </w:r>
       <w:r>
         <w:rPr>
@@ -12818,7 +12816,7 @@
           <w:sz w:val="24"/>
           <w:szCs w:val="24"/>
         </w:rPr>
-        <w:t>)</w:t>
+        <w:t xml:space="preserve"> (Accessed: </w:t>
       </w:r>
       <w:r>
         <w:rPr>
@@ -12827,21 +12825,39 @@
           <w:sz w:val="24"/>
           <w:szCs w:val="24"/>
         </w:rPr>
-        <w:t>.</w:t>
-      </w:r>
-      <w:r>
-        <w:rPr>
-          <w:rFonts w:ascii="Times New Roman" w:eastAsia="Times New Roman" w:hAnsi="Times New Roman" w:cs="Times New Roman"/>
-          <w:sz w:val="24"/>
-          <w:szCs w:val="24"/>
-          <w:lang w:eastAsia="zh-CN"/>
-        </w:rPr>
-        <w:t xml:space="preserve"> </w:t>
+        <w:t>30 September 2026</w:t>
       </w:r>
       <w:r>
         <w:rPr>
           <w:rFonts w:ascii="system-ui" w:eastAsia="system-ui" w:hAnsi="system-ui" w:cs="system-ui"/>
           <w:color w:val="0C274A"/>
+          <w:sz w:val="24"/>
+          <w:szCs w:val="24"/>
+        </w:rPr>
+        <w:t>)</w:t>
+      </w:r>
+      <w:r>
+        <w:rPr>
+          <w:rFonts w:ascii="system-ui" w:eastAsia="system-ui" w:hAnsi="system-ui" w:cs="system-ui"/>
+          <w:color w:val="0C274A"/>
+          <w:sz w:val="24"/>
+          <w:szCs w:val="24"/>
+        </w:rPr>
+        <w:t>.</w:t>
+      </w:r>
+      <w:r>
+        <w:rPr>
+          <w:rFonts w:ascii="Times New Roman" w:eastAsia="Times New Roman" w:hAnsi="Times New Roman" w:cs="Times New Roman"/>
+          <w:sz w:val="24"/>
+          <w:szCs w:val="24"/>
+          <w:lang w:eastAsia="zh-CN"/>
+        </w:rPr>
+        <w:t xml:space="preserve"> </w:t>
+      </w:r>
+      <w:r>
+        <w:rPr>
+          <w:rFonts w:ascii="system-ui" w:eastAsia="system-ui" w:hAnsi="system-ui" w:cs="system-ui"/>
+          <w:color w:val="0C274A"/>
         </w:rPr>
         <w:t>Do I need transport data if my research focuses on demonstrating the impact of transport-related supply chain disruptions on consumers?</w:t>
       </w:r>
@@ -12853,6 +12869,133 @@
           <w:color w:val="0C274A"/>
         </w:rPr>
       </w:pPr>
+      <w:r>
+        <w:rPr>
+          <w:rFonts w:ascii="system-ui" w:eastAsia="system-ui" w:hAnsi="system-ui" w:cs="system-ui"/>
+          <w:color w:val="0C274A"/>
+        </w:rPr>
+        <w:t xml:space="preserve">Google (2026) </w:t>
+      </w:r>
+      <w:r>
+        <w:rPr>
+          <w:rFonts w:ascii="system-ui" w:eastAsia="system-ui" w:hAnsi="system-ui" w:cs="system-ui"/>
+          <w:i/>
+          <w:iCs/>
+          <w:color w:val="0C274A"/>
+        </w:rPr>
+        <w:t>Gemini</w:t>
+      </w:r>
+      <w:r>
+        <w:rPr>
+          <w:rFonts w:ascii="system-ui" w:eastAsia="system-ui" w:hAnsi="system-ui" w:cs="system-ui"/>
+          <w:i/>
+          <w:iCs/>
+          <w:color w:val="0C274A"/>
+        </w:rPr>
+        <w:t>.</w:t>
+      </w:r>
+      <w:r>
+        <w:rPr>
+          <w:rFonts w:ascii="system-ui" w:eastAsia="system-ui" w:hAnsi="system-ui" w:cs="system-ui"/>
+          <w:color w:val="0C274A"/>
+        </w:rPr>
+        <w:t xml:space="preserve"> Artificial intelligence </w:t>
+      </w:r>
+      <w:r>
+        <w:rPr>
+          <w:rFonts w:ascii="system-ui" w:eastAsia="system-ui" w:hAnsi="system-ui" w:cs="system-ui"/>
+          <w:color w:val="0C274A"/>
+        </w:rPr>
+        <w:t>model.</w:t>
+      </w:r>
+      <w:r>
+        <w:rPr>
+          <w:rFonts w:ascii="system-ui" w:eastAsia="system-ui" w:hAnsi="system-ui" w:cs="system-ui"/>
+          <w:color w:val="0C274A"/>
+          <w:sz w:val="24"/>
+          <w:szCs w:val="24"/>
+        </w:rPr>
+        <w:t xml:space="preserve"> (</w:t>
+      </w:r>
+      <w:r>
+        <w:rPr>
+          <w:rFonts w:ascii="system-ui" w:eastAsia="system-ui" w:hAnsi="system-ui" w:cs="system-ui"/>
+          <w:color w:val="0C274A"/>
+          <w:sz w:val="24"/>
+          <w:szCs w:val="24"/>
+        </w:rPr>
+        <w:t>Accessed:</w:t>
+      </w:r>
+      <w:r>
+        <w:rPr>
+          <w:rFonts w:ascii="system-ui" w:eastAsia="system-ui" w:hAnsi="system-ui" w:cs="system-ui"/>
+          <w:color w:val="0C274A"/>
+          <w:sz w:val="24"/>
+          <w:szCs w:val="24"/>
+        </w:rPr>
+        <w:t xml:space="preserve"> 18</w:t>
+      </w:r>
+      <w:r>
+        <w:rPr>
+          <w:rFonts w:ascii="system-ui" w:eastAsia="system-ui" w:hAnsi="system-ui" w:cs="system-ui"/>
+          <w:color w:val="0C274A"/>
+          <w:sz w:val="24"/>
+          <w:szCs w:val="24"/>
+        </w:rPr>
+        <w:t xml:space="preserve"> </w:t>
+      </w:r>
+      <w:r>
+        <w:rPr>
+          <w:rFonts w:ascii="system-ui" w:eastAsia="system-ui" w:hAnsi="system-ui" w:cs="system-ui"/>
+          <w:color w:val="0C274A"/>
+          <w:sz w:val="24"/>
+          <w:szCs w:val="24"/>
+        </w:rPr>
+        <w:t xml:space="preserve">October </w:t>
+      </w:r>
+      <w:r>
+        <w:rPr>
+          <w:rFonts w:ascii="system-ui" w:eastAsia="system-ui" w:hAnsi="system-ui" w:cs="system-ui"/>
+          <w:color w:val="0C274A"/>
+          <w:sz w:val="24"/>
+          <w:szCs w:val="24"/>
+        </w:rPr>
+        <w:t>2026</w:t>
+      </w:r>
+      <w:r>
+        <w:rPr>
+          <w:rFonts w:ascii="system-ui" w:eastAsia="system-ui" w:hAnsi="system-ui" w:cs="system-ui"/>
+          <w:color w:val="0C274A"/>
+          <w:sz w:val="24"/>
+          <w:szCs w:val="24"/>
+        </w:rPr>
+        <w:t>)</w:t>
+      </w:r>
+      <w:r>
+        <w:rPr>
+          <w:rFonts w:ascii="system-ui" w:eastAsia="system-ui" w:hAnsi="system-ui" w:cs="system-ui"/>
+          <w:color w:val="0C274A"/>
+          <w:sz w:val="24"/>
+          <w:szCs w:val="24"/>
+        </w:rPr>
+        <w:t>.</w:t>
+      </w:r>
+      <w:r>
+        <w:rPr>
+          <w:rFonts w:ascii="Times New Roman" w:eastAsia="Times New Roman" w:hAnsi="Times New Roman" w:cs="Times New Roman"/>
+          <w:sz w:val="24"/>
+          <w:szCs w:val="24"/>
+          <w:lang w:eastAsia="zh-CN"/>
+        </w:rPr>
+        <w:t xml:space="preserve"> </w:t>
+      </w:r>
+      <w:r>
+        <w:rPr>
+          <w:rFonts w:ascii="system-ui" w:eastAsia="system-ui" w:hAnsi="system-ui" w:cs="system-ui"/>
+          <w:color w:val="0C274A"/>
+        </w:rPr>
+        <w:t>Based on Part 1 and Part 2 of my project, what tasks and milestones should I include in the Gantt chart?</w:t>
+      </w:r>
     </w:p>
     <w:p>
       <w:pPr>
@@ -12861,6 +13004,48 @@
           <w:color w:val="0C274A"/>
         </w:rPr>
       </w:pPr>
+      <w:r>
+        <w:rPr>
+          <w:rFonts w:ascii="system-ui" w:eastAsia="system-ui" w:hAnsi="system-ui" w:cs="system-ui"/>
+          <w:color w:val="0C274A"/>
+        </w:rPr>
+        <w:t>Google (2026)</w:t>
+      </w:r>
+      <w:r>
+        <w:rPr>
+          <w:rFonts w:ascii="system-ui" w:eastAsia="system-ui" w:hAnsi="system-ui" w:cs="system-ui"/>
+          <w:color w:val="0C274A"/>
+        </w:rPr>
+        <w:t xml:space="preserve"> </w:t>
+      </w:r>
+      <w:r>
+        <w:rPr>
+          <w:rFonts w:ascii="system-ui" w:eastAsia="system-ui" w:hAnsi="system-ui" w:cs="system-ui"/>
+          <w:color w:val="0C274A"/>
+        </w:rPr>
+        <w:t>Gemin</w:t>
+      </w:r>
+      <w:r>
+        <w:rPr>
+          <w:rFonts w:ascii="system-ui" w:eastAsia="system-ui" w:hAnsi="system-ui" w:cs="system-ui"/>
+          <w:color w:val="0C274A"/>
+        </w:rPr>
+        <w:t xml:space="preserve">i. Artificial intelligence model. (Accessed 20 0ctuber 2026). </w:t>
+      </w:r>
+      <w:r>
+        <w:rPr>
+          <w:rFonts w:ascii="system-ui" w:eastAsia="system-ui" w:hAnsi="system-ui" w:cs="system-ui"/>
+          <w:color w:val="0C274A"/>
+        </w:rPr>
+        <w:t>Check the grammar, clarity and academic English of my project text while preserving my original meaning and using clear, simple language</w:t>
+      </w:r>
+      <w:r>
+        <w:rPr>
+          <w:rFonts w:ascii="system-ui" w:eastAsia="system-ui" w:hAnsi="system-ui" w:cs="system-ui"/>
+          <w:color w:val="0C274A"/>
+        </w:rPr>
+        <w:t>.</w:t>
+      </w:r>
     </w:p>
     <w:p>
       <w:pPr>
@@ -12883,8 +13068,6 @@
         <w:rPr>
           <w:rFonts w:ascii="system-ui" w:eastAsia="system-ui" w:hAnsi="system-ui" w:cs="system-ui"/>
           <w:color w:val="0C274A"/>
-          <w:sz w:val="24"/>
-          <w:szCs w:val="24"/>
         </w:rPr>
       </w:pPr>
     </w:p>
@@ -12893,8 +13076,6 @@
         <w:rPr>
           <w:rFonts w:ascii="system-ui" w:eastAsia="system-ui" w:hAnsi="system-ui" w:cs="system-ui"/>
           <w:color w:val="0C274A"/>
-          <w:sz w:val="24"/>
-          <w:szCs w:val="24"/>
         </w:rPr>
       </w:pPr>
     </w:p>
@@ -12909,26 +13090,26 @@
       </w:pPr>
     </w:p>
     <w:p>
-      <w:r>
+      <w:pPr>
         <w:rPr>
           <w:rFonts w:ascii="system-ui" w:eastAsia="system-ui" w:hAnsi="system-ui" w:cs="system-ui"/>
           <w:color w:val="0C274A"/>
           <w:sz w:val="24"/>
           <w:szCs w:val="24"/>
         </w:rPr>
-        <w:t xml:space="preserve">e a Predicting the Consumer Impact of Supply Chain Disruptions e </w:t>
-      </w:r>
-      <w:proofErr w:type="spellStart"/>
-      <w:r>
+      </w:pPr>
+    </w:p>
+    <w:p>
+      <w:pPr>
         <w:rPr>
           <w:rFonts w:ascii="system-ui" w:eastAsia="system-ui" w:hAnsi="system-ui" w:cs="system-ui"/>
           <w:color w:val="0C274A"/>
           <w:sz w:val="24"/>
           <w:szCs w:val="24"/>
         </w:rPr>
-        <w:t>possivel</w:t>
-      </w:r>
-      <w:proofErr w:type="spellEnd"/>
+      </w:pPr>
+    </w:p>
+    <w:p>
       <w:r>
         <w:rPr>
           <w:rFonts w:ascii="system-ui" w:eastAsia="system-ui" w:hAnsi="system-ui" w:cs="system-ui"/>
@@ -12936,47 +13117,62 @@
           <w:sz w:val="24"/>
           <w:szCs w:val="24"/>
         </w:rPr>
-        <w:t xml:space="preserve"> ser um </w:t>
-      </w:r>
-      <w:proofErr w:type="spellStart"/>
-      <w:r>
+        <w:t xml:space="preserve">e a Predicting the Consumer Impact of Supply Chain Disruptions e possivel ser um tema de publicacao </w:t>
+      </w:r>
+    </w:p>
+    <w:p>
+      <w:pPr>
         <w:rPr>
           <w:rFonts w:ascii="system-ui" w:eastAsia="system-ui" w:hAnsi="system-ui" w:cs="system-ui"/>
           <w:color w:val="0C274A"/>
           <w:sz w:val="24"/>
           <w:szCs w:val="24"/>
         </w:rPr>
-        <w:t>tema</w:t>
-      </w:r>
-      <w:proofErr w:type="spellEnd"/>
+      </w:pPr>
+    </w:p>
+    <w:p>
+      <w:pPr>
+        <w:rPr>
+          <w:lang w:val="pt-BR"/>
+        </w:rPr>
+      </w:pPr>
       <w:r>
         <w:rPr>
           <w:rFonts w:ascii="system-ui" w:eastAsia="system-ui" w:hAnsi="system-ui" w:cs="system-ui"/>
           <w:color w:val="0C274A"/>
           <w:sz w:val="24"/>
           <w:szCs w:val="24"/>
-        </w:rPr>
-        <w:t xml:space="preserve"> de </w:t>
-      </w:r>
-      <w:proofErr w:type="spellStart"/>
-      <w:r>
+          <w:lang w:val="pt-BR"/>
+        </w:rPr>
+        <w:t xml:space="preserve">Quais sao as fontes confiaveis para esses dados </w:t>
+      </w:r>
+    </w:p>
+    <w:p>
+      <w:pPr>
         <w:rPr>
           <w:rFonts w:ascii="system-ui" w:eastAsia="system-ui" w:hAnsi="system-ui" w:cs="system-ui"/>
           <w:color w:val="0C274A"/>
           <w:sz w:val="24"/>
           <w:szCs w:val="24"/>
-        </w:rPr>
-        <w:t>publicacao</w:t>
-      </w:r>
-      <w:proofErr w:type="spellEnd"/>
+          <w:lang w:val="pt-BR"/>
+        </w:rPr>
+      </w:pPr>
+    </w:p>
+    <w:p>
+      <w:pPr>
+        <w:rPr>
+          <w:lang w:val="pt-BR"/>
+        </w:rPr>
+      </w:pPr>
       <w:r>
         <w:rPr>
           <w:rFonts w:ascii="system-ui" w:eastAsia="system-ui" w:hAnsi="system-ui" w:cs="system-ui"/>
           <w:color w:val="0C274A"/>
           <w:sz w:val="24"/>
           <w:szCs w:val="24"/>
-        </w:rPr>
-        <w:t xml:space="preserve"> </w:t>
+          <w:lang w:val="pt-BR"/>
+        </w:rPr>
+        <w:t>mas eu preciso baixar todas esses dados eu estou confusa em qual focar</w:t>
       </w:r>
     </w:p>
     <w:p>
@@ -12986,6 +13182,7 @@
           <w:color w:val="0C274A"/>
           <w:sz w:val="24"/>
           <w:szCs w:val="24"/>
+          <w:lang w:val="pt-BR"/>
         </w:rPr>
       </w:pPr>
     </w:p>
@@ -13003,63 +13200,6 @@
           <w:szCs w:val="24"/>
           <w:lang w:val="pt-BR"/>
         </w:rPr>
-        <w:t xml:space="preserve">Quais sao as fontes confiaveis para esses dados </w:t>
-      </w:r>
-    </w:p>
-    <w:p>
-      <w:pPr>
-        <w:rPr>
-          <w:rFonts w:ascii="system-ui" w:eastAsia="system-ui" w:hAnsi="system-ui" w:cs="system-ui"/>
-          <w:color w:val="0C274A"/>
-          <w:sz w:val="24"/>
-          <w:szCs w:val="24"/>
-          <w:lang w:val="pt-BR"/>
-        </w:rPr>
-      </w:pPr>
-    </w:p>
-    <w:p>
-      <w:pPr>
-        <w:rPr>
-          <w:lang w:val="pt-BR"/>
-        </w:rPr>
-      </w:pPr>
-      <w:r>
-        <w:rPr>
-          <w:rFonts w:ascii="system-ui" w:eastAsia="system-ui" w:hAnsi="system-ui" w:cs="system-ui"/>
-          <w:color w:val="0C274A"/>
-          <w:sz w:val="24"/>
-          <w:szCs w:val="24"/>
-          <w:lang w:val="pt-BR"/>
-        </w:rPr>
-        <w:t>mas eu preciso baixar todas esses dados eu estou confusa em qual focar</w:t>
-      </w:r>
-    </w:p>
-    <w:p>
-      <w:pPr>
-        <w:rPr>
-          <w:rFonts w:ascii="system-ui" w:eastAsia="system-ui" w:hAnsi="system-ui" w:cs="system-ui"/>
-          <w:color w:val="0C274A"/>
-          <w:sz w:val="24"/>
-          <w:szCs w:val="24"/>
-          <w:lang w:val="pt-BR"/>
-        </w:rPr>
-      </w:pPr>
-    </w:p>
-    <w:p>
-      <w:pPr>
-        <w:rPr>
-          <w:lang w:val="pt-BR"/>
-        </w:rPr>
-      </w:pPr>
-      <w:r>
-        <w:rPr>
-          <w:rFonts w:ascii="system-ui" w:eastAsia="system-ui" w:hAnsi="system-ui" w:cs="system-ui"/>
-          <w:color w:val="0C274A"/>
-          <w:sz w:val="24"/>
-          <w:szCs w:val="24"/>
-          <w:lang w:val="pt-BR"/>
-        </w:rPr>
-        <w:lastRenderedPageBreak/>
         <w:t xml:space="preserve">Tem várias consumer price index como saber qual é a certa ? A CPI consumer price index que você falou não existe e sim CPA e CPM mas elas </w:t>
       </w:r>
       <w:r>

--- a/KlycyaSilva-2026558.docx
+++ b/KlycyaSilva-2026558.docx
@@ -12266,16 +12266,19 @@
       </w:r>
       <w:bookmarkEnd w:id="11"/>
     </w:p>
+    <w:p/>
     <w:p>
       <w:pPr>
         <w:rPr>
-          <w:rFonts w:ascii="system-ui" w:eastAsia="system-ui" w:hAnsi="system-ui" w:cs="system-ui"/>
+          <w:rFonts w:asciiTheme="minorHAnsi" w:eastAsia="system-ui" w:hAnsiTheme="minorHAnsi" w:cs="system-ui"/>
           <w:color w:val="0C274A"/>
+          <w:sz w:val="24"/>
+          <w:szCs w:val="24"/>
         </w:rPr>
       </w:pPr>
       <w:r>
         <w:rPr>
-          <w:rFonts w:ascii="system-ui" w:eastAsia="system-ui" w:hAnsi="system-ui" w:cs="system-ui"/>
+          <w:rFonts w:asciiTheme="minorHAnsi" w:eastAsia="system-ui" w:hAnsiTheme="minorHAnsi" w:cs="system-ui"/>
           <w:color w:val="0C274A"/>
           <w:sz w:val="24"/>
           <w:szCs w:val="24"/>
@@ -12284,7 +12287,7 @@
       </w:r>
       <w:r>
         <w:rPr>
-          <w:rFonts w:ascii="Times New Roman" w:hAnsi="Times New Roman" w:cs="Times New Roman"/>
+          <w:rFonts w:asciiTheme="minorHAnsi" w:hAnsiTheme="minorHAnsi" w:cs="Times New Roman"/>
           <w:color w:val="000000"/>
           <w:sz w:val="24"/>
           <w:szCs w:val="24"/>
@@ -12293,7 +12296,7 @@
       </w:r>
       <w:r>
         <w:rPr>
-          <w:rFonts w:ascii="system-ui" w:eastAsia="system-ui" w:hAnsi="system-ui" w:cs="system-ui"/>
+          <w:rFonts w:asciiTheme="minorHAnsi" w:eastAsia="system-ui" w:hAnsiTheme="minorHAnsi" w:cs="system-ui"/>
           <w:color w:val="0C274A"/>
           <w:sz w:val="24"/>
           <w:szCs w:val="24"/>
@@ -12302,7 +12305,7 @@
       </w:r>
       <w:r>
         <w:rPr>
-          <w:rFonts w:ascii="system-ui" w:eastAsia="system-ui" w:hAnsi="system-ui" w:cs="system-ui"/>
+          <w:rFonts w:asciiTheme="minorHAnsi" w:eastAsia="system-ui" w:hAnsiTheme="minorHAnsi" w:cs="system-ui"/>
           <w:color w:val="0C274A"/>
           <w:sz w:val="24"/>
           <w:szCs w:val="24"/>
@@ -12311,7 +12314,7 @@
       </w:r>
       <w:r>
         <w:rPr>
-          <w:rFonts w:ascii="system-ui" w:eastAsia="system-ui" w:hAnsi="system-ui" w:cs="system-ui"/>
+          <w:rFonts w:asciiTheme="minorHAnsi" w:eastAsia="system-ui" w:hAnsiTheme="minorHAnsi" w:cs="system-ui"/>
           <w:color w:val="0C274A"/>
           <w:sz w:val="24"/>
           <w:szCs w:val="24"/>
@@ -12320,7 +12323,7 @@
       </w:r>
       <w:r>
         <w:rPr>
-          <w:rFonts w:ascii="system-ui" w:eastAsia="system-ui" w:hAnsi="system-ui" w:cs="system-ui"/>
+          <w:rFonts w:asciiTheme="minorHAnsi" w:eastAsia="system-ui" w:hAnsiTheme="minorHAnsi" w:cs="system-ui"/>
           <w:color w:val="0C274A"/>
           <w:sz w:val="24"/>
           <w:szCs w:val="24"/>
@@ -12329,7 +12332,7 @@
       </w:r>
       <w:r>
         <w:rPr>
-          <w:rFonts w:ascii="system-ui" w:eastAsia="system-ui" w:hAnsi="system-ui" w:cs="system-ui"/>
+          <w:rFonts w:asciiTheme="minorHAnsi" w:eastAsia="system-ui" w:hAnsiTheme="minorHAnsi" w:cs="system-ui"/>
           <w:color w:val="0C274A"/>
           <w:sz w:val="24"/>
           <w:szCs w:val="24"/>
@@ -12338,7 +12341,7 @@
       </w:r>
       <w:r>
         <w:rPr>
-          <w:rFonts w:ascii="system-ui" w:eastAsia="system-ui" w:hAnsi="system-ui" w:cs="system-ui"/>
+          <w:rFonts w:asciiTheme="minorHAnsi" w:eastAsia="system-ui" w:hAnsiTheme="minorHAnsi" w:cs="system-ui"/>
           <w:color w:val="0C274A"/>
           <w:sz w:val="24"/>
           <w:szCs w:val="24"/>
@@ -12347,15 +12350,19 @@
       </w:r>
       <w:r>
         <w:rPr>
-          <w:rFonts w:ascii="system-ui" w:eastAsia="system-ui" w:hAnsi="system-ui" w:cs="system-ui"/>
+          <w:rFonts w:asciiTheme="minorHAnsi" w:eastAsia="system-ui" w:hAnsiTheme="minorHAnsi" w:cs="system-ui"/>
           <w:color w:val="0C274A"/>
+          <w:sz w:val="24"/>
+          <w:szCs w:val="24"/>
         </w:rPr>
         <w:t>What do you think of the topic “Predicting Logistics Bottlenecks: A Data-Driven Analysis of Supply Chain Delays” for my Capstone Project, considering our previous discussions about the project’s first and second parts?’</w:t>
       </w:r>
       <w:r>
         <w:rPr>
-          <w:rFonts w:ascii="system-ui" w:eastAsia="system-ui" w:hAnsi="system-ui" w:cs="system-ui"/>
+          <w:rFonts w:asciiTheme="minorHAnsi" w:eastAsia="system-ui" w:hAnsiTheme="minorHAnsi" w:cs="system-ui"/>
           <w:color w:val="0C274A"/>
+          <w:sz w:val="24"/>
+          <w:szCs w:val="24"/>
         </w:rPr>
         <w:t>.</w:t>
       </w:r>
@@ -12363,7 +12370,7 @@
     <w:p>
       <w:pPr>
         <w:rPr>
-          <w:rFonts w:ascii="system-ui" w:eastAsia="system-ui" w:hAnsi="system-ui" w:cs="system-ui"/>
+          <w:rFonts w:asciiTheme="minorHAnsi" w:eastAsia="system-ui" w:hAnsiTheme="minorHAnsi" w:cs="system-ui"/>
           <w:color w:val="0C274A"/>
           <w:sz w:val="24"/>
           <w:szCs w:val="24"/>
@@ -12371,7 +12378,7 @@
       </w:pPr>
       <w:r>
         <w:rPr>
-          <w:rFonts w:ascii="system-ui" w:eastAsia="system-ui" w:hAnsi="system-ui" w:cs="system-ui"/>
+          <w:rFonts w:asciiTheme="minorHAnsi" w:eastAsia="system-ui" w:hAnsiTheme="minorHAnsi" w:cs="system-ui"/>
           <w:color w:val="0C274A"/>
           <w:sz w:val="24"/>
           <w:szCs w:val="24"/>
@@ -12380,7 +12387,7 @@
       </w:r>
       <w:r>
         <w:rPr>
-          <w:rFonts w:ascii="system-ui" w:eastAsia="system-ui" w:hAnsi="system-ui" w:cs="system-ui"/>
+          <w:rFonts w:asciiTheme="minorHAnsi" w:eastAsia="system-ui" w:hAnsiTheme="minorHAnsi" w:cs="system-ui"/>
           <w:color w:val="0C274A"/>
           <w:sz w:val="24"/>
           <w:szCs w:val="24"/>
@@ -12389,97 +12396,52 @@
       </w:r>
       <w:r>
         <w:rPr>
-          <w:rFonts w:ascii="system-ui" w:eastAsia="system-ui" w:hAnsi="system-ui" w:cs="system-ui"/>
+          <w:rFonts w:asciiTheme="minorHAnsi" w:eastAsia="system-ui" w:hAnsiTheme="minorHAnsi" w:cs="system-ui"/>
           <w:color w:val="0C274A"/>
           <w:sz w:val="24"/>
           <w:szCs w:val="24"/>
         </w:rPr>
-        <w:t xml:space="preserve">(Accessed: </w:t>
-      </w:r>
-      <w:r>
-        <w:rPr>
-          <w:rFonts w:ascii="system-ui" w:eastAsia="system-ui" w:hAnsi="system-ui" w:cs="system-ui"/>
+        <w:t xml:space="preserve">(Accessed: 29 September 2026).  </w:t>
+      </w:r>
+      <w:r>
+        <w:rPr>
+          <w:rFonts w:asciiTheme="minorHAnsi" w:eastAsia="system-ui" w:hAnsiTheme="minorHAnsi" w:cs="system-ui"/>
           <w:color w:val="0C274A"/>
           <w:sz w:val="24"/>
           <w:szCs w:val="24"/>
         </w:rPr>
-        <w:t>29 September 2026</w:t>
-      </w:r>
-      <w:r>
-        <w:rPr>
-          <w:rFonts w:ascii="system-ui" w:eastAsia="system-ui" w:hAnsi="system-ui" w:cs="system-ui"/>
+        <w:t xml:space="preserve">‘Is “Predicting the Consumer Impact of Supply Chain Disruptions” </w:t>
+      </w:r>
+      <w:r>
+        <w:rPr>
+          <w:rFonts w:asciiTheme="minorHAnsi" w:eastAsia="system-ui" w:hAnsiTheme="minorHAnsi" w:cs="system-ui"/>
           <w:color w:val="0C274A"/>
           <w:sz w:val="24"/>
           <w:szCs w:val="24"/>
         </w:rPr>
-        <w:t>)</w:t>
-      </w:r>
-      <w:r>
-        <w:rPr>
-          <w:rFonts w:ascii="system-ui" w:eastAsia="system-ui" w:hAnsi="system-ui" w:cs="system-ui"/>
+        <w:t>an</w:t>
+      </w:r>
+      <w:r>
+        <w:rPr>
+          <w:rFonts w:asciiTheme="minorHAnsi" w:eastAsia="system-ui" w:hAnsiTheme="minorHAnsi" w:cs="system-ui"/>
           <w:color w:val="0C274A"/>
           <w:sz w:val="24"/>
           <w:szCs w:val="24"/>
         </w:rPr>
-        <w:t>.</w:t>
-      </w:r>
-      <w:r>
-        <w:rPr>
-          <w:rFonts w:ascii="system-ui" w:eastAsia="system-ui" w:hAnsi="system-ui" w:cs="system-ui"/>
+        <w:t xml:space="preserve"> </w:t>
+      </w:r>
+      <w:r>
+        <w:rPr>
+          <w:rFonts w:asciiTheme="minorHAnsi" w:eastAsia="system-ui" w:hAnsiTheme="minorHAnsi" w:cs="system-ui"/>
           <w:color w:val="0C274A"/>
           <w:sz w:val="24"/>
           <w:szCs w:val="24"/>
         </w:rPr>
-        <w:t xml:space="preserve"> </w:t>
-      </w:r>
-      <w:r>
-        <w:rPr>
-          <w:rFonts w:ascii="system-ui" w:eastAsia="system-ui" w:hAnsi="system-ui" w:cs="system-ui"/>
-          <w:color w:val="0C274A"/>
-          <w:sz w:val="24"/>
-          <w:szCs w:val="24"/>
-        </w:rPr>
-        <w:t xml:space="preserve"> </w:t>
-      </w:r>
-      <w:r>
-        <w:rPr>
-          <w:rFonts w:ascii="system-ui" w:eastAsia="system-ui" w:hAnsi="system-ui" w:cs="system-ui"/>
-          <w:color w:val="0C274A"/>
-          <w:sz w:val="24"/>
-          <w:szCs w:val="24"/>
-        </w:rPr>
-        <w:t xml:space="preserve">‘Is “Predicting the Consumer Impact of Supply Chain Disruptions” </w:t>
-      </w:r>
-      <w:r>
-        <w:rPr>
-          <w:rFonts w:ascii="system-ui" w:eastAsia="system-ui" w:hAnsi="system-ui" w:cs="system-ui"/>
-          <w:color w:val="0C274A"/>
-          <w:sz w:val="24"/>
-          <w:szCs w:val="24"/>
-        </w:rPr>
-        <w:t>an</w:t>
-      </w:r>
-      <w:r>
-        <w:rPr>
-          <w:rFonts w:ascii="system-ui" w:eastAsia="system-ui" w:hAnsi="system-ui" w:cs="system-ui"/>
-          <w:color w:val="0C274A"/>
-          <w:sz w:val="24"/>
-          <w:szCs w:val="24"/>
-        </w:rPr>
-        <w:t xml:space="preserve"> </w:t>
-      </w:r>
-      <w:r>
-        <w:rPr>
-          <w:rFonts w:ascii="system-ui" w:eastAsia="system-ui" w:hAnsi="system-ui" w:cs="system-ui"/>
-          <w:color w:val="0C274A"/>
-          <w:sz w:val="24"/>
-          <w:szCs w:val="24"/>
-        </w:rPr>
         <w:t>interesting</w:t>
       </w:r>
       <w:r>
         <w:rPr>
-          <w:rFonts w:ascii="system-ui" w:eastAsia="system-ui" w:hAnsi="system-ui" w:cs="system-ui"/>
+          <w:rFonts w:asciiTheme="minorHAnsi" w:eastAsia="system-ui" w:hAnsiTheme="minorHAnsi" w:cs="system-ui"/>
           <w:color w:val="0C274A"/>
           <w:sz w:val="24"/>
           <w:szCs w:val="24"/>
@@ -12490,13 +12452,15 @@
     <w:p>
       <w:pPr>
         <w:rPr>
-          <w:rFonts w:ascii="system-ui" w:eastAsia="system-ui" w:hAnsi="system-ui" w:cs="system-ui"/>
+          <w:rFonts w:asciiTheme="minorHAnsi" w:eastAsia="system-ui" w:hAnsiTheme="minorHAnsi" w:cs="system-ui"/>
           <w:color w:val="0C274A"/>
+          <w:sz w:val="24"/>
+          <w:szCs w:val="24"/>
         </w:rPr>
       </w:pPr>
       <w:r>
         <w:rPr>
-          <w:rFonts w:ascii="system-ui" w:eastAsia="system-ui" w:hAnsi="system-ui" w:cs="system-ui"/>
+          <w:rFonts w:asciiTheme="minorHAnsi" w:eastAsia="system-ui" w:hAnsiTheme="minorHAnsi" w:cs="system-ui"/>
           <w:color w:val="0C274A"/>
           <w:sz w:val="24"/>
           <w:szCs w:val="24"/>
@@ -12505,7 +12469,7 @@
       </w:r>
       <w:r>
         <w:rPr>
-          <w:rFonts w:ascii="system-ui" w:eastAsia="system-ui" w:hAnsi="system-ui" w:cs="system-ui"/>
+          <w:rFonts w:asciiTheme="minorHAnsi" w:eastAsia="system-ui" w:hAnsiTheme="minorHAnsi" w:cs="system-ui"/>
           <w:color w:val="0C274A"/>
           <w:sz w:val="24"/>
           <w:szCs w:val="24"/>
@@ -12514,7 +12478,7 @@
       </w:r>
       <w:r>
         <w:rPr>
-          <w:rFonts w:ascii="system-ui" w:eastAsia="system-ui" w:hAnsi="system-ui" w:cs="system-ui"/>
+          <w:rFonts w:asciiTheme="minorHAnsi" w:eastAsia="system-ui" w:hAnsiTheme="minorHAnsi" w:cs="system-ui"/>
           <w:color w:val="0C274A"/>
           <w:sz w:val="24"/>
           <w:szCs w:val="24"/>
@@ -12523,67 +12487,26 @@
       </w:r>
       <w:r>
         <w:rPr>
-          <w:rFonts w:ascii="system-ui" w:eastAsia="system-ui" w:hAnsi="system-ui" w:cs="system-ui"/>
+          <w:rFonts w:asciiTheme="minorHAnsi" w:eastAsia="system-ui" w:hAnsiTheme="minorHAnsi" w:cs="system-ui"/>
           <w:color w:val="0C274A"/>
           <w:sz w:val="24"/>
           <w:szCs w:val="24"/>
         </w:rPr>
-        <w:t xml:space="preserve">(Accessed: </w:t>
-      </w:r>
-      <w:r>
-        <w:rPr>
-          <w:rFonts w:ascii="system-ui" w:eastAsia="system-ui" w:hAnsi="system-ui" w:cs="system-ui"/>
-          <w:color w:val="0C274A"/>
-          <w:sz w:val="24"/>
-          <w:szCs w:val="24"/>
-        </w:rPr>
-        <w:t>29 September 2026</w:t>
-      </w:r>
-      <w:r>
-        <w:rPr>
-          <w:rFonts w:ascii="system-ui" w:eastAsia="system-ui" w:hAnsi="system-ui" w:cs="system-ui"/>
-          <w:color w:val="0C274A"/>
-          <w:sz w:val="24"/>
-          <w:szCs w:val="24"/>
-        </w:rPr>
-        <w:t>)</w:t>
-      </w:r>
-      <w:r>
-        <w:rPr>
-          <w:rFonts w:ascii="system-ui" w:eastAsia="system-ui" w:hAnsi="system-ui" w:cs="system-ui"/>
-          <w:color w:val="0C274A"/>
-          <w:sz w:val="24"/>
-          <w:szCs w:val="24"/>
-        </w:rPr>
-        <w:t>.</w:t>
-      </w:r>
-      <w:r>
-        <w:rPr>
-          <w:rFonts w:ascii="system-ui" w:eastAsia="system-ui" w:hAnsi="system-ui" w:cs="system-ui"/>
-          <w:color w:val="0C274A"/>
-          <w:sz w:val="24"/>
-          <w:szCs w:val="24"/>
-        </w:rPr>
-        <w:t xml:space="preserve"> </w:t>
-      </w:r>
-      <w:r>
-        <w:rPr>
-          <w:rFonts w:ascii="system-ui" w:eastAsia="system-ui" w:hAnsi="system-ui" w:cs="system-ui"/>
-          <w:color w:val="0C274A"/>
-        </w:rPr>
-        <w:t>What are the most reliable data sources for researching the consumer price impact of supply chain disruptions in Ireland?</w:t>
+        <w:t>(Accessed: 29 September 2026). What are the most reliable data sources for researching the consumer price impact of supply chain disruptions in Ireland?</w:t>
       </w:r>
     </w:p>
     <w:p>
       <w:pPr>
         <w:rPr>
-          <w:rFonts w:ascii="system-ui" w:eastAsia="system-ui" w:hAnsi="system-ui" w:cs="system-ui"/>
+          <w:rFonts w:asciiTheme="minorHAnsi" w:eastAsia="system-ui" w:hAnsiTheme="minorHAnsi" w:cs="system-ui"/>
           <w:color w:val="0C274A"/>
+          <w:sz w:val="24"/>
+          <w:szCs w:val="24"/>
         </w:rPr>
       </w:pPr>
       <w:r>
         <w:rPr>
-          <w:rFonts w:ascii="system-ui" w:eastAsia="system-ui" w:hAnsi="system-ui" w:cs="system-ui"/>
+          <w:rFonts w:asciiTheme="minorHAnsi" w:eastAsia="system-ui" w:hAnsiTheme="minorHAnsi" w:cs="system-ui"/>
           <w:color w:val="0C274A"/>
           <w:sz w:val="24"/>
           <w:szCs w:val="24"/>
@@ -12592,85 +12515,71 @@
       </w:r>
       <w:r>
         <w:rPr>
-          <w:rFonts w:ascii="system-ui" w:eastAsia="system-ui" w:hAnsi="system-ui" w:cs="system-ui"/>
+          <w:rFonts w:asciiTheme="minorHAnsi" w:eastAsia="system-ui" w:hAnsiTheme="minorHAnsi" w:cs="system-ui"/>
           <w:color w:val="0C274A"/>
           <w:sz w:val="24"/>
           <w:szCs w:val="24"/>
         </w:rPr>
-        <w:t>. Artificial intelligence model.</w:t>
-      </w:r>
-      <w:r>
-        <w:rPr>
-          <w:rFonts w:ascii="system-ui" w:eastAsia="system-ui" w:hAnsi="system-ui" w:cs="system-ui"/>
+        <w:t xml:space="preserve">. Artificial intelligence model. (Accessed: </w:t>
+      </w:r>
+      <w:r>
+        <w:rPr>
+          <w:rFonts w:asciiTheme="minorHAnsi" w:eastAsia="system-ui" w:hAnsiTheme="minorHAnsi" w:cs="system-ui"/>
           <w:color w:val="0C274A"/>
           <w:sz w:val="24"/>
           <w:szCs w:val="24"/>
         </w:rPr>
-        <w:t xml:space="preserve"> (Accessed: </w:t>
-      </w:r>
-      <w:r>
-        <w:rPr>
-          <w:rFonts w:ascii="system-ui" w:eastAsia="system-ui" w:hAnsi="system-ui" w:cs="system-ui"/>
+        <w:t>30</w:t>
+      </w:r>
+      <w:r>
+        <w:rPr>
+          <w:rFonts w:asciiTheme="minorHAnsi" w:eastAsia="system-ui" w:hAnsiTheme="minorHAnsi" w:cs="system-ui"/>
           <w:color w:val="0C274A"/>
           <w:sz w:val="24"/>
           <w:szCs w:val="24"/>
         </w:rPr>
-        <w:t>30</w:t>
-      </w:r>
-      <w:r>
-        <w:rPr>
-          <w:rFonts w:ascii="system-ui" w:eastAsia="system-ui" w:hAnsi="system-ui" w:cs="system-ui"/>
+        <w:t xml:space="preserve"> September 2026).</w:t>
+      </w:r>
+      <w:r>
+        <w:rPr>
+          <w:rFonts w:asciiTheme="minorHAnsi" w:eastAsia="Times New Roman" w:hAnsiTheme="minorHAnsi" w:cs="Times New Roman"/>
+          <w:sz w:val="24"/>
+          <w:szCs w:val="24"/>
+          <w:lang w:eastAsia="zh-CN"/>
+        </w:rPr>
+        <w:t xml:space="preserve"> </w:t>
+      </w:r>
+      <w:r>
+        <w:rPr>
+          <w:rFonts w:asciiTheme="minorHAnsi" w:eastAsia="system-ui" w:hAnsiTheme="minorHAnsi" w:cs="system-ui"/>
           <w:color w:val="0C274A"/>
           <w:sz w:val="24"/>
           <w:szCs w:val="24"/>
         </w:rPr>
-        <w:t xml:space="preserve"> September 2026</w:t>
-      </w:r>
-      <w:r>
-        <w:rPr>
-          <w:rFonts w:ascii="system-ui" w:eastAsia="system-ui" w:hAnsi="system-ui" w:cs="system-ui"/>
+        <w:t>How can I identify the correct Consumer Price Index dataset from the available CSO datasets, given that the CPA and CPM datasets appear to contain information mainly about alcohol and tobacco</w:t>
+      </w:r>
+      <w:r>
+        <w:rPr>
+          <w:rFonts w:asciiTheme="minorHAnsi" w:eastAsia="system-ui" w:hAnsiTheme="minorHAnsi" w:cs="system-ui"/>
           <w:color w:val="0C274A"/>
           <w:sz w:val="24"/>
           <w:szCs w:val="24"/>
         </w:rPr>
-        <w:t>)</w:t>
-      </w:r>
-      <w:r>
-        <w:rPr>
-          <w:rFonts w:ascii="system-ui" w:eastAsia="system-ui" w:hAnsi="system-ui" w:cs="system-ui"/>
-          <w:color w:val="0C274A"/>
-          <w:sz w:val="24"/>
-          <w:szCs w:val="24"/>
-        </w:rPr>
         <w:t>.</w:t>
-      </w:r>
-      <w:r>
-        <w:rPr>
-          <w:rFonts w:ascii="Times New Roman" w:eastAsia="Times New Roman" w:hAnsi="Times New Roman" w:cs="Times New Roman"/>
-          <w:sz w:val="24"/>
-          <w:szCs w:val="24"/>
-          <w:lang w:eastAsia="zh-CN"/>
-        </w:rPr>
-        <w:t xml:space="preserve"> </w:t>
-      </w:r>
-      <w:r>
-        <w:rPr>
-          <w:rFonts w:ascii="system-ui" w:eastAsia="system-ui" w:hAnsi="system-ui" w:cs="system-ui"/>
-          <w:color w:val="0C274A"/>
-        </w:rPr>
-        <w:t>How can I identify the correct Consumer Price Index dataset from the available CSO datasets, given that the CPA and CPM datasets appear to contain information mainly about alcohol and tobacco</w:t>
       </w:r>
     </w:p>
     <w:p>
       <w:pPr>
         <w:rPr>
-          <w:rFonts w:ascii="system-ui" w:eastAsia="system-ui" w:hAnsi="system-ui" w:cs="system-ui"/>
+          <w:rFonts w:asciiTheme="minorHAnsi" w:eastAsia="system-ui" w:hAnsiTheme="minorHAnsi" w:cs="system-ui"/>
           <w:color w:val="0C274A"/>
+          <w:sz w:val="24"/>
+          <w:szCs w:val="24"/>
         </w:rPr>
       </w:pPr>
       <w:r>
         <w:rPr>
-          <w:rFonts w:ascii="system-ui" w:eastAsia="system-ui" w:hAnsi="system-ui" w:cs="system-ui"/>
+          <w:rFonts w:asciiTheme="minorHAnsi" w:eastAsia="system-ui" w:hAnsiTheme="minorHAnsi" w:cs="system-ui"/>
           <w:color w:val="0C274A"/>
           <w:sz w:val="24"/>
           <w:szCs w:val="24"/>
@@ -12679,7 +12588,7 @@
       </w:r>
       <w:r>
         <w:rPr>
-          <w:rFonts w:ascii="system-ui" w:eastAsia="system-ui" w:hAnsi="system-ui" w:cs="system-ui"/>
+          <w:rFonts w:asciiTheme="minorHAnsi" w:eastAsia="system-ui" w:hAnsiTheme="minorHAnsi" w:cs="system-ui"/>
           <w:color w:val="0C274A"/>
           <w:sz w:val="24"/>
           <w:szCs w:val="24"/>
@@ -12688,7 +12597,7 @@
       </w:r>
       <w:r>
         <w:rPr>
-          <w:rFonts w:ascii="system-ui" w:eastAsia="system-ui" w:hAnsi="system-ui" w:cs="system-ui"/>
+          <w:rFonts w:asciiTheme="minorHAnsi" w:eastAsia="system-ui" w:hAnsiTheme="minorHAnsi" w:cs="system-ui"/>
           <w:color w:val="0C274A"/>
           <w:sz w:val="24"/>
           <w:szCs w:val="24"/>
@@ -12697,7 +12606,7 @@
       </w:r>
       <w:r>
         <w:rPr>
-          <w:rFonts w:ascii="system-ui" w:eastAsia="system-ui" w:hAnsi="system-ui" w:cs="system-ui"/>
+          <w:rFonts w:asciiTheme="minorHAnsi" w:eastAsia="system-ui" w:hAnsiTheme="minorHAnsi" w:cs="system-ui"/>
           <w:color w:val="0C274A"/>
           <w:sz w:val="24"/>
           <w:szCs w:val="24"/>
@@ -12706,62 +12615,28 @@
       </w:r>
       <w:r>
         <w:rPr>
-          <w:rFonts w:ascii="system-ui" w:eastAsia="system-ui" w:hAnsi="system-ui" w:cs="system-ui"/>
+          <w:rFonts w:asciiTheme="minorHAnsi" w:eastAsia="system-ui" w:hAnsiTheme="minorHAnsi" w:cs="system-ui"/>
           <w:color w:val="0C274A"/>
           <w:sz w:val="24"/>
           <w:szCs w:val="24"/>
         </w:rPr>
-        <w:t>. Artificial intelligence model.</w:t>
-      </w:r>
-      <w:r>
-        <w:rPr>
-          <w:rFonts w:ascii="system-ui" w:eastAsia="system-ui" w:hAnsi="system-ui" w:cs="system-ui"/>
+        <w:t>. Artificial intelligence model. (Accessed: 30 September 2026).</w:t>
+      </w:r>
+      <w:r>
+        <w:rPr>
+          <w:rFonts w:asciiTheme="minorHAnsi" w:eastAsia="Times New Roman" w:hAnsiTheme="minorHAnsi" w:cs="Times New Roman"/>
+          <w:sz w:val="24"/>
+          <w:szCs w:val="24"/>
+          <w:lang w:eastAsia="zh-CN"/>
+        </w:rPr>
+        <w:t xml:space="preserve"> </w:t>
+      </w:r>
+      <w:r>
+        <w:rPr>
+          <w:rFonts w:asciiTheme="minorHAnsi" w:eastAsia="system-ui" w:hAnsiTheme="minorHAnsi" w:cs="system-ui"/>
           <w:color w:val="0C274A"/>
           <w:sz w:val="24"/>
           <w:szCs w:val="24"/>
-        </w:rPr>
-        <w:t xml:space="preserve"> (Accessed: </w:t>
-      </w:r>
-      <w:r>
-        <w:rPr>
-          <w:rFonts w:ascii="system-ui" w:eastAsia="system-ui" w:hAnsi="system-ui" w:cs="system-ui"/>
-          <w:color w:val="0C274A"/>
-          <w:sz w:val="24"/>
-          <w:szCs w:val="24"/>
-        </w:rPr>
-        <w:t>30 September 2026</w:t>
-      </w:r>
-      <w:r>
-        <w:rPr>
-          <w:rFonts w:ascii="system-ui" w:eastAsia="system-ui" w:hAnsi="system-ui" w:cs="system-ui"/>
-          <w:color w:val="0C274A"/>
-          <w:sz w:val="24"/>
-          <w:szCs w:val="24"/>
-        </w:rPr>
-        <w:t>)</w:t>
-      </w:r>
-      <w:r>
-        <w:rPr>
-          <w:rFonts w:ascii="system-ui" w:eastAsia="system-ui" w:hAnsi="system-ui" w:cs="system-ui"/>
-          <w:color w:val="0C274A"/>
-          <w:sz w:val="24"/>
-          <w:szCs w:val="24"/>
-        </w:rPr>
-        <w:t>.</w:t>
-      </w:r>
-      <w:r>
-        <w:rPr>
-          <w:rFonts w:ascii="Times New Roman" w:eastAsia="Times New Roman" w:hAnsi="Times New Roman" w:cs="Times New Roman"/>
-          <w:sz w:val="24"/>
-          <w:szCs w:val="24"/>
-          <w:lang w:eastAsia="zh-CN"/>
-        </w:rPr>
-        <w:t xml:space="preserve"> </w:t>
-      </w:r>
-      <w:r>
-        <w:rPr>
-          <w:rFonts w:ascii="system-ui" w:eastAsia="system-ui" w:hAnsi="system-ui" w:cs="system-ui"/>
-          <w:color w:val="0C274A"/>
         </w:rPr>
         <w:t>Do I need to download all the available datasets for my project, or should I focus on a smaller number of relevant datasets</w:t>
       </w:r>
@@ -12769,13 +12644,15 @@
     <w:p>
       <w:pPr>
         <w:rPr>
-          <w:rFonts w:ascii="system-ui" w:eastAsia="system-ui" w:hAnsi="system-ui" w:cs="system-ui"/>
+          <w:rFonts w:asciiTheme="minorHAnsi" w:eastAsia="system-ui" w:hAnsiTheme="minorHAnsi" w:cs="system-ui"/>
           <w:color w:val="0C274A"/>
+          <w:sz w:val="24"/>
+          <w:szCs w:val="24"/>
         </w:rPr>
       </w:pPr>
       <w:r>
         <w:rPr>
-          <w:rFonts w:ascii="system-ui" w:eastAsia="system-ui" w:hAnsi="system-ui" w:cs="system-ui"/>
+          <w:rFonts w:asciiTheme="minorHAnsi" w:eastAsia="system-ui" w:hAnsiTheme="minorHAnsi" w:cs="system-ui"/>
           <w:color w:val="0C274A"/>
           <w:sz w:val="24"/>
           <w:szCs w:val="24"/>
@@ -12784,7 +12661,7 @@
       </w:r>
       <w:r>
         <w:rPr>
-          <w:rFonts w:ascii="system-ui" w:eastAsia="system-ui" w:hAnsi="system-ui" w:cs="system-ui"/>
+          <w:rFonts w:asciiTheme="minorHAnsi" w:eastAsia="system-ui" w:hAnsiTheme="minorHAnsi" w:cs="system-ui"/>
           <w:color w:val="0C274A"/>
           <w:sz w:val="24"/>
           <w:szCs w:val="24"/>
@@ -12793,7 +12670,7 @@
       </w:r>
       <w:r>
         <w:rPr>
-          <w:rFonts w:ascii="system-ui" w:eastAsia="system-ui" w:hAnsi="system-ui" w:cs="system-ui"/>
+          <w:rFonts w:asciiTheme="minorHAnsi" w:eastAsia="system-ui" w:hAnsiTheme="minorHAnsi" w:cs="system-ui"/>
           <w:color w:val="0C274A"/>
           <w:sz w:val="24"/>
           <w:szCs w:val="24"/>
@@ -12802,62 +12679,28 @@
       </w:r>
       <w:r>
         <w:rPr>
-          <w:rFonts w:ascii="system-ui" w:eastAsia="system-ui" w:hAnsi="system-ui" w:cs="system-ui"/>
+          <w:rFonts w:asciiTheme="minorHAnsi" w:eastAsia="system-ui" w:hAnsiTheme="minorHAnsi" w:cs="system-ui"/>
           <w:color w:val="0C274A"/>
           <w:sz w:val="24"/>
           <w:szCs w:val="24"/>
         </w:rPr>
-        <w:t>. Artificial intelligence model.</w:t>
-      </w:r>
-      <w:r>
-        <w:rPr>
-          <w:rFonts w:ascii="system-ui" w:eastAsia="system-ui" w:hAnsi="system-ui" w:cs="system-ui"/>
+        <w:t>. Artificial intelligence model. (Accessed: 30 September 2026).</w:t>
+      </w:r>
+      <w:r>
+        <w:rPr>
+          <w:rFonts w:asciiTheme="minorHAnsi" w:eastAsia="Times New Roman" w:hAnsiTheme="minorHAnsi" w:cs="Times New Roman"/>
+          <w:sz w:val="24"/>
+          <w:szCs w:val="24"/>
+          <w:lang w:eastAsia="zh-CN"/>
+        </w:rPr>
+        <w:t xml:space="preserve"> </w:t>
+      </w:r>
+      <w:r>
+        <w:rPr>
+          <w:rFonts w:asciiTheme="minorHAnsi" w:eastAsia="system-ui" w:hAnsiTheme="minorHAnsi" w:cs="system-ui"/>
           <w:color w:val="0C274A"/>
           <w:sz w:val="24"/>
           <w:szCs w:val="24"/>
-        </w:rPr>
-        <w:t xml:space="preserve"> (Accessed: </w:t>
-      </w:r>
-      <w:r>
-        <w:rPr>
-          <w:rFonts w:ascii="system-ui" w:eastAsia="system-ui" w:hAnsi="system-ui" w:cs="system-ui"/>
-          <w:color w:val="0C274A"/>
-          <w:sz w:val="24"/>
-          <w:szCs w:val="24"/>
-        </w:rPr>
-        <w:t>30 September 2026</w:t>
-      </w:r>
-      <w:r>
-        <w:rPr>
-          <w:rFonts w:ascii="system-ui" w:eastAsia="system-ui" w:hAnsi="system-ui" w:cs="system-ui"/>
-          <w:color w:val="0C274A"/>
-          <w:sz w:val="24"/>
-          <w:szCs w:val="24"/>
-        </w:rPr>
-        <w:t>)</w:t>
-      </w:r>
-      <w:r>
-        <w:rPr>
-          <w:rFonts w:ascii="system-ui" w:eastAsia="system-ui" w:hAnsi="system-ui" w:cs="system-ui"/>
-          <w:color w:val="0C274A"/>
-          <w:sz w:val="24"/>
-          <w:szCs w:val="24"/>
-        </w:rPr>
-        <w:t>.</w:t>
-      </w:r>
-      <w:r>
-        <w:rPr>
-          <w:rFonts w:ascii="Times New Roman" w:eastAsia="Times New Roman" w:hAnsi="Times New Roman" w:cs="Times New Roman"/>
-          <w:sz w:val="24"/>
-          <w:szCs w:val="24"/>
-          <w:lang w:eastAsia="zh-CN"/>
-        </w:rPr>
-        <w:t xml:space="preserve"> </w:t>
-      </w:r>
-      <w:r>
-        <w:rPr>
-          <w:rFonts w:ascii="system-ui" w:eastAsia="system-ui" w:hAnsi="system-ui" w:cs="system-ui"/>
-          <w:color w:val="0C274A"/>
         </w:rPr>
         <w:t>Do I need transport data if my research focuses on demonstrating the impact of transport-related supply chain disruptions on consumers?</w:t>
       </w:r>
@@ -12865,134 +12708,194 @@
     <w:p>
       <w:pPr>
         <w:rPr>
-          <w:rFonts w:ascii="system-ui" w:eastAsia="system-ui" w:hAnsi="system-ui" w:cs="system-ui"/>
+          <w:rFonts w:asciiTheme="minorHAnsi" w:eastAsia="system-ui" w:hAnsiTheme="minorHAnsi" w:cs="system-ui"/>
           <w:color w:val="0C274A"/>
+          <w:sz w:val="24"/>
+          <w:szCs w:val="24"/>
         </w:rPr>
       </w:pPr>
       <w:r>
         <w:rPr>
-          <w:rFonts w:ascii="system-ui" w:eastAsia="system-ui" w:hAnsi="system-ui" w:cs="system-ui"/>
+          <w:rFonts w:asciiTheme="minorHAnsi" w:eastAsia="system-ui" w:hAnsiTheme="minorHAnsi" w:cs="system-ui"/>
           <w:color w:val="0C274A"/>
+          <w:sz w:val="24"/>
+          <w:szCs w:val="24"/>
+        </w:rPr>
+        <w:t>OpenAI (2026) ChatGPT</w:t>
+      </w:r>
+      <w:r>
+        <w:rPr>
+          <w:rFonts w:asciiTheme="minorHAnsi" w:eastAsia="system-ui" w:hAnsiTheme="minorHAnsi" w:cs="system-ui"/>
+          <w:color w:val="0C274A"/>
+          <w:sz w:val="24"/>
+          <w:szCs w:val="24"/>
+        </w:rPr>
+        <w:t>.</w:t>
+      </w:r>
+      <w:r>
+        <w:rPr>
+          <w:rFonts w:asciiTheme="minorHAnsi" w:eastAsia="system-ui" w:hAnsiTheme="minorHAnsi" w:cs="system-ui"/>
+          <w:color w:val="0C274A"/>
+          <w:sz w:val="24"/>
+          <w:szCs w:val="24"/>
+        </w:rPr>
+        <w:t xml:space="preserve"> (Accessed: </w:t>
+      </w:r>
+      <w:r>
+        <w:rPr>
+          <w:rFonts w:asciiTheme="minorHAnsi" w:eastAsia="system-ui" w:hAnsiTheme="minorHAnsi" w:cs="system-ui"/>
+          <w:color w:val="0C274A"/>
+          <w:sz w:val="24"/>
+          <w:szCs w:val="24"/>
+        </w:rPr>
+        <w:t>12 October</w:t>
+      </w:r>
+      <w:r>
+        <w:rPr>
+          <w:rFonts w:asciiTheme="minorHAnsi" w:eastAsia="system-ui" w:hAnsiTheme="minorHAnsi" w:cs="system-ui"/>
+          <w:color w:val="0C274A"/>
+          <w:sz w:val="24"/>
+          <w:szCs w:val="24"/>
+        </w:rPr>
+        <w:t xml:space="preserve"> 2026</w:t>
+      </w:r>
+      <w:r>
+        <w:rPr>
+          <w:rFonts w:asciiTheme="minorHAnsi" w:eastAsia="system-ui" w:hAnsiTheme="minorHAnsi" w:cs="system-ui"/>
+          <w:color w:val="0C274A"/>
+          <w:sz w:val="24"/>
+          <w:szCs w:val="24"/>
+        </w:rPr>
+        <w:t>)</w:t>
+      </w:r>
+      <w:r>
+        <w:rPr>
+          <w:rFonts w:asciiTheme="minorHAnsi" w:eastAsia="system-ui" w:hAnsiTheme="minorHAnsi" w:cs="system-ui"/>
+          <w:color w:val="0C274A"/>
+          <w:sz w:val="24"/>
+          <w:szCs w:val="24"/>
+        </w:rPr>
+        <w:t xml:space="preserve"> ‘How should I structure the methodology for my research project, and can published studies and academic articles be included in the methodology?</w:t>
+      </w:r>
+    </w:p>
+    <w:p>
+      <w:pPr>
+        <w:rPr>
+          <w:rFonts w:asciiTheme="minorHAnsi" w:eastAsia="system-ui" w:hAnsiTheme="minorHAnsi" w:cs="system-ui"/>
+          <w:color w:val="0C274A"/>
+          <w:sz w:val="24"/>
+          <w:szCs w:val="24"/>
+        </w:rPr>
+      </w:pPr>
+      <w:r>
+        <w:rPr>
+          <w:rFonts w:asciiTheme="minorHAnsi" w:eastAsia="system-ui" w:hAnsiTheme="minorHAnsi" w:cs="system-ui"/>
+          <w:color w:val="0C274A"/>
+          <w:sz w:val="24"/>
+          <w:szCs w:val="24"/>
         </w:rPr>
         <w:t xml:space="preserve">Google (2026) </w:t>
       </w:r>
       <w:r>
         <w:rPr>
-          <w:rFonts w:ascii="system-ui" w:eastAsia="system-ui" w:hAnsi="system-ui" w:cs="system-ui"/>
+          <w:rFonts w:asciiTheme="minorHAnsi" w:eastAsia="system-ui" w:hAnsiTheme="minorHAnsi" w:cs="system-ui"/>
           <w:i/>
           <w:iCs/>
           <w:color w:val="0C274A"/>
+          <w:sz w:val="24"/>
+          <w:szCs w:val="24"/>
         </w:rPr>
         <w:t>Gemini</w:t>
       </w:r>
       <w:r>
         <w:rPr>
-          <w:rFonts w:ascii="system-ui" w:eastAsia="system-ui" w:hAnsi="system-ui" w:cs="system-ui"/>
+          <w:rFonts w:asciiTheme="minorHAnsi" w:eastAsia="system-ui" w:hAnsiTheme="minorHAnsi" w:cs="system-ui"/>
           <w:i/>
           <w:iCs/>
           <w:color w:val="0C274A"/>
+          <w:sz w:val="24"/>
+          <w:szCs w:val="24"/>
         </w:rPr>
         <w:t>.</w:t>
       </w:r>
       <w:r>
         <w:rPr>
-          <w:rFonts w:ascii="system-ui" w:eastAsia="system-ui" w:hAnsi="system-ui" w:cs="system-ui"/>
+          <w:rFonts w:asciiTheme="minorHAnsi" w:eastAsia="system-ui" w:hAnsiTheme="minorHAnsi" w:cs="system-ui"/>
           <w:color w:val="0C274A"/>
+          <w:sz w:val="24"/>
+          <w:szCs w:val="24"/>
         </w:rPr>
         <w:t xml:space="preserve"> Artificial intelligence </w:t>
       </w:r>
       <w:r>
         <w:rPr>
-          <w:rFonts w:ascii="system-ui" w:eastAsia="system-ui" w:hAnsi="system-ui" w:cs="system-ui"/>
+          <w:rFonts w:asciiTheme="minorHAnsi" w:eastAsia="system-ui" w:hAnsiTheme="minorHAnsi" w:cs="system-ui"/>
           <w:color w:val="0C274A"/>
-        </w:rPr>
-        <w:t>model.</w:t>
-      </w:r>
-      <w:r>
-        <w:rPr>
-          <w:rFonts w:ascii="system-ui" w:eastAsia="system-ui" w:hAnsi="system-ui" w:cs="system-ui"/>
+          <w:sz w:val="24"/>
+          <w:szCs w:val="24"/>
+        </w:rPr>
+        <w:t>model. (</w:t>
+      </w:r>
+      <w:r>
+        <w:rPr>
+          <w:rFonts w:asciiTheme="minorHAnsi" w:eastAsia="system-ui" w:hAnsiTheme="minorHAnsi" w:cs="system-ui"/>
           <w:color w:val="0C274A"/>
           <w:sz w:val="24"/>
           <w:szCs w:val="24"/>
         </w:rPr>
-        <w:t xml:space="preserve"> (</w:t>
-      </w:r>
-      <w:r>
-        <w:rPr>
-          <w:rFonts w:ascii="system-ui" w:eastAsia="system-ui" w:hAnsi="system-ui" w:cs="system-ui"/>
+        <w:t>Accessed:</w:t>
+      </w:r>
+      <w:r>
+        <w:rPr>
+          <w:rFonts w:asciiTheme="minorHAnsi" w:eastAsia="system-ui" w:hAnsiTheme="minorHAnsi" w:cs="system-ui"/>
           <w:color w:val="0C274A"/>
           <w:sz w:val="24"/>
           <w:szCs w:val="24"/>
         </w:rPr>
-        <w:t>Accessed:</w:t>
-      </w:r>
-      <w:r>
-        <w:rPr>
-          <w:rFonts w:ascii="system-ui" w:eastAsia="system-ui" w:hAnsi="system-ui" w:cs="system-ui"/>
+        <w:t xml:space="preserve"> 18</w:t>
+      </w:r>
+      <w:r>
+        <w:rPr>
+          <w:rFonts w:asciiTheme="minorHAnsi" w:eastAsia="system-ui" w:hAnsiTheme="minorHAnsi" w:cs="system-ui"/>
           <w:color w:val="0C274A"/>
           <w:sz w:val="24"/>
           <w:szCs w:val="24"/>
         </w:rPr>
-        <w:t xml:space="preserve"> 18</w:t>
-      </w:r>
-      <w:r>
-        <w:rPr>
-          <w:rFonts w:ascii="system-ui" w:eastAsia="system-ui" w:hAnsi="system-ui" w:cs="system-ui"/>
+        <w:t xml:space="preserve"> </w:t>
+      </w:r>
+      <w:r>
+        <w:rPr>
+          <w:rFonts w:asciiTheme="minorHAnsi" w:eastAsia="system-ui" w:hAnsiTheme="minorHAnsi" w:cs="system-ui"/>
           <w:color w:val="0C274A"/>
           <w:sz w:val="24"/>
           <w:szCs w:val="24"/>
         </w:rPr>
+        <w:t xml:space="preserve">October </w:t>
+      </w:r>
+      <w:r>
+        <w:rPr>
+          <w:rFonts w:asciiTheme="minorHAnsi" w:eastAsia="system-ui" w:hAnsiTheme="minorHAnsi" w:cs="system-ui"/>
+          <w:color w:val="0C274A"/>
+          <w:sz w:val="24"/>
+          <w:szCs w:val="24"/>
+        </w:rPr>
+        <w:t>2026).</w:t>
+      </w:r>
+      <w:r>
+        <w:rPr>
+          <w:rFonts w:asciiTheme="minorHAnsi" w:eastAsia="Times New Roman" w:hAnsiTheme="minorHAnsi" w:cs="Times New Roman"/>
+          <w:sz w:val="24"/>
+          <w:szCs w:val="24"/>
+          <w:lang w:eastAsia="zh-CN"/>
+        </w:rPr>
         <w:t xml:space="preserve"> </w:t>
       </w:r>
       <w:r>
         <w:rPr>
-          <w:rFonts w:ascii="system-ui" w:eastAsia="system-ui" w:hAnsi="system-ui" w:cs="system-ui"/>
+          <w:rFonts w:asciiTheme="minorHAnsi" w:eastAsia="system-ui" w:hAnsiTheme="minorHAnsi" w:cs="system-ui"/>
           <w:color w:val="0C274A"/>
           <w:sz w:val="24"/>
           <w:szCs w:val="24"/>
-        </w:rPr>
-        <w:t xml:space="preserve">October </w:t>
-      </w:r>
-      <w:r>
-        <w:rPr>
-          <w:rFonts w:ascii="system-ui" w:eastAsia="system-ui" w:hAnsi="system-ui" w:cs="system-ui"/>
-          <w:color w:val="0C274A"/>
-          <w:sz w:val="24"/>
-          <w:szCs w:val="24"/>
-        </w:rPr>
-        <w:t>2026</w:t>
-      </w:r>
-      <w:r>
-        <w:rPr>
-          <w:rFonts w:ascii="system-ui" w:eastAsia="system-ui" w:hAnsi="system-ui" w:cs="system-ui"/>
-          <w:color w:val="0C274A"/>
-          <w:sz w:val="24"/>
-          <w:szCs w:val="24"/>
-        </w:rPr>
-        <w:t>)</w:t>
-      </w:r>
-      <w:r>
-        <w:rPr>
-          <w:rFonts w:ascii="system-ui" w:eastAsia="system-ui" w:hAnsi="system-ui" w:cs="system-ui"/>
-          <w:color w:val="0C274A"/>
-          <w:sz w:val="24"/>
-          <w:szCs w:val="24"/>
-        </w:rPr>
-        <w:t>.</w:t>
-      </w:r>
-      <w:r>
-        <w:rPr>
-          <w:rFonts w:ascii="Times New Roman" w:eastAsia="Times New Roman" w:hAnsi="Times New Roman" w:cs="Times New Roman"/>
-          <w:sz w:val="24"/>
-          <w:szCs w:val="24"/>
-          <w:lang w:eastAsia="zh-CN"/>
-        </w:rPr>
-        <w:t xml:space="preserve"> </w:t>
-      </w:r>
-      <w:r>
-        <w:rPr>
-          <w:rFonts w:ascii="system-ui" w:eastAsia="system-ui" w:hAnsi="system-ui" w:cs="system-ui"/>
-          <w:color w:val="0C274A"/>
         </w:rPr>
         <w:t>Based on Part 1 and Part 2 of my project, what tasks and milestones should I include in the Gantt chart?</w:t>
       </w:r>
@@ -13000,354 +12903,68 @@
     <w:p>
       <w:pPr>
         <w:rPr>
-          <w:rFonts w:ascii="system-ui" w:eastAsia="system-ui" w:hAnsi="system-ui" w:cs="system-ui"/>
+          <w:rFonts w:asciiTheme="minorHAnsi" w:eastAsia="system-ui" w:hAnsiTheme="minorHAnsi" w:cs="system-ui"/>
           <w:color w:val="0C274A"/>
+          <w:sz w:val="24"/>
+          <w:szCs w:val="24"/>
         </w:rPr>
       </w:pPr>
       <w:r>
         <w:rPr>
-          <w:rFonts w:ascii="system-ui" w:eastAsia="system-ui" w:hAnsi="system-ui" w:cs="system-ui"/>
+          <w:rFonts w:asciiTheme="minorHAnsi" w:eastAsia="system-ui" w:hAnsiTheme="minorHAnsi" w:cs="system-ui"/>
           <w:color w:val="0C274A"/>
+          <w:sz w:val="24"/>
+          <w:szCs w:val="24"/>
         </w:rPr>
         <w:t>Google (2026)</w:t>
       </w:r>
       <w:r>
         <w:rPr>
-          <w:rFonts w:ascii="system-ui" w:eastAsia="system-ui" w:hAnsi="system-ui" w:cs="system-ui"/>
+          <w:rFonts w:asciiTheme="minorHAnsi" w:eastAsia="system-ui" w:hAnsiTheme="minorHAnsi" w:cs="system-ui"/>
           <w:color w:val="0C274A"/>
+          <w:sz w:val="24"/>
+          <w:szCs w:val="24"/>
         </w:rPr>
         <w:t xml:space="preserve"> </w:t>
       </w:r>
       <w:r>
         <w:rPr>
-          <w:rFonts w:ascii="system-ui" w:eastAsia="system-ui" w:hAnsi="system-ui" w:cs="system-ui"/>
+          <w:rFonts w:asciiTheme="minorHAnsi" w:eastAsia="system-ui" w:hAnsiTheme="minorHAnsi" w:cs="system-ui"/>
           <w:color w:val="0C274A"/>
+          <w:sz w:val="24"/>
+          <w:szCs w:val="24"/>
         </w:rPr>
         <w:t>Gemin</w:t>
       </w:r>
       <w:r>
         <w:rPr>
-          <w:rFonts w:ascii="system-ui" w:eastAsia="system-ui" w:hAnsi="system-ui" w:cs="system-ui"/>
+          <w:rFonts w:asciiTheme="minorHAnsi" w:eastAsia="system-ui" w:hAnsiTheme="minorHAnsi" w:cs="system-ui"/>
           <w:color w:val="0C274A"/>
+          <w:sz w:val="24"/>
+          <w:szCs w:val="24"/>
         </w:rPr>
         <w:t xml:space="preserve">i. Artificial intelligence model. (Accessed 20 0ctuber 2026). </w:t>
       </w:r>
       <w:r>
         <w:rPr>
-          <w:rFonts w:ascii="system-ui" w:eastAsia="system-ui" w:hAnsi="system-ui" w:cs="system-ui"/>
+          <w:rFonts w:asciiTheme="minorHAnsi" w:eastAsia="system-ui" w:hAnsiTheme="minorHAnsi" w:cs="system-ui"/>
           <w:color w:val="0C274A"/>
+          <w:sz w:val="24"/>
+          <w:szCs w:val="24"/>
         </w:rPr>
         <w:t>Check the grammar, clarity and academic English of my project text while preserving my original meaning and using clear, simple language</w:t>
       </w:r>
       <w:r>
         <w:rPr>
-          <w:rFonts w:ascii="system-ui" w:eastAsia="system-ui" w:hAnsi="system-ui" w:cs="system-ui"/>
+          <w:rFonts w:asciiTheme="minorHAnsi" w:eastAsia="system-ui" w:hAnsiTheme="minorHAnsi" w:cs="system-ui"/>
           <w:color w:val="0C274A"/>
+          <w:sz w:val="24"/>
+          <w:szCs w:val="24"/>
         </w:rPr>
         <w:t>.</w:t>
       </w:r>
     </w:p>
-    <w:p>
-      <w:pPr>
-        <w:rPr>
-          <w:rFonts w:ascii="system-ui" w:eastAsia="system-ui" w:hAnsi="system-ui" w:cs="system-ui"/>
-          <w:color w:val="0C274A"/>
-        </w:rPr>
-      </w:pPr>
-    </w:p>
-    <w:p>
-      <w:pPr>
-        <w:rPr>
-          <w:rFonts w:ascii="system-ui" w:eastAsia="system-ui" w:hAnsi="system-ui" w:cs="system-ui"/>
-          <w:color w:val="0C274A"/>
-        </w:rPr>
-      </w:pPr>
-    </w:p>
-    <w:p>
-      <w:pPr>
-        <w:rPr>
-          <w:rFonts w:ascii="system-ui" w:eastAsia="system-ui" w:hAnsi="system-ui" w:cs="system-ui"/>
-          <w:color w:val="0C274A"/>
-        </w:rPr>
-      </w:pPr>
-    </w:p>
-    <w:p>
-      <w:pPr>
-        <w:rPr>
-          <w:rFonts w:ascii="system-ui" w:eastAsia="system-ui" w:hAnsi="system-ui" w:cs="system-ui"/>
-          <w:color w:val="0C274A"/>
-        </w:rPr>
-      </w:pPr>
-    </w:p>
-    <w:p>
-      <w:pPr>
-        <w:rPr>
-          <w:rFonts w:ascii="system-ui" w:eastAsia="system-ui" w:hAnsi="system-ui" w:cs="system-ui"/>
-          <w:color w:val="0C274A"/>
-          <w:sz w:val="24"/>
-          <w:szCs w:val="24"/>
-        </w:rPr>
-      </w:pPr>
-    </w:p>
-    <w:p>
-      <w:pPr>
-        <w:rPr>
-          <w:rFonts w:ascii="system-ui" w:eastAsia="system-ui" w:hAnsi="system-ui" w:cs="system-ui"/>
-          <w:color w:val="0C274A"/>
-          <w:sz w:val="24"/>
-          <w:szCs w:val="24"/>
-        </w:rPr>
-      </w:pPr>
-    </w:p>
-    <w:p>
-      <w:pPr>
-        <w:rPr>
-          <w:rFonts w:ascii="system-ui" w:eastAsia="system-ui" w:hAnsi="system-ui" w:cs="system-ui"/>
-          <w:color w:val="0C274A"/>
-          <w:sz w:val="24"/>
-          <w:szCs w:val="24"/>
-        </w:rPr>
-      </w:pPr>
-    </w:p>
-    <w:p>
-      <w:r>
-        <w:rPr>
-          <w:rFonts w:ascii="system-ui" w:eastAsia="system-ui" w:hAnsi="system-ui" w:cs="system-ui"/>
-          <w:color w:val="0C274A"/>
-          <w:sz w:val="24"/>
-          <w:szCs w:val="24"/>
-        </w:rPr>
-        <w:t xml:space="preserve">e a Predicting the Consumer Impact of Supply Chain Disruptions e possivel ser um tema de publicacao </w:t>
-      </w:r>
-    </w:p>
-    <w:p>
-      <w:pPr>
-        <w:rPr>
-          <w:rFonts w:ascii="system-ui" w:eastAsia="system-ui" w:hAnsi="system-ui" w:cs="system-ui"/>
-          <w:color w:val="0C274A"/>
-          <w:sz w:val="24"/>
-          <w:szCs w:val="24"/>
-        </w:rPr>
-      </w:pPr>
-    </w:p>
-    <w:p>
-      <w:pPr>
-        <w:rPr>
-          <w:lang w:val="pt-BR"/>
-        </w:rPr>
-      </w:pPr>
-      <w:r>
-        <w:rPr>
-          <w:rFonts w:ascii="system-ui" w:eastAsia="system-ui" w:hAnsi="system-ui" w:cs="system-ui"/>
-          <w:color w:val="0C274A"/>
-          <w:sz w:val="24"/>
-          <w:szCs w:val="24"/>
-          <w:lang w:val="pt-BR"/>
-        </w:rPr>
-        <w:t xml:space="preserve">Quais sao as fontes confiaveis para esses dados </w:t>
-      </w:r>
-    </w:p>
-    <w:p>
-      <w:pPr>
-        <w:rPr>
-          <w:rFonts w:ascii="system-ui" w:eastAsia="system-ui" w:hAnsi="system-ui" w:cs="system-ui"/>
-          <w:color w:val="0C274A"/>
-          <w:sz w:val="24"/>
-          <w:szCs w:val="24"/>
-          <w:lang w:val="pt-BR"/>
-        </w:rPr>
-      </w:pPr>
-    </w:p>
-    <w:p>
-      <w:pPr>
-        <w:rPr>
-          <w:lang w:val="pt-BR"/>
-        </w:rPr>
-      </w:pPr>
-      <w:r>
-        <w:rPr>
-          <w:rFonts w:ascii="system-ui" w:eastAsia="system-ui" w:hAnsi="system-ui" w:cs="system-ui"/>
-          <w:color w:val="0C274A"/>
-          <w:sz w:val="24"/>
-          <w:szCs w:val="24"/>
-          <w:lang w:val="pt-BR"/>
-        </w:rPr>
-        <w:t>mas eu preciso baixar todas esses dados eu estou confusa em qual focar</w:t>
-      </w:r>
-    </w:p>
-    <w:p>
-      <w:pPr>
-        <w:rPr>
-          <w:rFonts w:ascii="system-ui" w:eastAsia="system-ui" w:hAnsi="system-ui" w:cs="system-ui"/>
-          <w:color w:val="0C274A"/>
-          <w:sz w:val="24"/>
-          <w:szCs w:val="24"/>
-          <w:lang w:val="pt-BR"/>
-        </w:rPr>
-      </w:pPr>
-    </w:p>
-    <w:p>
-      <w:pPr>
-        <w:rPr>
-          <w:lang w:val="pt-BR"/>
-        </w:rPr>
-      </w:pPr>
-      <w:r>
-        <w:rPr>
-          <w:rFonts w:ascii="system-ui" w:eastAsia="system-ui" w:hAnsi="system-ui" w:cs="system-ui"/>
-          <w:color w:val="0C274A"/>
-          <w:sz w:val="24"/>
-          <w:szCs w:val="24"/>
-          <w:lang w:val="pt-BR"/>
-        </w:rPr>
-        <w:t xml:space="preserve">Tem várias consumer price index como saber qual é a certa ? A CPI consumer price index que você falou não existe e sim CPA e CPM mas elas </w:t>
-      </w:r>
-      <w:r>
-        <w:rPr>
-          <w:rFonts w:ascii="system-ui" w:eastAsia="system-ui" w:hAnsi="system-ui" w:cs="system-ui"/>
-          <w:color w:val="0C274A"/>
-          <w:sz w:val="24"/>
-          <w:szCs w:val="24"/>
-          <w:lang w:val="pt-BR"/>
-        </w:rPr>
-        <w:t xml:space="preserve">so </w:t>
-      </w:r>
-      <w:r>
-        <w:rPr>
-          <w:rFonts w:ascii="system-ui" w:eastAsia="system-ui" w:hAnsi="system-ui" w:cs="system-ui"/>
-          <w:color w:val="0C274A"/>
-          <w:sz w:val="24"/>
-          <w:szCs w:val="24"/>
-          <w:lang w:val="pt-BR"/>
-        </w:rPr>
-        <w:t>tem informações de tabaco e álcool</w:t>
-      </w:r>
-    </w:p>
-    <w:p>
-      <w:pPr>
-        <w:rPr>
-          <w:rFonts w:ascii="system-ui" w:eastAsia="system-ui" w:hAnsi="system-ui" w:cs="system-ui"/>
-          <w:color w:val="0C274A"/>
-          <w:sz w:val="24"/>
-          <w:szCs w:val="24"/>
-          <w:lang w:val="pt-BR"/>
-        </w:rPr>
-      </w:pPr>
-    </w:p>
-    <w:p>
-      <w:pPr>
-        <w:rPr>
-          <w:lang w:val="pt-BR"/>
-        </w:rPr>
-      </w:pPr>
-      <w:r>
-        <w:rPr>
-          <w:rFonts w:ascii="system-ui" w:eastAsia="system-ui" w:hAnsi="system-ui" w:cs="system-ui"/>
-          <w:color w:val="0C274A"/>
-          <w:sz w:val="24"/>
-          <w:szCs w:val="24"/>
-          <w:lang w:val="pt-BR"/>
-        </w:rPr>
-        <w:t>eu nao preciso de informacao de transporte ja que o trabalho e demonstrar o impacto no consumidor dercorrente do transporte</w:t>
-      </w:r>
-    </w:p>
-    <w:p>
-      <w:pPr>
-        <w:rPr>
-          <w:rFonts w:ascii="system-ui" w:eastAsia="system-ui" w:hAnsi="system-ui" w:cs="system-ui"/>
-          <w:color w:val="0C274A"/>
-          <w:sz w:val="24"/>
-          <w:szCs w:val="24"/>
-          <w:lang w:val="pt-BR"/>
-        </w:rPr>
-      </w:pPr>
-    </w:p>
-    <w:p>
-      <w:pPr>
-        <w:rPr>
-          <w:lang w:val="pt-BR"/>
-        </w:rPr>
-      </w:pPr>
-      <w:r>
-        <w:rPr>
-          <w:rFonts w:ascii="system-ui" w:eastAsia="system-ui" w:hAnsi="system-ui" w:cs="system-ui"/>
-          <w:color w:val="0C274A"/>
-          <w:sz w:val="24"/>
-          <w:szCs w:val="24"/>
-          <w:lang w:val="pt-BR"/>
-        </w:rPr>
-        <w:t>Como fica a metodologia do meu trabalho , Posso incluir trabalhos publicados ou artigos na minha metodologia</w:t>
-      </w:r>
-    </w:p>
-    <w:p>
-      <w:pPr>
-        <w:rPr>
-          <w:rFonts w:ascii="system-ui" w:eastAsia="system-ui" w:hAnsi="system-ui" w:cs="system-ui"/>
-          <w:color w:val="0C274A"/>
-          <w:sz w:val="24"/>
-          <w:szCs w:val="24"/>
-          <w:lang w:val="pt-BR"/>
-        </w:rPr>
-      </w:pPr>
-    </w:p>
-    <w:p>
-      <w:pPr>
-        <w:rPr>
-          <w:lang w:val="pt-BR"/>
-        </w:rPr>
-      </w:pPr>
-      <w:r>
-        <w:rPr>
-          <w:rFonts w:ascii="system-ui" w:eastAsia="system-ui" w:hAnsi="system-ui" w:cs="system-ui"/>
-          <w:color w:val="0C274A"/>
-          <w:sz w:val="24"/>
-          <w:szCs w:val="24"/>
-          <w:lang w:val="pt-BR"/>
-        </w:rPr>
-        <w:t>Com base no meu projeto primeira e segunda parte o que precisa ir como topico no grafico de gantt</w:t>
-      </w:r>
-    </w:p>
-    <w:p>
-      <w:pPr>
-        <w:rPr>
-          <w:color w:val="FF0000"/>
-          <w:lang w:val="pt-BR"/>
-        </w:rPr>
-      </w:pPr>
-    </w:p>
-    <w:p>
-      <w:pPr>
-        <w:rPr>
-          <w:lang w:val="pt-BR"/>
-        </w:rPr>
-      </w:pPr>
-      <w:r>
-        <w:rPr>
-          <w:lang w:val="pt-BR"/>
-        </w:rPr>
-        <w:t>Verifica a gramatica do meu texto</w:t>
-      </w:r>
-    </w:p>
-    <w:p>
-      <w:pPr>
-        <w:rPr>
-          <w:lang w:val="pt-BR"/>
-        </w:rPr>
-      </w:pPr>
-    </w:p>
-    <w:p>
-      <w:pPr>
-        <w:rPr>
-          <w:lang w:val="pt-BR"/>
-        </w:rPr>
-      </w:pPr>
-      <w:r>
-        <w:rPr>
-          <w:lang w:val="pt-BR"/>
-        </w:rPr>
-        <w:t xml:space="preserve">Translate my pompt to english </w:t>
-      </w:r>
-    </w:p>
+    <w:p/>
     <w:sectPr>
       <w:footerReference w:type="default" r:id="rId22"/>
       <w:pgSz w:w="11906" w:h="16838"/>

--- a/KlycyaSilva-2026558.docx
+++ b/KlycyaSilva-2026558.docx
@@ -3602,6 +3602,7 @@
                 <w:szCs w:val="18"/>
               </w:rPr>
             </w:pPr>
+            <w:proofErr w:type="spellStart"/>
             <w:r>
               <w:rPr>
                 <w:rFonts w:ascii="Arial" w:eastAsia="Arial" w:hAnsi="Arial" w:cs="Arial"/>
@@ -3613,6 +3614,7 @@
               </w:rPr>
               <w:t>Fev</w:t>
             </w:r>
+            <w:proofErr w:type="spellEnd"/>
           </w:p>
         </w:tc>
         <w:tc>
@@ -11739,12 +11741,16 @@
         <w:rPr>
           <w:rStyle w:val="Hyperlink"/>
           <w:color w:val="000000" w:themeColor="text1"/>
+          <w:sz w:val="24"/>
+          <w:szCs w:val="24"/>
           <w:u w:val="none"/>
         </w:rPr>
       </w:pPr>
       <w:r>
         <w:rPr>
           <w:color w:val="000000" w:themeColor="text1"/>
+          <w:sz w:val="24"/>
+          <w:szCs w:val="24"/>
         </w:rPr>
         <w:t>Baslandze, S. and Fuchs, S. (2026) ‘The price of delay: How supply chain disruptions spread into consumer prices’</w:t>
       </w:r>
@@ -11753,12 +11759,16 @@
           <w:i/>
           <w:iCs/>
           <w:color w:val="000000" w:themeColor="text1"/>
+          <w:sz w:val="24"/>
+          <w:szCs w:val="24"/>
         </w:rPr>
         <w:t>, CEPR</w:t>
       </w:r>
       <w:r>
         <w:rPr>
           <w:color w:val="000000" w:themeColor="text1"/>
+          <w:sz w:val="24"/>
+          <w:szCs w:val="24"/>
         </w:rPr>
         <w:t xml:space="preserve">, 2 July. Available at: </w:t>
       </w:r>
@@ -11767,6 +11777,8 @@
           <w:rPr>
             <w:rStyle w:val="Hyperlink"/>
             <w:color w:val="000000" w:themeColor="text1"/>
+            <w:sz w:val="24"/>
+            <w:szCs w:val="24"/>
             <w:u w:val="none"/>
           </w:rPr>
           <w:t>https://cepr.org/voxeu/columns/price-delay-how-supply-chain-disruptions-spread-consumer-prices </w:t>
@@ -11775,18 +11787,24 @@
       <w:r>
         <w:rPr>
           <w:color w:val="000000" w:themeColor="text1"/>
+          <w:sz w:val="24"/>
+          <w:szCs w:val="24"/>
         </w:rPr>
         <w:t xml:space="preserve"> (Accessed: </w:t>
       </w:r>
       <w:r>
         <w:rPr>
           <w:color w:val="000000" w:themeColor="text1"/>
+          <w:sz w:val="24"/>
+          <w:szCs w:val="24"/>
         </w:rPr>
         <w:t>02</w:t>
       </w:r>
       <w:r>
         <w:rPr>
           <w:color w:val="000000" w:themeColor="text1"/>
+          <w:sz w:val="24"/>
+          <w:szCs w:val="24"/>
         </w:rPr>
         <w:t xml:space="preserve"> October 2026). </w:t>
       </w:r>
@@ -11795,11 +11813,15 @@
       <w:pPr>
         <w:rPr>
           <w:color w:val="000000" w:themeColor="text1"/>
+          <w:sz w:val="24"/>
+          <w:szCs w:val="24"/>
         </w:rPr>
       </w:pPr>
       <w:r>
         <w:rPr>
           <w:color w:val="000000" w:themeColor="text1"/>
+          <w:sz w:val="24"/>
+          <w:szCs w:val="24"/>
         </w:rPr>
         <w:t xml:space="preserve">Bourke, K. and Rice, J. (2026) ‘Tracing energy shocks through the Irish supply chain: A new monitoring framework’, </w:t>
       </w:r>
@@ -11808,12 +11830,16 @@
           <w:i/>
           <w:iCs/>
           <w:color w:val="000000" w:themeColor="text1"/>
+          <w:sz w:val="24"/>
+          <w:szCs w:val="24"/>
         </w:rPr>
         <w:t>Central Bank of Ireland</w:t>
       </w:r>
       <w:r>
         <w:rPr>
           <w:color w:val="000000" w:themeColor="text1"/>
+          <w:sz w:val="24"/>
+          <w:szCs w:val="24"/>
         </w:rPr>
         <w:t xml:space="preserve">. Available at: </w:t>
       </w:r>
@@ -11822,6 +11848,8 @@
           <w:rPr>
             <w:rStyle w:val="Hyperlink"/>
             <w:color w:val="000000" w:themeColor="text1"/>
+            <w:sz w:val="24"/>
+            <w:szCs w:val="24"/>
             <w:u w:val="none"/>
           </w:rPr>
           <w:t>https://www.centralbank.ie/publication/research-publications/staff-insights/tracing-energy-shocks-through-the-irish-supply-chain--a-new-monitoring-framework </w:t>
@@ -11830,30 +11858,40 @@
       <w:r>
         <w:rPr>
           <w:color w:val="000000" w:themeColor="text1"/>
+          <w:sz w:val="24"/>
+          <w:szCs w:val="24"/>
         </w:rPr>
         <w:t xml:space="preserve"> (Accessed: </w:t>
       </w:r>
       <w:r>
         <w:rPr>
           <w:color w:val="000000" w:themeColor="text1"/>
+          <w:sz w:val="24"/>
+          <w:szCs w:val="24"/>
         </w:rPr>
         <w:t>2</w:t>
       </w:r>
       <w:r>
         <w:rPr>
           <w:color w:val="000000" w:themeColor="text1"/>
+          <w:sz w:val="24"/>
+          <w:szCs w:val="24"/>
         </w:rPr>
         <w:t>8</w:t>
       </w:r>
       <w:r>
         <w:rPr>
           <w:color w:val="000000" w:themeColor="text1"/>
+          <w:sz w:val="24"/>
+          <w:szCs w:val="24"/>
         </w:rPr>
         <w:t xml:space="preserve"> September</w:t>
       </w:r>
       <w:r>
         <w:rPr>
           <w:color w:val="000000" w:themeColor="text1"/>
+          <w:sz w:val="24"/>
+          <w:szCs w:val="24"/>
         </w:rPr>
         <w:t xml:space="preserve"> 2026).</w:t>
       </w:r>
@@ -11862,11 +11900,15 @@
       <w:pPr>
         <w:rPr>
           <w:color w:val="000000" w:themeColor="text1"/>
+          <w:sz w:val="24"/>
+          <w:szCs w:val="24"/>
         </w:rPr>
       </w:pPr>
       <w:r>
         <w:rPr>
           <w:color w:val="000000" w:themeColor="text1"/>
+          <w:sz w:val="24"/>
+          <w:szCs w:val="24"/>
         </w:rPr>
         <w:t xml:space="preserve">Central Statistics Office (CSO) (2026) </w:t>
       </w:r>
@@ -11875,12 +11917,16 @@
           <w:i/>
           <w:iCs/>
           <w:color w:val="000000" w:themeColor="text1"/>
+          <w:sz w:val="24"/>
+          <w:szCs w:val="24"/>
         </w:rPr>
         <w:t>Consumer Price Index August 2026</w:t>
       </w:r>
       <w:r>
         <w:rPr>
           <w:color w:val="000000" w:themeColor="text1"/>
+          <w:sz w:val="24"/>
+          <w:szCs w:val="24"/>
         </w:rPr>
         <w:t xml:space="preserve">. 10 September. Available at: </w:t>
       </w:r>
@@ -11889,6 +11935,8 @@
           <w:rPr>
             <w:rStyle w:val="Hyperlink"/>
             <w:color w:val="000000" w:themeColor="text1"/>
+            <w:sz w:val="24"/>
+            <w:szCs w:val="24"/>
             <w:u w:val="none"/>
           </w:rPr>
           <w:t>https://www.cso.ie/en/releasesandpublications/ep/p-cpi/consumerpriceindexaugust2026/ </w:t>
@@ -11897,18 +11945,24 @@
       <w:r>
         <w:rPr>
           <w:color w:val="000000" w:themeColor="text1"/>
+          <w:sz w:val="24"/>
+          <w:szCs w:val="24"/>
         </w:rPr>
         <w:t xml:space="preserve"> (Accessed: </w:t>
       </w:r>
       <w:r>
         <w:rPr>
           <w:color w:val="000000" w:themeColor="text1"/>
+          <w:sz w:val="24"/>
+          <w:szCs w:val="24"/>
         </w:rPr>
         <w:t>02</w:t>
       </w:r>
       <w:r>
         <w:rPr>
           <w:color w:val="000000" w:themeColor="text1"/>
+          <w:sz w:val="24"/>
+          <w:szCs w:val="24"/>
         </w:rPr>
         <w:t xml:space="preserve"> October 2026).</w:t>
       </w:r>
@@ -11917,11 +11971,15 @@
       <w:pPr>
         <w:rPr>
           <w:color w:val="000000" w:themeColor="text1"/>
+          <w:sz w:val="24"/>
+          <w:szCs w:val="24"/>
         </w:rPr>
       </w:pPr>
       <w:r>
         <w:rPr>
           <w:color w:val="000000" w:themeColor="text1"/>
+          <w:sz w:val="24"/>
+          <w:szCs w:val="24"/>
         </w:rPr>
         <w:t xml:space="preserve">Department of Enterprise, Trade and Employment (2024) </w:t>
       </w:r>
@@ -11930,12 +11988,16 @@
           <w:i/>
           <w:iCs/>
           <w:color w:val="000000" w:themeColor="text1"/>
+          <w:sz w:val="24"/>
+          <w:szCs w:val="24"/>
         </w:rPr>
         <w:t>Expert Group on Global Value and Supply Chains: Final Report</w:t>
       </w:r>
       <w:r>
         <w:rPr>
           <w:color w:val="000000" w:themeColor="text1"/>
+          <w:sz w:val="24"/>
+          <w:szCs w:val="24"/>
         </w:rPr>
         <w:t xml:space="preserve">. Dublin: Government of Ireland. Available at: </w:t>
       </w:r>
@@ -11944,6 +12006,8 @@
           <w:rPr>
             <w:rStyle w:val="Hyperlink"/>
             <w:color w:val="000000" w:themeColor="text1"/>
+            <w:sz w:val="24"/>
+            <w:szCs w:val="24"/>
             <w:u w:val="none"/>
           </w:rPr>
           <w:t>https://enterprise.gov.ie/en/publications/publication-files/expert-group-on-global-value-and-supply-chains-final-report.pdf </w:t>
@@ -11952,36 +12016,48 @@
       <w:r>
         <w:rPr>
           <w:color w:val="000000" w:themeColor="text1"/>
+          <w:sz w:val="24"/>
+          <w:szCs w:val="24"/>
         </w:rPr>
         <w:t xml:space="preserve"> (Accessed: </w:t>
       </w:r>
       <w:r>
         <w:rPr>
           <w:color w:val="000000" w:themeColor="text1"/>
+          <w:sz w:val="24"/>
+          <w:szCs w:val="24"/>
         </w:rPr>
         <w:t>2</w:t>
       </w:r>
       <w:r>
         <w:rPr>
           <w:color w:val="000000" w:themeColor="text1"/>
+          <w:sz w:val="24"/>
+          <w:szCs w:val="24"/>
         </w:rPr>
         <w:t xml:space="preserve">9 </w:t>
       </w:r>
       <w:r>
         <w:rPr>
           <w:color w:val="000000" w:themeColor="text1"/>
+          <w:sz w:val="24"/>
+          <w:szCs w:val="24"/>
         </w:rPr>
         <w:t>September</w:t>
       </w:r>
       <w:r>
         <w:rPr>
           <w:color w:val="000000" w:themeColor="text1"/>
+          <w:sz w:val="24"/>
+          <w:szCs w:val="24"/>
         </w:rPr>
         <w:t xml:space="preserve"> 2026)</w:t>
       </w:r>
       <w:r>
         <w:rPr>
           <w:color w:val="000000" w:themeColor="text1"/>
+          <w:sz w:val="24"/>
+          <w:szCs w:val="24"/>
         </w:rPr>
         <w:t xml:space="preserve">. </w:t>
       </w:r>
@@ -11990,11 +12066,15 @@
       <w:pPr>
         <w:rPr>
           <w:color w:val="000000" w:themeColor="text1"/>
+          <w:sz w:val="24"/>
+          <w:szCs w:val="24"/>
         </w:rPr>
       </w:pPr>
       <w:r>
         <w:rPr>
           <w:color w:val="000000" w:themeColor="text1"/>
+          <w:sz w:val="24"/>
+          <w:szCs w:val="24"/>
         </w:rPr>
         <w:t xml:space="preserve">Finck, D. and Tillmann, P. (2023) </w:t>
       </w:r>
@@ -12003,12 +12083,16 @@
           <w:i/>
           <w:iCs/>
           <w:color w:val="000000" w:themeColor="text1"/>
+          <w:sz w:val="24"/>
+          <w:szCs w:val="24"/>
         </w:rPr>
         <w:t>The macroeconomic effects of global supply chain disruptions</w:t>
       </w:r>
       <w:r>
         <w:rPr>
           <w:color w:val="000000" w:themeColor="text1"/>
+          <w:sz w:val="24"/>
+          <w:szCs w:val="24"/>
         </w:rPr>
         <w:t xml:space="preserve">. IMFS Working Paper Series, No. 178. Frankfurt am Main: Institute for Monetary and Financial Stability, Goethe University Frankfurt. Available at: </w:t>
       </w:r>
@@ -12017,6 +12101,8 @@
           <w:rPr>
             <w:rStyle w:val="Hyperlink"/>
             <w:color w:val="000000" w:themeColor="text1"/>
+            <w:sz w:val="24"/>
+            <w:szCs w:val="24"/>
             <w:u w:val="none"/>
           </w:rPr>
           <w:t>https://www.econstor.eu/bitstream/10419/268227/1/1830479091.pdf </w:t>
@@ -12025,102 +12111,86 @@
       <w:r>
         <w:rPr>
           <w:color w:val="000000" w:themeColor="text1"/>
+          <w:sz w:val="24"/>
+          <w:szCs w:val="24"/>
         </w:rPr>
         <w:t xml:space="preserve"> (Accessed: </w:t>
       </w:r>
       <w:r>
         <w:rPr>
           <w:color w:val="000000" w:themeColor="text1"/>
+          <w:sz w:val="24"/>
+          <w:szCs w:val="24"/>
         </w:rPr>
         <w:t xml:space="preserve">02 </w:t>
       </w:r>
       <w:r>
         <w:rPr>
           <w:color w:val="000000" w:themeColor="text1"/>
+          <w:sz w:val="24"/>
+          <w:szCs w:val="24"/>
         </w:rPr>
         <w:t>October 2026)</w:t>
       </w:r>
       <w:r>
         <w:rPr>
           <w:color w:val="000000" w:themeColor="text1"/>
+          <w:sz w:val="24"/>
+          <w:szCs w:val="24"/>
         </w:rPr>
         <w:t>.</w:t>
       </w:r>
     </w:p>
     <w:p>
-      <w:r>
-        <w:rPr>
-          <w:color w:val="000000" w:themeColor="text1"/>
-        </w:rPr>
-        <w:t>Hennessy</w:t>
-      </w:r>
-      <w:r>
-        <w:rPr>
-          <w:color w:val="000000" w:themeColor="text1"/>
-        </w:rPr>
-        <w:t>, Thia (2026)</w:t>
-      </w:r>
-      <w:r>
-        <w:rPr>
-          <w:color w:val="000000" w:themeColor="text1"/>
-        </w:rPr>
-        <w:t xml:space="preserve"> </w:t>
-      </w:r>
-      <w:r>
-        <w:rPr>
-          <w:color w:val="000000" w:themeColor="text1"/>
-        </w:rPr>
-        <w:t>‘</w:t>
-      </w:r>
-      <w:r>
-        <w:rPr>
-          <w:color w:val="000000" w:themeColor="text1"/>
-        </w:rPr>
-        <w:t>Irish</w:t>
-      </w:r>
-      <w:r>
-        <w:rPr>
-          <w:color w:val="000000" w:themeColor="text1"/>
-        </w:rPr>
-        <w:t xml:space="preserve"> food prices are rising again</w:t>
-      </w:r>
-      <w:r>
-        <w:rPr>
-          <w:color w:val="000000" w:themeColor="text1"/>
-        </w:rPr>
-        <w:t xml:space="preserve">’. </w:t>
+      <w:pPr>
+        <w:rPr>
+          <w:sz w:val="24"/>
+          <w:szCs w:val="24"/>
+        </w:rPr>
+      </w:pPr>
+      <w:r>
+        <w:rPr>
+          <w:color w:val="000000" w:themeColor="text1"/>
+          <w:sz w:val="24"/>
+          <w:szCs w:val="24"/>
+        </w:rPr>
+        <w:t xml:space="preserve">Hennessy, Thia (2026) ‘Irish food prices are rising again’. </w:t>
       </w:r>
       <w:r>
         <w:rPr>
           <w:i/>
           <w:iCs/>
           <w:color w:val="000000" w:themeColor="text1"/>
+          <w:sz w:val="24"/>
+          <w:szCs w:val="24"/>
         </w:rPr>
         <w:t>RTÉ Brainstorm</w:t>
       </w:r>
       <w:r>
         <w:rPr>
           <w:color w:val="000000" w:themeColor="text1"/>
-        </w:rPr>
-        <w:t xml:space="preserve">, 05 October. Available </w:t>
-      </w:r>
-      <w:r>
-        <w:rPr>
-          <w:color w:val="000000" w:themeColor="text1"/>
-        </w:rPr>
-        <w:t>at:</w:t>
+          <w:sz w:val="24"/>
+          <w:szCs w:val="24"/>
+        </w:rPr>
+        <w:t>, 05 October. Available at:</w:t>
       </w:r>
       <w:hyperlink r:id="rId19" w:history="1">
         <w:r>
           <w:rPr>
             <w:rStyle w:val="Hyperlink"/>
             <w:color w:val="000000" w:themeColor="text1"/>
+            <w:sz w:val="24"/>
+            <w:szCs w:val="24"/>
             <w:u w:val="none"/>
           </w:rPr>
           <w:t>https://www.rte.ie/brainstorm/2026/1005/1594013-ireland-food-prices-groceries-inflation-climate-shipping-war-how-to-shop-well-now/</w:t>
         </w:r>
       </w:hyperlink>
       <w:r>
+        <w:rPr>
+          <w:sz w:val="24"/>
+          <w:szCs w:val="24"/>
+        </w:rPr>
         <w:t>(Accessed : 10 October 2026).</w:t>
       </w:r>
     </w:p>
@@ -12128,11 +12198,15 @@
       <w:pPr>
         <w:rPr>
           <w:color w:val="000000" w:themeColor="text1"/>
+          <w:sz w:val="24"/>
+          <w:szCs w:val="24"/>
         </w:rPr>
       </w:pPr>
       <w:r>
         <w:rPr>
           <w:color w:val="000000" w:themeColor="text1"/>
+          <w:sz w:val="24"/>
+          <w:szCs w:val="24"/>
         </w:rPr>
         <w:t xml:space="preserve">Irish Business News (2026) ‘Irish price inflation analysis: Five-year consumer cost surge examined’, 16 May. Available at: </w:t>
       </w:r>
@@ -12141,6 +12215,8 @@
           <w:rPr>
             <w:rStyle w:val="Hyperlink"/>
             <w:color w:val="000000" w:themeColor="text1"/>
+            <w:sz w:val="24"/>
+            <w:szCs w:val="24"/>
             <w:u w:val="none"/>
           </w:rPr>
           <w:t>https://irishbusinessnews.ie/irish-price-inflation-analysis-five-year-consumer-cost-surge/ </w:t>
@@ -12149,18 +12225,24 @@
       <w:r>
         <w:rPr>
           <w:color w:val="000000" w:themeColor="text1"/>
+          <w:sz w:val="24"/>
+          <w:szCs w:val="24"/>
         </w:rPr>
         <w:t xml:space="preserve"> (Accessed: </w:t>
       </w:r>
       <w:r>
         <w:rPr>
           <w:color w:val="000000" w:themeColor="text1"/>
+          <w:sz w:val="24"/>
+          <w:szCs w:val="24"/>
         </w:rPr>
         <w:t>10</w:t>
       </w:r>
       <w:r>
         <w:rPr>
           <w:color w:val="000000" w:themeColor="text1"/>
+          <w:sz w:val="24"/>
+          <w:szCs w:val="24"/>
         </w:rPr>
         <w:t xml:space="preserve"> October 2026).</w:t>
       </w:r>
@@ -12169,11 +12251,15 @@
       <w:pPr>
         <w:rPr>
           <w:color w:val="000000" w:themeColor="text1"/>
+          <w:sz w:val="24"/>
+          <w:szCs w:val="24"/>
         </w:rPr>
       </w:pPr>
       <w:r>
         <w:rPr>
           <w:color w:val="000000" w:themeColor="text1"/>
+          <w:sz w:val="24"/>
+          <w:szCs w:val="24"/>
         </w:rPr>
         <w:t xml:space="preserve">Vemula, Shashidar. (2026) </w:t>
       </w:r>
@@ -12182,12 +12268,16 @@
           <w:i/>
           <w:iCs/>
           <w:color w:val="000000" w:themeColor="text1"/>
+          <w:sz w:val="24"/>
+          <w:szCs w:val="24"/>
         </w:rPr>
         <w:t>Predicting Retail Supply Chain Disruptions Using Graph-Based Machine Learning Models</w:t>
       </w:r>
       <w:r>
         <w:rPr>
           <w:color w:val="000000" w:themeColor="text1"/>
+          <w:sz w:val="24"/>
+          <w:szCs w:val="24"/>
         </w:rPr>
         <w:t xml:space="preserve">. MSc project. National College of Ireland. Available at: </w:t>
       </w:r>
@@ -12196,6 +12286,8 @@
           <w:rPr>
             <w:rStyle w:val="Hyperlink"/>
             <w:color w:val="000000" w:themeColor="text1"/>
+            <w:sz w:val="24"/>
+            <w:szCs w:val="24"/>
             <w:u w:val="none"/>
           </w:rPr>
           <w:t>https://norma.ncirl.ie/9924/1/shashidarvemula.pdf </w:t>
@@ -12204,38 +12296,34 @@
       <w:r>
         <w:rPr>
           <w:color w:val="000000" w:themeColor="text1"/>
-        </w:rPr>
-        <w:t xml:space="preserve"> (Accessed: </w:t>
-      </w:r>
-      <w:r>
-        <w:rPr>
-          <w:color w:val="000000" w:themeColor="text1"/>
-        </w:rPr>
-        <w:t>2</w:t>
-      </w:r>
-      <w:r>
-        <w:rPr>
-          <w:color w:val="000000" w:themeColor="text1"/>
+          <w:sz w:val="24"/>
+          <w:szCs w:val="24"/>
+        </w:rPr>
+        <w:t xml:space="preserve"> (Accessed: 2</w:t>
+      </w:r>
+      <w:r>
+        <w:rPr>
+          <w:color w:val="000000" w:themeColor="text1"/>
+          <w:sz w:val="24"/>
+          <w:szCs w:val="24"/>
         </w:rPr>
         <w:t xml:space="preserve">9 </w:t>
       </w:r>
       <w:r>
         <w:rPr>
           <w:color w:val="000000" w:themeColor="text1"/>
-        </w:rPr>
-        <w:t>September</w:t>
-      </w:r>
-      <w:r>
-        <w:rPr>
-          <w:color w:val="000000" w:themeColor="text1"/>
-        </w:rPr>
-        <w:t xml:space="preserve"> 2026).</w:t>
+          <w:sz w:val="24"/>
+          <w:szCs w:val="24"/>
+        </w:rPr>
+        <w:t>September 2026).</w:t>
       </w:r>
     </w:p>
     <w:p>
       <w:pPr>
         <w:rPr>
           <w:color w:val="000000" w:themeColor="text1"/>
+          <w:sz w:val="24"/>
+          <w:szCs w:val="24"/>
         </w:rPr>
       </w:pPr>
     </w:p>
@@ -12261,7 +12349,6 @@
         <w:pStyle w:val="Heading1"/>
       </w:pPr>
       <w:r>
-        <w:lastRenderedPageBreak/>
         <w:t>Appendix</w:t>
       </w:r>
       <w:bookmarkEnd w:id="11"/>
@@ -12271,7 +12358,7 @@
       <w:pPr>
         <w:rPr>
           <w:rFonts w:asciiTheme="minorHAnsi" w:eastAsia="system-ui" w:hAnsiTheme="minorHAnsi" w:cs="system-ui"/>
-          <w:color w:val="0C274A"/>
+          <w:color w:val="000000" w:themeColor="text1"/>
           <w:sz w:val="24"/>
           <w:szCs w:val="24"/>
         </w:rPr>
@@ -12279,7 +12366,7 @@
       <w:r>
         <w:rPr>
           <w:rFonts w:asciiTheme="minorHAnsi" w:eastAsia="system-ui" w:hAnsiTheme="minorHAnsi" w:cs="system-ui"/>
-          <w:color w:val="0C274A"/>
+          <w:color w:val="000000" w:themeColor="text1"/>
           <w:sz w:val="24"/>
           <w:szCs w:val="24"/>
         </w:rPr>
@@ -12288,7 +12375,7 @@
       <w:r>
         <w:rPr>
           <w:rFonts w:asciiTheme="minorHAnsi" w:hAnsiTheme="minorHAnsi" w:cs="Times New Roman"/>
-          <w:color w:val="000000"/>
+          <w:color w:val="000000" w:themeColor="text1"/>
           <w:sz w:val="24"/>
           <w:szCs w:val="24"/>
         </w:rPr>
@@ -12297,7 +12384,7 @@
       <w:r>
         <w:rPr>
           <w:rFonts w:asciiTheme="minorHAnsi" w:eastAsia="system-ui" w:hAnsiTheme="minorHAnsi" w:cs="system-ui"/>
-          <w:color w:val="0C274A"/>
+          <w:color w:val="000000" w:themeColor="text1"/>
           <w:sz w:val="24"/>
           <w:szCs w:val="24"/>
         </w:rPr>
@@ -12306,7 +12393,7 @@
       <w:r>
         <w:rPr>
           <w:rFonts w:asciiTheme="minorHAnsi" w:eastAsia="system-ui" w:hAnsiTheme="minorHAnsi" w:cs="system-ui"/>
-          <w:color w:val="0C274A"/>
+          <w:color w:val="000000" w:themeColor="text1"/>
           <w:sz w:val="24"/>
           <w:szCs w:val="24"/>
         </w:rPr>
@@ -12315,7 +12402,7 @@
       <w:r>
         <w:rPr>
           <w:rFonts w:asciiTheme="minorHAnsi" w:eastAsia="system-ui" w:hAnsiTheme="minorHAnsi" w:cs="system-ui"/>
-          <w:color w:val="0C274A"/>
+          <w:color w:val="000000" w:themeColor="text1"/>
           <w:sz w:val="24"/>
           <w:szCs w:val="24"/>
         </w:rPr>
@@ -12324,7 +12411,7 @@
       <w:r>
         <w:rPr>
           <w:rFonts w:asciiTheme="minorHAnsi" w:eastAsia="system-ui" w:hAnsiTheme="minorHAnsi" w:cs="system-ui"/>
-          <w:color w:val="0C274A"/>
+          <w:color w:val="000000" w:themeColor="text1"/>
           <w:sz w:val="24"/>
           <w:szCs w:val="24"/>
         </w:rPr>
@@ -12333,7 +12420,7 @@
       <w:r>
         <w:rPr>
           <w:rFonts w:asciiTheme="minorHAnsi" w:eastAsia="system-ui" w:hAnsiTheme="minorHAnsi" w:cs="system-ui"/>
-          <w:color w:val="0C274A"/>
+          <w:color w:val="000000" w:themeColor="text1"/>
           <w:sz w:val="24"/>
           <w:szCs w:val="24"/>
         </w:rPr>
@@ -12342,7 +12429,7 @@
       <w:r>
         <w:rPr>
           <w:rFonts w:asciiTheme="minorHAnsi" w:eastAsia="system-ui" w:hAnsiTheme="minorHAnsi" w:cs="system-ui"/>
-          <w:color w:val="0C274A"/>
+          <w:color w:val="000000" w:themeColor="text1"/>
           <w:sz w:val="24"/>
           <w:szCs w:val="24"/>
         </w:rPr>
@@ -12351,7 +12438,7 @@
       <w:r>
         <w:rPr>
           <w:rFonts w:asciiTheme="minorHAnsi" w:eastAsia="system-ui" w:hAnsiTheme="minorHAnsi" w:cs="system-ui"/>
-          <w:color w:val="0C274A"/>
+          <w:color w:val="000000" w:themeColor="text1"/>
           <w:sz w:val="24"/>
           <w:szCs w:val="24"/>
         </w:rPr>
@@ -12360,7 +12447,7 @@
       <w:r>
         <w:rPr>
           <w:rFonts w:asciiTheme="minorHAnsi" w:eastAsia="system-ui" w:hAnsiTheme="minorHAnsi" w:cs="system-ui"/>
-          <w:color w:val="0C274A"/>
+          <w:color w:val="000000" w:themeColor="text1"/>
           <w:sz w:val="24"/>
           <w:szCs w:val="24"/>
         </w:rPr>
@@ -12371,7 +12458,7 @@
       <w:pPr>
         <w:rPr>
           <w:rFonts w:asciiTheme="minorHAnsi" w:eastAsia="system-ui" w:hAnsiTheme="minorHAnsi" w:cs="system-ui"/>
-          <w:color w:val="0C274A"/>
+          <w:color w:val="000000" w:themeColor="text1"/>
           <w:sz w:val="24"/>
           <w:szCs w:val="24"/>
         </w:rPr>
@@ -12379,7 +12466,7 @@
       <w:r>
         <w:rPr>
           <w:rFonts w:asciiTheme="minorHAnsi" w:eastAsia="system-ui" w:hAnsiTheme="minorHAnsi" w:cs="system-ui"/>
-          <w:color w:val="0C274A"/>
+          <w:color w:val="000000" w:themeColor="text1"/>
           <w:sz w:val="24"/>
           <w:szCs w:val="24"/>
         </w:rPr>
@@ -12388,7 +12475,7 @@
       <w:r>
         <w:rPr>
           <w:rFonts w:asciiTheme="minorHAnsi" w:eastAsia="system-ui" w:hAnsiTheme="minorHAnsi" w:cs="system-ui"/>
-          <w:color w:val="0C274A"/>
+          <w:color w:val="000000" w:themeColor="text1"/>
           <w:sz w:val="24"/>
           <w:szCs w:val="24"/>
         </w:rPr>
@@ -12397,7 +12484,7 @@
       <w:r>
         <w:rPr>
           <w:rFonts w:asciiTheme="minorHAnsi" w:eastAsia="system-ui" w:hAnsiTheme="minorHAnsi" w:cs="system-ui"/>
-          <w:color w:val="0C274A"/>
+          <w:color w:val="000000" w:themeColor="text1"/>
           <w:sz w:val="24"/>
           <w:szCs w:val="24"/>
         </w:rPr>
@@ -12406,16 +12493,25 @@
       <w:r>
         <w:rPr>
           <w:rFonts w:asciiTheme="minorHAnsi" w:eastAsia="system-ui" w:hAnsiTheme="minorHAnsi" w:cs="system-ui"/>
-          <w:color w:val="0C274A"/>
-          <w:sz w:val="24"/>
-          <w:szCs w:val="24"/>
-        </w:rPr>
-        <w:t xml:space="preserve">‘Is “Predicting the Consumer Impact of Supply Chain Disruptions” </w:t>
+          <w:color w:val="000000" w:themeColor="text1"/>
+          <w:sz w:val="24"/>
+          <w:szCs w:val="24"/>
+        </w:rPr>
+        <w:t xml:space="preserve">And about the </w:t>
       </w:r>
       <w:r>
         <w:rPr>
           <w:rFonts w:asciiTheme="minorHAnsi" w:eastAsia="system-ui" w:hAnsiTheme="minorHAnsi" w:cs="system-ui"/>
-          <w:color w:val="0C274A"/>
+          <w:color w:val="000000" w:themeColor="text1"/>
+          <w:sz w:val="24"/>
+          <w:szCs w:val="24"/>
+        </w:rPr>
+        <w:t xml:space="preserve">“Predicting the Consumer Impact of Supply Chain Disruptions” </w:t>
+      </w:r>
+      <w:r>
+        <w:rPr>
+          <w:rFonts w:asciiTheme="minorHAnsi" w:eastAsia="system-ui" w:hAnsiTheme="minorHAnsi" w:cs="system-ui"/>
+          <w:color w:val="000000" w:themeColor="text1"/>
           <w:sz w:val="24"/>
           <w:szCs w:val="24"/>
         </w:rPr>
@@ -12424,7 +12520,7 @@
       <w:r>
         <w:rPr>
           <w:rFonts w:asciiTheme="minorHAnsi" w:eastAsia="system-ui" w:hAnsiTheme="minorHAnsi" w:cs="system-ui"/>
-          <w:color w:val="0C274A"/>
+          <w:color w:val="000000" w:themeColor="text1"/>
           <w:sz w:val="24"/>
           <w:szCs w:val="24"/>
         </w:rPr>
@@ -12433,7 +12529,7 @@
       <w:r>
         <w:rPr>
           <w:rFonts w:asciiTheme="minorHAnsi" w:eastAsia="system-ui" w:hAnsiTheme="minorHAnsi" w:cs="system-ui"/>
-          <w:color w:val="0C274A"/>
+          <w:color w:val="000000" w:themeColor="text1"/>
           <w:sz w:val="24"/>
           <w:szCs w:val="24"/>
         </w:rPr>
@@ -12442,7 +12538,7 @@
       <w:r>
         <w:rPr>
           <w:rFonts w:asciiTheme="minorHAnsi" w:eastAsia="system-ui" w:hAnsiTheme="minorHAnsi" w:cs="system-ui"/>
-          <w:color w:val="0C274A"/>
+          <w:color w:val="000000" w:themeColor="text1"/>
           <w:sz w:val="24"/>
           <w:szCs w:val="24"/>
         </w:rPr>
@@ -12453,7 +12549,7 @@
       <w:pPr>
         <w:rPr>
           <w:rFonts w:asciiTheme="minorHAnsi" w:eastAsia="system-ui" w:hAnsiTheme="minorHAnsi" w:cs="system-ui"/>
-          <w:color w:val="0C274A"/>
+          <w:color w:val="000000" w:themeColor="text1"/>
           <w:sz w:val="24"/>
           <w:szCs w:val="24"/>
         </w:rPr>
@@ -12461,7 +12557,7 @@
       <w:r>
         <w:rPr>
           <w:rFonts w:asciiTheme="minorHAnsi" w:eastAsia="system-ui" w:hAnsiTheme="minorHAnsi" w:cs="system-ui"/>
-          <w:color w:val="0C274A"/>
+          <w:color w:val="000000" w:themeColor="text1"/>
           <w:sz w:val="24"/>
           <w:szCs w:val="24"/>
         </w:rPr>
@@ -12470,7 +12566,7 @@
       <w:r>
         <w:rPr>
           <w:rFonts w:asciiTheme="minorHAnsi" w:eastAsia="system-ui" w:hAnsiTheme="minorHAnsi" w:cs="system-ui"/>
-          <w:color w:val="0C274A"/>
+          <w:color w:val="000000" w:themeColor="text1"/>
           <w:sz w:val="24"/>
           <w:szCs w:val="24"/>
         </w:rPr>
@@ -12479,7 +12575,7 @@
       <w:r>
         <w:rPr>
           <w:rFonts w:asciiTheme="minorHAnsi" w:eastAsia="system-ui" w:hAnsiTheme="minorHAnsi" w:cs="system-ui"/>
-          <w:color w:val="0C274A"/>
+          <w:color w:val="000000" w:themeColor="text1"/>
           <w:sz w:val="24"/>
           <w:szCs w:val="24"/>
         </w:rPr>
@@ -12488,7 +12584,7 @@
       <w:r>
         <w:rPr>
           <w:rFonts w:asciiTheme="minorHAnsi" w:eastAsia="system-ui" w:hAnsiTheme="minorHAnsi" w:cs="system-ui"/>
-          <w:color w:val="0C274A"/>
+          <w:color w:val="000000" w:themeColor="text1"/>
           <w:sz w:val="24"/>
           <w:szCs w:val="24"/>
         </w:rPr>
@@ -12499,7 +12595,7 @@
       <w:pPr>
         <w:rPr>
           <w:rFonts w:asciiTheme="minorHAnsi" w:eastAsia="system-ui" w:hAnsiTheme="minorHAnsi" w:cs="system-ui"/>
-          <w:color w:val="0C274A"/>
+          <w:color w:val="000000" w:themeColor="text1"/>
           <w:sz w:val="24"/>
           <w:szCs w:val="24"/>
         </w:rPr>
@@ -12507,7 +12603,7 @@
       <w:r>
         <w:rPr>
           <w:rFonts w:asciiTheme="minorHAnsi" w:eastAsia="system-ui" w:hAnsiTheme="minorHAnsi" w:cs="system-ui"/>
-          <w:color w:val="0C274A"/>
+          <w:color w:val="000000" w:themeColor="text1"/>
           <w:sz w:val="24"/>
           <w:szCs w:val="24"/>
         </w:rPr>
@@ -12516,7 +12612,7 @@
       <w:r>
         <w:rPr>
           <w:rFonts w:asciiTheme="minorHAnsi" w:eastAsia="system-ui" w:hAnsiTheme="minorHAnsi" w:cs="system-ui"/>
-          <w:color w:val="0C274A"/>
+          <w:color w:val="000000" w:themeColor="text1"/>
           <w:sz w:val="24"/>
           <w:szCs w:val="24"/>
         </w:rPr>
@@ -12525,7 +12621,7 @@
       <w:r>
         <w:rPr>
           <w:rFonts w:asciiTheme="minorHAnsi" w:eastAsia="system-ui" w:hAnsiTheme="minorHAnsi" w:cs="system-ui"/>
-          <w:color w:val="0C274A"/>
+          <w:color w:val="000000" w:themeColor="text1"/>
           <w:sz w:val="24"/>
           <w:szCs w:val="24"/>
         </w:rPr>
@@ -12534,7 +12630,7 @@
       <w:r>
         <w:rPr>
           <w:rFonts w:asciiTheme="minorHAnsi" w:eastAsia="system-ui" w:hAnsiTheme="minorHAnsi" w:cs="system-ui"/>
-          <w:color w:val="0C274A"/>
+          <w:color w:val="000000" w:themeColor="text1"/>
           <w:sz w:val="24"/>
           <w:szCs w:val="24"/>
         </w:rPr>
@@ -12543,6 +12639,7 @@
       <w:r>
         <w:rPr>
           <w:rFonts w:asciiTheme="minorHAnsi" w:eastAsia="Times New Roman" w:hAnsiTheme="minorHAnsi" w:cs="Times New Roman"/>
+          <w:color w:val="000000" w:themeColor="text1"/>
           <w:sz w:val="24"/>
           <w:szCs w:val="24"/>
           <w:lang w:eastAsia="zh-CN"/>
@@ -12552,7 +12649,7 @@
       <w:r>
         <w:rPr>
           <w:rFonts w:asciiTheme="minorHAnsi" w:eastAsia="system-ui" w:hAnsiTheme="minorHAnsi" w:cs="system-ui"/>
-          <w:color w:val="0C274A"/>
+          <w:color w:val="000000" w:themeColor="text1"/>
           <w:sz w:val="24"/>
           <w:szCs w:val="24"/>
         </w:rPr>
@@ -12561,7 +12658,7 @@
       <w:r>
         <w:rPr>
           <w:rFonts w:asciiTheme="minorHAnsi" w:eastAsia="system-ui" w:hAnsiTheme="minorHAnsi" w:cs="system-ui"/>
-          <w:color w:val="0C274A"/>
+          <w:color w:val="000000" w:themeColor="text1"/>
           <w:sz w:val="24"/>
           <w:szCs w:val="24"/>
         </w:rPr>
@@ -12572,7 +12669,7 @@
       <w:pPr>
         <w:rPr>
           <w:rFonts w:asciiTheme="minorHAnsi" w:eastAsia="system-ui" w:hAnsiTheme="minorHAnsi" w:cs="system-ui"/>
-          <w:color w:val="0C274A"/>
+          <w:color w:val="000000" w:themeColor="text1"/>
           <w:sz w:val="24"/>
           <w:szCs w:val="24"/>
         </w:rPr>
@@ -12580,72 +12677,36 @@
       <w:r>
         <w:rPr>
           <w:rFonts w:asciiTheme="minorHAnsi" w:eastAsia="system-ui" w:hAnsiTheme="minorHAnsi" w:cs="system-ui"/>
-          <w:color w:val="0C274A"/>
-          <w:sz w:val="24"/>
-          <w:szCs w:val="24"/>
-        </w:rPr>
-        <w:t>Anthropic</w:t>
+          <w:color w:val="000000" w:themeColor="text1"/>
+          <w:sz w:val="24"/>
+          <w:szCs w:val="24"/>
+        </w:rPr>
+        <w:t>OpenAI (2026) ChatGPT</w:t>
       </w:r>
       <w:r>
         <w:rPr>
           <w:rFonts w:asciiTheme="minorHAnsi" w:eastAsia="system-ui" w:hAnsiTheme="minorHAnsi" w:cs="system-ui"/>
-          <w:color w:val="0C274A"/>
-          <w:sz w:val="24"/>
-          <w:szCs w:val="24"/>
-        </w:rPr>
-        <w:t xml:space="preserve"> </w:t>
+          <w:color w:val="000000" w:themeColor="text1"/>
+          <w:sz w:val="24"/>
+          <w:szCs w:val="24"/>
+        </w:rPr>
+        <w:t xml:space="preserve">. Artificial intelligence model. (Accessed 05 October). </w:t>
       </w:r>
       <w:r>
         <w:rPr>
           <w:rFonts w:asciiTheme="minorHAnsi" w:eastAsia="system-ui" w:hAnsiTheme="minorHAnsi" w:cs="system-ui"/>
-          <w:color w:val="0C274A"/>
-          <w:sz w:val="24"/>
-          <w:szCs w:val="24"/>
-        </w:rPr>
-        <w:t xml:space="preserve">(2026) </w:t>
-      </w:r>
-      <w:r>
-        <w:rPr>
-          <w:rFonts w:asciiTheme="minorHAnsi" w:eastAsia="system-ui" w:hAnsiTheme="minorHAnsi" w:cs="system-ui"/>
-          <w:color w:val="0C274A"/>
-          <w:sz w:val="24"/>
-          <w:szCs w:val="24"/>
-        </w:rPr>
-        <w:t>Claude</w:t>
-      </w:r>
-      <w:r>
-        <w:rPr>
-          <w:rFonts w:asciiTheme="minorHAnsi" w:eastAsia="system-ui" w:hAnsiTheme="minorHAnsi" w:cs="system-ui"/>
-          <w:color w:val="0C274A"/>
-          <w:sz w:val="24"/>
-          <w:szCs w:val="24"/>
-        </w:rPr>
-        <w:t>. Artificial intelligence model. (Accessed: 30 September 2026).</w:t>
-      </w:r>
-      <w:r>
-        <w:rPr>
-          <w:rFonts w:asciiTheme="minorHAnsi" w:eastAsia="Times New Roman" w:hAnsiTheme="minorHAnsi" w:cs="Times New Roman"/>
-          <w:sz w:val="24"/>
-          <w:szCs w:val="24"/>
-          <w:lang w:eastAsia="zh-CN"/>
-        </w:rPr>
-        <w:t xml:space="preserve"> </w:t>
-      </w:r>
-      <w:r>
-        <w:rPr>
-          <w:rFonts w:asciiTheme="minorHAnsi" w:eastAsia="system-ui" w:hAnsiTheme="minorHAnsi" w:cs="system-ui"/>
-          <w:color w:val="0C274A"/>
-          <w:sz w:val="24"/>
-          <w:szCs w:val="24"/>
-        </w:rPr>
-        <w:t>Do I need to download all the available datasets for my project, or should I focus on a smaller number of relevant datasets</w:t>
+          <w:color w:val="000000" w:themeColor="text1"/>
+          <w:sz w:val="24"/>
+          <w:szCs w:val="24"/>
+        </w:rPr>
+        <w:t>Recommend suitable data analysis techniques and machine learning models for predicting supply chain delays, considering my experience level in Python and the availability of public datasets.</w:t>
       </w:r>
     </w:p>
     <w:p>
       <w:pPr>
         <w:rPr>
           <w:rFonts w:asciiTheme="minorHAnsi" w:eastAsia="system-ui" w:hAnsiTheme="minorHAnsi" w:cs="system-ui"/>
-          <w:color w:val="0C274A"/>
+          <w:color w:val="000000" w:themeColor="text1"/>
           <w:sz w:val="24"/>
           <w:szCs w:val="24"/>
         </w:rPr>
@@ -12653,16 +12714,25 @@
       <w:r>
         <w:rPr>
           <w:rFonts w:asciiTheme="minorHAnsi" w:eastAsia="system-ui" w:hAnsiTheme="minorHAnsi" w:cs="system-ui"/>
-          <w:color w:val="0C274A"/>
-          <w:sz w:val="24"/>
-          <w:szCs w:val="24"/>
-        </w:rPr>
-        <w:t xml:space="preserve">Anthropic </w:t>
+          <w:color w:val="000000" w:themeColor="text1"/>
+          <w:sz w:val="24"/>
+          <w:szCs w:val="24"/>
+        </w:rPr>
+        <w:t>Anthropic</w:t>
       </w:r>
       <w:r>
         <w:rPr>
           <w:rFonts w:asciiTheme="minorHAnsi" w:eastAsia="system-ui" w:hAnsiTheme="minorHAnsi" w:cs="system-ui"/>
-          <w:color w:val="0C274A"/>
+          <w:color w:val="000000" w:themeColor="text1"/>
+          <w:sz w:val="24"/>
+          <w:szCs w:val="24"/>
+        </w:rPr>
+        <w:t xml:space="preserve"> </w:t>
+      </w:r>
+      <w:r>
+        <w:rPr>
+          <w:rFonts w:asciiTheme="minorHAnsi" w:eastAsia="system-ui" w:hAnsiTheme="minorHAnsi" w:cs="system-ui"/>
+          <w:color w:val="000000" w:themeColor="text1"/>
           <w:sz w:val="24"/>
           <w:szCs w:val="24"/>
         </w:rPr>
@@ -12671,45 +12741,36 @@
       <w:r>
         <w:rPr>
           <w:rFonts w:asciiTheme="minorHAnsi" w:eastAsia="system-ui" w:hAnsiTheme="minorHAnsi" w:cs="system-ui"/>
-          <w:color w:val="0C274A"/>
-          <w:sz w:val="24"/>
-          <w:szCs w:val="24"/>
-        </w:rPr>
-        <w:t>Claude</w:t>
+          <w:color w:val="000000" w:themeColor="text1"/>
+          <w:sz w:val="24"/>
+          <w:szCs w:val="24"/>
+        </w:rPr>
+        <w:t>Claude. Artificial intelligence model. (Accessed: 07 Octuber2026)</w:t>
       </w:r>
       <w:r>
         <w:rPr>
           <w:rFonts w:asciiTheme="minorHAnsi" w:eastAsia="system-ui" w:hAnsiTheme="minorHAnsi" w:cs="system-ui"/>
-          <w:color w:val="0C274A"/>
-          <w:sz w:val="24"/>
-          <w:szCs w:val="24"/>
-        </w:rPr>
-        <w:t>. Artificial intelligence model. (Accessed: 30 September 2026).</w:t>
-      </w:r>
-      <w:r>
-        <w:rPr>
-          <w:rFonts w:asciiTheme="minorHAnsi" w:eastAsia="Times New Roman" w:hAnsiTheme="minorHAnsi" w:cs="Times New Roman"/>
-          <w:sz w:val="24"/>
-          <w:szCs w:val="24"/>
-          <w:lang w:eastAsia="zh-CN"/>
-        </w:rPr>
-        <w:t xml:space="preserve"> </w:t>
+          <w:color w:val="000000" w:themeColor="text1"/>
+          <w:sz w:val="24"/>
+          <w:szCs w:val="24"/>
+        </w:rPr>
+        <w:t xml:space="preserve">. </w:t>
       </w:r>
       <w:r>
         <w:rPr>
           <w:rFonts w:asciiTheme="minorHAnsi" w:eastAsia="system-ui" w:hAnsiTheme="minorHAnsi" w:cs="system-ui"/>
-          <w:color w:val="0C274A"/>
-          <w:sz w:val="24"/>
-          <w:szCs w:val="24"/>
-        </w:rPr>
-        <w:t>Do I need transport data if my research focuses on demonstrating the impact of transport-related supply chain disruptions on consumers?</w:t>
+          <w:color w:val="000000" w:themeColor="text1"/>
+          <w:sz w:val="24"/>
+          <w:szCs w:val="24"/>
+        </w:rPr>
+        <w:t>Identify potential limitations of my research on logistics bottlenecks and supply chain delays, including data availability, model accuracy and the challenges of making predictions</w:t>
       </w:r>
     </w:p>
     <w:p>
       <w:pPr>
         <w:rPr>
           <w:rFonts w:asciiTheme="minorHAnsi" w:eastAsia="system-ui" w:hAnsiTheme="minorHAnsi" w:cs="system-ui"/>
-          <w:color w:val="0C274A"/>
+          <w:color w:val="000000" w:themeColor="text1"/>
           <w:sz w:val="24"/>
           <w:szCs w:val="24"/>
         </w:rPr>
@@ -12717,72 +12778,63 @@
       <w:r>
         <w:rPr>
           <w:rFonts w:asciiTheme="minorHAnsi" w:eastAsia="system-ui" w:hAnsiTheme="minorHAnsi" w:cs="system-ui"/>
-          <w:color w:val="0C274A"/>
-          <w:sz w:val="24"/>
-          <w:szCs w:val="24"/>
-        </w:rPr>
-        <w:t>OpenAI (2026) ChatGPT</w:t>
+          <w:color w:val="000000" w:themeColor="text1"/>
+          <w:sz w:val="24"/>
+          <w:szCs w:val="24"/>
+        </w:rPr>
+        <w:t>Anthropic</w:t>
       </w:r>
       <w:r>
         <w:rPr>
           <w:rFonts w:asciiTheme="minorHAnsi" w:eastAsia="system-ui" w:hAnsiTheme="minorHAnsi" w:cs="system-ui"/>
-          <w:color w:val="0C274A"/>
-          <w:sz w:val="24"/>
-          <w:szCs w:val="24"/>
-        </w:rPr>
-        <w:t>.</w:t>
+          <w:color w:val="000000" w:themeColor="text1"/>
+          <w:sz w:val="24"/>
+          <w:szCs w:val="24"/>
+        </w:rPr>
+        <w:t xml:space="preserve"> </w:t>
       </w:r>
       <w:r>
         <w:rPr>
           <w:rFonts w:asciiTheme="minorHAnsi" w:eastAsia="system-ui" w:hAnsiTheme="minorHAnsi" w:cs="system-ui"/>
-          <w:color w:val="0C274A"/>
-          <w:sz w:val="24"/>
-          <w:szCs w:val="24"/>
-        </w:rPr>
-        <w:t xml:space="preserve"> (Accessed: </w:t>
+          <w:color w:val="000000" w:themeColor="text1"/>
+          <w:sz w:val="24"/>
+          <w:szCs w:val="24"/>
+        </w:rPr>
+        <w:t xml:space="preserve">(2026) </w:t>
       </w:r>
       <w:r>
         <w:rPr>
           <w:rFonts w:asciiTheme="minorHAnsi" w:eastAsia="system-ui" w:hAnsiTheme="minorHAnsi" w:cs="system-ui"/>
-          <w:color w:val="0C274A"/>
-          <w:sz w:val="24"/>
-          <w:szCs w:val="24"/>
-        </w:rPr>
-        <w:t>12 October</w:t>
+          <w:color w:val="000000" w:themeColor="text1"/>
+          <w:sz w:val="24"/>
+          <w:szCs w:val="24"/>
+        </w:rPr>
+        <w:t xml:space="preserve">Claude. Artificial intelligence model. (Accessed: </w:t>
       </w:r>
       <w:r>
         <w:rPr>
           <w:rFonts w:asciiTheme="minorHAnsi" w:eastAsia="system-ui" w:hAnsiTheme="minorHAnsi" w:cs="system-ui"/>
-          <w:color w:val="0C274A"/>
-          <w:sz w:val="24"/>
-          <w:szCs w:val="24"/>
-        </w:rPr>
-        <w:t xml:space="preserve"> 2026</w:t>
+          <w:color w:val="000000" w:themeColor="text1"/>
+          <w:sz w:val="24"/>
+          <w:szCs w:val="24"/>
+        </w:rPr>
+        <w:t>07 Octuber</w:t>
       </w:r>
       <w:r>
         <w:rPr>
           <w:rFonts w:asciiTheme="minorHAnsi" w:eastAsia="system-ui" w:hAnsiTheme="minorHAnsi" w:cs="system-ui"/>
-          <w:color w:val="0C274A"/>
-          <w:sz w:val="24"/>
-          <w:szCs w:val="24"/>
-        </w:rPr>
-        <w:t>)</w:t>
-      </w:r>
-      <w:r>
-        <w:rPr>
-          <w:rFonts w:asciiTheme="minorHAnsi" w:eastAsia="system-ui" w:hAnsiTheme="minorHAnsi" w:cs="system-ui"/>
-          <w:color w:val="0C274A"/>
-          <w:sz w:val="24"/>
-          <w:szCs w:val="24"/>
-        </w:rPr>
-        <w:t xml:space="preserve"> ‘How should I structure the methodology for my research project, and can published studies and academic articles be included in the methodology?</w:t>
+          <w:color w:val="000000" w:themeColor="text1"/>
+          <w:sz w:val="24"/>
+          <w:szCs w:val="24"/>
+        </w:rPr>
+        <w:t>2026) What are the most reliable data sources for researching the consumer price impact of supply chain disruptions in Ireland?</w:t>
       </w:r>
     </w:p>
     <w:p>
       <w:pPr>
         <w:rPr>
           <w:rFonts w:asciiTheme="minorHAnsi" w:eastAsia="system-ui" w:hAnsiTheme="minorHAnsi" w:cs="system-ui"/>
-          <w:color w:val="0C274A"/>
+          <w:color w:val="000000" w:themeColor="text1"/>
           <w:sz w:val="24"/>
           <w:szCs w:val="24"/>
         </w:rPr>
@@ -12790,10 +12842,194 @@
       <w:r>
         <w:rPr>
           <w:rFonts w:asciiTheme="minorHAnsi" w:eastAsia="system-ui" w:hAnsiTheme="minorHAnsi" w:cs="system-ui"/>
-          <w:color w:val="0C274A"/>
-          <w:sz w:val="24"/>
-          <w:szCs w:val="24"/>
-        </w:rPr>
+          <w:color w:val="000000" w:themeColor="text1"/>
+          <w:sz w:val="24"/>
+          <w:szCs w:val="24"/>
+        </w:rPr>
+        <w:t>Anthropic</w:t>
+      </w:r>
+      <w:r>
+        <w:rPr>
+          <w:rFonts w:asciiTheme="minorHAnsi" w:eastAsia="system-ui" w:hAnsiTheme="minorHAnsi" w:cs="system-ui"/>
+          <w:color w:val="000000" w:themeColor="text1"/>
+          <w:sz w:val="24"/>
+          <w:szCs w:val="24"/>
+        </w:rPr>
+        <w:t xml:space="preserve"> </w:t>
+      </w:r>
+      <w:r>
+        <w:rPr>
+          <w:rFonts w:asciiTheme="minorHAnsi" w:eastAsia="system-ui" w:hAnsiTheme="minorHAnsi" w:cs="system-ui"/>
+          <w:color w:val="000000" w:themeColor="text1"/>
+          <w:sz w:val="24"/>
+          <w:szCs w:val="24"/>
+        </w:rPr>
+        <w:t xml:space="preserve">(2026) </w:t>
+      </w:r>
+      <w:r>
+        <w:rPr>
+          <w:rFonts w:asciiTheme="minorHAnsi" w:eastAsia="system-ui" w:hAnsiTheme="minorHAnsi" w:cs="system-ui"/>
+          <w:color w:val="000000" w:themeColor="text1"/>
+          <w:sz w:val="24"/>
+          <w:szCs w:val="24"/>
+        </w:rPr>
+        <w:t>Claude</w:t>
+      </w:r>
+      <w:r>
+        <w:rPr>
+          <w:rFonts w:asciiTheme="minorHAnsi" w:eastAsia="system-ui" w:hAnsiTheme="minorHAnsi" w:cs="system-ui"/>
+          <w:color w:val="000000" w:themeColor="text1"/>
+          <w:sz w:val="24"/>
+          <w:szCs w:val="24"/>
+        </w:rPr>
+        <w:t xml:space="preserve">. Artificial intelligence model. (Accessed: </w:t>
+      </w:r>
+      <w:r>
+        <w:rPr>
+          <w:rFonts w:asciiTheme="minorHAnsi" w:eastAsia="system-ui" w:hAnsiTheme="minorHAnsi" w:cs="system-ui"/>
+          <w:color w:val="000000" w:themeColor="text1"/>
+          <w:sz w:val="24"/>
+          <w:szCs w:val="24"/>
+        </w:rPr>
+        <w:t xml:space="preserve">07 </w:t>
+      </w:r>
+      <w:r>
+        <w:rPr>
+          <w:rFonts w:asciiTheme="minorHAnsi" w:eastAsia="system-ui" w:hAnsiTheme="minorHAnsi" w:cs="system-ui"/>
+          <w:color w:val="000000" w:themeColor="text1"/>
+          <w:sz w:val="24"/>
+          <w:szCs w:val="24"/>
+        </w:rPr>
+        <w:t>October</w:t>
+      </w:r>
+      <w:r>
+        <w:rPr>
+          <w:rFonts w:asciiTheme="minorHAnsi" w:eastAsia="system-ui" w:hAnsiTheme="minorHAnsi" w:cs="system-ui"/>
+          <w:color w:val="000000" w:themeColor="text1"/>
+          <w:sz w:val="24"/>
+          <w:szCs w:val="24"/>
+        </w:rPr>
+        <w:t xml:space="preserve"> 2026).</w:t>
+      </w:r>
+      <w:r>
+        <w:rPr>
+          <w:rFonts w:asciiTheme="minorHAnsi" w:eastAsia="Times New Roman" w:hAnsiTheme="minorHAnsi" w:cs="Times New Roman"/>
+          <w:color w:val="000000" w:themeColor="text1"/>
+          <w:sz w:val="24"/>
+          <w:szCs w:val="24"/>
+          <w:lang w:eastAsia="zh-CN"/>
+        </w:rPr>
+        <w:t xml:space="preserve"> </w:t>
+      </w:r>
+      <w:r>
+        <w:rPr>
+          <w:rFonts w:asciiTheme="minorHAnsi" w:eastAsia="system-ui" w:hAnsiTheme="minorHAnsi" w:cs="system-ui"/>
+          <w:color w:val="000000" w:themeColor="text1"/>
+          <w:sz w:val="24"/>
+          <w:szCs w:val="24"/>
+        </w:rPr>
+        <w:t>Do I need to download all the available datasets for my project, or should I focus on a smaller number of relevant datasets</w:t>
+      </w:r>
+    </w:p>
+    <w:p>
+      <w:pPr>
+        <w:rPr>
+          <w:rFonts w:asciiTheme="minorHAnsi" w:eastAsia="system-ui" w:hAnsiTheme="minorHAnsi" w:cs="system-ui"/>
+          <w:color w:val="000000" w:themeColor="text1"/>
+          <w:sz w:val="24"/>
+          <w:szCs w:val="24"/>
+        </w:rPr>
+      </w:pPr>
+      <w:r>
+        <w:rPr>
+          <w:rFonts w:asciiTheme="minorHAnsi" w:eastAsia="system-ui" w:hAnsiTheme="minorHAnsi" w:cs="system-ui"/>
+          <w:color w:val="000000" w:themeColor="text1"/>
+          <w:sz w:val="24"/>
+          <w:szCs w:val="24"/>
+        </w:rPr>
+        <w:t>OpenAI (2026) ChatGPT</w:t>
+      </w:r>
+      <w:r>
+        <w:rPr>
+          <w:rFonts w:asciiTheme="minorHAnsi" w:eastAsia="system-ui" w:hAnsiTheme="minorHAnsi" w:cs="system-ui"/>
+          <w:color w:val="000000" w:themeColor="text1"/>
+          <w:sz w:val="24"/>
+          <w:szCs w:val="24"/>
+        </w:rPr>
+        <w:t>.</w:t>
+      </w:r>
+      <w:r>
+        <w:rPr>
+          <w:rFonts w:asciiTheme="minorHAnsi" w:eastAsia="system-ui" w:hAnsiTheme="minorHAnsi" w:cs="system-ui"/>
+          <w:color w:val="000000" w:themeColor="text1"/>
+          <w:sz w:val="24"/>
+          <w:szCs w:val="24"/>
+        </w:rPr>
+        <w:t xml:space="preserve"> </w:t>
+      </w:r>
+      <w:r>
+        <w:rPr>
+          <w:rFonts w:asciiTheme="minorHAnsi" w:eastAsia="system-ui" w:hAnsiTheme="minorHAnsi" w:cs="system-ui"/>
+          <w:color w:val="000000" w:themeColor="text1"/>
+          <w:sz w:val="24"/>
+          <w:szCs w:val="24"/>
+        </w:rPr>
+        <w:t xml:space="preserve">(Accessed: </w:t>
+      </w:r>
+      <w:r>
+        <w:rPr>
+          <w:rFonts w:asciiTheme="minorHAnsi" w:eastAsia="system-ui" w:hAnsiTheme="minorHAnsi" w:cs="system-ui"/>
+          <w:color w:val="000000" w:themeColor="text1"/>
+          <w:sz w:val="24"/>
+          <w:szCs w:val="24"/>
+        </w:rPr>
+        <w:t>12 October</w:t>
+      </w:r>
+      <w:r>
+        <w:rPr>
+          <w:rFonts w:asciiTheme="minorHAnsi" w:eastAsia="system-ui" w:hAnsiTheme="minorHAnsi" w:cs="system-ui"/>
+          <w:color w:val="000000" w:themeColor="text1"/>
+          <w:sz w:val="24"/>
+          <w:szCs w:val="24"/>
+        </w:rPr>
+        <w:t xml:space="preserve"> 2026</w:t>
+      </w:r>
+      <w:r>
+        <w:rPr>
+          <w:rFonts w:asciiTheme="minorHAnsi" w:eastAsia="system-ui" w:hAnsiTheme="minorHAnsi" w:cs="system-ui"/>
+          <w:color w:val="000000" w:themeColor="text1"/>
+          <w:sz w:val="24"/>
+          <w:szCs w:val="24"/>
+        </w:rPr>
+        <w:t>). How</w:t>
+      </w:r>
+      <w:r>
+        <w:rPr>
+          <w:rFonts w:asciiTheme="minorHAnsi" w:eastAsia="system-ui" w:hAnsiTheme="minorHAnsi" w:cs="system-ui"/>
+          <w:color w:val="000000" w:themeColor="text1"/>
+          <w:sz w:val="24"/>
+          <w:szCs w:val="24"/>
+        </w:rPr>
+        <w:t xml:space="preserve"> should I structure the methodology for my research project, and can published studies and academic articles be included in the methodology?</w:t>
+      </w:r>
+    </w:p>
+    <w:p>
+      <w:pPr>
+        <w:rPr>
+          <w:rFonts w:asciiTheme="minorHAnsi" w:eastAsia="system-ui" w:hAnsiTheme="minorHAnsi" w:cs="system-ui"/>
+          <w:color w:val="000000" w:themeColor="text1"/>
+          <w:sz w:val="24"/>
+          <w:szCs w:val="24"/>
+        </w:rPr>
+      </w:pPr>
+      <w:r>
+        <w:rPr>
+          <w:rFonts w:asciiTheme="minorHAnsi" w:eastAsia="system-ui" w:hAnsiTheme="minorHAnsi" w:cs="system-ui"/>
+          <w:color w:val="000000" w:themeColor="text1"/>
+          <w:sz w:val="24"/>
+          <w:szCs w:val="24"/>
+        </w:rPr>
+        <w:lastRenderedPageBreak/>
         <w:t xml:space="preserve">Google (2026) </w:t>
       </w:r>
       <w:r>
@@ -12801,7 +13037,7 @@
           <w:rFonts w:asciiTheme="minorHAnsi" w:eastAsia="system-ui" w:hAnsiTheme="minorHAnsi" w:cs="system-ui"/>
           <w:i/>
           <w:iCs/>
-          <w:color w:val="0C274A"/>
+          <w:color w:val="000000" w:themeColor="text1"/>
           <w:sz w:val="24"/>
           <w:szCs w:val="24"/>
         </w:rPr>
@@ -12812,7 +13048,7 @@
           <w:rFonts w:asciiTheme="minorHAnsi" w:eastAsia="system-ui" w:hAnsiTheme="minorHAnsi" w:cs="system-ui"/>
           <w:i/>
           <w:iCs/>
-          <w:color w:val="0C274A"/>
+          <w:color w:val="000000" w:themeColor="text1"/>
           <w:sz w:val="24"/>
           <w:szCs w:val="24"/>
         </w:rPr>
@@ -12821,7 +13057,7 @@
       <w:r>
         <w:rPr>
           <w:rFonts w:asciiTheme="minorHAnsi" w:eastAsia="system-ui" w:hAnsiTheme="minorHAnsi" w:cs="system-ui"/>
-          <w:color w:val="0C274A"/>
+          <w:color w:val="000000" w:themeColor="text1"/>
           <w:sz w:val="24"/>
           <w:szCs w:val="24"/>
         </w:rPr>
@@ -12830,7 +13066,7 @@
       <w:r>
         <w:rPr>
           <w:rFonts w:asciiTheme="minorHAnsi" w:eastAsia="system-ui" w:hAnsiTheme="minorHAnsi" w:cs="system-ui"/>
-          <w:color w:val="0C274A"/>
+          <w:color w:val="000000" w:themeColor="text1"/>
           <w:sz w:val="24"/>
           <w:szCs w:val="24"/>
         </w:rPr>
@@ -12839,7 +13075,7 @@
       <w:r>
         <w:rPr>
           <w:rFonts w:asciiTheme="minorHAnsi" w:eastAsia="system-ui" w:hAnsiTheme="minorHAnsi" w:cs="system-ui"/>
-          <w:color w:val="0C274A"/>
+          <w:color w:val="000000" w:themeColor="text1"/>
           <w:sz w:val="24"/>
           <w:szCs w:val="24"/>
         </w:rPr>
@@ -12848,7 +13084,7 @@
       <w:r>
         <w:rPr>
           <w:rFonts w:asciiTheme="minorHAnsi" w:eastAsia="system-ui" w:hAnsiTheme="minorHAnsi" w:cs="system-ui"/>
-          <w:color w:val="0C274A"/>
+          <w:color w:val="000000" w:themeColor="text1"/>
           <w:sz w:val="24"/>
           <w:szCs w:val="24"/>
         </w:rPr>
@@ -12857,7 +13093,7 @@
       <w:r>
         <w:rPr>
           <w:rFonts w:asciiTheme="minorHAnsi" w:eastAsia="system-ui" w:hAnsiTheme="minorHAnsi" w:cs="system-ui"/>
-          <w:color w:val="0C274A"/>
+          <w:color w:val="000000" w:themeColor="text1"/>
           <w:sz w:val="24"/>
           <w:szCs w:val="24"/>
         </w:rPr>
@@ -12866,7 +13102,7 @@
       <w:r>
         <w:rPr>
           <w:rFonts w:asciiTheme="minorHAnsi" w:eastAsia="system-ui" w:hAnsiTheme="minorHAnsi" w:cs="system-ui"/>
-          <w:color w:val="0C274A"/>
+          <w:color w:val="000000" w:themeColor="text1"/>
           <w:sz w:val="24"/>
           <w:szCs w:val="24"/>
         </w:rPr>
@@ -12875,7 +13111,7 @@
       <w:r>
         <w:rPr>
           <w:rFonts w:asciiTheme="minorHAnsi" w:eastAsia="system-ui" w:hAnsiTheme="minorHAnsi" w:cs="system-ui"/>
-          <w:color w:val="0C274A"/>
+          <w:color w:val="000000" w:themeColor="text1"/>
           <w:sz w:val="24"/>
           <w:szCs w:val="24"/>
         </w:rPr>
@@ -12884,6 +13120,7 @@
       <w:r>
         <w:rPr>
           <w:rFonts w:asciiTheme="minorHAnsi" w:eastAsia="Times New Roman" w:hAnsiTheme="minorHAnsi" w:cs="Times New Roman"/>
+          <w:color w:val="000000" w:themeColor="text1"/>
           <w:sz w:val="24"/>
           <w:szCs w:val="24"/>
           <w:lang w:eastAsia="zh-CN"/>
@@ -12893,18 +13130,27 @@
       <w:r>
         <w:rPr>
           <w:rFonts w:asciiTheme="minorHAnsi" w:eastAsia="system-ui" w:hAnsiTheme="minorHAnsi" w:cs="system-ui"/>
-          <w:color w:val="0C274A"/>
-          <w:sz w:val="24"/>
-          <w:szCs w:val="24"/>
-        </w:rPr>
-        <w:t>Based on Part 1 and Part 2 of my project, what tasks and milestones should I include in the Gantt chart?</w:t>
+          <w:color w:val="000000" w:themeColor="text1"/>
+          <w:sz w:val="24"/>
+          <w:szCs w:val="24"/>
+        </w:rPr>
+        <w:t>Help me structure a Gantt chart for both parts of my Capstone Project, including research, data collection, data preparation, analysis, modelling, evaluation and final reporting</w:t>
+      </w:r>
+      <w:r>
+        <w:rPr>
+          <w:rFonts w:asciiTheme="minorHAnsi" w:eastAsia="system-ui" w:hAnsiTheme="minorHAnsi" w:cs="system-ui"/>
+          <w:color w:val="000000" w:themeColor="text1"/>
+          <w:sz w:val="24"/>
+          <w:szCs w:val="24"/>
+        </w:rPr>
+        <w:t>.</w:t>
       </w:r>
     </w:p>
     <w:p>
       <w:pPr>
         <w:rPr>
           <w:rFonts w:asciiTheme="minorHAnsi" w:eastAsia="system-ui" w:hAnsiTheme="minorHAnsi" w:cs="system-ui"/>
-          <w:color w:val="0C274A"/>
+          <w:color w:val="000000" w:themeColor="text1"/>
           <w:sz w:val="24"/>
           <w:szCs w:val="24"/>
         </w:rPr>
@@ -12912,7 +13158,7 @@
       <w:r>
         <w:rPr>
           <w:rFonts w:asciiTheme="minorHAnsi" w:eastAsia="system-ui" w:hAnsiTheme="minorHAnsi" w:cs="system-ui"/>
-          <w:color w:val="0C274A"/>
+          <w:color w:val="000000" w:themeColor="text1"/>
           <w:sz w:val="24"/>
           <w:szCs w:val="24"/>
         </w:rPr>
@@ -12921,7 +13167,7 @@
       <w:r>
         <w:rPr>
           <w:rFonts w:asciiTheme="minorHAnsi" w:eastAsia="system-ui" w:hAnsiTheme="minorHAnsi" w:cs="system-ui"/>
-          <w:color w:val="0C274A"/>
+          <w:color w:val="000000" w:themeColor="text1"/>
           <w:sz w:val="24"/>
           <w:szCs w:val="24"/>
         </w:rPr>
@@ -12930,7 +13176,7 @@
       <w:r>
         <w:rPr>
           <w:rFonts w:asciiTheme="minorHAnsi" w:eastAsia="system-ui" w:hAnsiTheme="minorHAnsi" w:cs="system-ui"/>
-          <w:color w:val="0C274A"/>
+          <w:color w:val="000000" w:themeColor="text1"/>
           <w:sz w:val="24"/>
           <w:szCs w:val="24"/>
         </w:rPr>
@@ -12939,7 +13185,7 @@
       <w:r>
         <w:rPr>
           <w:rFonts w:asciiTheme="minorHAnsi" w:eastAsia="system-ui" w:hAnsiTheme="minorHAnsi" w:cs="system-ui"/>
-          <w:color w:val="0C274A"/>
+          <w:color w:val="000000" w:themeColor="text1"/>
           <w:sz w:val="24"/>
           <w:szCs w:val="24"/>
         </w:rPr>
@@ -12948,7 +13194,7 @@
       <w:r>
         <w:rPr>
           <w:rFonts w:asciiTheme="minorHAnsi" w:eastAsia="system-ui" w:hAnsiTheme="minorHAnsi" w:cs="system-ui"/>
-          <w:color w:val="0C274A"/>
+          <w:color w:val="000000" w:themeColor="text1"/>
           <w:sz w:val="24"/>
           <w:szCs w:val="24"/>
         </w:rPr>
@@ -12957,14 +13203,20 @@
       <w:r>
         <w:rPr>
           <w:rFonts w:asciiTheme="minorHAnsi" w:eastAsia="system-ui" w:hAnsiTheme="minorHAnsi" w:cs="system-ui"/>
-          <w:color w:val="0C274A"/>
+          <w:color w:val="000000" w:themeColor="text1"/>
           <w:sz w:val="24"/>
           <w:szCs w:val="24"/>
         </w:rPr>
         <w:t>.</w:t>
       </w:r>
     </w:p>
-    <w:p/>
+    <w:p>
+      <w:pPr>
+        <w:rPr>
+          <w:color w:val="000000" w:themeColor="text1"/>
+        </w:rPr>
+      </w:pPr>
+    </w:p>
     <w:sectPr>
       <w:footerReference w:type="default" r:id="rId22"/>
       <w:pgSz w:w="11906" w:h="16838"/>

--- a/KlycyaSilva-2026558.docx
+++ b/KlycyaSilva-2026558.docx
@@ -12320,23 +12320,6 @@
     </w:p>
     <w:p>
       <w:pPr>
-        <w:rPr>
-          <w:color w:val="000000" w:themeColor="text1"/>
-          <w:sz w:val="24"/>
-          <w:szCs w:val="24"/>
-        </w:rPr>
-      </w:pPr>
-    </w:p>
-    <w:p/>
-    <w:p>
-      <w:pPr>
-        <w:rPr>
-          <w:color w:val="FF0000"/>
-        </w:rPr>
-      </w:pPr>
-    </w:p>
-    <w:p>
-      <w:pPr>
         <w:pStyle w:val="Heading1"/>
       </w:pPr>
       <w:bookmarkStart w:id="10" w:name="_heading=h.kfkjs3rwl2c1" w:colFirst="0" w:colLast="0"/>
@@ -12349,6 +12332,7 @@
         <w:pStyle w:val="Heading1"/>
       </w:pPr>
       <w:r>
+        <w:lastRenderedPageBreak/>
         <w:t>Appendix</w:t>
       </w:r>
       <w:bookmarkEnd w:id="11"/>
@@ -12765,6 +12749,15 @@
         </w:rPr>
         <w:t>Identify potential limitations of my research on logistics bottlenecks and supply chain delays, including data availability, model accuracy and the challenges of making predictions</w:t>
       </w:r>
+      <w:r>
+        <w:rPr>
+          <w:rFonts w:asciiTheme="minorHAnsi" w:eastAsia="system-ui" w:hAnsiTheme="minorHAnsi" w:cs="system-ui"/>
+          <w:color w:val="000000" w:themeColor="text1"/>
+          <w:sz w:val="24"/>
+          <w:szCs w:val="24"/>
+        </w:rPr>
+        <w:t>.</w:t>
+      </w:r>
     </w:p>
     <w:p>
       <w:pPr>
@@ -12809,7 +12802,7 @@
           <w:sz w:val="24"/>
           <w:szCs w:val="24"/>
         </w:rPr>
-        <w:t xml:space="preserve">Claude. Artificial intelligence model. (Accessed: </w:t>
+        <w:t>Claude</w:t>
       </w:r>
       <w:r>
         <w:rPr>
@@ -12818,7 +12811,7 @@
           <w:sz w:val="24"/>
           <w:szCs w:val="24"/>
         </w:rPr>
-        <w:t>07 Octuber</w:t>
+        <w:t xml:space="preserve">. Artificial intelligence model. (Accessed: </w:t>
       </w:r>
       <w:r>
         <w:rPr>
@@ -12827,7 +12820,53 @@
           <w:sz w:val="24"/>
           <w:szCs w:val="24"/>
         </w:rPr>
-        <w:t>2026) What are the most reliable data sources for researching the consumer price impact of supply chain disruptions in Ireland?</w:t>
+        <w:t xml:space="preserve">07 </w:t>
+      </w:r>
+      <w:r>
+        <w:rPr>
+          <w:rFonts w:asciiTheme="minorHAnsi" w:eastAsia="system-ui" w:hAnsiTheme="minorHAnsi" w:cs="system-ui"/>
+          <w:color w:val="000000" w:themeColor="text1"/>
+          <w:sz w:val="24"/>
+          <w:szCs w:val="24"/>
+        </w:rPr>
+        <w:t>October</w:t>
+      </w:r>
+      <w:r>
+        <w:rPr>
+          <w:rFonts w:asciiTheme="minorHAnsi" w:eastAsia="system-ui" w:hAnsiTheme="minorHAnsi" w:cs="system-ui"/>
+          <w:color w:val="000000" w:themeColor="text1"/>
+          <w:sz w:val="24"/>
+          <w:szCs w:val="24"/>
+        </w:rPr>
+        <w:t xml:space="preserve"> 2026).</w:t>
+      </w:r>
+      <w:r>
+        <w:rPr>
+          <w:rFonts w:asciiTheme="minorHAnsi" w:eastAsia="Times New Roman" w:hAnsiTheme="minorHAnsi" w:cs="Times New Roman"/>
+          <w:color w:val="000000" w:themeColor="text1"/>
+          <w:sz w:val="24"/>
+          <w:szCs w:val="24"/>
+          <w:lang w:eastAsia="zh-CN"/>
+        </w:rPr>
+        <w:t xml:space="preserve"> </w:t>
+      </w:r>
+      <w:r>
+        <w:rPr>
+          <w:rFonts w:asciiTheme="minorHAnsi" w:eastAsia="system-ui" w:hAnsiTheme="minorHAnsi" w:cs="system-ui"/>
+          <w:color w:val="000000" w:themeColor="text1"/>
+          <w:sz w:val="24"/>
+          <w:szCs w:val="24"/>
+        </w:rPr>
+        <w:t>Do I need to download all the available datasets for my project, or should I focus on a smaller number of relevant datasets</w:t>
+      </w:r>
+      <w:r>
+        <w:rPr>
+          <w:rFonts w:asciiTheme="minorHAnsi" w:eastAsia="system-ui" w:hAnsiTheme="minorHAnsi" w:cs="system-ui"/>
+          <w:color w:val="000000" w:themeColor="text1"/>
+          <w:sz w:val="24"/>
+          <w:szCs w:val="24"/>
+        </w:rPr>
+        <w:t>.</w:t>
       </w:r>
     </w:p>
     <w:p>
@@ -12846,7 +12885,7 @@
           <w:sz w:val="24"/>
           <w:szCs w:val="24"/>
         </w:rPr>
-        <w:t>Anthropic</w:t>
+        <w:t>OpenAI (2026) ChatGPT</w:t>
       </w:r>
       <w:r>
         <w:rPr>
@@ -12855,6 +12894,15 @@
           <w:sz w:val="24"/>
           <w:szCs w:val="24"/>
         </w:rPr>
+        <w:t>.</w:t>
+      </w:r>
+      <w:r>
+        <w:rPr>
+          <w:rFonts w:asciiTheme="minorHAnsi" w:eastAsia="system-ui" w:hAnsiTheme="minorHAnsi" w:cs="system-ui"/>
+          <w:color w:val="000000" w:themeColor="text1"/>
+          <w:sz w:val="24"/>
+          <w:szCs w:val="24"/>
+        </w:rPr>
         <w:t xml:space="preserve"> </w:t>
       </w:r>
       <w:r>
@@ -12864,7 +12912,7 @@
           <w:sz w:val="24"/>
           <w:szCs w:val="24"/>
         </w:rPr>
-        <w:t xml:space="preserve">(2026) </w:t>
+        <w:t xml:space="preserve">(Accessed: </w:t>
       </w:r>
       <w:r>
         <w:rPr>
@@ -12873,7 +12921,7 @@
           <w:sz w:val="24"/>
           <w:szCs w:val="24"/>
         </w:rPr>
-        <w:t>Claude</w:t>
+        <w:t>12 October</w:t>
       </w:r>
       <w:r>
         <w:rPr>
@@ -12882,7 +12930,7 @@
           <w:sz w:val="24"/>
           <w:szCs w:val="24"/>
         </w:rPr>
-        <w:t xml:space="preserve">. Artificial intelligence model. (Accessed: </w:t>
+        <w:t xml:space="preserve"> 2026</w:t>
       </w:r>
       <w:r>
         <w:rPr>
@@ -12891,7 +12939,7 @@
           <w:sz w:val="24"/>
           <w:szCs w:val="24"/>
         </w:rPr>
-        <w:t xml:space="preserve">07 </w:t>
+        <w:t>). How</w:t>
       </w:r>
       <w:r>
         <w:rPr>
@@ -12900,35 +12948,7 @@
           <w:sz w:val="24"/>
           <w:szCs w:val="24"/>
         </w:rPr>
-        <w:t>October</w:t>
-      </w:r>
-      <w:r>
-        <w:rPr>
-          <w:rFonts w:asciiTheme="minorHAnsi" w:eastAsia="system-ui" w:hAnsiTheme="minorHAnsi" w:cs="system-ui"/>
-          <w:color w:val="000000" w:themeColor="text1"/>
-          <w:sz w:val="24"/>
-          <w:szCs w:val="24"/>
-        </w:rPr>
-        <w:t xml:space="preserve"> 2026).</w:t>
-      </w:r>
-      <w:r>
-        <w:rPr>
-          <w:rFonts w:asciiTheme="minorHAnsi" w:eastAsia="Times New Roman" w:hAnsiTheme="minorHAnsi" w:cs="Times New Roman"/>
-          <w:color w:val="000000" w:themeColor="text1"/>
-          <w:sz w:val="24"/>
-          <w:szCs w:val="24"/>
-          <w:lang w:eastAsia="zh-CN"/>
-        </w:rPr>
-        <w:t xml:space="preserve"> </w:t>
-      </w:r>
-      <w:r>
-        <w:rPr>
-          <w:rFonts w:asciiTheme="minorHAnsi" w:eastAsia="system-ui" w:hAnsiTheme="minorHAnsi" w:cs="system-ui"/>
-          <w:color w:val="000000" w:themeColor="text1"/>
-          <w:sz w:val="24"/>
-          <w:szCs w:val="24"/>
-        </w:rPr>
-        <w:t>Do I need to download all the available datasets for my project, or should I focus on a smaller number of relevant datasets</w:t>
+        <w:t xml:space="preserve"> should I structure the methodology for my research project, and can published studies and academic articles be included in the methodology?</w:t>
       </w:r>
     </w:p>
     <w:p>
@@ -12947,89 +12967,6 @@
           <w:sz w:val="24"/>
           <w:szCs w:val="24"/>
         </w:rPr>
-        <w:t>OpenAI (2026) ChatGPT</w:t>
-      </w:r>
-      <w:r>
-        <w:rPr>
-          <w:rFonts w:asciiTheme="minorHAnsi" w:eastAsia="system-ui" w:hAnsiTheme="minorHAnsi" w:cs="system-ui"/>
-          <w:color w:val="000000" w:themeColor="text1"/>
-          <w:sz w:val="24"/>
-          <w:szCs w:val="24"/>
-        </w:rPr>
-        <w:t>.</w:t>
-      </w:r>
-      <w:r>
-        <w:rPr>
-          <w:rFonts w:asciiTheme="minorHAnsi" w:eastAsia="system-ui" w:hAnsiTheme="minorHAnsi" w:cs="system-ui"/>
-          <w:color w:val="000000" w:themeColor="text1"/>
-          <w:sz w:val="24"/>
-          <w:szCs w:val="24"/>
-        </w:rPr>
-        <w:t xml:space="preserve"> </w:t>
-      </w:r>
-      <w:r>
-        <w:rPr>
-          <w:rFonts w:asciiTheme="minorHAnsi" w:eastAsia="system-ui" w:hAnsiTheme="minorHAnsi" w:cs="system-ui"/>
-          <w:color w:val="000000" w:themeColor="text1"/>
-          <w:sz w:val="24"/>
-          <w:szCs w:val="24"/>
-        </w:rPr>
-        <w:t xml:space="preserve">(Accessed: </w:t>
-      </w:r>
-      <w:r>
-        <w:rPr>
-          <w:rFonts w:asciiTheme="minorHAnsi" w:eastAsia="system-ui" w:hAnsiTheme="minorHAnsi" w:cs="system-ui"/>
-          <w:color w:val="000000" w:themeColor="text1"/>
-          <w:sz w:val="24"/>
-          <w:szCs w:val="24"/>
-        </w:rPr>
-        <w:t>12 October</w:t>
-      </w:r>
-      <w:r>
-        <w:rPr>
-          <w:rFonts w:asciiTheme="minorHAnsi" w:eastAsia="system-ui" w:hAnsiTheme="minorHAnsi" w:cs="system-ui"/>
-          <w:color w:val="000000" w:themeColor="text1"/>
-          <w:sz w:val="24"/>
-          <w:szCs w:val="24"/>
-        </w:rPr>
-        <w:t xml:space="preserve"> 2026</w:t>
-      </w:r>
-      <w:r>
-        <w:rPr>
-          <w:rFonts w:asciiTheme="minorHAnsi" w:eastAsia="system-ui" w:hAnsiTheme="minorHAnsi" w:cs="system-ui"/>
-          <w:color w:val="000000" w:themeColor="text1"/>
-          <w:sz w:val="24"/>
-          <w:szCs w:val="24"/>
-        </w:rPr>
-        <w:t>). How</w:t>
-      </w:r>
-      <w:r>
-        <w:rPr>
-          <w:rFonts w:asciiTheme="minorHAnsi" w:eastAsia="system-ui" w:hAnsiTheme="minorHAnsi" w:cs="system-ui"/>
-          <w:color w:val="000000" w:themeColor="text1"/>
-          <w:sz w:val="24"/>
-          <w:szCs w:val="24"/>
-        </w:rPr>
-        <w:t xml:space="preserve"> should I structure the methodology for my research project, and can published studies and academic articles be included in the methodology?</w:t>
-      </w:r>
-    </w:p>
-    <w:p>
-      <w:pPr>
-        <w:rPr>
-          <w:rFonts w:asciiTheme="minorHAnsi" w:eastAsia="system-ui" w:hAnsiTheme="minorHAnsi" w:cs="system-ui"/>
-          <w:color w:val="000000" w:themeColor="text1"/>
-          <w:sz w:val="24"/>
-          <w:szCs w:val="24"/>
-        </w:rPr>
-      </w:pPr>
-      <w:r>
-        <w:rPr>
-          <w:rFonts w:asciiTheme="minorHAnsi" w:eastAsia="system-ui" w:hAnsiTheme="minorHAnsi" w:cs="system-ui"/>
-          <w:color w:val="000000" w:themeColor="text1"/>
-          <w:sz w:val="24"/>
-          <w:szCs w:val="24"/>
-        </w:rPr>
-        <w:lastRenderedPageBreak/>
         <w:t xml:space="preserve">Google (2026) </w:t>
       </w:r>
       <w:r>

--- a/KlycyaSilva-2026558.docx
+++ b/KlycyaSilva-2026558.docx
@@ -989,102 +989,91 @@
     <w:p>
       <w:pPr>
         <w:rPr>
-          <w:b/>
-          <w:bCs/>
-          <w:sz w:val="28"/>
-          <w:szCs w:val="28"/>
+          <w:sz w:val="24"/>
+          <w:szCs w:val="24"/>
         </w:rPr>
       </w:pPr>
       <w:r>
         <w:rPr>
-          <w:sz w:val="28"/>
-          <w:szCs w:val="28"/>
+          <w:sz w:val="24"/>
+          <w:szCs w:val="24"/>
         </w:rPr>
         <w:t xml:space="preserve">I acknowledge the use of </w:t>
       </w:r>
       <w:r>
         <w:rPr>
-          <w:sz w:val="28"/>
-          <w:szCs w:val="28"/>
-        </w:rPr>
-        <w:t>IA such as chat GPT, Claude and Gemini</w:t>
-      </w:r>
-      <w:r>
-        <w:rPr>
-          <w:b/>
-          <w:bCs/>
-          <w:sz w:val="28"/>
-          <w:szCs w:val="28"/>
-        </w:rPr>
-        <w:t xml:space="preserve"> f</w:t>
-      </w:r>
-      <w:r>
-        <w:rPr>
-          <w:sz w:val="28"/>
-          <w:szCs w:val="28"/>
+          <w:sz w:val="24"/>
+          <w:szCs w:val="24"/>
+        </w:rPr>
+        <w:t>IA such as chat GPT, Claude and Gemini f</w:t>
+      </w:r>
+      <w:r>
+        <w:rPr>
+          <w:sz w:val="24"/>
+          <w:szCs w:val="24"/>
         </w:rPr>
         <w:t xml:space="preserve">or the purpose of </w:t>
       </w:r>
       <w:r>
         <w:rPr>
-          <w:sz w:val="28"/>
-          <w:szCs w:val="28"/>
+          <w:sz w:val="24"/>
+          <w:szCs w:val="24"/>
         </w:rPr>
         <w:t>understanding better the view of the project, and how my title is interesting for the</w:t>
       </w:r>
       <w:r>
         <w:rPr>
-          <w:sz w:val="28"/>
-          <w:szCs w:val="28"/>
+          <w:sz w:val="24"/>
+          <w:szCs w:val="24"/>
         </w:rPr>
         <w:t xml:space="preserve"> </w:t>
       </w:r>
       <w:r>
         <w:rPr>
-          <w:sz w:val="28"/>
-          <w:szCs w:val="28"/>
+          <w:sz w:val="24"/>
+          <w:szCs w:val="24"/>
         </w:rPr>
         <w:t xml:space="preserve">future publication. The IA have been </w:t>
       </w:r>
       <w:r>
         <w:rPr>
-          <w:sz w:val="28"/>
-          <w:szCs w:val="28"/>
+          <w:sz w:val="24"/>
+          <w:szCs w:val="24"/>
         </w:rPr>
         <w:t>used</w:t>
       </w:r>
       <w:r>
         <w:rPr>
-          <w:sz w:val="28"/>
-          <w:szCs w:val="28"/>
+          <w:sz w:val="24"/>
+          <w:szCs w:val="24"/>
         </w:rPr>
         <w:t xml:space="preserve"> to </w:t>
       </w:r>
       <w:r>
         <w:rPr>
-          <w:sz w:val="28"/>
-          <w:szCs w:val="28"/>
+          <w:sz w:val="24"/>
+          <w:szCs w:val="24"/>
         </w:rPr>
         <w:t>complete</w:t>
       </w:r>
       <w:r>
         <w:rPr>
-          <w:sz w:val="28"/>
-          <w:szCs w:val="28"/>
+          <w:sz w:val="24"/>
+          <w:szCs w:val="24"/>
         </w:rPr>
         <w:t xml:space="preserve"> the logic think about the proposal and help how </w:t>
       </w:r>
       <w:r>
         <w:rPr>
-          <w:sz w:val="28"/>
-          <w:szCs w:val="28"/>
+          <w:sz w:val="24"/>
+          <w:szCs w:val="24"/>
         </w:rPr>
         <w:t xml:space="preserve">to </w:t>
       </w:r>
       <w:r>
         <w:rPr>
-          <w:sz w:val="28"/>
-          <w:szCs w:val="28"/>
+          <w:sz w:val="24"/>
+          <w:szCs w:val="24"/>
         </w:rPr>
         <w:t xml:space="preserve">find the better way to prove the idea. </w:t>
       </w:r>

--- a/KlycyaSilva-2026558.docx
+++ b/KlycyaSilva-2026558.docx
@@ -2560,7 +2560,7 @@
           <w:sz w:val="24"/>
           <w:szCs w:val="24"/>
         </w:rPr>
-        <w:t xml:space="preserve">This project proposes a predictive model </w:t>
+        <w:t xml:space="preserve">This project proposes </w:t>
       </w:r>
       <w:r>
         <w:rPr>
@@ -2569,7 +2569,7 @@
           <w:sz w:val="24"/>
           <w:szCs w:val="24"/>
         </w:rPr>
-        <w:t>use Data Analysis to investigation</w:t>
+        <w:t>to use d</w:t>
       </w:r>
       <w:r>
         <w:rPr>
@@ -2578,6 +2578,51 @@
           <w:sz w:val="24"/>
           <w:szCs w:val="24"/>
         </w:rPr>
+        <w:t xml:space="preserve">ata </w:t>
+      </w:r>
+      <w:r>
+        <w:rPr>
+          <w:rFonts w:ascii="Aptos" w:eastAsia="Aptos" w:hAnsi="Aptos" w:cs="Aptos"/>
+          <w:color w:val="000000" w:themeColor="text1"/>
+          <w:sz w:val="24"/>
+          <w:szCs w:val="24"/>
+        </w:rPr>
+        <w:t>a</w:t>
+      </w:r>
+      <w:r>
+        <w:rPr>
+          <w:rFonts w:ascii="Aptos" w:eastAsia="Aptos" w:hAnsi="Aptos" w:cs="Aptos"/>
+          <w:color w:val="000000" w:themeColor="text1"/>
+          <w:sz w:val="24"/>
+          <w:szCs w:val="24"/>
+        </w:rPr>
+        <w:t xml:space="preserve">nalysis </w:t>
+      </w:r>
+      <w:r>
+        <w:rPr>
+          <w:rFonts w:ascii="Aptos" w:eastAsia="Aptos" w:hAnsi="Aptos" w:cs="Aptos"/>
+          <w:color w:val="000000" w:themeColor="text1"/>
+          <w:sz w:val="24"/>
+          <w:szCs w:val="24"/>
+        </w:rPr>
+        <w:t xml:space="preserve">and predictive modelling </w:t>
+      </w:r>
+      <w:r>
+        <w:rPr>
+          <w:rFonts w:ascii="Aptos" w:eastAsia="Aptos" w:hAnsi="Aptos" w:cs="Aptos"/>
+          <w:color w:val="000000" w:themeColor="text1"/>
+          <w:sz w:val="24"/>
+          <w:szCs w:val="24"/>
+        </w:rPr>
+        <w:t>to investigation</w:t>
+      </w:r>
+      <w:r>
+        <w:rPr>
+          <w:rFonts w:ascii="Aptos" w:eastAsia="Aptos" w:hAnsi="Aptos" w:cs="Aptos"/>
+          <w:color w:val="000000" w:themeColor="text1"/>
+          <w:sz w:val="24"/>
+          <w:szCs w:val="24"/>
+        </w:rPr>
         <w:t xml:space="preserve"> how supply chain disruptions, such as transport delays, higher freight costs and energy price shocks, increases </w:t>
       </w:r>
       <w:r>
@@ -2596,7 +2641,7 @@
           <w:sz w:val="24"/>
           <w:szCs w:val="24"/>
         </w:rPr>
-        <w:t xml:space="preserve">in Ireland. By </w:t>
+        <w:t xml:space="preserve">in Ireland. </w:t>
       </w:r>
       <w:r>
         <w:rPr>
@@ -2605,7 +2650,70 @@
           <w:sz w:val="24"/>
           <w:szCs w:val="24"/>
         </w:rPr>
-        <w:t>using publicly available data from Central Statistics Office (CSO), and other relevant source, the project might explore historical trends whether the available data can support a predictive model</w:t>
+        <w:t>U</w:t>
+      </w:r>
+      <w:r>
+        <w:rPr>
+          <w:rFonts w:ascii="Aptos" w:eastAsia="Aptos" w:hAnsi="Aptos" w:cs="Aptos"/>
+          <w:color w:val="000000" w:themeColor="text1"/>
+          <w:sz w:val="24"/>
+          <w:szCs w:val="24"/>
+        </w:rPr>
+        <w:t>sing publicly available data from Central Statistics Office (CSO), and other relevant source, the project</w:t>
+      </w:r>
+      <w:r>
+        <w:rPr>
+          <w:rFonts w:ascii="Aptos" w:eastAsia="Aptos" w:hAnsi="Aptos" w:cs="Aptos"/>
+          <w:color w:val="000000" w:themeColor="text1"/>
+          <w:sz w:val="24"/>
+          <w:szCs w:val="24"/>
+        </w:rPr>
+        <w:t xml:space="preserve"> will </w:t>
+      </w:r>
+      <w:r>
+        <w:rPr>
+          <w:rFonts w:ascii="Aptos" w:eastAsia="Aptos" w:hAnsi="Aptos" w:cs="Aptos"/>
+          <w:color w:val="000000" w:themeColor="text1"/>
+          <w:sz w:val="24"/>
+          <w:szCs w:val="24"/>
+        </w:rPr>
+        <w:t xml:space="preserve">explore </w:t>
+      </w:r>
+      <w:r>
+        <w:rPr>
+          <w:rFonts w:ascii="Aptos" w:eastAsia="Aptos" w:hAnsi="Aptos" w:cs="Aptos"/>
+          <w:color w:val="000000" w:themeColor="text1"/>
+          <w:sz w:val="24"/>
+          <w:szCs w:val="24"/>
+        </w:rPr>
+        <w:t xml:space="preserve">and analyse </w:t>
+      </w:r>
+      <w:r>
+        <w:rPr>
+          <w:rFonts w:ascii="Aptos" w:eastAsia="Aptos" w:hAnsi="Aptos" w:cs="Aptos"/>
+          <w:color w:val="000000" w:themeColor="text1"/>
+          <w:sz w:val="24"/>
+          <w:szCs w:val="24"/>
+        </w:rPr>
+        <w:t>historical trends</w:t>
+      </w:r>
+      <w:r>
+        <w:rPr>
+          <w:rFonts w:ascii="Aptos" w:eastAsia="Aptos" w:hAnsi="Aptos" w:cs="Aptos"/>
+          <w:color w:val="000000" w:themeColor="text1"/>
+          <w:sz w:val="24"/>
+          <w:szCs w:val="24"/>
+        </w:rPr>
+        <w:t xml:space="preserve"> and assess</w:t>
+      </w:r>
+      <w:r>
+        <w:rPr>
+          <w:rFonts w:ascii="Aptos" w:eastAsia="Aptos" w:hAnsi="Aptos" w:cs="Aptos"/>
+          <w:color w:val="000000" w:themeColor="text1"/>
+          <w:sz w:val="24"/>
+          <w:szCs w:val="24"/>
+        </w:rPr>
+        <w:t xml:space="preserve"> whether the available data can support a predictive model</w:t>
       </w:r>
       <w:r>
         <w:rPr>
@@ -2653,7 +2761,25 @@
           <w:sz w:val="24"/>
           <w:szCs w:val="24"/>
         </w:rPr>
-        <w:t>The central objective is developing a predictive model that estimates how supply chain disruptions affect consumer prices in Ireland, and to use it to support decisions that reduce the impact on end customers gives business advantages.</w:t>
+        <w:t>The central objective is</w:t>
+      </w:r>
+      <w:r>
+        <w:rPr>
+          <w:rFonts w:ascii="Aptos" w:eastAsia="Aptos" w:hAnsi="Aptos" w:cs="Aptos"/>
+          <w:color w:val="000000" w:themeColor="text1"/>
+          <w:sz w:val="24"/>
+          <w:szCs w:val="24"/>
+        </w:rPr>
+        <w:t xml:space="preserve"> to</w:t>
+      </w:r>
+      <w:r>
+        <w:rPr>
+          <w:rFonts w:ascii="Aptos" w:eastAsia="Aptos" w:hAnsi="Aptos" w:cs="Aptos"/>
+          <w:color w:val="000000" w:themeColor="text1"/>
+          <w:sz w:val="24"/>
+          <w:szCs w:val="24"/>
+        </w:rPr>
+        <w:t xml:space="preserve"> developing a predictive model that estimates how supply chain disruptions affect consumer prices in Ireland, and to use it to support decisions that reduce the impact on end customers gives business advantages.</w:t>
       </w:r>
     </w:p>
     <w:p>
@@ -3591,7 +3717,6 @@
                 <w:szCs w:val="18"/>
               </w:rPr>
             </w:pPr>
-            <w:proofErr w:type="spellStart"/>
             <w:r>
               <w:rPr>
                 <w:rFonts w:ascii="Arial" w:eastAsia="Arial" w:hAnsi="Arial" w:cs="Arial"/>
@@ -3603,7 +3728,6 @@
               </w:rPr>
               <w:t>Fev</w:t>
             </w:r>
-            <w:proofErr w:type="spellEnd"/>
           </w:p>
         </w:tc>
         <w:tc>
@@ -11850,15 +11974,7 @@
           <w:sz w:val="24"/>
           <w:szCs w:val="24"/>
         </w:rPr>
-        <w:t xml:space="preserve"> (Accessed: </w:t>
-      </w:r>
-      <w:r>
-        <w:rPr>
-          <w:color w:val="000000" w:themeColor="text1"/>
-          <w:sz w:val="24"/>
-          <w:szCs w:val="24"/>
-        </w:rPr>
-        <w:t>2</w:t>
+        <w:t xml:space="preserve"> (Accessed: 2</w:t>
       </w:r>
       <w:r>
         <w:rPr>
@@ -11874,15 +11990,7 @@
           <w:sz w:val="24"/>
           <w:szCs w:val="24"/>
         </w:rPr>
-        <w:t xml:space="preserve"> September</w:t>
-      </w:r>
-      <w:r>
-        <w:rPr>
-          <w:color w:val="000000" w:themeColor="text1"/>
-          <w:sz w:val="24"/>
-          <w:szCs w:val="24"/>
-        </w:rPr>
-        <w:t xml:space="preserve"> 2026).</w:t>
+        <w:t xml:space="preserve"> September 2026).</w:t>
       </w:r>
     </w:p>
     <w:p>
@@ -12008,15 +12116,7 @@
           <w:sz w:val="24"/>
           <w:szCs w:val="24"/>
         </w:rPr>
-        <w:t xml:space="preserve"> (Accessed: </w:t>
-      </w:r>
-      <w:r>
-        <w:rPr>
-          <w:color w:val="000000" w:themeColor="text1"/>
-          <w:sz w:val="24"/>
-          <w:szCs w:val="24"/>
-        </w:rPr>
-        <w:t>2</w:t>
+        <w:t xml:space="preserve"> (Accessed: 2</w:t>
       </w:r>
       <w:r>
         <w:rPr>
@@ -12032,15 +12132,7 @@
           <w:sz w:val="24"/>
           <w:szCs w:val="24"/>
         </w:rPr>
-        <w:t>September</w:t>
-      </w:r>
-      <w:r>
-        <w:rPr>
-          <w:color w:val="000000" w:themeColor="text1"/>
-          <w:sz w:val="24"/>
-          <w:szCs w:val="24"/>
-        </w:rPr>
-        <w:t xml:space="preserve"> 2026)</w:t>
+        <w:t>September 2026)</w:t>
       </w:r>
       <w:r>
         <w:rPr>
@@ -12103,31 +12195,7 @@
           <w:sz w:val="24"/>
           <w:szCs w:val="24"/>
         </w:rPr>
-        <w:t xml:space="preserve"> (Accessed: </w:t>
-      </w:r>
-      <w:r>
-        <w:rPr>
-          <w:color w:val="000000" w:themeColor="text1"/>
-          <w:sz w:val="24"/>
-          <w:szCs w:val="24"/>
-        </w:rPr>
-        <w:t xml:space="preserve">02 </w:t>
-      </w:r>
-      <w:r>
-        <w:rPr>
-          <w:color w:val="000000" w:themeColor="text1"/>
-          <w:sz w:val="24"/>
-          <w:szCs w:val="24"/>
-        </w:rPr>
-        <w:t>October 2026)</w:t>
-      </w:r>
-      <w:r>
-        <w:rPr>
-          <w:color w:val="000000" w:themeColor="text1"/>
-          <w:sz w:val="24"/>
-          <w:szCs w:val="24"/>
-        </w:rPr>
-        <w:t>.</w:t>
+        <w:t xml:space="preserve"> (Accessed: 02 October 2026).</w:t>
       </w:r>
     </w:p>
     <w:p>
@@ -12217,23 +12285,7 @@
           <w:sz w:val="24"/>
           <w:szCs w:val="24"/>
         </w:rPr>
-        <w:t xml:space="preserve"> (Accessed: </w:t>
-      </w:r>
-      <w:r>
-        <w:rPr>
-          <w:color w:val="000000" w:themeColor="text1"/>
-          <w:sz w:val="24"/>
-          <w:szCs w:val="24"/>
-        </w:rPr>
-        <w:t>10</w:t>
-      </w:r>
-      <w:r>
-        <w:rPr>
-          <w:color w:val="000000" w:themeColor="text1"/>
-          <w:sz w:val="24"/>
-          <w:szCs w:val="24"/>
-        </w:rPr>
-        <w:t xml:space="preserve"> October 2026).</w:t>
+        <w:t xml:space="preserve"> (Accessed: 10 October 2026).</w:t>
       </w:r>
     </w:p>
     <w:p>
@@ -12361,43 +12413,7 @@
           <w:sz w:val="24"/>
           <w:szCs w:val="24"/>
         </w:rPr>
-        <w:t xml:space="preserve">(Accessed: </w:t>
-      </w:r>
-      <w:r>
-        <w:rPr>
-          <w:rFonts w:asciiTheme="minorHAnsi" w:eastAsia="system-ui" w:hAnsiTheme="minorHAnsi" w:cs="system-ui"/>
-          <w:color w:val="000000" w:themeColor="text1"/>
-          <w:sz w:val="24"/>
-          <w:szCs w:val="24"/>
-        </w:rPr>
-        <w:t>29 September 2026</w:t>
-      </w:r>
-      <w:r>
-        <w:rPr>
-          <w:rFonts w:asciiTheme="minorHAnsi" w:eastAsia="system-ui" w:hAnsiTheme="minorHAnsi" w:cs="system-ui"/>
-          <w:color w:val="000000" w:themeColor="text1"/>
-          <w:sz w:val="24"/>
-          <w:szCs w:val="24"/>
-        </w:rPr>
-        <w:t>)</w:t>
-      </w:r>
-      <w:r>
-        <w:rPr>
-          <w:rFonts w:asciiTheme="minorHAnsi" w:eastAsia="system-ui" w:hAnsiTheme="minorHAnsi" w:cs="system-ui"/>
-          <w:color w:val="000000" w:themeColor="text1"/>
-          <w:sz w:val="24"/>
-          <w:szCs w:val="24"/>
-        </w:rPr>
-        <w:t>.</w:t>
-      </w:r>
-      <w:r>
-        <w:rPr>
-          <w:rFonts w:asciiTheme="minorHAnsi" w:eastAsia="system-ui" w:hAnsiTheme="minorHAnsi" w:cs="system-ui"/>
-          <w:color w:val="000000" w:themeColor="text1"/>
-          <w:sz w:val="24"/>
-          <w:szCs w:val="24"/>
-        </w:rPr>
-        <w:t xml:space="preserve"> </w:t>
+        <w:t xml:space="preserve">(Accessed: 29 September 2026). </w:t>
       </w:r>
       <w:r>
         <w:rPr>
@@ -12543,25 +12559,7 @@
           <w:sz w:val="24"/>
           <w:szCs w:val="24"/>
         </w:rPr>
-        <w:t>. Artificial intelligence model.</w:t>
-      </w:r>
-      <w:r>
-        <w:rPr>
-          <w:rFonts w:asciiTheme="minorHAnsi" w:eastAsia="system-ui" w:hAnsiTheme="minorHAnsi" w:cs="system-ui"/>
-          <w:color w:val="000000" w:themeColor="text1"/>
-          <w:sz w:val="24"/>
-          <w:szCs w:val="24"/>
-        </w:rPr>
-        <w:t xml:space="preserve"> </w:t>
-      </w:r>
-      <w:r>
-        <w:rPr>
-          <w:rFonts w:asciiTheme="minorHAnsi" w:eastAsia="system-ui" w:hAnsiTheme="minorHAnsi" w:cs="system-ui"/>
-          <w:color w:val="000000" w:themeColor="text1"/>
-          <w:sz w:val="24"/>
-          <w:szCs w:val="24"/>
-        </w:rPr>
-        <w:t>(Accessed: 29 September 2026). What are the most reliable data sources for researching the consumer price impact of supply chain disruptions in Ireland?</w:t>
+        <w:t>. Artificial intelligence model. (Accessed: 29 September 2026). What are the most reliable data sources for researching the consumer price impact of supply chain disruptions in Ireland?</w:t>
       </w:r>
     </w:p>
     <w:p>
@@ -12589,25 +12587,7 @@
           <w:sz w:val="24"/>
           <w:szCs w:val="24"/>
         </w:rPr>
-        <w:t xml:space="preserve">. Artificial intelligence model. (Accessed: </w:t>
-      </w:r>
-      <w:r>
-        <w:rPr>
-          <w:rFonts w:asciiTheme="minorHAnsi" w:eastAsia="system-ui" w:hAnsiTheme="minorHAnsi" w:cs="system-ui"/>
-          <w:color w:val="000000" w:themeColor="text1"/>
-          <w:sz w:val="24"/>
-          <w:szCs w:val="24"/>
-        </w:rPr>
-        <w:t>30</w:t>
-      </w:r>
-      <w:r>
-        <w:rPr>
-          <w:rFonts w:asciiTheme="minorHAnsi" w:eastAsia="system-ui" w:hAnsiTheme="minorHAnsi" w:cs="system-ui"/>
-          <w:color w:val="000000" w:themeColor="text1"/>
-          <w:sz w:val="24"/>
-          <w:szCs w:val="24"/>
-        </w:rPr>
-        <w:t xml:space="preserve"> September 2026).</w:t>
+        <w:t>. Artificial intelligence model. (Accessed: 30 September 2026).</w:t>
       </w:r>
       <w:r>
         <w:rPr>
@@ -12791,16 +12771,7 @@
           <w:sz w:val="24"/>
           <w:szCs w:val="24"/>
         </w:rPr>
-        <w:t>Claude</w:t>
-      </w:r>
-      <w:r>
-        <w:rPr>
-          <w:rFonts w:asciiTheme="minorHAnsi" w:eastAsia="system-ui" w:hAnsiTheme="minorHAnsi" w:cs="system-ui"/>
-          <w:color w:val="000000" w:themeColor="text1"/>
-          <w:sz w:val="24"/>
-          <w:szCs w:val="24"/>
-        </w:rPr>
-        <w:t xml:space="preserve">. Artificial intelligence model. (Accessed: </w:t>
+        <w:t xml:space="preserve">Claude. Artificial intelligence model. (Accessed: </w:t>
       </w:r>
       <w:r>
         <w:rPr>
@@ -12901,25 +12872,7 @@
           <w:sz w:val="24"/>
           <w:szCs w:val="24"/>
         </w:rPr>
-        <w:t xml:space="preserve">(Accessed: </w:t>
-      </w:r>
-      <w:r>
-        <w:rPr>
-          <w:rFonts w:asciiTheme="minorHAnsi" w:eastAsia="system-ui" w:hAnsiTheme="minorHAnsi" w:cs="system-ui"/>
-          <w:color w:val="000000" w:themeColor="text1"/>
-          <w:sz w:val="24"/>
-          <w:szCs w:val="24"/>
-        </w:rPr>
-        <w:t>12 October</w:t>
-      </w:r>
-      <w:r>
-        <w:rPr>
-          <w:rFonts w:asciiTheme="minorHAnsi" w:eastAsia="system-ui" w:hAnsiTheme="minorHAnsi" w:cs="system-ui"/>
-          <w:color w:val="000000" w:themeColor="text1"/>
-          <w:sz w:val="24"/>
-          <w:szCs w:val="24"/>
-        </w:rPr>
-        <w:t xml:space="preserve"> 2026</w:t>
+        <w:t>(Accessed: 12 October 2026</w:t>
       </w:r>
       <w:r>
         <w:rPr>
@@ -12967,18 +12920,26 @@
           <w:sz w:val="24"/>
           <w:szCs w:val="24"/>
         </w:rPr>
-        <w:t>Gemini</w:t>
+        <w:t>Gemini.</w:t>
       </w:r>
       <w:r>
         <w:rPr>
           <w:rFonts w:asciiTheme="minorHAnsi" w:eastAsia="system-ui" w:hAnsiTheme="minorHAnsi" w:cs="system-ui"/>
-          <w:i/>
-          <w:iCs/>
-          <w:color w:val="000000" w:themeColor="text1"/>
-          <w:sz w:val="24"/>
-          <w:szCs w:val="24"/>
-        </w:rPr>
-        <w:t>.</w:t>
+          <w:color w:val="000000" w:themeColor="text1"/>
+          <w:sz w:val="24"/>
+          <w:szCs w:val="24"/>
+        </w:rPr>
+        <w:t xml:space="preserve"> Artificial intelligence model. (Accessed: 18 October 2026).</w:t>
+      </w:r>
+      <w:r>
+        <w:rPr>
+          <w:rFonts w:asciiTheme="minorHAnsi" w:eastAsia="Times New Roman" w:hAnsiTheme="minorHAnsi" w:cs="Times New Roman"/>
+          <w:color w:val="000000" w:themeColor="text1"/>
+          <w:sz w:val="24"/>
+          <w:szCs w:val="24"/>
+          <w:lang w:eastAsia="zh-CN"/>
+        </w:rPr>
+        <w:t xml:space="preserve"> </w:t>
       </w:r>
       <w:r>
         <w:rPr>
@@ -12987,89 +12948,7 @@
           <w:sz w:val="24"/>
           <w:szCs w:val="24"/>
         </w:rPr>
-        <w:t xml:space="preserve"> Artificial intelligence </w:t>
-      </w:r>
-      <w:r>
-        <w:rPr>
-          <w:rFonts w:asciiTheme="minorHAnsi" w:eastAsia="system-ui" w:hAnsiTheme="minorHAnsi" w:cs="system-ui"/>
-          <w:color w:val="000000" w:themeColor="text1"/>
-          <w:sz w:val="24"/>
-          <w:szCs w:val="24"/>
-        </w:rPr>
-        <w:t>model. (</w:t>
-      </w:r>
-      <w:r>
-        <w:rPr>
-          <w:rFonts w:asciiTheme="minorHAnsi" w:eastAsia="system-ui" w:hAnsiTheme="minorHAnsi" w:cs="system-ui"/>
-          <w:color w:val="000000" w:themeColor="text1"/>
-          <w:sz w:val="24"/>
-          <w:szCs w:val="24"/>
-        </w:rPr>
-        <w:t>Accessed:</w:t>
-      </w:r>
-      <w:r>
-        <w:rPr>
-          <w:rFonts w:asciiTheme="minorHAnsi" w:eastAsia="system-ui" w:hAnsiTheme="minorHAnsi" w:cs="system-ui"/>
-          <w:color w:val="000000" w:themeColor="text1"/>
-          <w:sz w:val="24"/>
-          <w:szCs w:val="24"/>
-        </w:rPr>
-        <w:t xml:space="preserve"> 18</w:t>
-      </w:r>
-      <w:r>
-        <w:rPr>
-          <w:rFonts w:asciiTheme="minorHAnsi" w:eastAsia="system-ui" w:hAnsiTheme="minorHAnsi" w:cs="system-ui"/>
-          <w:color w:val="000000" w:themeColor="text1"/>
-          <w:sz w:val="24"/>
-          <w:szCs w:val="24"/>
-        </w:rPr>
-        <w:t xml:space="preserve"> </w:t>
-      </w:r>
-      <w:r>
-        <w:rPr>
-          <w:rFonts w:asciiTheme="minorHAnsi" w:eastAsia="system-ui" w:hAnsiTheme="minorHAnsi" w:cs="system-ui"/>
-          <w:color w:val="000000" w:themeColor="text1"/>
-          <w:sz w:val="24"/>
-          <w:szCs w:val="24"/>
-        </w:rPr>
-        <w:t xml:space="preserve">October </w:t>
-      </w:r>
-      <w:r>
-        <w:rPr>
-          <w:rFonts w:asciiTheme="minorHAnsi" w:eastAsia="system-ui" w:hAnsiTheme="minorHAnsi" w:cs="system-ui"/>
-          <w:color w:val="000000" w:themeColor="text1"/>
-          <w:sz w:val="24"/>
-          <w:szCs w:val="24"/>
-        </w:rPr>
-        <w:t>2026).</w:t>
-      </w:r>
-      <w:r>
-        <w:rPr>
-          <w:rFonts w:asciiTheme="minorHAnsi" w:eastAsia="Times New Roman" w:hAnsiTheme="minorHAnsi" w:cs="Times New Roman"/>
-          <w:color w:val="000000" w:themeColor="text1"/>
-          <w:sz w:val="24"/>
-          <w:szCs w:val="24"/>
-          <w:lang w:eastAsia="zh-CN"/>
-        </w:rPr>
-        <w:t xml:space="preserve"> </w:t>
-      </w:r>
-      <w:r>
-        <w:rPr>
-          <w:rFonts w:asciiTheme="minorHAnsi" w:eastAsia="system-ui" w:hAnsiTheme="minorHAnsi" w:cs="system-ui"/>
-          <w:color w:val="000000" w:themeColor="text1"/>
-          <w:sz w:val="24"/>
-          <w:szCs w:val="24"/>
-        </w:rPr>
-        <w:t>Help me structure a Gantt chart for both parts of my Capstone Project, including research, data collection, data preparation, analysis, modelling, evaluation and final reporting</w:t>
-      </w:r>
-      <w:r>
-        <w:rPr>
-          <w:rFonts w:asciiTheme="minorHAnsi" w:eastAsia="system-ui" w:hAnsiTheme="minorHAnsi" w:cs="system-ui"/>
-          <w:color w:val="000000" w:themeColor="text1"/>
-          <w:sz w:val="24"/>
-          <w:szCs w:val="24"/>
-        </w:rPr>
-        <w:t>.</w:t>
+        <w:t>Help me structure a Gantt chart for both parts of my Capstone Project, including research, data collection, data preparation, analysis, modelling, evaluation and final reporting.</w:t>
       </w:r>
     </w:p>
     <w:p>
@@ -14985,6 +14864,7 @@
   <w:style w:type="character" w:default="1" w:styleId="DefaultParagraphFont">
     <w:name w:val="Default Paragraph Font"/>
     <w:uiPriority w:val="1"/>
+    <w:semiHidden/>
     <w:unhideWhenUsed/>
   </w:style>
   <w:style w:type="table" w:default="1" w:styleId="TableNormal">
@@ -15805,17 +15685,16 @@
 </file>
 
 <file path=customXml/item1.xml><?xml version="1.0" encoding="utf-8"?>
-<p:properties xmlns:p="http://schemas.microsoft.com/office/2006/metadata/properties" xmlns:xsi="http://www.w3.org/2001/XMLSchema-instance" xmlns:pc="http://schemas.microsoft.com/office/infopath/2007/PartnerControls">
-  <documentManagement>
-    <_activity xmlns="b16a9495-4dfd-42d3-807b-98cb11f03b43" xsi:nil="true"/>
-  </documentManagement>
-</p:properties>
+<?mso-contentType ?>
+<FormTemplates xmlns="http://schemas.microsoft.com/sharepoint/v3/contenttype/forms">
+  <Display>DocumentLibraryForm</Display>
+  <Edit>DocumentLibraryForm</Edit>
+  <New>DocumentLibraryForm</New>
+</FormTemplates>
 </file>
 
 <file path=customXml/item2.xml><?xml version="1.0" encoding="utf-8"?>
-<go:gDocsCustomXmlDataStorage xmlns:go="http://customooxmlschemas.google.com/" xmlns:r="http://schemas.openxmlformats.org/officeDocument/2006/relationships" uri="GoogleDocsCustomDataVersion2">
-  <go:docsCustomData xmlns:go="http://customooxmlschemas.google.com/" roundtripDataSignature="AMtx7miehlgh2pzFvkmpnhkVaeODs3Wnuw==">CgMxLjAyCGguZ2pkZ3hzMgloLjMwajB6bGwyCWguMWZvYjl0ZTIJaC4zem55c2g3MgloLjJldDkycDAyDmgua2ZranMzcndsMmMxOAByITF6bEVRVXYyWkdtTjZWemdfYk5uaGpmb0x1c2hhYUo3dw==</go:docsCustomData>
-</go:gDocsCustomXmlDataStorage>
+<b:Sources xmlns:b="http://schemas.openxmlformats.org/officeDocument/2006/bibliography" xmlns="http://schemas.openxmlformats.org/officeDocument/2006/bibliography" SelectedStyle="\APASixthEditionOfficeOnline.xsl" StyleName="APA" Version="6"/>
 </file>
 
 <file path=customXml/item3.xml><?xml version="1.0" encoding="utf-8"?>
@@ -15969,33 +15848,31 @@
 </file>
 
 <file path=customXml/item4.xml><?xml version="1.0" encoding="utf-8"?>
-<b:Sources xmlns:b="http://schemas.openxmlformats.org/officeDocument/2006/bibliography" xmlns="http://schemas.openxmlformats.org/officeDocument/2006/bibliography" SelectedStyle="\APASixthEditionOfficeOnline.xsl" StyleName="APA" Version="6"/>
+<go:gDocsCustomXmlDataStorage xmlns:go="http://customooxmlschemas.google.com/" xmlns:r="http://schemas.openxmlformats.org/officeDocument/2006/relationships" uri="GoogleDocsCustomDataVersion2">
+  <go:docsCustomData xmlns:go="http://customooxmlschemas.google.com/" roundtripDataSignature="AMtx7miehlgh2pzFvkmpnhkVaeODs3Wnuw==">CgMxLjAyCGguZ2pkZ3hzMgloLjMwajB6bGwyCWguMWZvYjl0ZTIJaC4zem55c2g3MgloLjJldDkycDAyDmgua2ZranMzcndsMmMxOAByITF6bEVRVXYyWkdtTjZWemdfYk5uaGpmb0x1c2hhYUo3dw==</go:docsCustomData>
+</go:gDocsCustomXmlDataStorage>
 </file>
 
 <file path=customXml/item5.xml><?xml version="1.0" encoding="utf-8"?>
-<?mso-contentType ?>
-<FormTemplates xmlns="http://schemas.microsoft.com/sharepoint/v3/contenttype/forms">
-  <Display>DocumentLibraryForm</Display>
-  <Edit>DocumentLibraryForm</Edit>
-  <New>DocumentLibraryForm</New>
-</FormTemplates>
+<p:properties xmlns:p="http://schemas.microsoft.com/office/2006/metadata/properties" xmlns:xsi="http://www.w3.org/2001/XMLSchema-instance" xmlns:pc="http://schemas.microsoft.com/office/infopath/2007/PartnerControls">
+  <documentManagement>
+    <_activity xmlns="b16a9495-4dfd-42d3-807b-98cb11f03b43" xsi:nil="true"/>
+  </documentManagement>
+</p:properties>
 </file>
 
 <file path=customXml/itemProps1.xml><?xml version="1.0" encoding="utf-8"?>
-<ds:datastoreItem xmlns:ds="http://schemas.openxmlformats.org/officeDocument/2006/customXml" ds:itemID="{D51EB97A-8C7A-4EE1-A3AD-E57FDBFA6BEE}">
+<ds:datastoreItem xmlns:ds="http://schemas.openxmlformats.org/officeDocument/2006/customXml" ds:itemID="{AD64260C-1345-4C21-A804-B9FBE7B91489}">
   <ds:schemaRefs>
-    <ds:schemaRef ds:uri="http://schemas.microsoft.com/office/2006/metadata/properties"/>
-    <ds:schemaRef ds:uri="http://schemas.microsoft.com/office/infopath/2007/PartnerControls"/>
-    <ds:schemaRef ds:uri="b16a9495-4dfd-42d3-807b-98cb11f03b43"/>
+    <ds:schemaRef ds:uri="http://schemas.microsoft.com/sharepoint/v3/contenttype/forms"/>
   </ds:schemaRefs>
 </ds:datastoreItem>
 </file>
 
 <file path=customXml/itemProps2.xml><?xml version="1.0" encoding="utf-8"?>
-<ds:datastoreItem xmlns:ds="http://schemas.openxmlformats.org/officeDocument/2006/customXml" ds:itemID="{11111111-1234-1234-1234-123412341234}">
+<ds:datastoreItem xmlns:ds="http://schemas.openxmlformats.org/officeDocument/2006/customXml" ds:itemID="{A5C61161-19E4-4D42-A5DA-EC591AFE0A7D}">
   <ds:schemaRefs>
-    <ds:schemaRef ds:uri="http://customooxmlschemas.google.com/"/>
-    <ds:schemaRef ds:uri="http://schemas.openxmlformats.org/officeDocument/2006/relationships"/>
+    <ds:schemaRef ds:uri="http://schemas.openxmlformats.org/officeDocument/2006/bibliography"/>
   </ds:schemaRefs>
 </ds:datastoreItem>
 </file>
@@ -16019,17 +15896,20 @@
 </file>
 
 <file path=customXml/itemProps4.xml><?xml version="1.0" encoding="utf-8"?>
-<ds:datastoreItem xmlns:ds="http://schemas.openxmlformats.org/officeDocument/2006/customXml" ds:itemID="{A5C61161-19E4-4D42-A5DA-EC591AFE0A7D}">
+<ds:datastoreItem xmlns:ds="http://schemas.openxmlformats.org/officeDocument/2006/customXml" ds:itemID="{11111111-1234-1234-1234-123412341234}">
   <ds:schemaRefs>
-    <ds:schemaRef ds:uri="http://schemas.openxmlformats.org/officeDocument/2006/bibliography"/>
+    <ds:schemaRef ds:uri="http://customooxmlschemas.google.com/"/>
+    <ds:schemaRef ds:uri="http://schemas.openxmlformats.org/officeDocument/2006/relationships"/>
   </ds:schemaRefs>
 </ds:datastoreItem>
 </file>
 
 <file path=customXml/itemProps5.xml><?xml version="1.0" encoding="utf-8"?>
-<ds:datastoreItem xmlns:ds="http://schemas.openxmlformats.org/officeDocument/2006/customXml" ds:itemID="{AD64260C-1345-4C21-A804-B9FBE7B91489}">
+<ds:datastoreItem xmlns:ds="http://schemas.openxmlformats.org/officeDocument/2006/customXml" ds:itemID="{D51EB97A-8C7A-4EE1-A3AD-E57FDBFA6BEE}">
   <ds:schemaRefs>
-    <ds:schemaRef ds:uri="http://schemas.microsoft.com/sharepoint/v3/contenttype/forms"/>
+    <ds:schemaRef ds:uri="http://schemas.microsoft.com/office/2006/metadata/properties"/>
+    <ds:schemaRef ds:uri="http://schemas.microsoft.com/office/infopath/2007/PartnerControls"/>
+    <ds:schemaRef ds:uri="b16a9495-4dfd-42d3-807b-98cb11f03b43"/>
   </ds:schemaRefs>
 </ds:datastoreItem>
 </file>
--- a/KlycyaSilva-2026558.docx
+++ b/KlycyaSilva-2026558.docx
@@ -2779,7 +2779,25 @@
           <w:sz w:val="24"/>
           <w:szCs w:val="24"/>
         </w:rPr>
-        <w:t xml:space="preserve"> developing a predictive model that estimates how supply chain disruptions affect consumer prices in Ireland, and to use it to support decisions that reduce the impact on end customers gives business advantages.</w:t>
+        <w:t xml:space="preserve"> develop a predictive model t</w:t>
+      </w:r>
+      <w:r>
+        <w:rPr>
+          <w:rFonts w:ascii="Aptos" w:eastAsia="Aptos" w:hAnsi="Aptos" w:cs="Aptos"/>
+          <w:color w:val="000000" w:themeColor="text1"/>
+          <w:sz w:val="24"/>
+          <w:szCs w:val="24"/>
+        </w:rPr>
+        <w:t xml:space="preserve">o investigate </w:t>
+      </w:r>
+      <w:r>
+        <w:rPr>
+          <w:rFonts w:ascii="Aptos" w:eastAsia="Aptos" w:hAnsi="Aptos" w:cs="Aptos"/>
+          <w:color w:val="000000" w:themeColor="text1"/>
+          <w:sz w:val="24"/>
+          <w:szCs w:val="24"/>
+        </w:rPr>
+        <w:t>how supply chain disruptions affect consumer prices in Ireland, and to use it to support decisions that reduce the impact on end customers gives business advantages.</w:t>
       </w:r>
     </w:p>
     <w:p>
@@ -2957,7 +2975,88 @@
           <w:sz w:val="24"/>
           <w:szCs w:val="24"/>
         </w:rPr>
-        <w:t xml:space="preserve"> this project for example the next step the focus will be in the food category, The objective is to investigate whether supply-chain indicators can help predict changes in that category.</w:t>
+        <w:t xml:space="preserve"> this project for example the next step </w:t>
+      </w:r>
+      <w:r>
+        <w:rPr>
+          <w:rFonts w:ascii="Aptos" w:eastAsia="Aptos" w:hAnsi="Aptos" w:cs="Aptos"/>
+          <w:color w:val="000000" w:themeColor="text1"/>
+          <w:sz w:val="24"/>
+          <w:szCs w:val="24"/>
+        </w:rPr>
+        <w:t xml:space="preserve">will </w:t>
+      </w:r>
+      <w:r>
+        <w:rPr>
+          <w:rFonts w:ascii="Aptos" w:eastAsia="Aptos" w:hAnsi="Aptos" w:cs="Aptos"/>
+          <w:color w:val="000000" w:themeColor="text1"/>
+          <w:sz w:val="24"/>
+          <w:szCs w:val="24"/>
+        </w:rPr>
+        <w:t>focus</w:t>
+      </w:r>
+      <w:r>
+        <w:rPr>
+          <w:rFonts w:ascii="Aptos" w:eastAsia="Aptos" w:hAnsi="Aptos" w:cs="Aptos"/>
+          <w:color w:val="000000" w:themeColor="text1"/>
+          <w:sz w:val="24"/>
+          <w:szCs w:val="24"/>
+        </w:rPr>
+        <w:t xml:space="preserve"> </w:t>
+      </w:r>
+      <w:r>
+        <w:rPr>
+          <w:rFonts w:ascii="Aptos" w:eastAsia="Aptos" w:hAnsi="Aptos" w:cs="Aptos"/>
+          <w:color w:val="000000" w:themeColor="text1"/>
+          <w:sz w:val="24"/>
+          <w:szCs w:val="24"/>
+        </w:rPr>
+        <w:t>in the food category</w:t>
+      </w:r>
+      <w:r>
+        <w:rPr>
+          <w:rFonts w:ascii="Aptos" w:eastAsia="Aptos" w:hAnsi="Aptos" w:cs="Aptos"/>
+          <w:color w:val="000000" w:themeColor="text1"/>
+          <w:sz w:val="24"/>
+          <w:szCs w:val="24"/>
+        </w:rPr>
+        <w:t xml:space="preserve"> as a potential case</w:t>
+      </w:r>
+      <w:r>
+        <w:rPr>
+          <w:rFonts w:ascii="Aptos" w:eastAsia="Aptos" w:hAnsi="Aptos" w:cs="Aptos"/>
+          <w:color w:val="000000" w:themeColor="text1"/>
+          <w:sz w:val="24"/>
+          <w:szCs w:val="24"/>
+        </w:rPr>
+        <w:t>,</w:t>
+      </w:r>
+      <w:r>
+        <w:rPr>
+          <w:rFonts w:ascii="Aptos" w:eastAsia="Aptos" w:hAnsi="Aptos" w:cs="Aptos"/>
+          <w:color w:val="000000" w:themeColor="text1"/>
+          <w:sz w:val="24"/>
+          <w:szCs w:val="24"/>
+        </w:rPr>
+        <w:t xml:space="preserve"> depending on data availability, t</w:t>
+      </w:r>
+      <w:r>
+        <w:rPr>
+          <w:rFonts w:ascii="Aptos" w:eastAsia="Aptos" w:hAnsi="Aptos" w:cs="Aptos"/>
+          <w:color w:val="000000" w:themeColor="text1"/>
+          <w:sz w:val="24"/>
+          <w:szCs w:val="24"/>
+        </w:rPr>
+        <w:t>he objective is to investigate whether supply-chain indicators can help predict changes in that category.</w:t>
+      </w:r>
+      <w:r>
+        <w:rPr>
+          <w:rFonts w:ascii="Aptos" w:eastAsia="Aptos" w:hAnsi="Aptos" w:cs="Aptos"/>
+          <w:color w:val="000000" w:themeColor="text1"/>
+          <w:sz w:val="24"/>
+          <w:szCs w:val="24"/>
+        </w:rPr>
+        <w:t xml:space="preserve"> </w:t>
       </w:r>
     </w:p>
     <w:p>
@@ -3000,7 +3099,43 @@
           <w:sz w:val="24"/>
           <w:szCs w:val="24"/>
         </w:rPr>
-        <w:t xml:space="preserve">This project will adopt a quantitative research approach using historical data from official </w:t>
+        <w:t xml:space="preserve">This project will adopt a quantitative research approach using historical data from </w:t>
+      </w:r>
+      <w:r>
+        <w:rPr>
+          <w:rFonts w:ascii="Aptos" w:eastAsia="Aptos" w:hAnsi="Aptos" w:cs="Aptos"/>
+          <w:color w:val="000000" w:themeColor="text1"/>
+          <w:sz w:val="24"/>
+          <w:szCs w:val="24"/>
+        </w:rPr>
+        <w:t>official</w:t>
+      </w:r>
+      <w:r>
+        <w:rPr>
+          <w:rFonts w:ascii="Aptos" w:eastAsia="Aptos" w:hAnsi="Aptos" w:cs="Aptos"/>
+          <w:color w:val="000000" w:themeColor="text1"/>
+          <w:sz w:val="24"/>
+          <w:szCs w:val="24"/>
+        </w:rPr>
+        <w:t xml:space="preserve"> </w:t>
+      </w:r>
+      <w:r>
+        <w:rPr>
+          <w:rFonts w:ascii="Aptos" w:eastAsia="Aptos" w:hAnsi="Aptos" w:cs="Aptos"/>
+          <w:color w:val="000000" w:themeColor="text1"/>
+          <w:sz w:val="24"/>
+          <w:szCs w:val="24"/>
+        </w:rPr>
+        <w:t>Irish</w:t>
+      </w:r>
+      <w:r>
+        <w:rPr>
+          <w:rFonts w:ascii="Aptos" w:eastAsia="Aptos" w:hAnsi="Aptos" w:cs="Aptos"/>
+          <w:color w:val="000000" w:themeColor="text1"/>
+          <w:sz w:val="24"/>
+          <w:szCs w:val="24"/>
+        </w:rPr>
+        <w:t xml:space="preserve"> and</w:t>
       </w:r>
       <w:r>
         <w:rPr>
@@ -3011,7 +3146,7 @@
           <w:sz w:val="24"/>
           <w:szCs w:val="24"/>
         </w:rPr>
-        <w:t>Irish</w:t>
+        <w:t xml:space="preserve"> </w:t>
       </w:r>
       <w:r>
         <w:rPr>
@@ -3020,18 +3155,7 @@
           <w:sz w:val="24"/>
           <w:szCs w:val="24"/>
         </w:rPr>
-        <w:t xml:space="preserve"> and</w:t>
-      </w:r>
-      <w:r>
-        <w:rPr>
-          <w:rFonts w:ascii="Aptos" w:eastAsia="Aptos" w:hAnsi="Aptos" w:cs="Aptos"/>
-          <w:i/>
-          <w:iCs/>
-          <w:color w:val="000000" w:themeColor="text1"/>
-          <w:sz w:val="24"/>
-          <w:szCs w:val="24"/>
-        </w:rPr>
-        <w:t xml:space="preserve"> European statistical sources</w:t>
+        <w:t>European statistical sources</w:t>
       </w:r>
       <w:r>
         <w:rPr>
@@ -3717,6 +3841,7 @@
                 <w:szCs w:val="18"/>
               </w:rPr>
             </w:pPr>
+            <w:proofErr w:type="spellStart"/>
             <w:r>
               <w:rPr>
                 <w:rFonts w:ascii="Arial" w:eastAsia="Arial" w:hAnsi="Arial" w:cs="Arial"/>
@@ -3728,6 +3853,7 @@
               </w:rPr>
               <w:t>Fev</w:t>
             </w:r>
+            <w:proofErr w:type="spellEnd"/>
           </w:p>
         </w:tc>
         <w:tc>

--- a/KlycyaSilva-2026558.docx
+++ b/KlycyaSilva-2026558.docx
@@ -3467,7 +3467,25 @@
           <w:sz w:val="24"/>
           <w:szCs w:val="24"/>
         </w:rPr>
-        <w:t>Error (MAE) and Root Mean Squared Error (RMSE). Historical observations will be divided chronologically into training and testing periods to reduce the risk of data leakage. The results will be compared to determine how accurately the selected indicators predict consumer price movements.</w:t>
+        <w:t>Error (MAE) and Root Mean Squared Error (RMSE). Historical observations will be divided chronologically into training and testing periods to reduce the risk of data leakage. The results will be compared to determine how accurately</w:t>
+      </w:r>
+      <w:r>
+        <w:rPr>
+          <w:rFonts w:ascii="Aptos" w:eastAsia="Aptos" w:hAnsi="Aptos" w:cs="Aptos"/>
+          <w:color w:val="000000" w:themeColor="text1"/>
+          <w:sz w:val="24"/>
+          <w:szCs w:val="24"/>
+        </w:rPr>
+        <w:t xml:space="preserve"> can help supply chain indicators improves </w:t>
+      </w:r>
+      <w:r>
+        <w:rPr>
+          <w:rFonts w:ascii="Aptos" w:eastAsia="Aptos" w:hAnsi="Aptos" w:cs="Aptos"/>
+          <w:color w:val="000000" w:themeColor="text1"/>
+          <w:sz w:val="24"/>
+          <w:szCs w:val="24"/>
+        </w:rPr>
+        <w:t>the selected indicators predict consumer price movements.</w:t>
       </w:r>
     </w:p>
     <w:p>

--- a/KlycyaSilva-2026558.docx
+++ b/KlycyaSilva-2026558.docx
@@ -3859,7 +3859,6 @@
                 <w:szCs w:val="18"/>
               </w:rPr>
             </w:pPr>
-            <w:proofErr w:type="spellStart"/>
             <w:r>
               <w:rPr>
                 <w:rFonts w:ascii="Arial" w:eastAsia="Arial" w:hAnsi="Arial" w:cs="Arial"/>
@@ -3871,7 +3870,6 @@
               </w:rPr>
               <w:t>Fev</w:t>
             </w:r>
-            <w:proofErr w:type="spellEnd"/>
           </w:p>
         </w:tc>
         <w:tc>
@@ -11903,6 +11901,7 @@
           <w:color w:val="000000" w:themeColor="text1"/>
           <w:sz w:val="24"/>
           <w:szCs w:val="24"/>
+          <w:lang w:val="en-US"/>
         </w:rPr>
       </w:pPr>
       <w:r>
@@ -11913,7 +11912,48 @@
           <w:szCs w:val="24"/>
           <w:lang w:val="en-US"/>
         </w:rPr>
-        <w:t>Relevant academic studies will be reviewed and properly referenced using the Harvard referencing style. All datasets will be referenced.</w:t>
+        <w:t xml:space="preserve">Relevant academic studies will be reviewed and properly referenced using the Harvard referencing style. All datasets will </w:t>
+      </w:r>
+      <w:r>
+        <w:rPr>
+          <w:rFonts w:ascii="Aptos" w:eastAsia="Aptos" w:hAnsi="Aptos" w:cs="Aptos"/>
+          <w:color w:val="000000" w:themeColor="text1"/>
+          <w:sz w:val="24"/>
+          <w:szCs w:val="24"/>
+          <w:lang w:val="en-US"/>
+        </w:rPr>
+        <w:t>be acknowledged, and their applicable terms of use will be checked before analysis</w:t>
+      </w:r>
+      <w:r>
+        <w:rPr>
+          <w:rFonts w:ascii="Aptos" w:eastAsia="Aptos" w:hAnsi="Aptos" w:cs="Aptos"/>
+          <w:color w:val="000000" w:themeColor="text1"/>
+          <w:sz w:val="24"/>
+          <w:szCs w:val="24"/>
+          <w:lang w:val="en-US"/>
+        </w:rPr>
+        <w:t>.</w:t>
+      </w:r>
+    </w:p>
+    <w:p>
+      <w:pPr>
+        <w:spacing w:before="240" w:after="240"/>
+        <w:rPr>
+          <w:rFonts w:ascii="Aptos" w:eastAsia="Aptos" w:hAnsi="Aptos" w:cs="Aptos"/>
+          <w:color w:val="000000" w:themeColor="text1"/>
+          <w:sz w:val="24"/>
+          <w:szCs w:val="24"/>
+        </w:rPr>
+      </w:pPr>
+      <w:r>
+        <w:rPr>
+          <w:rFonts w:ascii="Aptos" w:eastAsia="Aptos" w:hAnsi="Aptos" w:cs="Aptos"/>
+          <w:color w:val="000000" w:themeColor="text1"/>
+          <w:sz w:val="24"/>
+          <w:szCs w:val="24"/>
+          <w:lang w:val="en-US"/>
+        </w:rPr>
+        <w:t>The results in this project will be interpreted objectively. The predictive models will be evaluated using appropriate performance metrics, and any limitations will be clearly reported.</w:t>
       </w:r>
     </w:p>
     <w:p>
@@ -11987,7 +12027,6 @@
       </w:pPr>
       <w:bookmarkStart w:id="9" w:name="_Toc243317729"/>
       <w:r>
-        <w:lastRenderedPageBreak/>
         <w:t>References</w:t>
       </w:r>
       <w:bookmarkEnd w:id="9"/>

--- a/KlycyaSilva-2026558.docx
+++ b/KlycyaSilva-2026558.docx
@@ -11873,7 +11873,7 @@
     </w:p>
     <w:p>
       <w:pPr>
-        <w:spacing w:before="240" w:after="240"/>
+        <w:spacing w:before="240" w:after="240" w:line="240" w:lineRule="auto"/>
         <w:rPr>
           <w:rFonts w:ascii="Aptos" w:eastAsia="Aptos" w:hAnsi="Aptos" w:cs="Aptos"/>
           <w:color w:val="000000" w:themeColor="text1"/>
@@ -11895,7 +11895,7 @@
     </w:p>
     <w:p>
       <w:pPr>
-        <w:spacing w:before="240" w:after="240"/>
+        <w:spacing w:before="240" w:after="240" w:line="240" w:lineRule="auto"/>
         <w:rPr>
           <w:rFonts w:ascii="Aptos" w:eastAsia="Aptos" w:hAnsi="Aptos" w:cs="Aptos"/>
           <w:color w:val="000000" w:themeColor="text1"/>
@@ -11937,7 +11937,7 @@
     </w:p>
     <w:p>
       <w:pPr>
-        <w:spacing w:before="240" w:after="240"/>
+        <w:spacing w:before="240" w:after="240" w:line="240" w:lineRule="auto"/>
         <w:rPr>
           <w:rFonts w:ascii="Aptos" w:eastAsia="Aptos" w:hAnsi="Aptos" w:cs="Aptos"/>
           <w:color w:val="000000" w:themeColor="text1"/>
@@ -11953,7 +11953,37 @@
           <w:szCs w:val="24"/>
           <w:lang w:val="en-US"/>
         </w:rPr>
-        <w:t>The results in this project will be interpreted objectively. The predictive models will be evaluated using appropriate performance metrics, and any limitations will be clearly reported.</w:t>
+        <w:t xml:space="preserve">The results in this project will be interpreted objectively. The predictive models </w:t>
+      </w:r>
+      <w:r>
+        <w:rPr>
+          <w:rFonts w:ascii="Aptos" w:eastAsia="Aptos" w:hAnsi="Aptos" w:cs="Aptos"/>
+          <w:color w:val="000000" w:themeColor="text1"/>
+          <w:sz w:val="24"/>
+          <w:szCs w:val="24"/>
+          <w:lang w:val="en-US"/>
+        </w:rPr>
+        <w:t xml:space="preserve">might be </w:t>
+      </w:r>
+      <w:r>
+        <w:rPr>
+          <w:rFonts w:ascii="Aptos" w:eastAsia="Aptos" w:hAnsi="Aptos" w:cs="Aptos"/>
+          <w:color w:val="000000" w:themeColor="text1"/>
+          <w:sz w:val="24"/>
+          <w:szCs w:val="24"/>
+          <w:lang w:val="en-US"/>
+        </w:rPr>
+        <w:t xml:space="preserve">evaluated using appropriate performance metrics, and any limitations will be clearly </w:t>
+      </w:r>
+      <w:r>
+        <w:rPr>
+          <w:rFonts w:ascii="Aptos" w:eastAsia="Aptos" w:hAnsi="Aptos" w:cs="Aptos"/>
+          <w:color w:val="000000" w:themeColor="text1"/>
+          <w:sz w:val="24"/>
+          <w:szCs w:val="24"/>
+          <w:lang w:val="en-US"/>
+        </w:rPr>
+        <w:t>reported. Any relationship between supply chain indicators and consumer price will be interpret as a predictive association rather than proof of causation.</w:t>
       </w:r>
     </w:p>
     <w:p>

--- a/KlycyaSilva-2026558.docx
+++ b/KlycyaSilva-2026558.docx
@@ -3366,7 +3366,6 @@
           <w:color w:val="000000" w:themeColor="text1"/>
           <w:sz w:val="24"/>
           <w:szCs w:val="24"/>
-          <w:lang w:val="en-US"/>
         </w:rPr>
       </w:pPr>
       <w:r>
@@ -3417,6 +3416,27 @@
           <w:szCs w:val="24"/>
         </w:rPr>
         <w:t>This dataset contains monthly consumer price index data organised by commodity group. The downloaded file includes the variables Statistic Label, Month, Commodity Group, UNIT and VALUE.</w:t>
+      </w:r>
+    </w:p>
+    <w:p>
+      <w:pPr>
+        <w:spacing w:before="240" w:after="240"/>
+        <w:rPr>
+          <w:rFonts w:ascii="Aptos" w:eastAsia="Aptos" w:hAnsi="Aptos" w:cs="Aptos"/>
+          <w:color w:val="000000" w:themeColor="text1"/>
+          <w:sz w:val="24"/>
+          <w:szCs w:val="24"/>
+          <w:lang w:val="en-US"/>
+        </w:rPr>
+      </w:pPr>
+      <w:r>
+        <w:rPr>
+          <w:rFonts w:ascii="Aptos" w:eastAsia="Aptos" w:hAnsi="Aptos" w:cs="Aptos"/>
+          <w:color w:val="000000" w:themeColor="text1"/>
+          <w:sz w:val="24"/>
+          <w:szCs w:val="24"/>
+        </w:rPr>
+        <w:t xml:space="preserve">The dataset is relevant to the project because it provides historical information on consumer price movements in Ireland </w:t>
       </w:r>
     </w:p>
     <w:p>
@@ -9026,6 +9046,7 @@
                 <w:sz w:val="18"/>
                 <w:szCs w:val="18"/>
               </w:rPr>
+              <w:lastRenderedPageBreak/>
               <w:t>12</w:t>
             </w:r>
           </w:p>
@@ -9465,7 +9486,6 @@
                 <w:sz w:val="18"/>
                 <w:szCs w:val="18"/>
               </w:rPr>
-              <w:lastRenderedPageBreak/>
               <w:t>13</w:t>
             </w:r>
           </w:p>
@@ -12586,7 +12606,6 @@
         <w:pStyle w:val="Heading1"/>
       </w:pPr>
       <w:r>
-        <w:lastRenderedPageBreak/>
         <w:t>Appendix</w:t>
       </w:r>
       <w:bookmarkEnd w:id="11"/>
@@ -13180,6 +13199,7 @@
           <w:sz w:val="24"/>
           <w:szCs w:val="24"/>
         </w:rPr>
+        <w:lastRenderedPageBreak/>
         <w:t>Google (2026)</w:t>
       </w:r>
       <w:r>

--- a/KlycyaSilva-2026558.docx
+++ b/KlycyaSilva-2026558.docx
@@ -3436,7 +3436,16 @@
           <w:sz w:val="24"/>
           <w:szCs w:val="24"/>
         </w:rPr>
-        <w:t xml:space="preserve">The dataset is relevant to the project because it provides historical information on consumer price movements in Ireland </w:t>
+        <w:t>The dataset is relevant to the project because it provides historical information on consumer price movements in Ireland</w:t>
+      </w:r>
+      <w:r>
+        <w:rPr>
+          <w:rFonts w:ascii="Aptos" w:eastAsia="Aptos" w:hAnsi="Aptos" w:cs="Aptos"/>
+          <w:color w:val="000000" w:themeColor="text1"/>
+          <w:sz w:val="24"/>
+          <w:szCs w:val="24"/>
+        </w:rPr>
+        <w:t xml:space="preserve">. This data might be used to analyse price trends and establish the target variable for the predictive model. </w:t>
       </w:r>
     </w:p>
     <w:p>

--- a/KlycyaSilva-2026558.docx
+++ b/KlycyaSilva-2026558.docx
@@ -272,6 +272,16 @@
           <w:sz w:val="36"/>
           <w:szCs w:val="36"/>
         </w:rPr>
+        <w:t xml:space="preserve"> </w:t>
+      </w:r>
+      <w:r>
+        <w:rPr>
+          <w:b/>
+          <w:bCs/>
+          <w:color w:val="156082" w:themeColor="accent1"/>
+          <w:sz w:val="36"/>
+          <w:szCs w:val="36"/>
+        </w:rPr>
         <w:t xml:space="preserve">Assessment </w:t>
       </w:r>
     </w:p>
@@ -941,7 +951,17 @@
                 <w:szCs w:val="32"/>
               </w:rPr>
               <w:lastRenderedPageBreak/>
-              <w:t>23</w:t>
+              <w:t>2</w:t>
+            </w:r>
+            <w:r>
+              <w:rPr>
+                <w:i/>
+                <w:iCs/>
+                <w:color w:val="000000" w:themeColor="text1"/>
+                <w:sz w:val="32"/>
+                <w:szCs w:val="32"/>
+              </w:rPr>
+              <w:t>1</w:t>
             </w:r>
             <w:r>
               <w:rPr>
@@ -1374,20 +1394,26 @@
         <w:spacing w:before="240" w:after="0" w:line="240" w:lineRule="auto"/>
         <w:rPr>
           <w:rFonts w:ascii="Play" w:eastAsia="Play" w:hAnsi="Play" w:cs="Play"/>
-          <w:color w:val="0F4761"/>
           <w:sz w:val="32"/>
           <w:szCs w:val="32"/>
         </w:rPr>
       </w:pPr>
       <w:r>
         <w:rPr>
-          <w:rFonts w:ascii="Play" w:eastAsia="Play" w:hAnsi="Play" w:cs="Play"/>
-          <w:color w:val="0F4761"/>
-          <w:sz w:val="32"/>
-          <w:szCs w:val="32"/>
+          <w:rFonts w:eastAsia="Play"/>
+          <w:sz w:val="40"/>
+          <w:szCs w:val="40"/>
         </w:rPr>
         <w:lastRenderedPageBreak/>
-        <w:t>Contents</w:t>
+        <w:t>C</w:t>
+      </w:r>
+      <w:r>
+        <w:rPr>
+          <w:rFonts w:eastAsia="Play"/>
+          <w:sz w:val="40"/>
+          <w:szCs w:val="40"/>
+        </w:rPr>
+        <w:t>ontents</w:t>
       </w:r>
     </w:p>
     <w:sdt>

--- a/KlycyaSilva-2026558.docx
+++ b/KlycyaSilva-2026558.docx
@@ -2528,7 +2528,6 @@
           <w:color w:val="000000" w:themeColor="text1"/>
           <w:sz w:val="24"/>
           <w:szCs w:val="24"/>
-          <w:lang w:val="en-US"/>
         </w:rPr>
       </w:pPr>
       <w:r>
@@ -12073,38 +12072,6 @@
         </w:rPr>
       </w:pPr>
     </w:p>
-    <w:p>
-      <w:pPr>
-        <w:spacing w:before="240" w:after="240"/>
-        <w:rPr>
-          <w:rFonts w:ascii="Aptos" w:eastAsia="Aptos" w:hAnsi="Aptos" w:cs="Aptos"/>
-          <w:color w:val="000000" w:themeColor="text1"/>
-          <w:sz w:val="24"/>
-          <w:szCs w:val="24"/>
-        </w:rPr>
-      </w:pPr>
-    </w:p>
-    <w:p>
-      <w:pPr>
-        <w:spacing w:before="240" w:after="240"/>
-        <w:rPr>
-          <w:rFonts w:ascii="Aptos" w:eastAsia="Aptos" w:hAnsi="Aptos" w:cs="Aptos"/>
-          <w:color w:val="000000" w:themeColor="text1"/>
-          <w:sz w:val="24"/>
-          <w:szCs w:val="24"/>
-        </w:rPr>
-      </w:pPr>
-    </w:p>
-    <w:p>
-      <w:pPr>
-        <w:rPr>
-          <w:rFonts w:ascii="Aptos" w:eastAsia="Aptos" w:hAnsi="Aptos" w:cs="Aptos"/>
-          <w:color w:val="000000" w:themeColor="text1"/>
-          <w:sz w:val="24"/>
-          <w:szCs w:val="24"/>
-        </w:rPr>
-      </w:pPr>
-    </w:p>
     <w:p/>
     <w:p>
       <w:pPr>
@@ -12112,6 +12079,7 @@
       </w:pPr>
       <w:bookmarkStart w:id="9" w:name="_Toc243317729"/>
       <w:r>
+        <w:lastRenderedPageBreak/>
         <w:t>References</w:t>
       </w:r>
       <w:bookmarkEnd w:id="9"/>
@@ -12635,12 +12603,18 @@
       <w:bookmarkStart w:id="11" w:name="_Toc243317730"/>
       <w:bookmarkEnd w:id="10"/>
     </w:p>
+    <w:p>
+      <w:pPr>
+        <w:pStyle w:val="Heading1"/>
+      </w:pPr>
+    </w:p>
     <w:p/>
     <w:p>
       <w:pPr>
         <w:pStyle w:val="Heading1"/>
       </w:pPr>
       <w:r>
+        <w:lastRenderedPageBreak/>
         <w:t>Appendix</w:t>
       </w:r>
       <w:bookmarkEnd w:id="11"/>
@@ -13234,7 +13208,6 @@
           <w:sz w:val="24"/>
           <w:szCs w:val="24"/>
         </w:rPr>
-        <w:lastRenderedPageBreak/>
         <w:t>Google (2026)</w:t>
       </w:r>
       <w:r>

--- a/KlycyaSilva-2026558.docx
+++ b/KlycyaSilva-2026558.docx
@@ -12042,6 +12042,7 @@
     </w:p>
     <w:p>
       <w:pPr>
+        <w:spacing w:before="240" w:after="240"/>
         <w:rPr>
           <w:rFonts w:ascii="Aptos" w:eastAsia="Aptos" w:hAnsi="Aptos" w:cs="Aptos"/>
           <w:color w:val="000000" w:themeColor="text1"/>
@@ -12063,18 +12064,6 @@
     </w:p>
     <w:p>
       <w:pPr>
-        <w:spacing w:before="240" w:after="240"/>
-        <w:rPr>
-          <w:rFonts w:ascii="Aptos" w:eastAsia="Aptos" w:hAnsi="Aptos" w:cs="Aptos"/>
-          <w:color w:val="000000" w:themeColor="text1"/>
-          <w:sz w:val="24"/>
-          <w:szCs w:val="24"/>
-        </w:rPr>
-      </w:pPr>
-    </w:p>
-    <w:p/>
-    <w:p>
-      <w:pPr>
         <w:pStyle w:val="Heading1"/>
       </w:pPr>
       <w:bookmarkStart w:id="9" w:name="_Toc243317729"/>
@@ -12084,11 +12073,11 @@
       </w:r>
       <w:bookmarkEnd w:id="9"/>
     </w:p>
-    <w:p/>
     <w:p>
       <w:pPr>
         <w:rPr>
           <w:rStyle w:val="Hyperlink"/>
+          <w:rFonts w:asciiTheme="minorHAnsi" w:hAnsiTheme="minorHAnsi"/>
           <w:color w:val="000000" w:themeColor="text1"/>
           <w:sz w:val="24"/>
           <w:szCs w:val="24"/>
@@ -12097,6 +12086,7 @@
       </w:pPr>
       <w:r>
         <w:rPr>
+          <w:rFonts w:asciiTheme="minorHAnsi" w:hAnsiTheme="minorHAnsi"/>
           <w:color w:val="000000" w:themeColor="text1"/>
           <w:sz w:val="24"/>
           <w:szCs w:val="24"/>
@@ -12105,6 +12095,7 @@
       </w:r>
       <w:r>
         <w:rPr>
+          <w:rFonts w:asciiTheme="minorHAnsi" w:hAnsiTheme="minorHAnsi"/>
           <w:i/>
           <w:iCs/>
           <w:color w:val="000000" w:themeColor="text1"/>
@@ -12115,6 +12106,7 @@
       </w:r>
       <w:r>
         <w:rPr>
+          <w:rFonts w:asciiTheme="minorHAnsi" w:hAnsiTheme="minorHAnsi"/>
           <w:color w:val="000000" w:themeColor="text1"/>
           <w:sz w:val="24"/>
           <w:szCs w:val="24"/>
@@ -12125,6 +12117,7 @@
         <w:r>
           <w:rPr>
             <w:rStyle w:val="Hyperlink"/>
+            <w:rFonts w:asciiTheme="minorHAnsi" w:hAnsiTheme="minorHAnsi"/>
             <w:color w:val="000000" w:themeColor="text1"/>
             <w:sz w:val="24"/>
             <w:szCs w:val="24"/>
@@ -12135,32 +12128,18 @@
       </w:hyperlink>
       <w:r>
         <w:rPr>
-          <w:color w:val="000000" w:themeColor="text1"/>
-          <w:sz w:val="24"/>
-          <w:szCs w:val="24"/>
-        </w:rPr>
-        <w:t xml:space="preserve"> (Accessed: </w:t>
-      </w:r>
-      <w:r>
-        <w:rPr>
-          <w:color w:val="000000" w:themeColor="text1"/>
-          <w:sz w:val="24"/>
-          <w:szCs w:val="24"/>
-        </w:rPr>
-        <w:t>02</w:t>
-      </w:r>
-      <w:r>
-        <w:rPr>
-          <w:color w:val="000000" w:themeColor="text1"/>
-          <w:sz w:val="24"/>
-          <w:szCs w:val="24"/>
-        </w:rPr>
-        <w:t xml:space="preserve"> October 2026). </w:t>
+          <w:rFonts w:asciiTheme="minorHAnsi" w:hAnsiTheme="minorHAnsi"/>
+          <w:color w:val="000000" w:themeColor="text1"/>
+          <w:sz w:val="24"/>
+          <w:szCs w:val="24"/>
+        </w:rPr>
+        <w:t xml:space="preserve"> (Accessed: 02 October 2026). </w:t>
       </w:r>
     </w:p>
     <w:p>
       <w:pPr>
         <w:rPr>
+          <w:rFonts w:asciiTheme="minorHAnsi" w:hAnsiTheme="minorHAnsi"/>
           <w:color w:val="000000" w:themeColor="text1"/>
           <w:sz w:val="24"/>
           <w:szCs w:val="24"/>
@@ -12168,6 +12147,7 @@
       </w:pPr>
       <w:r>
         <w:rPr>
+          <w:rFonts w:asciiTheme="minorHAnsi" w:hAnsiTheme="minorHAnsi"/>
           <w:color w:val="000000" w:themeColor="text1"/>
           <w:sz w:val="24"/>
           <w:szCs w:val="24"/>
@@ -12176,6 +12156,7 @@
       </w:r>
       <w:r>
         <w:rPr>
+          <w:rFonts w:asciiTheme="minorHAnsi" w:hAnsiTheme="minorHAnsi"/>
           <w:i/>
           <w:iCs/>
           <w:color w:val="000000" w:themeColor="text1"/>
@@ -12186,6 +12167,7 @@
       </w:r>
       <w:r>
         <w:rPr>
+          <w:rFonts w:asciiTheme="minorHAnsi" w:hAnsiTheme="minorHAnsi"/>
           <w:color w:val="000000" w:themeColor="text1"/>
           <w:sz w:val="24"/>
           <w:szCs w:val="24"/>
@@ -12196,6 +12178,7 @@
         <w:r>
           <w:rPr>
             <w:rStyle w:val="Hyperlink"/>
+            <w:rFonts w:asciiTheme="minorHAnsi" w:hAnsiTheme="minorHAnsi"/>
             <w:color w:val="000000" w:themeColor="text1"/>
             <w:sz w:val="24"/>
             <w:szCs w:val="24"/>
@@ -12206,6 +12189,7 @@
       </w:hyperlink>
       <w:r>
         <w:rPr>
+          <w:rFonts w:asciiTheme="minorHAnsi" w:hAnsiTheme="minorHAnsi"/>
           <w:color w:val="000000" w:themeColor="text1"/>
           <w:sz w:val="24"/>
           <w:szCs w:val="24"/>
@@ -12214,6 +12198,7 @@
       </w:r>
       <w:r>
         <w:rPr>
+          <w:rFonts w:asciiTheme="minorHAnsi" w:hAnsiTheme="minorHAnsi"/>
           <w:color w:val="000000" w:themeColor="text1"/>
           <w:sz w:val="24"/>
           <w:szCs w:val="24"/>
@@ -12222,6 +12207,7 @@
       </w:r>
       <w:r>
         <w:rPr>
+          <w:rFonts w:asciiTheme="minorHAnsi" w:hAnsiTheme="minorHAnsi"/>
           <w:color w:val="000000" w:themeColor="text1"/>
           <w:sz w:val="24"/>
           <w:szCs w:val="24"/>
@@ -12232,6 +12218,7 @@
     <w:p>
       <w:pPr>
         <w:rPr>
+          <w:rFonts w:asciiTheme="minorHAnsi" w:hAnsiTheme="minorHAnsi"/>
           <w:color w:val="000000" w:themeColor="text1"/>
           <w:sz w:val="24"/>
           <w:szCs w:val="24"/>
@@ -12239,6 +12226,7 @@
       </w:pPr>
       <w:r>
         <w:rPr>
+          <w:rFonts w:asciiTheme="minorHAnsi" w:hAnsiTheme="minorHAnsi"/>
           <w:color w:val="000000" w:themeColor="text1"/>
           <w:sz w:val="24"/>
           <w:szCs w:val="24"/>
@@ -12247,6 +12235,7 @@
       </w:r>
       <w:r>
         <w:rPr>
+          <w:rFonts w:asciiTheme="minorHAnsi" w:hAnsiTheme="minorHAnsi"/>
           <w:i/>
           <w:iCs/>
           <w:color w:val="000000" w:themeColor="text1"/>
@@ -12257,6 +12246,7 @@
       </w:r>
       <w:r>
         <w:rPr>
+          <w:rFonts w:asciiTheme="minorHAnsi" w:hAnsiTheme="minorHAnsi"/>
           <w:color w:val="000000" w:themeColor="text1"/>
           <w:sz w:val="24"/>
           <w:szCs w:val="24"/>
@@ -12267,6 +12257,7 @@
         <w:r>
           <w:rPr>
             <w:rStyle w:val="Hyperlink"/>
+            <w:rFonts w:asciiTheme="minorHAnsi" w:hAnsiTheme="minorHAnsi"/>
             <w:color w:val="000000" w:themeColor="text1"/>
             <w:sz w:val="24"/>
             <w:szCs w:val="24"/>
@@ -12277,6 +12268,7 @@
       </w:hyperlink>
       <w:r>
         <w:rPr>
+          <w:rFonts w:asciiTheme="minorHAnsi" w:hAnsiTheme="minorHAnsi"/>
           <w:color w:val="000000" w:themeColor="text1"/>
           <w:sz w:val="24"/>
           <w:szCs w:val="24"/>
@@ -12285,6 +12277,7 @@
       </w:r>
       <w:r>
         <w:rPr>
+          <w:rFonts w:asciiTheme="minorHAnsi" w:hAnsiTheme="minorHAnsi"/>
           <w:color w:val="000000" w:themeColor="text1"/>
           <w:sz w:val="24"/>
           <w:szCs w:val="24"/>
@@ -12293,6 +12286,7 @@
       </w:r>
       <w:r>
         <w:rPr>
+          <w:rFonts w:asciiTheme="minorHAnsi" w:hAnsiTheme="minorHAnsi"/>
           <w:color w:val="000000" w:themeColor="text1"/>
           <w:sz w:val="24"/>
           <w:szCs w:val="24"/>
@@ -12303,6 +12297,7 @@
     <w:p>
       <w:pPr>
         <w:rPr>
+          <w:rFonts w:asciiTheme="minorHAnsi" w:hAnsiTheme="minorHAnsi"/>
           <w:color w:val="000000" w:themeColor="text1"/>
           <w:sz w:val="24"/>
           <w:szCs w:val="24"/>
@@ -12310,6 +12305,7 @@
       </w:pPr>
       <w:r>
         <w:rPr>
+          <w:rFonts w:asciiTheme="minorHAnsi" w:hAnsiTheme="minorHAnsi"/>
           <w:color w:val="000000" w:themeColor="text1"/>
           <w:sz w:val="24"/>
           <w:szCs w:val="24"/>
@@ -12318,6 +12314,7 @@
       </w:r>
       <w:r>
         <w:rPr>
+          <w:rFonts w:asciiTheme="minorHAnsi" w:hAnsiTheme="minorHAnsi"/>
           <w:i/>
           <w:iCs/>
           <w:color w:val="000000" w:themeColor="text1"/>
@@ -12328,6 +12325,7 @@
       </w:r>
       <w:r>
         <w:rPr>
+          <w:rFonts w:asciiTheme="minorHAnsi" w:hAnsiTheme="minorHAnsi"/>
           <w:color w:val="000000" w:themeColor="text1"/>
           <w:sz w:val="24"/>
           <w:szCs w:val="24"/>
@@ -12338,6 +12336,7 @@
         <w:r>
           <w:rPr>
             <w:rStyle w:val="Hyperlink"/>
+            <w:rFonts w:asciiTheme="minorHAnsi" w:hAnsiTheme="minorHAnsi"/>
             <w:color w:val="000000" w:themeColor="text1"/>
             <w:sz w:val="24"/>
             <w:szCs w:val="24"/>
@@ -12348,6 +12347,7 @@
       </w:hyperlink>
       <w:r>
         <w:rPr>
+          <w:rFonts w:asciiTheme="minorHAnsi" w:hAnsiTheme="minorHAnsi"/>
           <w:color w:val="000000" w:themeColor="text1"/>
           <w:sz w:val="24"/>
           <w:szCs w:val="24"/>
@@ -12356,6 +12356,7 @@
       </w:r>
       <w:r>
         <w:rPr>
+          <w:rFonts w:asciiTheme="minorHAnsi" w:hAnsiTheme="minorHAnsi"/>
           <w:color w:val="000000" w:themeColor="text1"/>
           <w:sz w:val="24"/>
           <w:szCs w:val="24"/>
@@ -12364,6 +12365,7 @@
       </w:r>
       <w:r>
         <w:rPr>
+          <w:rFonts w:asciiTheme="minorHAnsi" w:hAnsiTheme="minorHAnsi"/>
           <w:color w:val="000000" w:themeColor="text1"/>
           <w:sz w:val="24"/>
           <w:szCs w:val="24"/>
@@ -12372,6 +12374,7 @@
       </w:r>
       <w:r>
         <w:rPr>
+          <w:rFonts w:asciiTheme="minorHAnsi" w:hAnsiTheme="minorHAnsi"/>
           <w:color w:val="000000" w:themeColor="text1"/>
           <w:sz w:val="24"/>
           <w:szCs w:val="24"/>
@@ -12382,6 +12385,7 @@
     <w:p>
       <w:pPr>
         <w:rPr>
+          <w:rFonts w:asciiTheme="minorHAnsi" w:hAnsiTheme="minorHAnsi"/>
           <w:color w:val="000000" w:themeColor="text1"/>
           <w:sz w:val="24"/>
           <w:szCs w:val="24"/>
@@ -12389,6 +12393,7 @@
       </w:pPr>
       <w:r>
         <w:rPr>
+          <w:rFonts w:asciiTheme="minorHAnsi" w:hAnsiTheme="minorHAnsi"/>
           <w:color w:val="000000" w:themeColor="text1"/>
           <w:sz w:val="24"/>
           <w:szCs w:val="24"/>
@@ -12397,6 +12402,7 @@
       </w:r>
       <w:r>
         <w:rPr>
+          <w:rFonts w:asciiTheme="minorHAnsi" w:hAnsiTheme="minorHAnsi"/>
           <w:i/>
           <w:iCs/>
           <w:color w:val="000000" w:themeColor="text1"/>
@@ -12407,6 +12413,7 @@
       </w:r>
       <w:r>
         <w:rPr>
+          <w:rFonts w:asciiTheme="minorHAnsi" w:hAnsiTheme="minorHAnsi"/>
           <w:color w:val="000000" w:themeColor="text1"/>
           <w:sz w:val="24"/>
           <w:szCs w:val="24"/>
@@ -12417,6 +12424,7 @@
         <w:r>
           <w:rPr>
             <w:rStyle w:val="Hyperlink"/>
+            <w:rFonts w:asciiTheme="minorHAnsi" w:hAnsiTheme="minorHAnsi"/>
             <w:color w:val="000000" w:themeColor="text1"/>
             <w:sz w:val="24"/>
             <w:szCs w:val="24"/>
@@ -12427,6 +12435,7 @@
       </w:hyperlink>
       <w:r>
         <w:rPr>
+          <w:rFonts w:asciiTheme="minorHAnsi" w:hAnsiTheme="minorHAnsi"/>
           <w:color w:val="000000" w:themeColor="text1"/>
           <w:sz w:val="24"/>
           <w:szCs w:val="24"/>
@@ -12437,12 +12446,14 @@
     <w:p>
       <w:pPr>
         <w:rPr>
+          <w:rFonts w:asciiTheme="minorHAnsi" w:hAnsiTheme="minorHAnsi"/>
           <w:sz w:val="24"/>
           <w:szCs w:val="24"/>
         </w:rPr>
       </w:pPr>
       <w:r>
         <w:rPr>
+          <w:rFonts w:asciiTheme="minorHAnsi" w:hAnsiTheme="minorHAnsi"/>
           <w:color w:val="000000" w:themeColor="text1"/>
           <w:sz w:val="24"/>
           <w:szCs w:val="24"/>
@@ -12451,6 +12462,7 @@
       </w:r>
       <w:r>
         <w:rPr>
+          <w:rFonts w:asciiTheme="minorHAnsi" w:hAnsiTheme="minorHAnsi"/>
           <w:i/>
           <w:iCs/>
           <w:color w:val="000000" w:themeColor="text1"/>
@@ -12461,6 +12473,7 @@
       </w:r>
       <w:r>
         <w:rPr>
+          <w:rFonts w:asciiTheme="minorHAnsi" w:hAnsiTheme="minorHAnsi"/>
           <w:color w:val="000000" w:themeColor="text1"/>
           <w:sz w:val="24"/>
           <w:szCs w:val="24"/>
@@ -12471,6 +12484,7 @@
         <w:r>
           <w:rPr>
             <w:rStyle w:val="Hyperlink"/>
+            <w:rFonts w:asciiTheme="minorHAnsi" w:hAnsiTheme="minorHAnsi"/>
             <w:color w:val="000000" w:themeColor="text1"/>
             <w:sz w:val="24"/>
             <w:szCs w:val="24"/>
@@ -12481,6 +12495,7 @@
       </w:hyperlink>
       <w:r>
         <w:rPr>
+          <w:rFonts w:asciiTheme="minorHAnsi" w:hAnsiTheme="minorHAnsi"/>
           <w:sz w:val="24"/>
           <w:szCs w:val="24"/>
         </w:rPr>
@@ -12490,6 +12505,7 @@
     <w:p>
       <w:pPr>
         <w:rPr>
+          <w:rFonts w:asciiTheme="minorHAnsi" w:hAnsiTheme="minorHAnsi"/>
           <w:color w:val="000000" w:themeColor="text1"/>
           <w:sz w:val="24"/>
           <w:szCs w:val="24"/>
@@ -12497,6 +12513,7 @@
       </w:pPr>
       <w:r>
         <w:rPr>
+          <w:rFonts w:asciiTheme="minorHAnsi" w:hAnsiTheme="minorHAnsi"/>
           <w:color w:val="000000" w:themeColor="text1"/>
           <w:sz w:val="24"/>
           <w:szCs w:val="24"/>
@@ -12507,6 +12524,7 @@
         <w:r>
           <w:rPr>
             <w:rStyle w:val="Hyperlink"/>
+            <w:rFonts w:asciiTheme="minorHAnsi" w:hAnsiTheme="minorHAnsi"/>
             <w:color w:val="000000" w:themeColor="text1"/>
             <w:sz w:val="24"/>
             <w:szCs w:val="24"/>
@@ -12517,6 +12535,7 @@
       </w:hyperlink>
       <w:r>
         <w:rPr>
+          <w:rFonts w:asciiTheme="minorHAnsi" w:hAnsiTheme="minorHAnsi"/>
           <w:color w:val="000000" w:themeColor="text1"/>
           <w:sz w:val="24"/>
           <w:szCs w:val="24"/>
@@ -12527,6 +12546,7 @@
     <w:p>
       <w:pPr>
         <w:rPr>
+          <w:rFonts w:asciiTheme="minorHAnsi" w:hAnsiTheme="minorHAnsi"/>
           <w:color w:val="000000" w:themeColor="text1"/>
           <w:sz w:val="24"/>
           <w:szCs w:val="24"/>
@@ -12534,6 +12554,7 @@
       </w:pPr>
       <w:r>
         <w:rPr>
+          <w:rFonts w:asciiTheme="minorHAnsi" w:hAnsiTheme="minorHAnsi"/>
           <w:color w:val="000000" w:themeColor="text1"/>
           <w:sz w:val="24"/>
           <w:szCs w:val="24"/>
@@ -12542,6 +12563,7 @@
       </w:r>
       <w:r>
         <w:rPr>
+          <w:rFonts w:asciiTheme="minorHAnsi" w:hAnsiTheme="minorHAnsi"/>
           <w:i/>
           <w:iCs/>
           <w:color w:val="000000" w:themeColor="text1"/>
@@ -12552,6 +12574,7 @@
       </w:r>
       <w:r>
         <w:rPr>
+          <w:rFonts w:asciiTheme="minorHAnsi" w:hAnsiTheme="minorHAnsi"/>
           <w:color w:val="000000" w:themeColor="text1"/>
           <w:sz w:val="24"/>
           <w:szCs w:val="24"/>
@@ -12562,6 +12585,7 @@
         <w:r>
           <w:rPr>
             <w:rStyle w:val="Hyperlink"/>
+            <w:rFonts w:asciiTheme="minorHAnsi" w:hAnsiTheme="minorHAnsi"/>
             <w:color w:val="000000" w:themeColor="text1"/>
             <w:sz w:val="24"/>
             <w:szCs w:val="24"/>
@@ -12572,6 +12596,7 @@
       </w:hyperlink>
       <w:r>
         <w:rPr>
+          <w:rFonts w:asciiTheme="minorHAnsi" w:hAnsiTheme="minorHAnsi"/>
           <w:color w:val="000000" w:themeColor="text1"/>
           <w:sz w:val="24"/>
           <w:szCs w:val="24"/>
@@ -12580,6 +12605,7 @@
       </w:r>
       <w:r>
         <w:rPr>
+          <w:rFonts w:asciiTheme="minorHAnsi" w:hAnsiTheme="minorHAnsi"/>
           <w:color w:val="000000" w:themeColor="text1"/>
           <w:sz w:val="24"/>
           <w:szCs w:val="24"/>
@@ -12588,6 +12614,7 @@
       </w:r>
       <w:r>
         <w:rPr>
+          <w:rFonts w:asciiTheme="minorHAnsi" w:hAnsiTheme="minorHAnsi"/>
           <w:color w:val="000000" w:themeColor="text1"/>
           <w:sz w:val="24"/>
           <w:szCs w:val="24"/>
@@ -12598,6 +12625,11 @@
     <w:p>
       <w:pPr>
         <w:pStyle w:val="Heading1"/>
+        <w:rPr>
+          <w:rFonts w:asciiTheme="minorHAnsi" w:hAnsiTheme="minorHAnsi"/>
+          <w:sz w:val="24"/>
+          <w:szCs w:val="24"/>
+        </w:rPr>
       </w:pPr>
       <w:bookmarkStart w:id="10" w:name="_heading=h.kfkjs3rwl2c1" w:colFirst="0" w:colLast="0"/>
       <w:bookmarkStart w:id="11" w:name="_Toc243317730"/>
@@ -12606,6 +12638,11 @@
     <w:p>
       <w:pPr>
         <w:pStyle w:val="Heading1"/>
+        <w:rPr>
+          <w:rFonts w:asciiTheme="minorHAnsi" w:hAnsiTheme="minorHAnsi"/>
+          <w:sz w:val="24"/>
+          <w:szCs w:val="24"/>
+        </w:rPr>
       </w:pPr>
     </w:p>
     <w:p/>
@@ -12619,69 +12656,40 @@
       </w:r>
       <w:bookmarkEnd w:id="11"/>
     </w:p>
-    <w:p/>
     <w:p>
       <w:pPr>
         <w:rPr>
-          <w:rFonts w:asciiTheme="minorHAnsi" w:eastAsia="system-ui" w:hAnsiTheme="minorHAnsi" w:cs="system-ui"/>
-          <w:color w:val="000000" w:themeColor="text1"/>
+          <w:rFonts w:asciiTheme="minorHAnsi" w:hAnsiTheme="minorHAnsi"/>
           <w:sz w:val="24"/>
           <w:szCs w:val="24"/>
         </w:rPr>
       </w:pPr>
       <w:r>
         <w:rPr>
-          <w:rFonts w:asciiTheme="minorHAnsi" w:eastAsia="system-ui" w:hAnsiTheme="minorHAnsi" w:cs="system-ui"/>
-          <w:color w:val="000000" w:themeColor="text1"/>
-          <w:sz w:val="24"/>
-          <w:szCs w:val="24"/>
-        </w:rPr>
-        <w:t>OpenAI (2026) ChatGPT. Artificial intelligence model.</w:t>
-      </w:r>
-      <w:r>
-        <w:rPr>
-          <w:rFonts w:asciiTheme="minorHAnsi" w:hAnsiTheme="minorHAnsi" w:cs="Times New Roman"/>
-          <w:color w:val="000000" w:themeColor="text1"/>
-          <w:sz w:val="24"/>
-          <w:szCs w:val="24"/>
-        </w:rPr>
-        <w:t xml:space="preserve"> </w:t>
-      </w:r>
-      <w:r>
-        <w:rPr>
-          <w:rFonts w:asciiTheme="minorHAnsi" w:eastAsia="system-ui" w:hAnsiTheme="minorHAnsi" w:cs="system-ui"/>
-          <w:color w:val="000000" w:themeColor="text1"/>
-          <w:sz w:val="24"/>
-          <w:szCs w:val="24"/>
-        </w:rPr>
-        <w:t xml:space="preserve">(Accessed: 29 September 2026). </w:t>
-      </w:r>
-      <w:r>
-        <w:rPr>
-          <w:rFonts w:asciiTheme="minorHAnsi" w:eastAsia="system-ui" w:hAnsiTheme="minorHAnsi" w:cs="system-ui"/>
-          <w:color w:val="000000" w:themeColor="text1"/>
-          <w:sz w:val="24"/>
-          <w:szCs w:val="24"/>
-        </w:rPr>
-        <w:t xml:space="preserve"> </w:t>
-      </w:r>
-      <w:r>
-        <w:rPr>
-          <w:rFonts w:asciiTheme="minorHAnsi" w:eastAsia="system-ui" w:hAnsiTheme="minorHAnsi" w:cs="system-ui"/>
-          <w:color w:val="000000" w:themeColor="text1"/>
-          <w:sz w:val="24"/>
-          <w:szCs w:val="24"/>
-        </w:rPr>
-        <w:t>What do you think of the topic “Predicting Logistics Bottlenecks: A Data-Driven Analysis of Supply Chain Delays” for my Capstone Project, considering our previous discussions about the project’s first and second parts?’</w:t>
-      </w:r>
-      <w:r>
-        <w:rPr>
-          <w:rFonts w:asciiTheme="minorHAnsi" w:eastAsia="system-ui" w:hAnsiTheme="minorHAnsi" w:cs="system-ui"/>
-          <w:color w:val="000000" w:themeColor="text1"/>
-          <w:sz w:val="24"/>
-          <w:szCs w:val="24"/>
-        </w:rPr>
-        <w:t>.</w:t>
+          <w:rFonts w:asciiTheme="minorHAnsi" w:hAnsiTheme="minorHAnsi"/>
+          <w:sz w:val="24"/>
+          <w:szCs w:val="24"/>
+        </w:rPr>
+        <w:t xml:space="preserve">Klycya. (2026). Strategic-Thinking-. (V3.6.7) [Source Code]. GitHub. </w:t>
+      </w:r>
+      <w:hyperlink r:id="rId22" w:history="1">
+        <w:r>
+          <w:rPr>
+            <w:rStyle w:val="Hyperlink"/>
+            <w:rFonts w:asciiTheme="minorHAnsi" w:hAnsiTheme="minorHAnsi"/>
+            <w:sz w:val="24"/>
+            <w:szCs w:val="24"/>
+          </w:rPr>
+          <w:t>https://github.com/2026558-lab/Strategic-Thinking-</w:t>
+        </w:r>
+      </w:hyperlink>
+      <w:r>
+        <w:rPr>
+          <w:rFonts w:asciiTheme="minorHAnsi" w:hAnsiTheme="minorHAnsi"/>
+          <w:sz w:val="24"/>
+          <w:szCs w:val="24"/>
+        </w:rPr>
+        <w:t xml:space="preserve"> (Accessed: October 21,2026) </w:t>
       </w:r>
     </w:p>
     <w:p>
@@ -12700,7 +12708,16 @@
           <w:sz w:val="24"/>
           <w:szCs w:val="24"/>
         </w:rPr>
-        <w:t>OpenAI (2026) ChatGPT</w:t>
+        <w:t>OpenAI (2026) ChatGPT. Artificial intelligence model.</w:t>
+      </w:r>
+      <w:r>
+        <w:rPr>
+          <w:rFonts w:asciiTheme="minorHAnsi" w:hAnsiTheme="minorHAnsi" w:cs="Times New Roman"/>
+          <w:color w:val="000000" w:themeColor="text1"/>
+          <w:sz w:val="24"/>
+          <w:szCs w:val="24"/>
+        </w:rPr>
+        <w:t xml:space="preserve"> </w:t>
       </w:r>
       <w:r>
         <w:rPr>
@@ -12709,7 +12726,7 @@
           <w:sz w:val="24"/>
           <w:szCs w:val="24"/>
         </w:rPr>
-        <w:t xml:space="preserve">. Artificial intelligence model. </w:t>
+        <w:t xml:space="preserve">(Accessed: 29 September 2026). </w:t>
       </w:r>
       <w:r>
         <w:rPr>
@@ -12718,7 +12735,7 @@
           <w:sz w:val="24"/>
           <w:szCs w:val="24"/>
         </w:rPr>
-        <w:t xml:space="preserve">(Accessed: 29 September 2026).  </w:t>
+        <w:t xml:space="preserve"> </w:t>
       </w:r>
       <w:r>
         <w:rPr>
@@ -12727,7 +12744,7 @@
           <w:sz w:val="24"/>
           <w:szCs w:val="24"/>
         </w:rPr>
-        <w:t xml:space="preserve">And about the </w:t>
+        <w:t>What do you think of the topic “Predicting Logistics Bottlenecks: A Data-Driven Analysis of Supply Chain Delays” for my Capstone Project, considering our previous discussions about the project’s first and second parts?’</w:t>
       </w:r>
       <w:r>
         <w:rPr>
@@ -12736,43 +12753,7 @@
           <w:sz w:val="24"/>
           <w:szCs w:val="24"/>
         </w:rPr>
-        <w:t xml:space="preserve">“Predicting the Consumer Impact of Supply Chain Disruptions” </w:t>
-      </w:r>
-      <w:r>
-        <w:rPr>
-          <w:rFonts w:asciiTheme="minorHAnsi" w:eastAsia="system-ui" w:hAnsiTheme="minorHAnsi" w:cs="system-ui"/>
-          <w:color w:val="000000" w:themeColor="text1"/>
-          <w:sz w:val="24"/>
-          <w:szCs w:val="24"/>
-        </w:rPr>
-        <w:t>an</w:t>
-      </w:r>
-      <w:r>
-        <w:rPr>
-          <w:rFonts w:asciiTheme="minorHAnsi" w:eastAsia="system-ui" w:hAnsiTheme="minorHAnsi" w:cs="system-ui"/>
-          <w:color w:val="000000" w:themeColor="text1"/>
-          <w:sz w:val="24"/>
-          <w:szCs w:val="24"/>
-        </w:rPr>
-        <w:t xml:space="preserve"> </w:t>
-      </w:r>
-      <w:r>
-        <w:rPr>
-          <w:rFonts w:asciiTheme="minorHAnsi" w:eastAsia="system-ui" w:hAnsiTheme="minorHAnsi" w:cs="system-ui"/>
-          <w:color w:val="000000" w:themeColor="text1"/>
-          <w:sz w:val="24"/>
-          <w:szCs w:val="24"/>
-        </w:rPr>
-        <w:t>interesting</w:t>
-      </w:r>
-      <w:r>
-        <w:rPr>
-          <w:rFonts w:asciiTheme="minorHAnsi" w:eastAsia="system-ui" w:hAnsiTheme="minorHAnsi" w:cs="system-ui"/>
-          <w:color w:val="000000" w:themeColor="text1"/>
-          <w:sz w:val="24"/>
-          <w:szCs w:val="24"/>
-        </w:rPr>
-        <w:t xml:space="preserve"> topic for academic publication?’</w:t>
+        <w:t>.</w:t>
       </w:r>
     </w:p>
     <w:p>
@@ -12791,7 +12772,7 @@
           <w:sz w:val="24"/>
           <w:szCs w:val="24"/>
         </w:rPr>
-        <w:t>OpenAI (2026) ChatGPT</w:t>
+        <w:t xml:space="preserve">OpenAI (2026) ChatGPT. Artificial intelligence model. </w:t>
       </w:r>
       <w:r>
         <w:rPr>
@@ -12800,7 +12781,43 @@
           <w:sz w:val="24"/>
           <w:szCs w:val="24"/>
         </w:rPr>
-        <w:t>. Artificial intelligence model. (Accessed: 29 September 2026). What are the most reliable data sources for researching the consumer price impact of supply chain disruptions in Ireland?</w:t>
+        <w:t xml:space="preserve">(Accessed: 29 September 2026).  </w:t>
+      </w:r>
+      <w:r>
+        <w:rPr>
+          <w:rFonts w:asciiTheme="minorHAnsi" w:eastAsia="system-ui" w:hAnsiTheme="minorHAnsi" w:cs="system-ui"/>
+          <w:color w:val="000000" w:themeColor="text1"/>
+          <w:sz w:val="24"/>
+          <w:szCs w:val="24"/>
+        </w:rPr>
+        <w:t xml:space="preserve">And about the </w:t>
+      </w:r>
+      <w:r>
+        <w:rPr>
+          <w:rFonts w:asciiTheme="minorHAnsi" w:eastAsia="system-ui" w:hAnsiTheme="minorHAnsi" w:cs="system-ui"/>
+          <w:color w:val="000000" w:themeColor="text1"/>
+          <w:sz w:val="24"/>
+          <w:szCs w:val="24"/>
+        </w:rPr>
+        <w:t xml:space="preserve">“Predicting the Consumer Impact of Supply Chain Disruptions” </w:t>
+      </w:r>
+      <w:r>
+        <w:rPr>
+          <w:rFonts w:asciiTheme="minorHAnsi" w:eastAsia="system-ui" w:hAnsiTheme="minorHAnsi" w:cs="system-ui"/>
+          <w:color w:val="000000" w:themeColor="text1"/>
+          <w:sz w:val="24"/>
+          <w:szCs w:val="24"/>
+        </w:rPr>
+        <w:t>an</w:t>
+      </w:r>
+      <w:r>
+        <w:rPr>
+          <w:rFonts w:asciiTheme="minorHAnsi" w:eastAsia="system-ui" w:hAnsiTheme="minorHAnsi" w:cs="system-ui"/>
+          <w:color w:val="000000" w:themeColor="text1"/>
+          <w:sz w:val="24"/>
+          <w:szCs w:val="24"/>
+        </w:rPr>
+        <w:t xml:space="preserve"> interesting topic for academic publication?’</w:t>
       </w:r>
     </w:p>
     <w:p>
@@ -12819,44 +12836,7 @@
           <w:sz w:val="24"/>
           <w:szCs w:val="24"/>
         </w:rPr>
-        <w:t>OpenAI (2026) ChatGPT</w:t>
-      </w:r>
-      <w:r>
-        <w:rPr>
-          <w:rFonts w:asciiTheme="minorHAnsi" w:eastAsia="system-ui" w:hAnsiTheme="minorHAnsi" w:cs="system-ui"/>
-          <w:color w:val="000000" w:themeColor="text1"/>
-          <w:sz w:val="24"/>
-          <w:szCs w:val="24"/>
-        </w:rPr>
-        <w:t>. Artificial intelligence model. (Accessed: 30 September 2026).</w:t>
-      </w:r>
-      <w:r>
-        <w:rPr>
-          <w:rFonts w:asciiTheme="minorHAnsi" w:eastAsia="Times New Roman" w:hAnsiTheme="minorHAnsi" w:cs="Times New Roman"/>
-          <w:color w:val="000000" w:themeColor="text1"/>
-          <w:sz w:val="24"/>
-          <w:szCs w:val="24"/>
-          <w:lang w:eastAsia="zh-CN"/>
-        </w:rPr>
-        <w:t xml:space="preserve"> </w:t>
-      </w:r>
-      <w:r>
-        <w:rPr>
-          <w:rFonts w:asciiTheme="minorHAnsi" w:eastAsia="system-ui" w:hAnsiTheme="minorHAnsi" w:cs="system-ui"/>
-          <w:color w:val="000000" w:themeColor="text1"/>
-          <w:sz w:val="24"/>
-          <w:szCs w:val="24"/>
-        </w:rPr>
-        <w:t>How can I identify the correct Consumer Price Index dataset from the available CSO datasets, given that the CPA and CPM datasets appear to contain information mainly about alcohol and tobacco</w:t>
-      </w:r>
-      <w:r>
-        <w:rPr>
-          <w:rFonts w:asciiTheme="minorHAnsi" w:eastAsia="system-ui" w:hAnsiTheme="minorHAnsi" w:cs="system-ui"/>
-          <w:color w:val="000000" w:themeColor="text1"/>
-          <w:sz w:val="24"/>
-          <w:szCs w:val="24"/>
-        </w:rPr>
-        <w:t>.</w:t>
+        <w:t>OpenAI (2026) ChatGPT. Artificial intelligence model. (Accessed: 29 September 2026). What are the most reliable data sources for researching the consumer price impact of supply chain disruptions in Ireland?</w:t>
       </w:r>
     </w:p>
     <w:p>
@@ -12875,7 +12855,17 @@
           <w:sz w:val="24"/>
           <w:szCs w:val="24"/>
         </w:rPr>
-        <w:t>OpenAI (2026) ChatGPT</w:t>
+        <w:t>OpenAI (2026) ChatGPT. Artificial intelligence model. (Accessed: 30 September 2026).</w:t>
+      </w:r>
+      <w:r>
+        <w:rPr>
+          <w:rFonts w:asciiTheme="minorHAnsi" w:eastAsia="Times New Roman" w:hAnsiTheme="minorHAnsi" w:cs="Times New Roman"/>
+          <w:color w:val="000000" w:themeColor="text1"/>
+          <w:sz w:val="24"/>
+          <w:szCs w:val="24"/>
+          <w:lang w:eastAsia="zh-CN"/>
+        </w:rPr>
+        <w:t xml:space="preserve"> </w:t>
       </w:r>
       <w:r>
         <w:rPr>
@@ -12884,7 +12874,7 @@
           <w:sz w:val="24"/>
           <w:szCs w:val="24"/>
         </w:rPr>
-        <w:t xml:space="preserve">. Artificial intelligence model. (Accessed 05 October). </w:t>
+        <w:t>How can I identify the correct Consumer Price Index dataset from the available CSO datasets, given that the CPA and CPM datasets appear to contain information mainly about alcohol and tobacco</w:t>
       </w:r>
       <w:r>
         <w:rPr>
@@ -12893,7 +12883,7 @@
           <w:sz w:val="24"/>
           <w:szCs w:val="24"/>
         </w:rPr>
-        <w:t>Recommend suitable data analysis techniques and machine learning models for predicting supply chain delays, considering my experience level in Python and the availability of public datasets.</w:t>
+        <w:t>.</w:t>
       </w:r>
     </w:p>
     <w:p>
@@ -12912,61 +12902,7 @@
           <w:sz w:val="24"/>
           <w:szCs w:val="24"/>
         </w:rPr>
-        <w:t>Anthropic</w:t>
-      </w:r>
-      <w:r>
-        <w:rPr>
-          <w:rFonts w:asciiTheme="minorHAnsi" w:eastAsia="system-ui" w:hAnsiTheme="minorHAnsi" w:cs="system-ui"/>
-          <w:color w:val="000000" w:themeColor="text1"/>
-          <w:sz w:val="24"/>
-          <w:szCs w:val="24"/>
-        </w:rPr>
-        <w:t xml:space="preserve"> </w:t>
-      </w:r>
-      <w:r>
-        <w:rPr>
-          <w:rFonts w:asciiTheme="minorHAnsi" w:eastAsia="system-ui" w:hAnsiTheme="minorHAnsi" w:cs="system-ui"/>
-          <w:color w:val="000000" w:themeColor="text1"/>
-          <w:sz w:val="24"/>
-          <w:szCs w:val="24"/>
-        </w:rPr>
-        <w:t xml:space="preserve">(2026) </w:t>
-      </w:r>
-      <w:r>
-        <w:rPr>
-          <w:rFonts w:asciiTheme="minorHAnsi" w:eastAsia="system-ui" w:hAnsiTheme="minorHAnsi" w:cs="system-ui"/>
-          <w:color w:val="000000" w:themeColor="text1"/>
-          <w:sz w:val="24"/>
-          <w:szCs w:val="24"/>
-        </w:rPr>
-        <w:t>Claude. Artificial intelligence model. (Accessed: 07 Octuber2026)</w:t>
-      </w:r>
-      <w:r>
-        <w:rPr>
-          <w:rFonts w:asciiTheme="minorHAnsi" w:eastAsia="system-ui" w:hAnsiTheme="minorHAnsi" w:cs="system-ui"/>
-          <w:color w:val="000000" w:themeColor="text1"/>
-          <w:sz w:val="24"/>
-          <w:szCs w:val="24"/>
-        </w:rPr>
-        <w:t xml:space="preserve">. </w:t>
-      </w:r>
-      <w:r>
-        <w:rPr>
-          <w:rFonts w:asciiTheme="minorHAnsi" w:eastAsia="system-ui" w:hAnsiTheme="minorHAnsi" w:cs="system-ui"/>
-          <w:color w:val="000000" w:themeColor="text1"/>
-          <w:sz w:val="24"/>
-          <w:szCs w:val="24"/>
-        </w:rPr>
-        <w:t>Identify potential limitations of my research on logistics bottlenecks and supply chain delays, including data availability, model accuracy and the challenges of making predictions</w:t>
-      </w:r>
-      <w:r>
-        <w:rPr>
-          <w:rFonts w:asciiTheme="minorHAnsi" w:eastAsia="system-ui" w:hAnsiTheme="minorHAnsi" w:cs="system-ui"/>
-          <w:color w:val="000000" w:themeColor="text1"/>
-          <w:sz w:val="24"/>
-          <w:szCs w:val="24"/>
-        </w:rPr>
-        <w:t>.</w:t>
+        <w:t>OpenAI (2026) ChatGPT. Artificial intelligence model. (Accessed 05 October). Recommend suitable data analysis techniques and machine learning models for predicting supply chain delays, considering my experience level in Python and the availability of public datasets.</w:t>
       </w:r>
     </w:p>
     <w:p>
@@ -12985,80 +12921,7 @@
           <w:sz w:val="24"/>
           <w:szCs w:val="24"/>
         </w:rPr>
-        <w:t>Anthropic</w:t>
-      </w:r>
-      <w:r>
-        <w:rPr>
-          <w:rFonts w:asciiTheme="minorHAnsi" w:eastAsia="system-ui" w:hAnsiTheme="minorHAnsi" w:cs="system-ui"/>
-          <w:color w:val="000000" w:themeColor="text1"/>
-          <w:sz w:val="24"/>
-          <w:szCs w:val="24"/>
-        </w:rPr>
-        <w:t xml:space="preserve"> </w:t>
-      </w:r>
-      <w:r>
-        <w:rPr>
-          <w:rFonts w:asciiTheme="minorHAnsi" w:eastAsia="system-ui" w:hAnsiTheme="minorHAnsi" w:cs="system-ui"/>
-          <w:color w:val="000000" w:themeColor="text1"/>
-          <w:sz w:val="24"/>
-          <w:szCs w:val="24"/>
-        </w:rPr>
-        <w:t xml:space="preserve">(2026) </w:t>
-      </w:r>
-      <w:r>
-        <w:rPr>
-          <w:rFonts w:asciiTheme="minorHAnsi" w:eastAsia="system-ui" w:hAnsiTheme="minorHAnsi" w:cs="system-ui"/>
-          <w:color w:val="000000" w:themeColor="text1"/>
-          <w:sz w:val="24"/>
-          <w:szCs w:val="24"/>
-        </w:rPr>
-        <w:t xml:space="preserve">Claude. Artificial intelligence model. (Accessed: </w:t>
-      </w:r>
-      <w:r>
-        <w:rPr>
-          <w:rFonts w:asciiTheme="minorHAnsi" w:eastAsia="system-ui" w:hAnsiTheme="minorHAnsi" w:cs="system-ui"/>
-          <w:color w:val="000000" w:themeColor="text1"/>
-          <w:sz w:val="24"/>
-          <w:szCs w:val="24"/>
-        </w:rPr>
-        <w:t xml:space="preserve">07 </w:t>
-      </w:r>
-      <w:r>
-        <w:rPr>
-          <w:rFonts w:asciiTheme="minorHAnsi" w:eastAsia="system-ui" w:hAnsiTheme="minorHAnsi" w:cs="system-ui"/>
-          <w:color w:val="000000" w:themeColor="text1"/>
-          <w:sz w:val="24"/>
-          <w:szCs w:val="24"/>
-        </w:rPr>
-        <w:t>October</w:t>
-      </w:r>
-      <w:r>
-        <w:rPr>
-          <w:rFonts w:asciiTheme="minorHAnsi" w:eastAsia="system-ui" w:hAnsiTheme="minorHAnsi" w:cs="system-ui"/>
-          <w:color w:val="000000" w:themeColor="text1"/>
-          <w:sz w:val="24"/>
-          <w:szCs w:val="24"/>
-        </w:rPr>
-        <w:t xml:space="preserve"> 2026).</w:t>
-      </w:r>
-      <w:r>
-        <w:rPr>
-          <w:rFonts w:asciiTheme="minorHAnsi" w:eastAsia="Times New Roman" w:hAnsiTheme="minorHAnsi" w:cs="Times New Roman"/>
-          <w:color w:val="000000" w:themeColor="text1"/>
-          <w:sz w:val="24"/>
-          <w:szCs w:val="24"/>
-          <w:lang w:eastAsia="zh-CN"/>
-        </w:rPr>
-        <w:t xml:space="preserve"> </w:t>
-      </w:r>
-      <w:r>
-        <w:rPr>
-          <w:rFonts w:asciiTheme="minorHAnsi" w:eastAsia="system-ui" w:hAnsiTheme="minorHAnsi" w:cs="system-ui"/>
-          <w:color w:val="000000" w:themeColor="text1"/>
-          <w:sz w:val="24"/>
-          <w:szCs w:val="24"/>
-        </w:rPr>
-        <w:t>Do I need to download all the available datasets for my project, or should I focus on a smaller number of relevant datasets</w:t>
+        <w:t>Anthropic (2026) Claude. Artificial intelligence model. (Accessed: 07 Octuber2026). Identify potential limitations of my research on logistics bottlenecks and supply chain delays, including data availability, model accuracy and the challenges of making predictions</w:t>
       </w:r>
       <w:r>
         <w:rPr>
@@ -13086,7 +12949,7 @@
           <w:sz w:val="24"/>
           <w:szCs w:val="24"/>
         </w:rPr>
-        <w:t>OpenAI (2026) ChatGPT</w:t>
+        <w:t xml:space="preserve">Anthropic (2026) Claude. Artificial intelligence model. (Accessed: </w:t>
       </w:r>
       <w:r>
         <w:rPr>
@@ -13095,43 +12958,53 @@
           <w:sz w:val="24"/>
           <w:szCs w:val="24"/>
         </w:rPr>
+        <w:t xml:space="preserve">07 </w:t>
+      </w:r>
+      <w:r>
+        <w:rPr>
+          <w:rFonts w:asciiTheme="minorHAnsi" w:eastAsia="system-ui" w:hAnsiTheme="minorHAnsi" w:cs="system-ui"/>
+          <w:color w:val="000000" w:themeColor="text1"/>
+          <w:sz w:val="24"/>
+          <w:szCs w:val="24"/>
+        </w:rPr>
+        <w:t>October</w:t>
+      </w:r>
+      <w:r>
+        <w:rPr>
+          <w:rFonts w:asciiTheme="minorHAnsi" w:eastAsia="system-ui" w:hAnsiTheme="minorHAnsi" w:cs="system-ui"/>
+          <w:color w:val="000000" w:themeColor="text1"/>
+          <w:sz w:val="24"/>
+          <w:szCs w:val="24"/>
+        </w:rPr>
+        <w:t xml:space="preserve"> 2026).</w:t>
+      </w:r>
+      <w:r>
+        <w:rPr>
+          <w:rFonts w:asciiTheme="minorHAnsi" w:eastAsia="Times New Roman" w:hAnsiTheme="minorHAnsi" w:cs="Times New Roman"/>
+          <w:color w:val="000000" w:themeColor="text1"/>
+          <w:sz w:val="24"/>
+          <w:szCs w:val="24"/>
+          <w:lang w:eastAsia="zh-CN"/>
+        </w:rPr>
+        <w:t xml:space="preserve"> </w:t>
+      </w:r>
+      <w:r>
+        <w:rPr>
+          <w:rFonts w:asciiTheme="minorHAnsi" w:eastAsia="system-ui" w:hAnsiTheme="minorHAnsi" w:cs="system-ui"/>
+          <w:color w:val="000000" w:themeColor="text1"/>
+          <w:sz w:val="24"/>
+          <w:szCs w:val="24"/>
+        </w:rPr>
+        <w:t>Do I need to download all the available datasets for my project, or should I focus on a smaller number of relevant datasets</w:t>
+      </w:r>
+      <w:r>
+        <w:rPr>
+          <w:rFonts w:asciiTheme="minorHAnsi" w:eastAsia="system-ui" w:hAnsiTheme="minorHAnsi" w:cs="system-ui"/>
+          <w:color w:val="000000" w:themeColor="text1"/>
+          <w:sz w:val="24"/>
+          <w:szCs w:val="24"/>
+        </w:rPr>
         <w:t>.</w:t>
-      </w:r>
-      <w:r>
-        <w:rPr>
-          <w:rFonts w:asciiTheme="minorHAnsi" w:eastAsia="system-ui" w:hAnsiTheme="minorHAnsi" w:cs="system-ui"/>
-          <w:color w:val="000000" w:themeColor="text1"/>
-          <w:sz w:val="24"/>
-          <w:szCs w:val="24"/>
-        </w:rPr>
-        <w:t xml:space="preserve"> </w:t>
-      </w:r>
-      <w:r>
-        <w:rPr>
-          <w:rFonts w:asciiTheme="minorHAnsi" w:eastAsia="system-ui" w:hAnsiTheme="minorHAnsi" w:cs="system-ui"/>
-          <w:color w:val="000000" w:themeColor="text1"/>
-          <w:sz w:val="24"/>
-          <w:szCs w:val="24"/>
-        </w:rPr>
-        <w:t>(Accessed: 12 October 2026</w:t>
-      </w:r>
-      <w:r>
-        <w:rPr>
-          <w:rFonts w:asciiTheme="minorHAnsi" w:eastAsia="system-ui" w:hAnsiTheme="minorHAnsi" w:cs="system-ui"/>
-          <w:color w:val="000000" w:themeColor="text1"/>
-          <w:sz w:val="24"/>
-          <w:szCs w:val="24"/>
-        </w:rPr>
-        <w:t>). How</w:t>
-      </w:r>
-      <w:r>
-        <w:rPr>
-          <w:rFonts w:asciiTheme="minorHAnsi" w:eastAsia="system-ui" w:hAnsiTheme="minorHAnsi" w:cs="system-ui"/>
-          <w:color w:val="000000" w:themeColor="text1"/>
-          <w:sz w:val="24"/>
-          <w:szCs w:val="24"/>
-        </w:rPr>
-        <w:t xml:space="preserve"> should I structure the methodology for my research project, and can published studies and academic articles be included in the methodology?</w:t>
       </w:r>
     </w:p>
     <w:p>
@@ -13150,6 +13023,43 @@
           <w:sz w:val="24"/>
           <w:szCs w:val="24"/>
         </w:rPr>
+        <w:t>OpenAI (2026) ChatGPT. (Accessed: 12 October 2026</w:t>
+      </w:r>
+      <w:r>
+        <w:rPr>
+          <w:rFonts w:asciiTheme="minorHAnsi" w:eastAsia="system-ui" w:hAnsiTheme="minorHAnsi" w:cs="system-ui"/>
+          <w:color w:val="000000" w:themeColor="text1"/>
+          <w:sz w:val="24"/>
+          <w:szCs w:val="24"/>
+        </w:rPr>
+        <w:t>). How</w:t>
+      </w:r>
+      <w:r>
+        <w:rPr>
+          <w:rFonts w:asciiTheme="minorHAnsi" w:eastAsia="system-ui" w:hAnsiTheme="minorHAnsi" w:cs="system-ui"/>
+          <w:color w:val="000000" w:themeColor="text1"/>
+          <w:sz w:val="24"/>
+          <w:szCs w:val="24"/>
+        </w:rPr>
+        <w:t xml:space="preserve"> should I structure the methodology for my research project, and can published studies and academic articles be included in the methodology?</w:t>
+      </w:r>
+    </w:p>
+    <w:p>
+      <w:pPr>
+        <w:rPr>
+          <w:rFonts w:asciiTheme="minorHAnsi" w:eastAsia="system-ui" w:hAnsiTheme="minorHAnsi" w:cs="system-ui"/>
+          <w:color w:val="000000" w:themeColor="text1"/>
+          <w:sz w:val="24"/>
+          <w:szCs w:val="24"/>
+        </w:rPr>
+      </w:pPr>
+      <w:r>
+        <w:rPr>
+          <w:rFonts w:asciiTheme="minorHAnsi" w:eastAsia="system-ui" w:hAnsiTheme="minorHAnsi" w:cs="system-ui"/>
+          <w:color w:val="000000" w:themeColor="text1"/>
+          <w:sz w:val="24"/>
+          <w:szCs w:val="24"/>
+        </w:rPr>
         <w:t xml:space="preserve">Google (2026) </w:t>
       </w:r>
       <w:r>
@@ -13208,63 +13118,11 @@
           <w:sz w:val="24"/>
           <w:szCs w:val="24"/>
         </w:rPr>
-        <w:t>Google (2026)</w:t>
-      </w:r>
-      <w:r>
-        <w:rPr>
-          <w:rFonts w:asciiTheme="minorHAnsi" w:eastAsia="system-ui" w:hAnsiTheme="minorHAnsi" w:cs="system-ui"/>
-          <w:color w:val="000000" w:themeColor="text1"/>
-          <w:sz w:val="24"/>
-          <w:szCs w:val="24"/>
-        </w:rPr>
-        <w:t xml:space="preserve"> </w:t>
-      </w:r>
-      <w:r>
-        <w:rPr>
-          <w:rFonts w:asciiTheme="minorHAnsi" w:eastAsia="system-ui" w:hAnsiTheme="minorHAnsi" w:cs="system-ui"/>
-          <w:color w:val="000000" w:themeColor="text1"/>
-          <w:sz w:val="24"/>
-          <w:szCs w:val="24"/>
-        </w:rPr>
-        <w:t>Gemin</w:t>
-      </w:r>
-      <w:r>
-        <w:rPr>
-          <w:rFonts w:asciiTheme="minorHAnsi" w:eastAsia="system-ui" w:hAnsiTheme="minorHAnsi" w:cs="system-ui"/>
-          <w:color w:val="000000" w:themeColor="text1"/>
-          <w:sz w:val="24"/>
-          <w:szCs w:val="24"/>
-        </w:rPr>
-        <w:t xml:space="preserve">i. Artificial intelligence model. (Accessed 20 0ctuber 2026). </w:t>
-      </w:r>
-      <w:r>
-        <w:rPr>
-          <w:rFonts w:asciiTheme="minorHAnsi" w:eastAsia="system-ui" w:hAnsiTheme="minorHAnsi" w:cs="system-ui"/>
-          <w:color w:val="000000" w:themeColor="text1"/>
-          <w:sz w:val="24"/>
-          <w:szCs w:val="24"/>
-        </w:rPr>
-        <w:t>Check the grammar, clarity and academic English of my project text while preserving my original meaning and using clear, simple language</w:t>
-      </w:r>
-      <w:r>
-        <w:rPr>
-          <w:rFonts w:asciiTheme="minorHAnsi" w:eastAsia="system-ui" w:hAnsiTheme="minorHAnsi" w:cs="system-ui"/>
-          <w:color w:val="000000" w:themeColor="text1"/>
-          <w:sz w:val="24"/>
-          <w:szCs w:val="24"/>
-        </w:rPr>
-        <w:t>.</w:t>
-      </w:r>
-    </w:p>
-    <w:p>
-      <w:pPr>
-        <w:rPr>
-          <w:color w:val="000000" w:themeColor="text1"/>
-        </w:rPr>
-      </w:pPr>
+        <w:t>Google (2026) Gemini. Artificial intelligence model. (Accessed 20 0ctuber 2026). Check the grammar, clarity and academic English of my project text while preserving my original meaning and using clear, simple language.</w:t>
+      </w:r>
     </w:p>
     <w:sectPr>
-      <w:footerReference w:type="default" r:id="rId22"/>
+      <w:footerReference w:type="default" r:id="rId23"/>
       <w:pgSz w:w="11906" w:h="16838"/>
       <w:pgMar w:top="1440" w:right="1440" w:bottom="1440" w:left="1440" w:header="708" w:footer="708" w:gutter="0"/>
       <w:pgNumType w:start="1"/>

--- a/KlycyaSilva-2026558.docx
+++ b/KlycyaSilva-2026558.docx
@@ -373,7 +373,25 @@
                 <w:sz w:val="32"/>
                 <w:szCs w:val="32"/>
               </w:rPr>
-              <w:t>Klycya Silva</w:t>
+              <w:t xml:space="preserve">Klycya </w:t>
+            </w:r>
+            <w:r>
+              <w:rPr>
+                <w:i/>
+                <w:iCs/>
+                <w:sz w:val="32"/>
+                <w:szCs w:val="32"/>
+              </w:rPr>
+              <w:t xml:space="preserve">Tayanne Moraes </w:t>
+            </w:r>
+            <w:r>
+              <w:rPr>
+                <w:i/>
+                <w:iCs/>
+                <w:sz w:val="32"/>
+                <w:szCs w:val="32"/>
+              </w:rPr>
+              <w:t>Silva</w:t>
             </w:r>
           </w:p>
         </w:tc>
